--- a/docs/phase-one/02-界面原型文档.docx
+++ b/docs/phase-one/02-界面原型文档.docx
@@ -457,6 +457,104 @@
                 <w:sz w:val="18"/>
               </w:rPr>
               <w:t>创建和编辑普通账号仅超管页面提供</w:t>
+            </w:r>
+          </w:p>
+        </w:tc>
+      </w:tr>
+      <w:tr>
+        <w:trPr>
+          <w:cantSplit/>
+        </w:trPr>
+        <w:tc>
+          <w:tcPr>
+            <w:tcW w:type="dxa" w:w="2268"/>
+            <w:vAlign w:val="center"/>
+            <w:tcBorders>
+              <w:top w:val="single" w:sz="4" w:color="D9D9D9"/>
+              <w:left w:val="single" w:sz="4" w:color="D9D9D9"/>
+              <w:bottom w:val="single" w:sz="4" w:color="D9D9D9"/>
+              <w:right w:val="single" w:sz="4" w:color="D9D9D9"/>
+            </w:tcBorders>
+            <w:shd w:fill="FFFFFF"/>
+            <w:tcMar>
+              <w:top w:w="80" w:type="dxa"/>
+              <w:bottom w:w="80" w:type="dxa"/>
+              <w:left w:w="80" w:type="dxa"/>
+              <w:right w:w="80" w:type="dxa"/>
+            </w:tcMar>
+          </w:tcPr>
+          <w:p>
+            <w:pPr>
+              <w:spacing w:after="40" w:line="252" w:lineRule="auto"/>
+            </w:pPr>
+            <w:r>
+              <w:rPr>
+                <w:b w:val="0"/>
+                <w:sz w:val="18"/>
+              </w:rPr>
+              <w:t>外部与临时人员</w:t>
+            </w:r>
+          </w:p>
+        </w:tc>
+        <w:tc>
+          <w:tcPr>
+            <w:tcW w:type="dxa" w:w="3969"/>
+            <w:vAlign w:val="center"/>
+            <w:tcBorders>
+              <w:top w:val="single" w:sz="4" w:color="D9D9D9"/>
+              <w:left w:val="single" w:sz="4" w:color="D9D9D9"/>
+              <w:bottom w:val="single" w:sz="4" w:color="D9D9D9"/>
+              <w:right w:val="single" w:sz="4" w:color="D9D9D9"/>
+            </w:tcBorders>
+            <w:shd w:fill="FFFFFF"/>
+            <w:tcMar>
+              <w:top w:w="80" w:type="dxa"/>
+              <w:bottom w:w="80" w:type="dxa"/>
+              <w:left w:w="80" w:type="dxa"/>
+              <w:right w:w="80" w:type="dxa"/>
+            </w:tcMar>
+          </w:tcPr>
+          <w:p>
+            <w:pPr>
+              <w:spacing w:after="40" w:line="252" w:lineRule="auto"/>
+            </w:pPr>
+            <w:r>
+              <w:rPr>
+                <w:b w:val="0"/>
+                <w:sz w:val="18"/>
+              </w:rPr>
+              <w:t>新建、到期提醒、续期</w:t>
+            </w:r>
+          </w:p>
+        </w:tc>
+        <w:tc>
+          <w:tcPr>
+            <w:tcW w:type="dxa" w:w="3402"/>
+            <w:vAlign w:val="center"/>
+            <w:tcBorders>
+              <w:top w:val="single" w:sz="4" w:color="D9D9D9"/>
+              <w:left w:val="single" w:sz="4" w:color="D9D9D9"/>
+              <w:bottom w:val="single" w:sz="4" w:color="D9D9D9"/>
+              <w:right w:val="single" w:sz="4" w:color="D9D9D9"/>
+            </w:tcBorders>
+            <w:shd w:fill="FFFFFF"/>
+            <w:tcMar>
+              <w:top w:w="80" w:type="dxa"/>
+              <w:bottom w:w="80" w:type="dxa"/>
+              <w:left w:w="80" w:type="dxa"/>
+              <w:right w:w="80" w:type="dxa"/>
+            </w:tcMar>
+          </w:tcPr>
+          <w:p>
+            <w:pPr>
+              <w:spacing w:after="40" w:line="252" w:lineRule="auto"/>
+            </w:pPr>
+            <w:r>
+              <w:rPr>
+                <w:b w:val="0"/>
+                <w:sz w:val="18"/>
+              </w:rPr>
+              <w:t>外部人员最长 365 天，临时人员最长 90 天；部门管理员限本部门</w:t>
             </w:r>
           </w:p>
         </w:tc>
@@ -1789,19 +1887,19 @@
         <w:pageBreakBefore/>
       </w:pPr>
       <w:r>
-        <w:t>8 登录失效提示</w:t>
+        <w:t>8 外部与临时人员</w:t>
       </w:r>
     </w:p>
     <w:p>
       <w:r>
-        <w:t>后端重启使旧令牌失效，前端收到 401 后返回登录并提示。</w:t>
+        <w:t>新建的临时人员 9 天后到期，列表标为即将到期，可直接续期。</w:t>
       </w:r>
     </w:p>
     <w:p>
       <w:r>
         <w:drawing>
           <wp:inline xmlns:a="http://schemas.openxmlformats.org/drawingml/2006/main" xmlns:pic="http://schemas.openxmlformats.org/drawingml/2006/picture">
-            <wp:extent cx="6120000" cy="4250000"/>
+            <wp:extent cx="6120000" cy="4590000"/>
             <wp:docPr id="5" name="Picture 5"/>
             <wp:cNvGraphicFramePr>
               <a:graphicFrameLocks noChangeAspect="1"/>
@@ -1810,7 +1908,7 @@
               <a:graphicData uri="http://schemas.openxmlformats.org/drawingml/2006/picture">
                 <pic:pic>
                   <pic:nvPicPr>
-                    <pic:cNvPr id="0" name="phase-one-expired.png"/>
+                    <pic:cNvPr id="0" name="phase-one-external.png"/>
                     <pic:cNvPicPr/>
                   </pic:nvPicPr>
                   <pic:blipFill>
@@ -1822,7 +1920,7 @@
                   <pic:spPr>
                     <a:xfrm>
                       <a:off x="0" y="0"/>
-                      <a:ext cx="6120000" cy="4250000"/>
+                      <a:ext cx="6120000" cy="4590000"/>
                     </a:xfrm>
                     <a:prstGeom prst="rect"/>
                   </pic:spPr>
@@ -1844,12 +1942,12 @@
         <w:pageBreakBefore/>
       </w:pPr>
       <w:r>
-        <w:t>9 OIDC 第一个客户端</w:t>
+        <w:t>9 登录失效提示</w:t>
       </w:r>
     </w:p>
     <w:p>
       <w:r>
-        <w:t>实际授权码交换并完成身份令牌验签。</w:t>
+        <w:t>后端重启使旧令牌失效，前端收到 401 后返回登录并提示。</w:t>
       </w:r>
     </w:p>
     <w:p>
@@ -1865,7 +1963,7 @@
               <a:graphicData uri="http://schemas.openxmlformats.org/drawingml/2006/picture">
                 <pic:pic>
                   <pic:nvPicPr>
-                    <pic:cNvPr id="0" name="phase-one-oidc-oa.png"/>
+                    <pic:cNvPr id="0" name="phase-one-expired.png"/>
                     <pic:cNvPicPr/>
                   </pic:nvPicPr>
                   <pic:blipFill>
@@ -1899,12 +1997,12 @@
         <w:pageBreakBefore/>
       </w:pPr>
       <w:r>
-        <w:t>10 OIDC 第二个客户端</w:t>
+        <w:t>10 OIDC 第一个客户端</w:t>
       </w:r>
     </w:p>
     <w:p>
       <w:r>
-        <w:t>同一浏览器免于再次输入密码，完成第二个客户端登录。</w:t>
+        <w:t>实际授权码交换并完成身份令牌验签。</w:t>
       </w:r>
     </w:p>
     <w:p>
@@ -1920,11 +2018,66 @@
               <a:graphicData uri="http://schemas.openxmlformats.org/drawingml/2006/picture">
                 <pic:pic>
                   <pic:nvPicPr>
+                    <pic:cNvPr id="0" name="phase-one-oidc-oa.png"/>
+                    <pic:cNvPicPr/>
+                  </pic:nvPicPr>
+                  <pic:blipFill>
+                    <a:blip r:embed="rId16"/>
+                    <a:stretch>
+                      <a:fillRect/>
+                    </a:stretch>
+                  </pic:blipFill>
+                  <pic:spPr>
+                    <a:xfrm>
+                      <a:off x="0" y="0"/>
+                      <a:ext cx="6120000" cy="4250000"/>
+                    </a:xfrm>
+                    <a:prstGeom prst="rect"/>
+                  </pic:spPr>
+                </pic:pic>
+              </a:graphicData>
+            </a:graphic>
+          </wp:inline>
+        </w:drawing>
+      </w:r>
+    </w:p>
+    <w:p>
+      <w:r>
+        <w:t>截图来源：本地实际运行，2026 年 10 月 21 日。</w:t>
+      </w:r>
+    </w:p>
+    <w:p>
+      <w:pPr>
+        <w:pStyle w:val="Heading1"/>
+        <w:pageBreakBefore/>
+      </w:pPr>
+      <w:r>
+        <w:t>11 OIDC 第二个客户端</w:t>
+      </w:r>
+    </w:p>
+    <w:p>
+      <w:r>
+        <w:t>同一浏览器免于再次输入密码，完成第二个客户端登录。</w:t>
+      </w:r>
+    </w:p>
+    <w:p>
+      <w:r>
+        <w:drawing>
+          <wp:inline xmlns:a="http://schemas.openxmlformats.org/drawingml/2006/main" xmlns:pic="http://schemas.openxmlformats.org/drawingml/2006/picture">
+            <wp:extent cx="6120000" cy="4250000"/>
+            <wp:docPr id="8" name="Picture 8"/>
+            <wp:cNvGraphicFramePr>
+              <a:graphicFrameLocks noChangeAspect="1"/>
+            </wp:cNvGraphicFramePr>
+            <a:graphic>
+              <a:graphicData uri="http://schemas.openxmlformats.org/drawingml/2006/picture">
+                <pic:pic>
+                  <pic:nvPicPr>
                     <pic:cNvPr id="0" name="phase-one-oidc-hr.png"/>
                     <pic:cNvPicPr/>
                   </pic:nvPicPr>
                   <pic:blipFill>
-                    <a:blip r:embed="rId16"/>
+                    <a:blip r:embed="rId17"/>
                     <a:stretch>
                       <a:fillRect/>
                     </a:stretch>

--- a/docs/phase-one/02-界面原型文档.docx
+++ b/docs/phase-one/02-界面原型文档.docx
@@ -51,7 +51,66 @@
         <w:pStyle w:val="Heading1"/>
       </w:pPr>
       <w:r>
-        <w:t>2 页面清单与实现状态</w:t>
+        <w:t>2 页面跳转与角色可见性</w:t>
+      </w:r>
+    </w:p>
+    <w:p>
+      <w:r>
+        <w:t>登录成功进入主框架；首次登录或管理员重置密码后必须先在个人中心修改密码。侧栏按身份只渲染可见页面，后端对每个请求独立鉴权；无权限显示 403 并保留登录，令牌失效且无法刷新时回到登录页。</w:t>
+      </w:r>
+    </w:p>
+    <w:p>
+      <w:r>
+        <w:drawing>
+          <wp:inline xmlns:a="http://schemas.openxmlformats.org/drawingml/2006/main" xmlns:pic="http://schemas.openxmlformats.org/drawingml/2006/picture">
+            <wp:extent cx="6120000" cy="3512348"/>
+            <wp:docPr id="1" name="Picture 1"/>
+            <wp:cNvGraphicFramePr>
+              <a:graphicFrameLocks noChangeAspect="1"/>
+            </wp:cNvGraphicFramePr>
+            <a:graphic>
+              <a:graphicData uri="http://schemas.openxmlformats.org/drawingml/2006/picture">
+                <pic:pic>
+                  <pic:nvPicPr>
+                    <pic:cNvPr id="0" name="ui-navigation.png"/>
+                    <pic:cNvPicPr/>
+                  </pic:nvPicPr>
+                  <pic:blipFill>
+                    <a:blip r:embed="rId10"/>
+                    <a:stretch>
+                      <a:fillRect/>
+                    </a:stretch>
+                  </pic:blipFill>
+                  <pic:spPr>
+                    <a:xfrm>
+                      <a:off x="0" y="0"/>
+                      <a:ext cx="6120000" cy="3512348"/>
+                    </a:xfrm>
+                    <a:prstGeom prst="rect"/>
+                  </pic:spPr>
+                </pic:pic>
+              </a:graphicData>
+            </a:graphic>
+          </wp:inline>
+        </w:drawing>
+      </w:r>
+    </w:p>
+    <w:p>
+      <w:r>
+        <w:t>图：页面跳转与角色可见性（S 超级管理员、D 部门管理员、U 普通用户）</w:t>
+      </w:r>
+    </w:p>
+    <w:p>
+      <w:pPr>
+        <w:pStyle w:val="Heading1"/>
+      </w:pPr>
+      <w:r>
+        <w:t>3 页面清单（对照需求 20 页）</w:t>
+      </w:r>
+    </w:p>
+    <w:p>
+      <w:r>
+        <w:t>下表逐项对应原需求第 10.1 节的 20 个页面，并列出为一期功能增加的页面。所有页面均在第 5–7 节附实际运行截图。</w:t>
       </w:r>
     </w:p>
     <w:tbl>
@@ -61,9 +120,11 @@
         <w:tblLook w:firstColumn="1" w:firstRow="1" w:lastColumn="0" w:lastRow="0" w:noHBand="0" w:noVBand="1" w:val="04A0"/>
       </w:tblPr>
       <w:tblGrid>
-        <w:gridCol w:w="2268"/>
-        <w:gridCol w:w="3969"/>
-        <w:gridCol w:w="3402"/>
+        <w:gridCol w:w="680"/>
+        <w:gridCol w:w="1474"/>
+        <w:gridCol w:w="2608"/>
+        <w:gridCol w:w="1361"/>
+        <w:gridCol w:w="1474"/>
       </w:tblGrid>
       <w:tr>
         <w:trPr>
@@ -72,7 +133,7 @@
         </w:trPr>
         <w:tc>
           <w:tcPr>
-            <w:tcW w:type="dxa" w:w="2268"/>
+            <w:tcW w:type="dxa" w:w="680"/>
             <w:vAlign w:val="center"/>
             <w:tcBorders>
               <w:top w:val="single" w:sz="4" w:color="D9D9D9"/>
@@ -98,13 +159,13 @@
                 <w:b/>
                 <w:sz w:val="18"/>
               </w:rPr>
-              <w:t>页面</w:t>
+              <w:t>序号</w:t>
             </w:r>
           </w:p>
         </w:tc>
         <w:tc>
           <w:tcPr>
-            <w:tcW w:type="dxa" w:w="3969"/>
+            <w:tcW w:type="dxa" w:w="1474"/>
             <w:vAlign w:val="center"/>
             <w:tcBorders>
               <w:top w:val="single" w:sz="4" w:color="D9D9D9"/>
@@ -130,13 +191,13 @@
                 <w:b/>
                 <w:sz w:val="18"/>
               </w:rPr>
-              <w:t>主要交互</w:t>
+              <w:t>需求页面</w:t>
             </w:r>
           </w:p>
         </w:tc>
         <w:tc>
           <w:tcPr>
-            <w:tcW w:type="dxa" w:w="3402"/>
+            <w:tcW w:type="dxa" w:w="2608"/>
             <w:vAlign w:val="center"/>
             <w:tcBorders>
               <w:top w:val="single" w:sz="4" w:color="D9D9D9"/>
@@ -162,7 +223,71 @@
                 <w:b/>
                 <w:sz w:val="18"/>
               </w:rPr>
-              <w:t>操作说明</w:t>
+              <w:t>实现页面（侧栏）</w:t>
+            </w:r>
+          </w:p>
+        </w:tc>
+        <w:tc>
+          <w:tcPr>
+            <w:tcW w:type="dxa" w:w="1361"/>
+            <w:vAlign w:val="center"/>
+            <w:tcBorders>
+              <w:top w:val="single" w:sz="4" w:color="D9D9D9"/>
+              <w:left w:val="single" w:sz="4" w:color="D9D9D9"/>
+              <w:bottom w:val="single" w:sz="4" w:color="D9D9D9"/>
+              <w:right w:val="single" w:sz="4" w:color="D9D9D9"/>
+            </w:tcBorders>
+            <w:shd w:fill="E8EEF3"/>
+            <w:tcMar>
+              <w:top w:w="80" w:type="dxa"/>
+              <w:bottom w:w="80" w:type="dxa"/>
+              <w:left w:w="80" w:type="dxa"/>
+              <w:right w:w="80" w:type="dxa"/>
+            </w:tcMar>
+          </w:tcPr>
+          <w:p>
+            <w:pPr>
+              <w:keepNext/>
+              <w:spacing w:after="40" w:line="252" w:lineRule="auto"/>
+            </w:pPr>
+            <w:r>
+              <w:rPr>
+                <w:b/>
+                <w:sz w:val="18"/>
+              </w:rPr>
+              <w:t>可见角色</w:t>
+            </w:r>
+          </w:p>
+        </w:tc>
+        <w:tc>
+          <w:tcPr>
+            <w:tcW w:type="dxa" w:w="1474"/>
+            <w:vAlign w:val="center"/>
+            <w:tcBorders>
+              <w:top w:val="single" w:sz="4" w:color="D9D9D9"/>
+              <w:left w:val="single" w:sz="4" w:color="D9D9D9"/>
+              <w:bottom w:val="single" w:sz="4" w:color="D9D9D9"/>
+              <w:right w:val="single" w:sz="4" w:color="D9D9D9"/>
+            </w:tcBorders>
+            <w:shd w:fill="E8EEF3"/>
+            <w:tcMar>
+              <w:top w:w="80" w:type="dxa"/>
+              <w:bottom w:w="80" w:type="dxa"/>
+              <w:left w:w="80" w:type="dxa"/>
+              <w:right w:w="80" w:type="dxa"/>
+            </w:tcMar>
+          </w:tcPr>
+          <w:p>
+            <w:pPr>
+              <w:keepNext/>
+              <w:spacing w:after="40" w:line="252" w:lineRule="auto"/>
+            </w:pPr>
+            <w:r>
+              <w:rPr>
+                <w:b/>
+                <w:sz w:val="18"/>
+              </w:rPr>
+              <w:t>截图</w:t>
             </w:r>
           </w:p>
         </w:tc>
@@ -173,7 +298,7 @@
         </w:trPr>
         <w:tc>
           <w:tcPr>
-            <w:tcW w:type="dxa" w:w="2268"/>
+            <w:tcW w:type="dxa" w:w="680"/>
             <w:vAlign w:val="center"/>
             <w:tcBorders>
               <w:top w:val="single" w:sz="4" w:color="D9D9D9"/>
@@ -198,13 +323,13 @@
                 <w:b w:val="0"/>
                 <w:sz w:val="18"/>
               </w:rPr>
-              <w:t>登录与主框架</w:t>
+              <w:t>1</w:t>
             </w:r>
           </w:p>
         </w:tc>
         <w:tc>
           <w:tcPr>
-            <w:tcW w:type="dxa" w:w="3969"/>
+            <w:tcW w:type="dxa" w:w="1474"/>
             <w:vAlign w:val="center"/>
             <w:tcBorders>
               <w:top w:val="single" w:sz="4" w:color="D9D9D9"/>
@@ -229,13 +354,13 @@
                 <w:b w:val="0"/>
                 <w:sz w:val="18"/>
               </w:rPr>
-              <w:t>账号或手机号登录、导航、退出</w:t>
+              <w:t>登录页</w:t>
             </w:r>
           </w:p>
         </w:tc>
         <w:tc>
           <w:tcPr>
-            <w:tcW w:type="dxa" w:w="3402"/>
+            <w:tcW w:type="dxa" w:w="2608"/>
             <w:vAlign w:val="center"/>
             <w:tcBorders>
               <w:top w:val="single" w:sz="4" w:color="D9D9D9"/>
@@ -260,18 +385,13 @@
                 <w:b w:val="0"/>
                 <w:sz w:val="18"/>
               </w:rPr>
-              <w:t>初始密码需先修改；403 不自动退出</w:t>
+              <w:t>登录页</w:t>
             </w:r>
           </w:p>
         </w:tc>
-      </w:tr>
-      <w:tr>
-        <w:trPr>
-          <w:cantSplit/>
-        </w:trPr>
         <w:tc>
           <w:tcPr>
-            <w:tcW w:type="dxa" w:w="2268"/>
+            <w:tcW w:type="dxa" w:w="1361"/>
             <w:vAlign w:val="center"/>
             <w:tcBorders>
               <w:top w:val="single" w:sz="4" w:color="D9D9D9"/>
@@ -296,13 +416,13 @@
                 <w:b w:val="0"/>
                 <w:sz w:val="18"/>
               </w:rPr>
-              <w:t>工作台与应用门户</w:t>
+              <w:t>全部</w:t>
             </w:r>
           </w:p>
         </w:tc>
         <w:tc>
           <w:tcPr>
-            <w:tcW w:type="dxa" w:w="3969"/>
+            <w:tcW w:type="dxa" w:w="1474"/>
             <w:vAlign w:val="center"/>
             <w:tcBorders>
               <w:top w:val="single" w:sz="4" w:color="D9D9D9"/>
@@ -327,13 +447,18 @@
                 <w:b w:val="0"/>
                 <w:sz w:val="18"/>
               </w:rPr>
-              <w:t>配置顺序和两个本地应用入口</w:t>
+              <w:t>5.1</w:t>
             </w:r>
           </w:p>
         </w:tc>
+      </w:tr>
+      <w:tr>
+        <w:trPr>
+          <w:cantSplit/>
+        </w:trPr>
         <w:tc>
           <w:tcPr>
-            <w:tcW w:type="dxa" w:w="3402"/>
+            <w:tcW w:type="dxa" w:w="680"/>
             <w:vAlign w:val="center"/>
             <w:tcBorders>
               <w:top w:val="single" w:sz="4" w:color="D9D9D9"/>
@@ -358,7 +483,131 @@
                 <w:b w:val="0"/>
                 <w:sz w:val="18"/>
               </w:rPr>
-              <w:t>提供 OA、HR 两个本地应用入口</w:t>
+              <w:t>2</w:t>
+            </w:r>
+          </w:p>
+        </w:tc>
+        <w:tc>
+          <w:tcPr>
+            <w:tcW w:type="dxa" w:w="1474"/>
+            <w:vAlign w:val="center"/>
+            <w:tcBorders>
+              <w:top w:val="single" w:sz="4" w:color="D9D9D9"/>
+              <w:left w:val="single" w:sz="4" w:color="D9D9D9"/>
+              <w:bottom w:val="single" w:sz="4" w:color="D9D9D9"/>
+              <w:right w:val="single" w:sz="4" w:color="D9D9D9"/>
+            </w:tcBorders>
+            <w:shd w:fill="FFFFFF"/>
+            <w:tcMar>
+              <w:top w:w="80" w:type="dxa"/>
+              <w:bottom w:w="80" w:type="dxa"/>
+              <w:left w:w="80" w:type="dxa"/>
+              <w:right w:w="80" w:type="dxa"/>
+            </w:tcMar>
+          </w:tcPr>
+          <w:p>
+            <w:pPr>
+              <w:spacing w:after="40" w:line="252" w:lineRule="auto"/>
+            </w:pPr>
+            <w:r>
+              <w:rPr>
+                <w:b w:val="0"/>
+                <w:sz w:val="18"/>
+              </w:rPr>
+              <w:t>主框架</w:t>
+            </w:r>
+          </w:p>
+        </w:tc>
+        <w:tc>
+          <w:tcPr>
+            <w:tcW w:type="dxa" w:w="2608"/>
+            <w:vAlign w:val="center"/>
+            <w:tcBorders>
+              <w:top w:val="single" w:sz="4" w:color="D9D9D9"/>
+              <w:left w:val="single" w:sz="4" w:color="D9D9D9"/>
+              <w:bottom w:val="single" w:sz="4" w:color="D9D9D9"/>
+              <w:right w:val="single" w:sz="4" w:color="D9D9D9"/>
+            </w:tcBorders>
+            <w:shd w:fill="FFFFFF"/>
+            <w:tcMar>
+              <w:top w:w="80" w:type="dxa"/>
+              <w:bottom w:w="80" w:type="dxa"/>
+              <w:left w:w="80" w:type="dxa"/>
+              <w:right w:w="80" w:type="dxa"/>
+            </w:tcMar>
+          </w:tcPr>
+          <w:p>
+            <w:pPr>
+              <w:spacing w:after="40" w:line="252" w:lineRule="auto"/>
+            </w:pPr>
+            <w:r>
+              <w:rPr>
+                <w:b w:val="0"/>
+                <w:sz w:val="18"/>
+              </w:rPr>
+              <w:t>主框架（顶栏 + 侧栏）</w:t>
+            </w:r>
+          </w:p>
+        </w:tc>
+        <w:tc>
+          <w:tcPr>
+            <w:tcW w:type="dxa" w:w="1361"/>
+            <w:vAlign w:val="center"/>
+            <w:tcBorders>
+              <w:top w:val="single" w:sz="4" w:color="D9D9D9"/>
+              <w:left w:val="single" w:sz="4" w:color="D9D9D9"/>
+              <w:bottom w:val="single" w:sz="4" w:color="D9D9D9"/>
+              <w:right w:val="single" w:sz="4" w:color="D9D9D9"/>
+            </w:tcBorders>
+            <w:shd w:fill="FFFFFF"/>
+            <w:tcMar>
+              <w:top w:w="80" w:type="dxa"/>
+              <w:bottom w:w="80" w:type="dxa"/>
+              <w:left w:w="80" w:type="dxa"/>
+              <w:right w:w="80" w:type="dxa"/>
+            </w:tcMar>
+          </w:tcPr>
+          <w:p>
+            <w:pPr>
+              <w:spacing w:after="40" w:line="252" w:lineRule="auto"/>
+            </w:pPr>
+            <w:r>
+              <w:rPr>
+                <w:b w:val="0"/>
+                <w:sz w:val="18"/>
+              </w:rPr>
+              <w:t>全部</w:t>
+            </w:r>
+          </w:p>
+        </w:tc>
+        <w:tc>
+          <w:tcPr>
+            <w:tcW w:type="dxa" w:w="1474"/>
+            <w:vAlign w:val="center"/>
+            <w:tcBorders>
+              <w:top w:val="single" w:sz="4" w:color="D9D9D9"/>
+              <w:left w:val="single" w:sz="4" w:color="D9D9D9"/>
+              <w:bottom w:val="single" w:sz="4" w:color="D9D9D9"/>
+              <w:right w:val="single" w:sz="4" w:color="D9D9D9"/>
+            </w:tcBorders>
+            <w:shd w:fill="FFFFFF"/>
+            <w:tcMar>
+              <w:top w:w="80" w:type="dxa"/>
+              <w:bottom w:w="80" w:type="dxa"/>
+              <w:left w:w="80" w:type="dxa"/>
+              <w:right w:w="80" w:type="dxa"/>
+            </w:tcMar>
+          </w:tcPr>
+          <w:p>
+            <w:pPr>
+              <w:spacing w:after="40" w:line="252" w:lineRule="auto"/>
+            </w:pPr>
+            <w:r>
+              <w:rPr>
+                <w:b w:val="0"/>
+                <w:sz w:val="18"/>
+              </w:rPr>
+              <w:t>5.2</w:t>
             </w:r>
           </w:p>
         </w:tc>
@@ -369,7 +618,198 @@
         </w:trPr>
         <w:tc>
           <w:tcPr>
-            <w:tcW w:type="dxa" w:w="2268"/>
+            <w:tcW w:type="dxa" w:w="680"/>
+            <w:vAlign w:val="center"/>
+            <w:tcBorders>
+              <w:top w:val="single" w:sz="4" w:color="D9D9D9"/>
+              <w:left w:val="single" w:sz="4" w:color="D9D9D9"/>
+              <w:bottom w:val="single" w:sz="4" w:color="D9D9D9"/>
+              <w:right w:val="single" w:sz="4" w:color="D9D9D9"/>
+            </w:tcBorders>
+            <w:shd w:fill="FFFFFF"/>
+            <w:tcMar>
+              <w:top w:w="80" w:type="dxa"/>
+              <w:bottom w:w="80" w:type="dxa"/>
+              <w:left w:w="80" w:type="dxa"/>
+              <w:right w:w="80" w:type="dxa"/>
+            </w:tcMar>
+          </w:tcPr>
+          <w:p>
+            <w:pPr>
+              <w:spacing w:after="40" w:line="252" w:lineRule="auto"/>
+            </w:pPr>
+            <w:r>
+              <w:rPr>
+                <w:b w:val="0"/>
+                <w:sz w:val="18"/>
+              </w:rPr>
+              <w:t>3</w:t>
+            </w:r>
+          </w:p>
+        </w:tc>
+        <w:tc>
+          <w:tcPr>
+            <w:tcW w:type="dxa" w:w="1474"/>
+            <w:vAlign w:val="center"/>
+            <w:tcBorders>
+              <w:top w:val="single" w:sz="4" w:color="D9D9D9"/>
+              <w:left w:val="single" w:sz="4" w:color="D9D9D9"/>
+              <w:bottom w:val="single" w:sz="4" w:color="D9D9D9"/>
+              <w:right w:val="single" w:sz="4" w:color="D9D9D9"/>
+            </w:tcBorders>
+            <w:shd w:fill="FFFFFF"/>
+            <w:tcMar>
+              <w:top w:w="80" w:type="dxa"/>
+              <w:bottom w:w="80" w:type="dxa"/>
+              <w:left w:w="80" w:type="dxa"/>
+              <w:right w:w="80" w:type="dxa"/>
+            </w:tcMar>
+          </w:tcPr>
+          <w:p>
+            <w:pPr>
+              <w:spacing w:after="40" w:line="252" w:lineRule="auto"/>
+            </w:pPr>
+            <w:r>
+              <w:rPr>
+                <w:b w:val="0"/>
+                <w:sz w:val="18"/>
+              </w:rPr>
+              <w:t>工作台</w:t>
+            </w:r>
+          </w:p>
+        </w:tc>
+        <w:tc>
+          <w:tcPr>
+            <w:tcW w:type="dxa" w:w="2608"/>
+            <w:vAlign w:val="center"/>
+            <w:tcBorders>
+              <w:top w:val="single" w:sz="4" w:color="D9D9D9"/>
+              <w:left w:val="single" w:sz="4" w:color="D9D9D9"/>
+              <w:bottom w:val="single" w:sz="4" w:color="D9D9D9"/>
+              <w:right w:val="single" w:sz="4" w:color="D9D9D9"/>
+            </w:tcBorders>
+            <w:shd w:fill="FFFFFF"/>
+            <w:tcMar>
+              <w:top w:w="80" w:type="dxa"/>
+              <w:bottom w:w="80" w:type="dxa"/>
+              <w:left w:w="80" w:type="dxa"/>
+              <w:right w:w="80" w:type="dxa"/>
+            </w:tcMar>
+          </w:tcPr>
+          <w:p>
+            <w:pPr>
+              <w:spacing w:after="40" w:line="252" w:lineRule="auto"/>
+            </w:pPr>
+            <w:r>
+              <w:rPr>
+                <w:b w:val="0"/>
+                <w:sz w:val="18"/>
+              </w:rPr>
+              <w:t>工作台</w:t>
+            </w:r>
+          </w:p>
+        </w:tc>
+        <w:tc>
+          <w:tcPr>
+            <w:tcW w:type="dxa" w:w="1361"/>
+            <w:vAlign w:val="center"/>
+            <w:tcBorders>
+              <w:top w:val="single" w:sz="4" w:color="D9D9D9"/>
+              <w:left w:val="single" w:sz="4" w:color="D9D9D9"/>
+              <w:bottom w:val="single" w:sz="4" w:color="D9D9D9"/>
+              <w:right w:val="single" w:sz="4" w:color="D9D9D9"/>
+            </w:tcBorders>
+            <w:shd w:fill="FFFFFF"/>
+            <w:tcMar>
+              <w:top w:w="80" w:type="dxa"/>
+              <w:bottom w:w="80" w:type="dxa"/>
+              <w:left w:w="80" w:type="dxa"/>
+              <w:right w:w="80" w:type="dxa"/>
+            </w:tcMar>
+          </w:tcPr>
+          <w:p>
+            <w:pPr>
+              <w:spacing w:after="40" w:line="252" w:lineRule="auto"/>
+            </w:pPr>
+            <w:r>
+              <w:rPr>
+                <w:b w:val="0"/>
+                <w:sz w:val="18"/>
+              </w:rPr>
+              <w:t>S D U</w:t>
+            </w:r>
+          </w:p>
+        </w:tc>
+        <w:tc>
+          <w:tcPr>
+            <w:tcW w:type="dxa" w:w="1474"/>
+            <w:vAlign w:val="center"/>
+            <w:tcBorders>
+              <w:top w:val="single" w:sz="4" w:color="D9D9D9"/>
+              <w:left w:val="single" w:sz="4" w:color="D9D9D9"/>
+              <w:bottom w:val="single" w:sz="4" w:color="D9D9D9"/>
+              <w:right w:val="single" w:sz="4" w:color="D9D9D9"/>
+            </w:tcBorders>
+            <w:shd w:fill="FFFFFF"/>
+            <w:tcMar>
+              <w:top w:w="80" w:type="dxa"/>
+              <w:bottom w:w="80" w:type="dxa"/>
+              <w:left w:w="80" w:type="dxa"/>
+              <w:right w:w="80" w:type="dxa"/>
+            </w:tcMar>
+          </w:tcPr>
+          <w:p>
+            <w:pPr>
+              <w:spacing w:after="40" w:line="252" w:lineRule="auto"/>
+            </w:pPr>
+            <w:r>
+              <w:rPr>
+                <w:b w:val="0"/>
+                <w:sz w:val="18"/>
+              </w:rPr>
+              <w:t>5.2</w:t>
+            </w:r>
+          </w:p>
+        </w:tc>
+      </w:tr>
+      <w:tr>
+        <w:trPr>
+          <w:cantSplit/>
+        </w:trPr>
+        <w:tc>
+          <w:tcPr>
+            <w:tcW w:type="dxa" w:w="680"/>
+            <w:vAlign w:val="center"/>
+            <w:tcBorders>
+              <w:top w:val="single" w:sz="4" w:color="D9D9D9"/>
+              <w:left w:val="single" w:sz="4" w:color="D9D9D9"/>
+              <w:bottom w:val="single" w:sz="4" w:color="D9D9D9"/>
+              <w:right w:val="single" w:sz="4" w:color="D9D9D9"/>
+            </w:tcBorders>
+            <w:shd w:fill="FFFFFF"/>
+            <w:tcMar>
+              <w:top w:w="80" w:type="dxa"/>
+              <w:bottom w:w="80" w:type="dxa"/>
+              <w:left w:w="80" w:type="dxa"/>
+              <w:right w:w="80" w:type="dxa"/>
+            </w:tcMar>
+          </w:tcPr>
+          <w:p>
+            <w:pPr>
+              <w:spacing w:after="40" w:line="252" w:lineRule="auto"/>
+            </w:pPr>
+            <w:r>
+              <w:rPr>
+                <w:b w:val="0"/>
+                <w:sz w:val="18"/>
+              </w:rPr>
+              <w:t>4</w:t>
+            </w:r>
+          </w:p>
+        </w:tc>
+        <w:tc>
+          <w:tcPr>
+            <w:tcW w:type="dxa" w:w="1474"/>
             <w:vAlign w:val="center"/>
             <w:tcBorders>
               <w:top w:val="single" w:sz="4" w:color="D9D9D9"/>
@@ -400,7 +840,7 @@
         </w:tc>
         <w:tc>
           <w:tcPr>
-            <w:tcW w:type="dxa" w:w="3969"/>
+            <w:tcW w:type="dxa" w:w="2608"/>
             <w:vAlign w:val="center"/>
             <w:tcBorders>
               <w:top w:val="single" w:sz="4" w:color="D9D9D9"/>
@@ -425,13 +865,13 @@
                 <w:b w:val="0"/>
                 <w:sz w:val="18"/>
               </w:rPr>
-              <w:t>分页、新建、编辑、密码、启停、角色、下线、逻辑删除</w:t>
+              <w:t>用户管理</w:t>
             </w:r>
           </w:p>
         </w:tc>
         <w:tc>
           <w:tcPr>
-            <w:tcW w:type="dxa" w:w="3402"/>
+            <w:tcW w:type="dxa" w:w="1361"/>
             <w:vAlign w:val="center"/>
             <w:tcBorders>
               <w:top w:val="single" w:sz="4" w:color="D9D9D9"/>
@@ -456,18 +896,13 @@
                 <w:b w:val="0"/>
                 <w:sz w:val="18"/>
               </w:rPr>
-              <w:t>创建和编辑普通账号仅超管页面提供</w:t>
+              <w:t>S D</w:t>
             </w:r>
           </w:p>
         </w:tc>
-      </w:tr>
-      <w:tr>
-        <w:trPr>
-          <w:cantSplit/>
-        </w:trPr>
         <w:tc>
           <w:tcPr>
-            <w:tcW w:type="dxa" w:w="2268"/>
+            <w:tcW w:type="dxa" w:w="1474"/>
             <w:vAlign w:val="center"/>
             <w:tcBorders>
               <w:top w:val="single" w:sz="4" w:color="D9D9D9"/>
@@ -492,13 +927,18 @@
                 <w:b w:val="0"/>
                 <w:sz w:val="18"/>
               </w:rPr>
-              <w:t>外部与临时人员</w:t>
+              <w:t>5.3、6.1</w:t>
             </w:r>
           </w:p>
         </w:tc>
+      </w:tr>
+      <w:tr>
+        <w:trPr>
+          <w:cantSplit/>
+        </w:trPr>
         <w:tc>
           <w:tcPr>
-            <w:tcW w:type="dxa" w:w="3969"/>
+            <w:tcW w:type="dxa" w:w="680"/>
             <w:vAlign w:val="center"/>
             <w:tcBorders>
               <w:top w:val="single" w:sz="4" w:color="D9D9D9"/>
@@ -523,49 +963,13 @@
                 <w:b w:val="0"/>
                 <w:sz w:val="18"/>
               </w:rPr>
-              <w:t>新建、到期提醒、续期</w:t>
+              <w:t>5</w:t>
             </w:r>
           </w:p>
         </w:tc>
         <w:tc>
           <w:tcPr>
-            <w:tcW w:type="dxa" w:w="3402"/>
-            <w:vAlign w:val="center"/>
-            <w:tcBorders>
-              <w:top w:val="single" w:sz="4" w:color="D9D9D9"/>
-              <w:left w:val="single" w:sz="4" w:color="D9D9D9"/>
-              <w:bottom w:val="single" w:sz="4" w:color="D9D9D9"/>
-              <w:right w:val="single" w:sz="4" w:color="D9D9D9"/>
-            </w:tcBorders>
-            <w:shd w:fill="FFFFFF"/>
-            <w:tcMar>
-              <w:top w:w="80" w:type="dxa"/>
-              <w:bottom w:w="80" w:type="dxa"/>
-              <w:left w:w="80" w:type="dxa"/>
-              <w:right w:w="80" w:type="dxa"/>
-            </w:tcMar>
-          </w:tcPr>
-          <w:p>
-            <w:pPr>
-              <w:spacing w:after="40" w:line="252" w:lineRule="auto"/>
-            </w:pPr>
-            <w:r>
-              <w:rPr>
-                <w:b w:val="0"/>
-                <w:sz w:val="18"/>
-              </w:rPr>
-              <w:t>外部人员最长 365 天，临时人员最长 90 天；部门管理员限本部门</w:t>
-            </w:r>
-          </w:p>
-        </w:tc>
-      </w:tr>
-      <w:tr>
-        <w:trPr>
-          <w:cantSplit/>
-        </w:trPr>
-        <w:tc>
-          <w:tcPr>
-            <w:tcW w:type="dxa" w:w="2268"/>
+            <w:tcW w:type="dxa" w:w="1474"/>
             <w:vAlign w:val="center"/>
             <w:tcBorders>
               <w:top w:val="single" w:sz="4" w:color="D9D9D9"/>
@@ -596,7 +1000,7 @@
         </w:tc>
         <w:tc>
           <w:tcPr>
-            <w:tcW w:type="dxa" w:w="3969"/>
+            <w:tcW w:type="dxa" w:w="2608"/>
             <w:vAlign w:val="center"/>
             <w:tcBorders>
               <w:top w:val="single" w:sz="4" w:color="D9D9D9"/>
@@ -621,13 +1025,13 @@
                 <w:b w:val="0"/>
                 <w:sz w:val="18"/>
               </w:rPr>
-              <w:t>受管角色列表、分配和回收权限</w:t>
+              <w:t>角色管理</w:t>
             </w:r>
           </w:p>
         </w:tc>
         <w:tc>
           <w:tcPr>
-            <w:tcW w:type="dxa" w:w="3402"/>
+            <w:tcW w:type="dxa" w:w="1361"/>
             <w:vAlign w:val="center"/>
             <w:tcBorders>
               <w:top w:val="single" w:sz="4" w:color="D9D9D9"/>
@@ -652,18 +1056,13 @@
                 <w:b w:val="0"/>
                 <w:sz w:val="18"/>
               </w:rPr>
-              <w:t>新增岗位时创建同名角色</w:t>
+              <w:t>S D</w:t>
             </w:r>
           </w:p>
         </w:tc>
-      </w:tr>
-      <w:tr>
-        <w:trPr>
-          <w:cantSplit/>
-        </w:trPr>
         <w:tc>
           <w:tcPr>
-            <w:tcW w:type="dxa" w:w="2268"/>
+            <w:tcW w:type="dxa" w:w="1474"/>
             <w:vAlign w:val="center"/>
             <w:tcBorders>
               <w:top w:val="single" w:sz="4" w:color="D9D9D9"/>
@@ -688,13 +1087,18 @@
                 <w:b w:val="0"/>
                 <w:sz w:val="18"/>
               </w:rPr>
-              <w:t>权限管理与应用管理</w:t>
+              <w:t>5.6</w:t>
             </w:r>
           </w:p>
         </w:tc>
+      </w:tr>
+      <w:tr>
+        <w:trPr>
+          <w:cantSplit/>
+        </w:trPr>
         <w:tc>
           <w:tcPr>
-            <w:tcW w:type="dxa" w:w="3969"/>
+            <w:tcW w:type="dxa" w:w="680"/>
             <w:vAlign w:val="center"/>
             <w:tcBorders>
               <w:top w:val="single" w:sz="4" w:color="D9D9D9"/>
@@ -719,13 +1123,13 @@
                 <w:b w:val="0"/>
                 <w:sz w:val="18"/>
               </w:rPr>
-              <w:t>列表、新建、编辑</w:t>
+              <w:t>6</w:t>
             </w:r>
           </w:p>
         </w:tc>
         <w:tc>
           <w:tcPr>
-            <w:tcW w:type="dxa" w:w="3402"/>
+            <w:tcW w:type="dxa" w:w="1474"/>
             <w:vAlign w:val="center"/>
             <w:tcBorders>
               <w:top w:val="single" w:sz="4" w:color="D9D9D9"/>
@@ -750,18 +1154,13 @@
                 <w:b w:val="0"/>
                 <w:sz w:val="18"/>
               </w:rPr>
-              <w:t>维护业务软件目录</w:t>
+              <w:t>权限点管理</w:t>
             </w:r>
           </w:p>
         </w:tc>
-      </w:tr>
-      <w:tr>
-        <w:trPr>
-          <w:cantSplit/>
-        </w:trPr>
         <w:tc>
           <w:tcPr>
-            <w:tcW w:type="dxa" w:w="2268"/>
+            <w:tcW w:type="dxa" w:w="2608"/>
             <w:vAlign w:val="center"/>
             <w:tcBorders>
               <w:top w:val="single" w:sz="4" w:color="D9D9D9"/>
@@ -786,13 +1185,13 @@
                 <w:b w:val="0"/>
                 <w:sz w:val="18"/>
               </w:rPr>
-              <w:t>部门管理与岗位管理</w:t>
+              <w:t>权限管理</w:t>
             </w:r>
           </w:p>
         </w:tc>
         <w:tc>
           <w:tcPr>
-            <w:tcW w:type="dxa" w:w="3969"/>
+            <w:tcW w:type="dxa" w:w="1361"/>
             <w:vAlign w:val="center"/>
             <w:tcBorders>
               <w:top w:val="single" w:sz="4" w:color="D9D9D9"/>
@@ -817,13 +1216,13 @@
                 <w:b w:val="0"/>
                 <w:sz w:val="18"/>
               </w:rPr>
-              <w:t>列表、新建、权限模板</w:t>
+              <w:t>S</w:t>
             </w:r>
           </w:p>
         </w:tc>
         <w:tc>
           <w:tcPr>
-            <w:tcW w:type="dxa" w:w="3402"/>
+            <w:tcW w:type="dxa" w:w="1474"/>
             <w:vAlign w:val="center"/>
             <w:tcBorders>
               <w:top w:val="single" w:sz="4" w:color="D9D9D9"/>
@@ -848,7 +1247,7 @@
                 <w:b w:val="0"/>
                 <w:sz w:val="18"/>
               </w:rPr>
-              <w:t>支持部门编辑 API 和岗位模板应用</w:t>
+              <w:t>5.7</w:t>
             </w:r>
           </w:p>
         </w:tc>
@@ -859,7 +1258,7 @@
         </w:trPr>
         <w:tc>
           <w:tcPr>
-            <w:tcW w:type="dxa" w:w="2268"/>
+            <w:tcW w:type="dxa" w:w="680"/>
             <w:vAlign w:val="center"/>
             <w:tcBorders>
               <w:top w:val="single" w:sz="4" w:color="D9D9D9"/>
@@ -884,13 +1283,13 @@
                 <w:b w:val="0"/>
                 <w:sz w:val="18"/>
               </w:rPr>
-              <w:t>三表导入与功能目录</w:t>
+              <w:t>7</w:t>
             </w:r>
           </w:p>
         </w:tc>
         <w:tc>
           <w:tcPr>
-            <w:tcW w:type="dxa" w:w="3969"/>
+            <w:tcW w:type="dxa" w:w="1474"/>
             <w:vAlign w:val="center"/>
             <w:tcBorders>
               <w:top w:val="single" w:sz="4" w:color="D9D9D9"/>
@@ -915,13 +1314,13 @@
                 <w:b w:val="0"/>
                 <w:sz w:val="18"/>
               </w:rPr>
-              <w:t>选择文件、预览、确认、目录分页搜索</w:t>
+              <w:t>应用管理</w:t>
             </w:r>
           </w:p>
         </w:tc>
         <w:tc>
           <w:tcPr>
-            <w:tcW w:type="dxa" w:w="3402"/>
+            <w:tcW w:type="dxa" w:w="2608"/>
             <w:vAlign w:val="center"/>
             <w:tcBorders>
               <w:top w:val="single" w:sz="4" w:color="D9D9D9"/>
@@ -946,7 +1345,69 @@
                 <w:b w:val="0"/>
                 <w:sz w:val="18"/>
               </w:rPr>
-              <w:t>整批事务，未知授权不授予</w:t>
+              <w:t>应用管理</w:t>
+            </w:r>
+          </w:p>
+        </w:tc>
+        <w:tc>
+          <w:tcPr>
+            <w:tcW w:type="dxa" w:w="1361"/>
+            <w:vAlign w:val="center"/>
+            <w:tcBorders>
+              <w:top w:val="single" w:sz="4" w:color="D9D9D9"/>
+              <w:left w:val="single" w:sz="4" w:color="D9D9D9"/>
+              <w:bottom w:val="single" w:sz="4" w:color="D9D9D9"/>
+              <w:right w:val="single" w:sz="4" w:color="D9D9D9"/>
+            </w:tcBorders>
+            <w:shd w:fill="FFFFFF"/>
+            <w:tcMar>
+              <w:top w:w="80" w:type="dxa"/>
+              <w:bottom w:w="80" w:type="dxa"/>
+              <w:left w:w="80" w:type="dxa"/>
+              <w:right w:w="80" w:type="dxa"/>
+            </w:tcMar>
+          </w:tcPr>
+          <w:p>
+            <w:pPr>
+              <w:spacing w:after="40" w:line="252" w:lineRule="auto"/>
+            </w:pPr>
+            <w:r>
+              <w:rPr>
+                <w:b w:val="0"/>
+                <w:sz w:val="18"/>
+              </w:rPr>
+              <w:t>S</w:t>
+            </w:r>
+          </w:p>
+        </w:tc>
+        <w:tc>
+          <w:tcPr>
+            <w:tcW w:type="dxa" w:w="1474"/>
+            <w:vAlign w:val="center"/>
+            <w:tcBorders>
+              <w:top w:val="single" w:sz="4" w:color="D9D9D9"/>
+              <w:left w:val="single" w:sz="4" w:color="D9D9D9"/>
+              <w:bottom w:val="single" w:sz="4" w:color="D9D9D9"/>
+              <w:right w:val="single" w:sz="4" w:color="D9D9D9"/>
+            </w:tcBorders>
+            <w:shd w:fill="FFFFFF"/>
+            <w:tcMar>
+              <w:top w:w="80" w:type="dxa"/>
+              <w:bottom w:w="80" w:type="dxa"/>
+              <w:left w:w="80" w:type="dxa"/>
+              <w:right w:w="80" w:type="dxa"/>
+            </w:tcMar>
+          </w:tcPr>
+          <w:p>
+            <w:pPr>
+              <w:spacing w:after="40" w:line="252" w:lineRule="auto"/>
+            </w:pPr>
+            <w:r>
+              <w:rPr>
+                <w:b w:val="0"/>
+                <w:sz w:val="18"/>
+              </w:rPr>
+              <w:t>5.8</w:t>
             </w:r>
           </w:p>
         </w:tc>
@@ -957,7 +1418,389 @@
         </w:trPr>
         <w:tc>
           <w:tcPr>
-            <w:tcW w:type="dxa" w:w="2268"/>
+            <w:tcW w:type="dxa" w:w="680"/>
+            <w:vAlign w:val="center"/>
+            <w:tcBorders>
+              <w:top w:val="single" w:sz="4" w:color="D9D9D9"/>
+              <w:left w:val="single" w:sz="4" w:color="D9D9D9"/>
+              <w:bottom w:val="single" w:sz="4" w:color="D9D9D9"/>
+              <w:right w:val="single" w:sz="4" w:color="D9D9D9"/>
+            </w:tcBorders>
+            <w:shd w:fill="FFFFFF"/>
+            <w:tcMar>
+              <w:top w:w="80" w:type="dxa"/>
+              <w:bottom w:w="80" w:type="dxa"/>
+              <w:left w:w="80" w:type="dxa"/>
+              <w:right w:w="80" w:type="dxa"/>
+            </w:tcMar>
+          </w:tcPr>
+          <w:p>
+            <w:pPr>
+              <w:spacing w:after="40" w:line="252" w:lineRule="auto"/>
+            </w:pPr>
+            <w:r>
+              <w:rPr>
+                <w:b w:val="0"/>
+                <w:sz w:val="18"/>
+              </w:rPr>
+              <w:t>8</w:t>
+            </w:r>
+          </w:p>
+        </w:tc>
+        <w:tc>
+          <w:tcPr>
+            <w:tcW w:type="dxa" w:w="1474"/>
+            <w:vAlign w:val="center"/>
+            <w:tcBorders>
+              <w:top w:val="single" w:sz="4" w:color="D9D9D9"/>
+              <w:left w:val="single" w:sz="4" w:color="D9D9D9"/>
+              <w:bottom w:val="single" w:sz="4" w:color="D9D9D9"/>
+              <w:right w:val="single" w:sz="4" w:color="D9D9D9"/>
+            </w:tcBorders>
+            <w:shd w:fill="FFFFFF"/>
+            <w:tcMar>
+              <w:top w:w="80" w:type="dxa"/>
+              <w:bottom w:w="80" w:type="dxa"/>
+              <w:left w:w="80" w:type="dxa"/>
+              <w:right w:w="80" w:type="dxa"/>
+            </w:tcMar>
+          </w:tcPr>
+          <w:p>
+            <w:pPr>
+              <w:spacing w:after="40" w:line="252" w:lineRule="auto"/>
+            </w:pPr>
+            <w:r>
+              <w:rPr>
+                <w:b w:val="0"/>
+                <w:sz w:val="18"/>
+              </w:rPr>
+              <w:t>部门管理</w:t>
+            </w:r>
+          </w:p>
+        </w:tc>
+        <w:tc>
+          <w:tcPr>
+            <w:tcW w:type="dxa" w:w="2608"/>
+            <w:vAlign w:val="center"/>
+            <w:tcBorders>
+              <w:top w:val="single" w:sz="4" w:color="D9D9D9"/>
+              <w:left w:val="single" w:sz="4" w:color="D9D9D9"/>
+              <w:bottom w:val="single" w:sz="4" w:color="D9D9D9"/>
+              <w:right w:val="single" w:sz="4" w:color="D9D9D9"/>
+            </w:tcBorders>
+            <w:shd w:fill="FFFFFF"/>
+            <w:tcMar>
+              <w:top w:w="80" w:type="dxa"/>
+              <w:bottom w:w="80" w:type="dxa"/>
+              <w:left w:w="80" w:type="dxa"/>
+              <w:right w:w="80" w:type="dxa"/>
+            </w:tcMar>
+          </w:tcPr>
+          <w:p>
+            <w:pPr>
+              <w:spacing w:after="40" w:line="252" w:lineRule="auto"/>
+            </w:pPr>
+            <w:r>
+              <w:rPr>
+                <w:b w:val="0"/>
+                <w:sz w:val="18"/>
+              </w:rPr>
+              <w:t>部门管理</w:t>
+            </w:r>
+          </w:p>
+        </w:tc>
+        <w:tc>
+          <w:tcPr>
+            <w:tcW w:type="dxa" w:w="1361"/>
+            <w:vAlign w:val="center"/>
+            <w:tcBorders>
+              <w:top w:val="single" w:sz="4" w:color="D9D9D9"/>
+              <w:left w:val="single" w:sz="4" w:color="D9D9D9"/>
+              <w:bottom w:val="single" w:sz="4" w:color="D9D9D9"/>
+              <w:right w:val="single" w:sz="4" w:color="D9D9D9"/>
+            </w:tcBorders>
+            <w:shd w:fill="FFFFFF"/>
+            <w:tcMar>
+              <w:top w:w="80" w:type="dxa"/>
+              <w:bottom w:w="80" w:type="dxa"/>
+              <w:left w:w="80" w:type="dxa"/>
+              <w:right w:w="80" w:type="dxa"/>
+            </w:tcMar>
+          </w:tcPr>
+          <w:p>
+            <w:pPr>
+              <w:spacing w:after="40" w:line="252" w:lineRule="auto"/>
+            </w:pPr>
+            <w:r>
+              <w:rPr>
+                <w:b w:val="0"/>
+                <w:sz w:val="18"/>
+              </w:rPr>
+              <w:t>S</w:t>
+            </w:r>
+          </w:p>
+        </w:tc>
+        <w:tc>
+          <w:tcPr>
+            <w:tcW w:type="dxa" w:w="1474"/>
+            <w:vAlign w:val="center"/>
+            <w:tcBorders>
+              <w:top w:val="single" w:sz="4" w:color="D9D9D9"/>
+              <w:left w:val="single" w:sz="4" w:color="D9D9D9"/>
+              <w:bottom w:val="single" w:sz="4" w:color="D9D9D9"/>
+              <w:right w:val="single" w:sz="4" w:color="D9D9D9"/>
+            </w:tcBorders>
+            <w:shd w:fill="FFFFFF"/>
+            <w:tcMar>
+              <w:top w:w="80" w:type="dxa"/>
+              <w:bottom w:w="80" w:type="dxa"/>
+              <w:left w:w="80" w:type="dxa"/>
+              <w:right w:w="80" w:type="dxa"/>
+            </w:tcMar>
+          </w:tcPr>
+          <w:p>
+            <w:pPr>
+              <w:spacing w:after="40" w:line="252" w:lineRule="auto"/>
+            </w:pPr>
+            <w:r>
+              <w:rPr>
+                <w:b w:val="0"/>
+                <w:sz w:val="18"/>
+              </w:rPr>
+              <w:t>5.9</w:t>
+            </w:r>
+          </w:p>
+        </w:tc>
+      </w:tr>
+      <w:tr>
+        <w:trPr>
+          <w:cantSplit/>
+        </w:trPr>
+        <w:tc>
+          <w:tcPr>
+            <w:tcW w:type="dxa" w:w="680"/>
+            <w:vAlign w:val="center"/>
+            <w:tcBorders>
+              <w:top w:val="single" w:sz="4" w:color="D9D9D9"/>
+              <w:left w:val="single" w:sz="4" w:color="D9D9D9"/>
+              <w:bottom w:val="single" w:sz="4" w:color="D9D9D9"/>
+              <w:right w:val="single" w:sz="4" w:color="D9D9D9"/>
+            </w:tcBorders>
+            <w:shd w:fill="FFFFFF"/>
+            <w:tcMar>
+              <w:top w:w="80" w:type="dxa"/>
+              <w:bottom w:w="80" w:type="dxa"/>
+              <w:left w:w="80" w:type="dxa"/>
+              <w:right w:w="80" w:type="dxa"/>
+            </w:tcMar>
+          </w:tcPr>
+          <w:p>
+            <w:pPr>
+              <w:spacing w:after="40" w:line="252" w:lineRule="auto"/>
+            </w:pPr>
+            <w:r>
+              <w:rPr>
+                <w:b w:val="0"/>
+                <w:sz w:val="18"/>
+              </w:rPr>
+              <w:t>9</w:t>
+            </w:r>
+          </w:p>
+        </w:tc>
+        <w:tc>
+          <w:tcPr>
+            <w:tcW w:type="dxa" w:w="1474"/>
+            <w:vAlign w:val="center"/>
+            <w:tcBorders>
+              <w:top w:val="single" w:sz="4" w:color="D9D9D9"/>
+              <w:left w:val="single" w:sz="4" w:color="D9D9D9"/>
+              <w:bottom w:val="single" w:sz="4" w:color="D9D9D9"/>
+              <w:right w:val="single" w:sz="4" w:color="D9D9D9"/>
+            </w:tcBorders>
+            <w:shd w:fill="FFFFFF"/>
+            <w:tcMar>
+              <w:top w:w="80" w:type="dxa"/>
+              <w:bottom w:w="80" w:type="dxa"/>
+              <w:left w:w="80" w:type="dxa"/>
+              <w:right w:w="80" w:type="dxa"/>
+            </w:tcMar>
+          </w:tcPr>
+          <w:p>
+            <w:pPr>
+              <w:spacing w:after="40" w:line="252" w:lineRule="auto"/>
+            </w:pPr>
+            <w:r>
+              <w:rPr>
+                <w:b w:val="0"/>
+                <w:sz w:val="18"/>
+              </w:rPr>
+              <w:t>岗位管理</w:t>
+            </w:r>
+          </w:p>
+        </w:tc>
+        <w:tc>
+          <w:tcPr>
+            <w:tcW w:type="dxa" w:w="2608"/>
+            <w:vAlign w:val="center"/>
+            <w:tcBorders>
+              <w:top w:val="single" w:sz="4" w:color="D9D9D9"/>
+              <w:left w:val="single" w:sz="4" w:color="D9D9D9"/>
+              <w:bottom w:val="single" w:sz="4" w:color="D9D9D9"/>
+              <w:right w:val="single" w:sz="4" w:color="D9D9D9"/>
+            </w:tcBorders>
+            <w:shd w:fill="FFFFFF"/>
+            <w:tcMar>
+              <w:top w:w="80" w:type="dxa"/>
+              <w:bottom w:w="80" w:type="dxa"/>
+              <w:left w:w="80" w:type="dxa"/>
+              <w:right w:w="80" w:type="dxa"/>
+            </w:tcMar>
+          </w:tcPr>
+          <w:p>
+            <w:pPr>
+              <w:spacing w:after="40" w:line="252" w:lineRule="auto"/>
+            </w:pPr>
+            <w:r>
+              <w:rPr>
+                <w:b w:val="0"/>
+                <w:sz w:val="18"/>
+              </w:rPr>
+              <w:t>岗位管理</w:t>
+            </w:r>
+          </w:p>
+        </w:tc>
+        <w:tc>
+          <w:tcPr>
+            <w:tcW w:type="dxa" w:w="1361"/>
+            <w:vAlign w:val="center"/>
+            <w:tcBorders>
+              <w:top w:val="single" w:sz="4" w:color="D9D9D9"/>
+              <w:left w:val="single" w:sz="4" w:color="D9D9D9"/>
+              <w:bottom w:val="single" w:sz="4" w:color="D9D9D9"/>
+              <w:right w:val="single" w:sz="4" w:color="D9D9D9"/>
+            </w:tcBorders>
+            <w:shd w:fill="FFFFFF"/>
+            <w:tcMar>
+              <w:top w:w="80" w:type="dxa"/>
+              <w:bottom w:w="80" w:type="dxa"/>
+              <w:left w:w="80" w:type="dxa"/>
+              <w:right w:w="80" w:type="dxa"/>
+            </w:tcMar>
+          </w:tcPr>
+          <w:p>
+            <w:pPr>
+              <w:spacing w:after="40" w:line="252" w:lineRule="auto"/>
+            </w:pPr>
+            <w:r>
+              <w:rPr>
+                <w:b w:val="0"/>
+                <w:sz w:val="18"/>
+              </w:rPr>
+              <w:t>S</w:t>
+            </w:r>
+          </w:p>
+        </w:tc>
+        <w:tc>
+          <w:tcPr>
+            <w:tcW w:type="dxa" w:w="1474"/>
+            <w:vAlign w:val="center"/>
+            <w:tcBorders>
+              <w:top w:val="single" w:sz="4" w:color="D9D9D9"/>
+              <w:left w:val="single" w:sz="4" w:color="D9D9D9"/>
+              <w:bottom w:val="single" w:sz="4" w:color="D9D9D9"/>
+              <w:right w:val="single" w:sz="4" w:color="D9D9D9"/>
+            </w:tcBorders>
+            <w:shd w:fill="FFFFFF"/>
+            <w:tcMar>
+              <w:top w:w="80" w:type="dxa"/>
+              <w:bottom w:w="80" w:type="dxa"/>
+              <w:left w:w="80" w:type="dxa"/>
+              <w:right w:w="80" w:type="dxa"/>
+            </w:tcMar>
+          </w:tcPr>
+          <w:p>
+            <w:pPr>
+              <w:spacing w:after="40" w:line="252" w:lineRule="auto"/>
+            </w:pPr>
+            <w:r>
+              <w:rPr>
+                <w:b w:val="0"/>
+                <w:sz w:val="18"/>
+              </w:rPr>
+              <w:t>5.10</w:t>
+            </w:r>
+          </w:p>
+        </w:tc>
+      </w:tr>
+      <w:tr>
+        <w:trPr>
+          <w:cantSplit/>
+        </w:trPr>
+        <w:tc>
+          <w:tcPr>
+            <w:tcW w:type="dxa" w:w="680"/>
+            <w:vAlign w:val="center"/>
+            <w:tcBorders>
+              <w:top w:val="single" w:sz="4" w:color="D9D9D9"/>
+              <w:left w:val="single" w:sz="4" w:color="D9D9D9"/>
+              <w:bottom w:val="single" w:sz="4" w:color="D9D9D9"/>
+              <w:right w:val="single" w:sz="4" w:color="D9D9D9"/>
+            </w:tcBorders>
+            <w:shd w:fill="FFFFFF"/>
+            <w:tcMar>
+              <w:top w:w="80" w:type="dxa"/>
+              <w:bottom w:w="80" w:type="dxa"/>
+              <w:left w:w="80" w:type="dxa"/>
+              <w:right w:w="80" w:type="dxa"/>
+            </w:tcMar>
+          </w:tcPr>
+          <w:p>
+            <w:pPr>
+              <w:spacing w:after="40" w:line="252" w:lineRule="auto"/>
+            </w:pPr>
+            <w:r>
+              <w:rPr>
+                <w:b w:val="0"/>
+                <w:sz w:val="18"/>
+              </w:rPr>
+              <w:t>10</w:t>
+            </w:r>
+          </w:p>
+        </w:tc>
+        <w:tc>
+          <w:tcPr>
+            <w:tcW w:type="dxa" w:w="1474"/>
+            <w:vAlign w:val="center"/>
+            <w:tcBorders>
+              <w:top w:val="single" w:sz="4" w:color="D9D9D9"/>
+              <w:left w:val="single" w:sz="4" w:color="D9D9D9"/>
+              <w:bottom w:val="single" w:sz="4" w:color="D9D9D9"/>
+              <w:right w:val="single" w:sz="4" w:color="D9D9D9"/>
+            </w:tcBorders>
+            <w:shd w:fill="FFFFFF"/>
+            <w:tcMar>
+              <w:top w:w="80" w:type="dxa"/>
+              <w:bottom w:w="80" w:type="dxa"/>
+              <w:left w:w="80" w:type="dxa"/>
+              <w:right w:w="80" w:type="dxa"/>
+            </w:tcMar>
+          </w:tcPr>
+          <w:p>
+            <w:pPr>
+              <w:spacing w:after="40" w:line="252" w:lineRule="auto"/>
+            </w:pPr>
+            <w:r>
+              <w:rPr>
+                <w:b w:val="0"/>
+                <w:sz w:val="18"/>
+              </w:rPr>
+              <w:t>数据字典</w:t>
+            </w:r>
+          </w:p>
+        </w:tc>
+        <w:tc>
+          <w:tcPr>
+            <w:tcW w:type="dxa" w:w="2608"/>
             <w:vAlign w:val="center"/>
             <w:tcBorders>
               <w:top w:val="single" w:sz="4" w:color="D9D9D9"/>
@@ -988,7 +1831,7 @@
         </w:tc>
         <w:tc>
           <w:tcPr>
-            <w:tcW w:type="dxa" w:w="3969"/>
+            <w:tcW w:type="dxa" w:w="1361"/>
             <w:vAlign w:val="center"/>
             <w:tcBorders>
               <w:top w:val="single" w:sz="4" w:color="D9D9D9"/>
@@ -1013,13 +1856,13 @@
                 <w:b w:val="0"/>
                 <w:sz w:val="18"/>
               </w:rPr>
-              <w:t>新增和列表</w:t>
+              <w:t>S</w:t>
             </w:r>
           </w:p>
         </w:tc>
         <w:tc>
           <w:tcPr>
-            <w:tcW w:type="dxa" w:w="3402"/>
+            <w:tcW w:type="dxa" w:w="1474"/>
             <w:vAlign w:val="center"/>
             <w:tcBorders>
               <w:top w:val="single" w:sz="4" w:color="D9D9D9"/>
@@ -1044,7 +1887,7 @@
                 <w:b w:val="0"/>
                 <w:sz w:val="18"/>
               </w:rPr>
-              <w:t>按分类编码创建字典项</w:t>
+              <w:t>5.13</w:t>
             </w:r>
           </w:p>
         </w:tc>
@@ -1055,7 +1898,7 @@
         </w:trPr>
         <w:tc>
           <w:tcPr>
-            <w:tcW w:type="dxa" w:w="2268"/>
+            <w:tcW w:type="dxa" w:w="680"/>
             <w:vAlign w:val="center"/>
             <w:tcBorders>
               <w:top w:val="single" w:sz="4" w:color="D9D9D9"/>
@@ -1080,13 +1923,13 @@
                 <w:b w:val="0"/>
                 <w:sz w:val="18"/>
               </w:rPr>
-              <w:t>在线会话</w:t>
+              <w:t>11</w:t>
             </w:r>
           </w:p>
         </w:tc>
         <w:tc>
           <w:tcPr>
-            <w:tcW w:type="dxa" w:w="3969"/>
+            <w:tcW w:type="dxa" w:w="1474"/>
             <w:vAlign w:val="center"/>
             <w:tcBorders>
               <w:top w:val="single" w:sz="4" w:color="D9D9D9"/>
@@ -1111,13 +1954,13 @@
                 <w:b w:val="0"/>
                 <w:sz w:val="18"/>
               </w:rPr>
-              <w:t>本人会话、撤销</w:t>
+              <w:t>会话管理</w:t>
             </w:r>
           </w:p>
         </w:tc>
         <w:tc>
           <w:tcPr>
-            <w:tcW w:type="dxa" w:w="3402"/>
+            <w:tcW w:type="dxa" w:w="2608"/>
             <w:vAlign w:val="center"/>
             <w:tcBorders>
               <w:top w:val="single" w:sz="4" w:color="D9D9D9"/>
@@ -1142,18 +1985,13 @@
                 <w:b w:val="0"/>
                 <w:sz w:val="18"/>
               </w:rPr>
-              <w:t>管理员在用户页执行强制下线</w:t>
+              <w:t>在线会话、部门会话</w:t>
             </w:r>
           </w:p>
         </w:tc>
-      </w:tr>
-      <w:tr>
-        <w:trPr>
-          <w:cantSplit/>
-        </w:trPr>
         <w:tc>
           <w:tcPr>
-            <w:tcW w:type="dxa" w:w="2268"/>
+            <w:tcW w:type="dxa" w:w="1361"/>
             <w:vAlign w:val="center"/>
             <w:tcBorders>
               <w:top w:val="single" w:sz="4" w:color="D9D9D9"/>
@@ -1178,13 +2016,13 @@
                 <w:b w:val="0"/>
                 <w:sz w:val="18"/>
               </w:rPr>
-              <w:t>操作日志与登录日志</w:t>
+              <w:t>S D U / S D</w:t>
             </w:r>
           </w:p>
         </w:tc>
         <w:tc>
           <w:tcPr>
-            <w:tcW w:type="dxa" w:w="3969"/>
+            <w:tcW w:type="dxa" w:w="1474"/>
             <w:vAlign w:val="center"/>
             <w:tcBorders>
               <w:top w:val="single" w:sz="4" w:color="D9D9D9"/>
@@ -1209,13 +2047,18 @@
                 <w:b w:val="0"/>
                 <w:sz w:val="18"/>
               </w:rPr>
-              <w:t>分页、刷新</w:t>
+              <w:t>5.14、5.15、6.2</w:t>
             </w:r>
           </w:p>
         </w:tc>
+      </w:tr>
+      <w:tr>
+        <w:trPr>
+          <w:cantSplit/>
+        </w:trPr>
         <w:tc>
           <w:tcPr>
-            <w:tcW w:type="dxa" w:w="3402"/>
+            <w:tcW w:type="dxa" w:w="680"/>
             <w:vAlign w:val="center"/>
             <w:tcBorders>
               <w:top w:val="single" w:sz="4" w:color="D9D9D9"/>
@@ -1240,18 +2083,13 @@
                 <w:b w:val="0"/>
                 <w:sz w:val="18"/>
               </w:rPr>
-              <w:t>分页查询管理记录</w:t>
+              <w:t>12</w:t>
             </w:r>
           </w:p>
         </w:tc>
-      </w:tr>
-      <w:tr>
-        <w:trPr>
-          <w:cantSplit/>
-        </w:trPr>
         <w:tc>
           <w:tcPr>
-            <w:tcW w:type="dxa" w:w="2268"/>
+            <w:tcW w:type="dxa" w:w="1474"/>
             <w:vAlign w:val="center"/>
             <w:tcBorders>
               <w:top w:val="single" w:sz="4" w:color="D9D9D9"/>
@@ -1276,13 +2114,13 @@
                 <w:b w:val="0"/>
                 <w:sz w:val="18"/>
               </w:rPr>
-              <w:t>权限申请与同步记录</w:t>
+              <w:t>操作日志</w:t>
             </w:r>
           </w:p>
         </w:tc>
         <w:tc>
           <w:tcPr>
-            <w:tcW w:type="dxa" w:w="3969"/>
+            <w:tcW w:type="dxa" w:w="2608"/>
             <w:vAlign w:val="center"/>
             <w:tcBorders>
               <w:top w:val="single" w:sz="4" w:color="D9D9D9"/>
@@ -1307,13 +2145,13 @@
                 <w:b w:val="0"/>
                 <w:sz w:val="18"/>
               </w:rPr>
-              <w:t>本人申请角色、查看结果及集成事件</w:t>
+              <w:t>操作日志</w:t>
             </w:r>
           </w:p>
         </w:tc>
         <w:tc>
           <w:tcPr>
-            <w:tcW w:type="dxa" w:w="3402"/>
+            <w:tcW w:type="dxa" w:w="1361"/>
             <w:vAlign w:val="center"/>
             <w:tcBorders>
               <w:top w:val="single" w:sz="4" w:color="D9D9D9"/>
@@ -1338,18 +2176,13 @@
                 <w:b w:val="0"/>
                 <w:sz w:val="18"/>
               </w:rPr>
-              <w:t>审批执行在本地签名回调端完成</w:t>
+              <w:t>S D</w:t>
             </w:r>
           </w:p>
         </w:tc>
-      </w:tr>
-      <w:tr>
-        <w:trPr>
-          <w:cantSplit/>
-        </w:trPr>
         <w:tc>
           <w:tcPr>
-            <w:tcW w:type="dxa" w:w="2268"/>
+            <w:tcW w:type="dxa" w:w="1474"/>
             <w:vAlign w:val="center"/>
             <w:tcBorders>
               <w:top w:val="single" w:sz="4" w:color="D9D9D9"/>
@@ -1374,13 +2207,18 @@
                 <w:b w:val="0"/>
                 <w:sz w:val="18"/>
               </w:rPr>
-              <w:t>个人中心与我的权限</w:t>
+              <w:t>5.16、6.3</w:t>
             </w:r>
           </w:p>
         </w:tc>
+      </w:tr>
+      <w:tr>
+        <w:trPr>
+          <w:cantSplit/>
+        </w:trPr>
         <w:tc>
           <w:tcPr>
-            <w:tcW w:type="dxa" w:w="3969"/>
+            <w:tcW w:type="dxa" w:w="680"/>
             <w:vAlign w:val="center"/>
             <w:tcBorders>
               <w:top w:val="single" w:sz="4" w:color="D9D9D9"/>
@@ -1405,13 +2243,13 @@
                 <w:b w:val="0"/>
                 <w:sz w:val="18"/>
               </w:rPr>
-              <w:t>改密、查询当前权限</w:t>
+              <w:t>13</w:t>
             </w:r>
           </w:p>
         </w:tc>
         <w:tc>
           <w:tcPr>
-            <w:tcW w:type="dxa" w:w="3402"/>
+            <w:tcW w:type="dxa" w:w="1474"/>
             <w:vAlign w:val="center"/>
             <w:tcBorders>
               <w:top w:val="single" w:sz="4" w:color="D9D9D9"/>
@@ -1436,7 +2274,100 @@
                 <w:b w:val="0"/>
                 <w:sz w:val="18"/>
               </w:rPr>
-              <w:t>本人修改密码及查看权限</w:t>
+              <w:t>登录日志</w:t>
+            </w:r>
+          </w:p>
+        </w:tc>
+        <w:tc>
+          <w:tcPr>
+            <w:tcW w:type="dxa" w:w="2608"/>
+            <w:vAlign w:val="center"/>
+            <w:tcBorders>
+              <w:top w:val="single" w:sz="4" w:color="D9D9D9"/>
+              <w:left w:val="single" w:sz="4" w:color="D9D9D9"/>
+              <w:bottom w:val="single" w:sz="4" w:color="D9D9D9"/>
+              <w:right w:val="single" w:sz="4" w:color="D9D9D9"/>
+            </w:tcBorders>
+            <w:shd w:fill="FFFFFF"/>
+            <w:tcMar>
+              <w:top w:w="80" w:type="dxa"/>
+              <w:bottom w:w="80" w:type="dxa"/>
+              <w:left w:w="80" w:type="dxa"/>
+              <w:right w:w="80" w:type="dxa"/>
+            </w:tcMar>
+          </w:tcPr>
+          <w:p>
+            <w:pPr>
+              <w:spacing w:after="40" w:line="252" w:lineRule="auto"/>
+            </w:pPr>
+            <w:r>
+              <w:rPr>
+                <w:b w:val="0"/>
+                <w:sz w:val="18"/>
+              </w:rPr>
+              <w:t>登录日志</w:t>
+            </w:r>
+          </w:p>
+        </w:tc>
+        <w:tc>
+          <w:tcPr>
+            <w:tcW w:type="dxa" w:w="1361"/>
+            <w:vAlign w:val="center"/>
+            <w:tcBorders>
+              <w:top w:val="single" w:sz="4" w:color="D9D9D9"/>
+              <w:left w:val="single" w:sz="4" w:color="D9D9D9"/>
+              <w:bottom w:val="single" w:sz="4" w:color="D9D9D9"/>
+              <w:right w:val="single" w:sz="4" w:color="D9D9D9"/>
+            </w:tcBorders>
+            <w:shd w:fill="FFFFFF"/>
+            <w:tcMar>
+              <w:top w:w="80" w:type="dxa"/>
+              <w:bottom w:w="80" w:type="dxa"/>
+              <w:left w:w="80" w:type="dxa"/>
+              <w:right w:w="80" w:type="dxa"/>
+            </w:tcMar>
+          </w:tcPr>
+          <w:p>
+            <w:pPr>
+              <w:spacing w:after="40" w:line="252" w:lineRule="auto"/>
+            </w:pPr>
+            <w:r>
+              <w:rPr>
+                <w:b w:val="0"/>
+                <w:sz w:val="18"/>
+              </w:rPr>
+              <w:t>S D</w:t>
+            </w:r>
+          </w:p>
+        </w:tc>
+        <w:tc>
+          <w:tcPr>
+            <w:tcW w:type="dxa" w:w="1474"/>
+            <w:vAlign w:val="center"/>
+            <w:tcBorders>
+              <w:top w:val="single" w:sz="4" w:color="D9D9D9"/>
+              <w:left w:val="single" w:sz="4" w:color="D9D9D9"/>
+              <w:bottom w:val="single" w:sz="4" w:color="D9D9D9"/>
+              <w:right w:val="single" w:sz="4" w:color="D9D9D9"/>
+            </w:tcBorders>
+            <w:shd w:fill="FFFFFF"/>
+            <w:tcMar>
+              <w:top w:w="80" w:type="dxa"/>
+              <w:bottom w:w="80" w:type="dxa"/>
+              <w:left w:w="80" w:type="dxa"/>
+              <w:right w:w="80" w:type="dxa"/>
+            </w:tcMar>
+          </w:tcPr>
+          <w:p>
+            <w:pPr>
+              <w:spacing w:after="40" w:line="252" w:lineRule="auto"/>
+            </w:pPr>
+            <w:r>
+              <w:rPr>
+                <w:b w:val="0"/>
+                <w:sz w:val="18"/>
+              </w:rPr>
+              <w:t>5.17</w:t>
             </w:r>
           </w:p>
         </w:tc>
@@ -1447,7 +2378,1669 @@
         </w:trPr>
         <w:tc>
           <w:tcPr>
-            <w:tcW w:type="dxa" w:w="2268"/>
+            <w:tcW w:type="dxa" w:w="680"/>
+            <w:vAlign w:val="center"/>
+            <w:tcBorders>
+              <w:top w:val="single" w:sz="4" w:color="D9D9D9"/>
+              <w:left w:val="single" w:sz="4" w:color="D9D9D9"/>
+              <w:bottom w:val="single" w:sz="4" w:color="D9D9D9"/>
+              <w:right w:val="single" w:sz="4" w:color="D9D9D9"/>
+            </w:tcBorders>
+            <w:shd w:fill="FFFFFF"/>
+            <w:tcMar>
+              <w:top w:w="80" w:type="dxa"/>
+              <w:bottom w:w="80" w:type="dxa"/>
+              <w:left w:w="80" w:type="dxa"/>
+              <w:right w:w="80" w:type="dxa"/>
+            </w:tcMar>
+          </w:tcPr>
+          <w:p>
+            <w:pPr>
+              <w:spacing w:after="40" w:line="252" w:lineRule="auto"/>
+            </w:pPr>
+            <w:r>
+              <w:rPr>
+                <w:b w:val="0"/>
+                <w:sz w:val="18"/>
+              </w:rPr>
+              <w:t>14</w:t>
+            </w:r>
+          </w:p>
+        </w:tc>
+        <w:tc>
+          <w:tcPr>
+            <w:tcW w:type="dxa" w:w="1474"/>
+            <w:vAlign w:val="center"/>
+            <w:tcBorders>
+              <w:top w:val="single" w:sz="4" w:color="D9D9D9"/>
+              <w:left w:val="single" w:sz="4" w:color="D9D9D9"/>
+              <w:bottom w:val="single" w:sz="4" w:color="D9D9D9"/>
+              <w:right w:val="single" w:sz="4" w:color="D9D9D9"/>
+            </w:tcBorders>
+            <w:shd w:fill="FFFFFF"/>
+            <w:tcMar>
+              <w:top w:w="80" w:type="dxa"/>
+              <w:bottom w:w="80" w:type="dxa"/>
+              <w:left w:w="80" w:type="dxa"/>
+              <w:right w:w="80" w:type="dxa"/>
+            </w:tcMar>
+          </w:tcPr>
+          <w:p>
+            <w:pPr>
+              <w:spacing w:after="40" w:line="252" w:lineRule="auto"/>
+            </w:pPr>
+            <w:r>
+              <w:rPr>
+                <w:b w:val="0"/>
+                <w:sz w:val="18"/>
+              </w:rPr>
+              <w:t>审批记录</w:t>
+            </w:r>
+          </w:p>
+        </w:tc>
+        <w:tc>
+          <w:tcPr>
+            <w:tcW w:type="dxa" w:w="2608"/>
+            <w:vAlign w:val="center"/>
+            <w:tcBorders>
+              <w:top w:val="single" w:sz="4" w:color="D9D9D9"/>
+              <w:left w:val="single" w:sz="4" w:color="D9D9D9"/>
+              <w:bottom w:val="single" w:sz="4" w:color="D9D9D9"/>
+              <w:right w:val="single" w:sz="4" w:color="D9D9D9"/>
+            </w:tcBorders>
+            <w:shd w:fill="FFFFFF"/>
+            <w:tcMar>
+              <w:top w:w="80" w:type="dxa"/>
+              <w:bottom w:w="80" w:type="dxa"/>
+              <w:left w:w="80" w:type="dxa"/>
+              <w:right w:w="80" w:type="dxa"/>
+            </w:tcMar>
+          </w:tcPr>
+          <w:p>
+            <w:pPr>
+              <w:spacing w:after="40" w:line="252" w:lineRule="auto"/>
+            </w:pPr>
+            <w:r>
+              <w:rPr>
+                <w:b w:val="0"/>
+                <w:sz w:val="18"/>
+              </w:rPr>
+              <w:t>审批记录、权限申请</w:t>
+            </w:r>
+          </w:p>
+        </w:tc>
+        <w:tc>
+          <w:tcPr>
+            <w:tcW w:type="dxa" w:w="1361"/>
+            <w:vAlign w:val="center"/>
+            <w:tcBorders>
+              <w:top w:val="single" w:sz="4" w:color="D9D9D9"/>
+              <w:left w:val="single" w:sz="4" w:color="D9D9D9"/>
+              <w:bottom w:val="single" w:sz="4" w:color="D9D9D9"/>
+              <w:right w:val="single" w:sz="4" w:color="D9D9D9"/>
+            </w:tcBorders>
+            <w:shd w:fill="FFFFFF"/>
+            <w:tcMar>
+              <w:top w:w="80" w:type="dxa"/>
+              <w:bottom w:w="80" w:type="dxa"/>
+              <w:left w:w="80" w:type="dxa"/>
+              <w:right w:w="80" w:type="dxa"/>
+            </w:tcMar>
+          </w:tcPr>
+          <w:p>
+            <w:pPr>
+              <w:spacing w:after="40" w:line="252" w:lineRule="auto"/>
+            </w:pPr>
+            <w:r>
+              <w:rPr>
+                <w:b w:val="0"/>
+                <w:sz w:val="18"/>
+              </w:rPr>
+              <w:t>S D / S D U</w:t>
+            </w:r>
+          </w:p>
+        </w:tc>
+        <w:tc>
+          <w:tcPr>
+            <w:tcW w:type="dxa" w:w="1474"/>
+            <w:vAlign w:val="center"/>
+            <w:tcBorders>
+              <w:top w:val="single" w:sz="4" w:color="D9D9D9"/>
+              <w:left w:val="single" w:sz="4" w:color="D9D9D9"/>
+              <w:bottom w:val="single" w:sz="4" w:color="D9D9D9"/>
+              <w:right w:val="single" w:sz="4" w:color="D9D9D9"/>
+            </w:tcBorders>
+            <w:shd w:fill="FFFFFF"/>
+            <w:tcMar>
+              <w:top w:w="80" w:type="dxa"/>
+              <w:bottom w:w="80" w:type="dxa"/>
+              <w:left w:w="80" w:type="dxa"/>
+              <w:right w:w="80" w:type="dxa"/>
+            </w:tcMar>
+          </w:tcPr>
+          <w:p>
+            <w:pPr>
+              <w:spacing w:after="40" w:line="252" w:lineRule="auto"/>
+            </w:pPr>
+            <w:r>
+              <w:rPr>
+                <w:b w:val="0"/>
+                <w:sz w:val="18"/>
+              </w:rPr>
+              <w:t>5.18、7.3</w:t>
+            </w:r>
+          </w:p>
+        </w:tc>
+      </w:tr>
+      <w:tr>
+        <w:trPr>
+          <w:cantSplit/>
+        </w:trPr>
+        <w:tc>
+          <w:tcPr>
+            <w:tcW w:type="dxa" w:w="680"/>
+            <w:vAlign w:val="center"/>
+            <w:tcBorders>
+              <w:top w:val="single" w:sz="4" w:color="D9D9D9"/>
+              <w:left w:val="single" w:sz="4" w:color="D9D9D9"/>
+              <w:bottom w:val="single" w:sz="4" w:color="D9D9D9"/>
+              <w:right w:val="single" w:sz="4" w:color="D9D9D9"/>
+            </w:tcBorders>
+            <w:shd w:fill="FFFFFF"/>
+            <w:tcMar>
+              <w:top w:w="80" w:type="dxa"/>
+              <w:bottom w:w="80" w:type="dxa"/>
+              <w:left w:w="80" w:type="dxa"/>
+              <w:right w:w="80" w:type="dxa"/>
+            </w:tcMar>
+          </w:tcPr>
+          <w:p>
+            <w:pPr>
+              <w:spacing w:after="40" w:line="252" w:lineRule="auto"/>
+            </w:pPr>
+            <w:r>
+              <w:rPr>
+                <w:b w:val="0"/>
+                <w:sz w:val="18"/>
+              </w:rPr>
+              <w:t>15</w:t>
+            </w:r>
+          </w:p>
+        </w:tc>
+        <w:tc>
+          <w:tcPr>
+            <w:tcW w:type="dxa" w:w="1474"/>
+            <w:vAlign w:val="center"/>
+            <w:tcBorders>
+              <w:top w:val="single" w:sz="4" w:color="D9D9D9"/>
+              <w:left w:val="single" w:sz="4" w:color="D9D9D9"/>
+              <w:bottom w:val="single" w:sz="4" w:color="D9D9D9"/>
+              <w:right w:val="single" w:sz="4" w:color="D9D9D9"/>
+            </w:tcBorders>
+            <w:shd w:fill="FFFFFF"/>
+            <w:tcMar>
+              <w:top w:w="80" w:type="dxa"/>
+              <w:bottom w:w="80" w:type="dxa"/>
+              <w:left w:w="80" w:type="dxa"/>
+              <w:right w:w="80" w:type="dxa"/>
+            </w:tcMar>
+          </w:tcPr>
+          <w:p>
+            <w:pPr>
+              <w:spacing w:after="40" w:line="252" w:lineRule="auto"/>
+            </w:pPr>
+            <w:r>
+              <w:rPr>
+                <w:b w:val="0"/>
+                <w:sz w:val="18"/>
+              </w:rPr>
+              <w:t>同步状态</w:t>
+            </w:r>
+          </w:p>
+        </w:tc>
+        <w:tc>
+          <w:tcPr>
+            <w:tcW w:type="dxa" w:w="2608"/>
+            <w:vAlign w:val="center"/>
+            <w:tcBorders>
+              <w:top w:val="single" w:sz="4" w:color="D9D9D9"/>
+              <w:left w:val="single" w:sz="4" w:color="D9D9D9"/>
+              <w:bottom w:val="single" w:sz="4" w:color="D9D9D9"/>
+              <w:right w:val="single" w:sz="4" w:color="D9D9D9"/>
+            </w:tcBorders>
+            <w:shd w:fill="FFFFFF"/>
+            <w:tcMar>
+              <w:top w:w="80" w:type="dxa"/>
+              <w:bottom w:w="80" w:type="dxa"/>
+              <w:left w:w="80" w:type="dxa"/>
+              <w:right w:w="80" w:type="dxa"/>
+            </w:tcMar>
+          </w:tcPr>
+          <w:p>
+            <w:pPr>
+              <w:spacing w:after="40" w:line="252" w:lineRule="auto"/>
+            </w:pPr>
+            <w:r>
+              <w:rPr>
+                <w:b w:val="0"/>
+                <w:sz w:val="18"/>
+              </w:rPr>
+              <w:t>同步记录</w:t>
+            </w:r>
+          </w:p>
+        </w:tc>
+        <w:tc>
+          <w:tcPr>
+            <w:tcW w:type="dxa" w:w="1361"/>
+            <w:vAlign w:val="center"/>
+            <w:tcBorders>
+              <w:top w:val="single" w:sz="4" w:color="D9D9D9"/>
+              <w:left w:val="single" w:sz="4" w:color="D9D9D9"/>
+              <w:bottom w:val="single" w:sz="4" w:color="D9D9D9"/>
+              <w:right w:val="single" w:sz="4" w:color="D9D9D9"/>
+            </w:tcBorders>
+            <w:shd w:fill="FFFFFF"/>
+            <w:tcMar>
+              <w:top w:w="80" w:type="dxa"/>
+              <w:bottom w:w="80" w:type="dxa"/>
+              <w:left w:w="80" w:type="dxa"/>
+              <w:right w:w="80" w:type="dxa"/>
+            </w:tcMar>
+          </w:tcPr>
+          <w:p>
+            <w:pPr>
+              <w:spacing w:after="40" w:line="252" w:lineRule="auto"/>
+            </w:pPr>
+            <w:r>
+              <w:rPr>
+                <w:b w:val="0"/>
+                <w:sz w:val="18"/>
+              </w:rPr>
+              <w:t>S</w:t>
+            </w:r>
+          </w:p>
+        </w:tc>
+        <w:tc>
+          <w:tcPr>
+            <w:tcW w:type="dxa" w:w="1474"/>
+            <w:vAlign w:val="center"/>
+            <w:tcBorders>
+              <w:top w:val="single" w:sz="4" w:color="D9D9D9"/>
+              <w:left w:val="single" w:sz="4" w:color="D9D9D9"/>
+              <w:bottom w:val="single" w:sz="4" w:color="D9D9D9"/>
+              <w:right w:val="single" w:sz="4" w:color="D9D9D9"/>
+            </w:tcBorders>
+            <w:shd w:fill="FFFFFF"/>
+            <w:tcMar>
+              <w:top w:w="80" w:type="dxa"/>
+              <w:bottom w:w="80" w:type="dxa"/>
+              <w:left w:w="80" w:type="dxa"/>
+              <w:right w:w="80" w:type="dxa"/>
+            </w:tcMar>
+          </w:tcPr>
+          <w:p>
+            <w:pPr>
+              <w:spacing w:after="40" w:line="252" w:lineRule="auto"/>
+            </w:pPr>
+            <w:r>
+              <w:rPr>
+                <w:b w:val="0"/>
+                <w:sz w:val="18"/>
+              </w:rPr>
+              <w:t>5.19</w:t>
+            </w:r>
+          </w:p>
+        </w:tc>
+      </w:tr>
+      <w:tr>
+        <w:trPr>
+          <w:cantSplit/>
+        </w:trPr>
+        <w:tc>
+          <w:tcPr>
+            <w:tcW w:type="dxa" w:w="680"/>
+            <w:vAlign w:val="center"/>
+            <w:tcBorders>
+              <w:top w:val="single" w:sz="4" w:color="D9D9D9"/>
+              <w:left w:val="single" w:sz="4" w:color="D9D9D9"/>
+              <w:bottom w:val="single" w:sz="4" w:color="D9D9D9"/>
+              <w:right w:val="single" w:sz="4" w:color="D9D9D9"/>
+            </w:tcBorders>
+            <w:shd w:fill="FFFFFF"/>
+            <w:tcMar>
+              <w:top w:w="80" w:type="dxa"/>
+              <w:bottom w:w="80" w:type="dxa"/>
+              <w:left w:w="80" w:type="dxa"/>
+              <w:right w:w="80" w:type="dxa"/>
+            </w:tcMar>
+          </w:tcPr>
+          <w:p>
+            <w:pPr>
+              <w:spacing w:after="40" w:line="252" w:lineRule="auto"/>
+            </w:pPr>
+            <w:r>
+              <w:rPr>
+                <w:b w:val="0"/>
+                <w:sz w:val="18"/>
+              </w:rPr>
+              <w:t>16</w:t>
+            </w:r>
+          </w:p>
+        </w:tc>
+        <w:tc>
+          <w:tcPr>
+            <w:tcW w:type="dxa" w:w="1474"/>
+            <w:vAlign w:val="center"/>
+            <w:tcBorders>
+              <w:top w:val="single" w:sz="4" w:color="D9D9D9"/>
+              <w:left w:val="single" w:sz="4" w:color="D9D9D9"/>
+              <w:bottom w:val="single" w:sz="4" w:color="D9D9D9"/>
+              <w:right w:val="single" w:sz="4" w:color="D9D9D9"/>
+            </w:tcBorders>
+            <w:shd w:fill="FFFFFF"/>
+            <w:tcMar>
+              <w:top w:w="80" w:type="dxa"/>
+              <w:bottom w:w="80" w:type="dxa"/>
+              <w:left w:w="80" w:type="dxa"/>
+              <w:right w:w="80" w:type="dxa"/>
+            </w:tcMar>
+          </w:tcPr>
+          <w:p>
+            <w:pPr>
+              <w:spacing w:after="40" w:line="252" w:lineRule="auto"/>
+            </w:pPr>
+            <w:r>
+              <w:rPr>
+                <w:b w:val="0"/>
+                <w:sz w:val="18"/>
+              </w:rPr>
+              <w:t>个人中心</w:t>
+            </w:r>
+          </w:p>
+        </w:tc>
+        <w:tc>
+          <w:tcPr>
+            <w:tcW w:type="dxa" w:w="2608"/>
+            <w:vAlign w:val="center"/>
+            <w:tcBorders>
+              <w:top w:val="single" w:sz="4" w:color="D9D9D9"/>
+              <w:left w:val="single" w:sz="4" w:color="D9D9D9"/>
+              <w:bottom w:val="single" w:sz="4" w:color="D9D9D9"/>
+              <w:right w:val="single" w:sz="4" w:color="D9D9D9"/>
+            </w:tcBorders>
+            <w:shd w:fill="FFFFFF"/>
+            <w:tcMar>
+              <w:top w:w="80" w:type="dxa"/>
+              <w:bottom w:w="80" w:type="dxa"/>
+              <w:left w:w="80" w:type="dxa"/>
+              <w:right w:w="80" w:type="dxa"/>
+            </w:tcMar>
+          </w:tcPr>
+          <w:p>
+            <w:pPr>
+              <w:spacing w:after="40" w:line="252" w:lineRule="auto"/>
+            </w:pPr>
+            <w:r>
+              <w:rPr>
+                <w:b w:val="0"/>
+                <w:sz w:val="18"/>
+              </w:rPr>
+              <w:t>个人中心</w:t>
+            </w:r>
+          </w:p>
+        </w:tc>
+        <w:tc>
+          <w:tcPr>
+            <w:tcW w:type="dxa" w:w="1361"/>
+            <w:vAlign w:val="center"/>
+            <w:tcBorders>
+              <w:top w:val="single" w:sz="4" w:color="D9D9D9"/>
+              <w:left w:val="single" w:sz="4" w:color="D9D9D9"/>
+              <w:bottom w:val="single" w:sz="4" w:color="D9D9D9"/>
+              <w:right w:val="single" w:sz="4" w:color="D9D9D9"/>
+            </w:tcBorders>
+            <w:shd w:fill="FFFFFF"/>
+            <w:tcMar>
+              <w:top w:w="80" w:type="dxa"/>
+              <w:bottom w:w="80" w:type="dxa"/>
+              <w:left w:w="80" w:type="dxa"/>
+              <w:right w:w="80" w:type="dxa"/>
+            </w:tcMar>
+          </w:tcPr>
+          <w:p>
+            <w:pPr>
+              <w:spacing w:after="40" w:line="252" w:lineRule="auto"/>
+            </w:pPr>
+            <w:r>
+              <w:rPr>
+                <w:b w:val="0"/>
+                <w:sz w:val="18"/>
+              </w:rPr>
+              <w:t>S D U</w:t>
+            </w:r>
+          </w:p>
+        </w:tc>
+        <w:tc>
+          <w:tcPr>
+            <w:tcW w:type="dxa" w:w="1474"/>
+            <w:vAlign w:val="center"/>
+            <w:tcBorders>
+              <w:top w:val="single" w:sz="4" w:color="D9D9D9"/>
+              <w:left w:val="single" w:sz="4" w:color="D9D9D9"/>
+              <w:bottom w:val="single" w:sz="4" w:color="D9D9D9"/>
+              <w:right w:val="single" w:sz="4" w:color="D9D9D9"/>
+            </w:tcBorders>
+            <w:shd w:fill="FFFFFF"/>
+            <w:tcMar>
+              <w:top w:w="80" w:type="dxa"/>
+              <w:bottom w:w="80" w:type="dxa"/>
+              <w:left w:w="80" w:type="dxa"/>
+              <w:right w:w="80" w:type="dxa"/>
+            </w:tcMar>
+          </w:tcPr>
+          <w:p>
+            <w:pPr>
+              <w:spacing w:after="40" w:line="252" w:lineRule="auto"/>
+            </w:pPr>
+            <w:r>
+              <w:rPr>
+                <w:b w:val="0"/>
+                <w:sz w:val="18"/>
+              </w:rPr>
+              <w:t>5.20</w:t>
+            </w:r>
+          </w:p>
+        </w:tc>
+      </w:tr>
+      <w:tr>
+        <w:trPr>
+          <w:cantSplit/>
+        </w:trPr>
+        <w:tc>
+          <w:tcPr>
+            <w:tcW w:type="dxa" w:w="680"/>
+            <w:vAlign w:val="center"/>
+            <w:tcBorders>
+              <w:top w:val="single" w:sz="4" w:color="D9D9D9"/>
+              <w:left w:val="single" w:sz="4" w:color="D9D9D9"/>
+              <w:bottom w:val="single" w:sz="4" w:color="D9D9D9"/>
+              <w:right w:val="single" w:sz="4" w:color="D9D9D9"/>
+            </w:tcBorders>
+            <w:shd w:fill="FFFFFF"/>
+            <w:tcMar>
+              <w:top w:w="80" w:type="dxa"/>
+              <w:bottom w:w="80" w:type="dxa"/>
+              <w:left w:w="80" w:type="dxa"/>
+              <w:right w:w="80" w:type="dxa"/>
+            </w:tcMar>
+          </w:tcPr>
+          <w:p>
+            <w:pPr>
+              <w:spacing w:after="40" w:line="252" w:lineRule="auto"/>
+            </w:pPr>
+            <w:r>
+              <w:rPr>
+                <w:b w:val="0"/>
+                <w:sz w:val="18"/>
+              </w:rPr>
+              <w:t>17</w:t>
+            </w:r>
+          </w:p>
+        </w:tc>
+        <w:tc>
+          <w:tcPr>
+            <w:tcW w:type="dxa" w:w="1474"/>
+            <w:vAlign w:val="center"/>
+            <w:tcBorders>
+              <w:top w:val="single" w:sz="4" w:color="D9D9D9"/>
+              <w:left w:val="single" w:sz="4" w:color="D9D9D9"/>
+              <w:bottom w:val="single" w:sz="4" w:color="D9D9D9"/>
+              <w:right w:val="single" w:sz="4" w:color="D9D9D9"/>
+            </w:tcBorders>
+            <w:shd w:fill="FFFFFF"/>
+            <w:tcMar>
+              <w:top w:w="80" w:type="dxa"/>
+              <w:bottom w:w="80" w:type="dxa"/>
+              <w:left w:w="80" w:type="dxa"/>
+              <w:right w:w="80" w:type="dxa"/>
+            </w:tcMar>
+          </w:tcPr>
+          <w:p>
+            <w:pPr>
+              <w:spacing w:after="40" w:line="252" w:lineRule="auto"/>
+            </w:pPr>
+            <w:r>
+              <w:rPr>
+                <w:b w:val="0"/>
+                <w:sz w:val="18"/>
+              </w:rPr>
+              <w:t>403 页</w:t>
+            </w:r>
+          </w:p>
+        </w:tc>
+        <w:tc>
+          <w:tcPr>
+            <w:tcW w:type="dxa" w:w="2608"/>
+            <w:vAlign w:val="center"/>
+            <w:tcBorders>
+              <w:top w:val="single" w:sz="4" w:color="D9D9D9"/>
+              <w:left w:val="single" w:sz="4" w:color="D9D9D9"/>
+              <w:bottom w:val="single" w:sz="4" w:color="D9D9D9"/>
+              <w:right w:val="single" w:sz="4" w:color="D9D9D9"/>
+            </w:tcBorders>
+            <w:shd w:fill="FFFFFF"/>
+            <w:tcMar>
+              <w:top w:w="80" w:type="dxa"/>
+              <w:bottom w:w="80" w:type="dxa"/>
+              <w:left w:w="80" w:type="dxa"/>
+              <w:right w:w="80" w:type="dxa"/>
+            </w:tcMar>
+          </w:tcPr>
+          <w:p>
+            <w:pPr>
+              <w:spacing w:after="40" w:line="252" w:lineRule="auto"/>
+            </w:pPr>
+            <w:r>
+              <w:rPr>
+                <w:b w:val="0"/>
+                <w:sz w:val="18"/>
+              </w:rPr>
+              <w:t>访问受限</w:t>
+            </w:r>
+          </w:p>
+        </w:tc>
+        <w:tc>
+          <w:tcPr>
+            <w:tcW w:type="dxa" w:w="1361"/>
+            <w:vAlign w:val="center"/>
+            <w:tcBorders>
+              <w:top w:val="single" w:sz="4" w:color="D9D9D9"/>
+              <w:left w:val="single" w:sz="4" w:color="D9D9D9"/>
+              <w:bottom w:val="single" w:sz="4" w:color="D9D9D9"/>
+              <w:right w:val="single" w:sz="4" w:color="D9D9D9"/>
+            </w:tcBorders>
+            <w:shd w:fill="FFFFFF"/>
+            <w:tcMar>
+              <w:top w:w="80" w:type="dxa"/>
+              <w:bottom w:w="80" w:type="dxa"/>
+              <w:left w:w="80" w:type="dxa"/>
+              <w:right w:w="80" w:type="dxa"/>
+            </w:tcMar>
+          </w:tcPr>
+          <w:p>
+            <w:pPr>
+              <w:spacing w:after="40" w:line="252" w:lineRule="auto"/>
+            </w:pPr>
+            <w:r>
+              <w:rPr>
+                <w:b w:val="0"/>
+                <w:sz w:val="18"/>
+              </w:rPr>
+              <w:t>全部</w:t>
+            </w:r>
+          </w:p>
+        </w:tc>
+        <w:tc>
+          <w:tcPr>
+            <w:tcW w:type="dxa" w:w="1474"/>
+            <w:vAlign w:val="center"/>
+            <w:tcBorders>
+              <w:top w:val="single" w:sz="4" w:color="D9D9D9"/>
+              <w:left w:val="single" w:sz="4" w:color="D9D9D9"/>
+              <w:bottom w:val="single" w:sz="4" w:color="D9D9D9"/>
+              <w:right w:val="single" w:sz="4" w:color="D9D9D9"/>
+            </w:tcBorders>
+            <w:shd w:fill="FFFFFF"/>
+            <w:tcMar>
+              <w:top w:w="80" w:type="dxa"/>
+              <w:bottom w:w="80" w:type="dxa"/>
+              <w:left w:w="80" w:type="dxa"/>
+              <w:right w:w="80" w:type="dxa"/>
+            </w:tcMar>
+          </w:tcPr>
+          <w:p>
+            <w:pPr>
+              <w:spacing w:after="40" w:line="252" w:lineRule="auto"/>
+            </w:pPr>
+            <w:r>
+              <w:rPr>
+                <w:b w:val="0"/>
+                <w:sz w:val="18"/>
+              </w:rPr>
+              <w:t>7.4</w:t>
+            </w:r>
+          </w:p>
+        </w:tc>
+      </w:tr>
+      <w:tr>
+        <w:trPr>
+          <w:cantSplit/>
+        </w:trPr>
+        <w:tc>
+          <w:tcPr>
+            <w:tcW w:type="dxa" w:w="680"/>
+            <w:vAlign w:val="center"/>
+            <w:tcBorders>
+              <w:top w:val="single" w:sz="4" w:color="D9D9D9"/>
+              <w:left w:val="single" w:sz="4" w:color="D9D9D9"/>
+              <w:bottom w:val="single" w:sz="4" w:color="D9D9D9"/>
+              <w:right w:val="single" w:sz="4" w:color="D9D9D9"/>
+            </w:tcBorders>
+            <w:shd w:fill="FFFFFF"/>
+            <w:tcMar>
+              <w:top w:w="80" w:type="dxa"/>
+              <w:bottom w:w="80" w:type="dxa"/>
+              <w:left w:w="80" w:type="dxa"/>
+              <w:right w:w="80" w:type="dxa"/>
+            </w:tcMar>
+          </w:tcPr>
+          <w:p>
+            <w:pPr>
+              <w:spacing w:after="40" w:line="252" w:lineRule="auto"/>
+            </w:pPr>
+            <w:r>
+              <w:rPr>
+                <w:b w:val="0"/>
+                <w:sz w:val="18"/>
+              </w:rPr>
+              <w:t>18</w:t>
+            </w:r>
+          </w:p>
+        </w:tc>
+        <w:tc>
+          <w:tcPr>
+            <w:tcW w:type="dxa" w:w="1474"/>
+            <w:vAlign w:val="center"/>
+            <w:tcBorders>
+              <w:top w:val="single" w:sz="4" w:color="D9D9D9"/>
+              <w:left w:val="single" w:sz="4" w:color="D9D9D9"/>
+              <w:bottom w:val="single" w:sz="4" w:color="D9D9D9"/>
+              <w:right w:val="single" w:sz="4" w:color="D9D9D9"/>
+            </w:tcBorders>
+            <w:shd w:fill="FFFFFF"/>
+            <w:tcMar>
+              <w:top w:w="80" w:type="dxa"/>
+              <w:bottom w:w="80" w:type="dxa"/>
+              <w:left w:w="80" w:type="dxa"/>
+              <w:right w:w="80" w:type="dxa"/>
+            </w:tcMar>
+          </w:tcPr>
+          <w:p>
+            <w:pPr>
+              <w:spacing w:after="40" w:line="252" w:lineRule="auto"/>
+            </w:pPr>
+            <w:r>
+              <w:rPr>
+                <w:b w:val="0"/>
+                <w:sz w:val="18"/>
+              </w:rPr>
+              <w:t>404 页</w:t>
+            </w:r>
+          </w:p>
+        </w:tc>
+        <w:tc>
+          <w:tcPr>
+            <w:tcW w:type="dxa" w:w="2608"/>
+            <w:vAlign w:val="center"/>
+            <w:tcBorders>
+              <w:top w:val="single" w:sz="4" w:color="D9D9D9"/>
+              <w:left w:val="single" w:sz="4" w:color="D9D9D9"/>
+              <w:bottom w:val="single" w:sz="4" w:color="D9D9D9"/>
+              <w:right w:val="single" w:sz="4" w:color="D9D9D9"/>
+            </w:tcBorders>
+            <w:shd w:fill="FFFFFF"/>
+            <w:tcMar>
+              <w:top w:w="80" w:type="dxa"/>
+              <w:bottom w:w="80" w:type="dxa"/>
+              <w:left w:w="80" w:type="dxa"/>
+              <w:right w:w="80" w:type="dxa"/>
+            </w:tcMar>
+          </w:tcPr>
+          <w:p>
+            <w:pPr>
+              <w:spacing w:after="40" w:line="252" w:lineRule="auto"/>
+            </w:pPr>
+            <w:r>
+              <w:rPr>
+                <w:b w:val="0"/>
+                <w:sz w:val="18"/>
+              </w:rPr>
+              <w:t>页面不存在</w:t>
+            </w:r>
+          </w:p>
+        </w:tc>
+        <w:tc>
+          <w:tcPr>
+            <w:tcW w:type="dxa" w:w="1361"/>
+            <w:vAlign w:val="center"/>
+            <w:tcBorders>
+              <w:top w:val="single" w:sz="4" w:color="D9D9D9"/>
+              <w:left w:val="single" w:sz="4" w:color="D9D9D9"/>
+              <w:bottom w:val="single" w:sz="4" w:color="D9D9D9"/>
+              <w:right w:val="single" w:sz="4" w:color="D9D9D9"/>
+            </w:tcBorders>
+            <w:shd w:fill="FFFFFF"/>
+            <w:tcMar>
+              <w:top w:w="80" w:type="dxa"/>
+              <w:bottom w:w="80" w:type="dxa"/>
+              <w:left w:w="80" w:type="dxa"/>
+              <w:right w:w="80" w:type="dxa"/>
+            </w:tcMar>
+          </w:tcPr>
+          <w:p>
+            <w:pPr>
+              <w:spacing w:after="40" w:line="252" w:lineRule="auto"/>
+            </w:pPr>
+            <w:r>
+              <w:rPr>
+                <w:b w:val="0"/>
+                <w:sz w:val="18"/>
+              </w:rPr>
+              <w:t>全部</w:t>
+            </w:r>
+          </w:p>
+        </w:tc>
+        <w:tc>
+          <w:tcPr>
+            <w:tcW w:type="dxa" w:w="1474"/>
+            <w:vAlign w:val="center"/>
+            <w:tcBorders>
+              <w:top w:val="single" w:sz="4" w:color="D9D9D9"/>
+              <w:left w:val="single" w:sz="4" w:color="D9D9D9"/>
+              <w:bottom w:val="single" w:sz="4" w:color="D9D9D9"/>
+              <w:right w:val="single" w:sz="4" w:color="D9D9D9"/>
+            </w:tcBorders>
+            <w:shd w:fill="FFFFFF"/>
+            <w:tcMar>
+              <w:top w:w="80" w:type="dxa"/>
+              <w:bottom w:w="80" w:type="dxa"/>
+              <w:left w:w="80" w:type="dxa"/>
+              <w:right w:w="80" w:type="dxa"/>
+            </w:tcMar>
+          </w:tcPr>
+          <w:p>
+            <w:pPr>
+              <w:spacing w:after="40" w:line="252" w:lineRule="auto"/>
+            </w:pPr>
+            <w:r>
+              <w:rPr>
+                <w:b w:val="0"/>
+                <w:sz w:val="18"/>
+              </w:rPr>
+              <w:t>5.22</w:t>
+            </w:r>
+          </w:p>
+        </w:tc>
+      </w:tr>
+      <w:tr>
+        <w:trPr>
+          <w:cantSplit/>
+        </w:trPr>
+        <w:tc>
+          <w:tcPr>
+            <w:tcW w:type="dxa" w:w="680"/>
+            <w:vAlign w:val="center"/>
+            <w:tcBorders>
+              <w:top w:val="single" w:sz="4" w:color="D9D9D9"/>
+              <w:left w:val="single" w:sz="4" w:color="D9D9D9"/>
+              <w:bottom w:val="single" w:sz="4" w:color="D9D9D9"/>
+              <w:right w:val="single" w:sz="4" w:color="D9D9D9"/>
+            </w:tcBorders>
+            <w:shd w:fill="FFFFFF"/>
+            <w:tcMar>
+              <w:top w:w="80" w:type="dxa"/>
+              <w:bottom w:w="80" w:type="dxa"/>
+              <w:left w:w="80" w:type="dxa"/>
+              <w:right w:w="80" w:type="dxa"/>
+            </w:tcMar>
+          </w:tcPr>
+          <w:p>
+            <w:pPr>
+              <w:spacing w:after="40" w:line="252" w:lineRule="auto"/>
+            </w:pPr>
+            <w:r>
+              <w:rPr>
+                <w:b w:val="0"/>
+                <w:sz w:val="18"/>
+              </w:rPr>
+              <w:t>19</w:t>
+            </w:r>
+          </w:p>
+        </w:tc>
+        <w:tc>
+          <w:tcPr>
+            <w:tcW w:type="dxa" w:w="1474"/>
+            <w:vAlign w:val="center"/>
+            <w:tcBorders>
+              <w:top w:val="single" w:sz="4" w:color="D9D9D9"/>
+              <w:left w:val="single" w:sz="4" w:color="D9D9D9"/>
+              <w:bottom w:val="single" w:sz="4" w:color="D9D9D9"/>
+              <w:right w:val="single" w:sz="4" w:color="D9D9D9"/>
+            </w:tcBorders>
+            <w:shd w:fill="FFFFFF"/>
+            <w:tcMar>
+              <w:top w:w="80" w:type="dxa"/>
+              <w:bottom w:w="80" w:type="dxa"/>
+              <w:left w:w="80" w:type="dxa"/>
+              <w:right w:w="80" w:type="dxa"/>
+            </w:tcMar>
+          </w:tcPr>
+          <w:p>
+            <w:pPr>
+              <w:spacing w:after="40" w:line="252" w:lineRule="auto"/>
+            </w:pPr>
+            <w:r>
+              <w:rPr>
+                <w:b w:val="0"/>
+                <w:sz w:val="18"/>
+              </w:rPr>
+              <w:t>门户首页</w:t>
+            </w:r>
+          </w:p>
+        </w:tc>
+        <w:tc>
+          <w:tcPr>
+            <w:tcW w:type="dxa" w:w="2608"/>
+            <w:vAlign w:val="center"/>
+            <w:tcBorders>
+              <w:top w:val="single" w:sz="4" w:color="D9D9D9"/>
+              <w:left w:val="single" w:sz="4" w:color="D9D9D9"/>
+              <w:bottom w:val="single" w:sz="4" w:color="D9D9D9"/>
+              <w:right w:val="single" w:sz="4" w:color="D9D9D9"/>
+            </w:tcBorders>
+            <w:shd w:fill="FFFFFF"/>
+            <w:tcMar>
+              <w:top w:w="80" w:type="dxa"/>
+              <w:bottom w:w="80" w:type="dxa"/>
+              <w:left w:w="80" w:type="dxa"/>
+              <w:right w:w="80" w:type="dxa"/>
+            </w:tcMar>
+          </w:tcPr>
+          <w:p>
+            <w:pPr>
+              <w:spacing w:after="40" w:line="252" w:lineRule="auto"/>
+            </w:pPr>
+            <w:r>
+              <w:rPr>
+                <w:b w:val="0"/>
+                <w:sz w:val="18"/>
+              </w:rPr>
+              <w:t>应用门户</w:t>
+            </w:r>
+          </w:p>
+        </w:tc>
+        <w:tc>
+          <w:tcPr>
+            <w:tcW w:type="dxa" w:w="1361"/>
+            <w:vAlign w:val="center"/>
+            <w:tcBorders>
+              <w:top w:val="single" w:sz="4" w:color="D9D9D9"/>
+              <w:left w:val="single" w:sz="4" w:color="D9D9D9"/>
+              <w:bottom w:val="single" w:sz="4" w:color="D9D9D9"/>
+              <w:right w:val="single" w:sz="4" w:color="D9D9D9"/>
+            </w:tcBorders>
+            <w:shd w:fill="FFFFFF"/>
+            <w:tcMar>
+              <w:top w:w="80" w:type="dxa"/>
+              <w:bottom w:w="80" w:type="dxa"/>
+              <w:left w:w="80" w:type="dxa"/>
+              <w:right w:w="80" w:type="dxa"/>
+            </w:tcMar>
+          </w:tcPr>
+          <w:p>
+            <w:pPr>
+              <w:spacing w:after="40" w:line="252" w:lineRule="auto"/>
+            </w:pPr>
+            <w:r>
+              <w:rPr>
+                <w:b w:val="0"/>
+                <w:sz w:val="18"/>
+              </w:rPr>
+              <w:t>S D U</w:t>
+            </w:r>
+          </w:p>
+        </w:tc>
+        <w:tc>
+          <w:tcPr>
+            <w:tcW w:type="dxa" w:w="1474"/>
+            <w:vAlign w:val="center"/>
+            <w:tcBorders>
+              <w:top w:val="single" w:sz="4" w:color="D9D9D9"/>
+              <w:left w:val="single" w:sz="4" w:color="D9D9D9"/>
+              <w:bottom w:val="single" w:sz="4" w:color="D9D9D9"/>
+              <w:right w:val="single" w:sz="4" w:color="D9D9D9"/>
+            </w:tcBorders>
+            <w:shd w:fill="FFFFFF"/>
+            <w:tcMar>
+              <w:top w:w="80" w:type="dxa"/>
+              <w:bottom w:w="80" w:type="dxa"/>
+              <w:left w:w="80" w:type="dxa"/>
+              <w:right w:w="80" w:type="dxa"/>
+            </w:tcMar>
+          </w:tcPr>
+          <w:p>
+            <w:pPr>
+              <w:spacing w:after="40" w:line="252" w:lineRule="auto"/>
+            </w:pPr>
+            <w:r>
+              <w:rPr>
+                <w:b w:val="0"/>
+                <w:sz w:val="18"/>
+              </w:rPr>
+              <w:t>5.21</w:t>
+            </w:r>
+          </w:p>
+        </w:tc>
+      </w:tr>
+      <w:tr>
+        <w:trPr>
+          <w:cantSplit/>
+        </w:trPr>
+        <w:tc>
+          <w:tcPr>
+            <w:tcW w:type="dxa" w:w="680"/>
+            <w:vAlign w:val="center"/>
+            <w:tcBorders>
+              <w:top w:val="single" w:sz="4" w:color="D9D9D9"/>
+              <w:left w:val="single" w:sz="4" w:color="D9D9D9"/>
+              <w:bottom w:val="single" w:sz="4" w:color="D9D9D9"/>
+              <w:right w:val="single" w:sz="4" w:color="D9D9D9"/>
+            </w:tcBorders>
+            <w:shd w:fill="FFFFFF"/>
+            <w:tcMar>
+              <w:top w:w="80" w:type="dxa"/>
+              <w:bottom w:w="80" w:type="dxa"/>
+              <w:left w:w="80" w:type="dxa"/>
+              <w:right w:w="80" w:type="dxa"/>
+            </w:tcMar>
+          </w:tcPr>
+          <w:p>
+            <w:pPr>
+              <w:spacing w:after="40" w:line="252" w:lineRule="auto"/>
+            </w:pPr>
+            <w:r>
+              <w:rPr>
+                <w:b w:val="0"/>
+                <w:sz w:val="18"/>
+              </w:rPr>
+              <w:t>20</w:t>
+            </w:r>
+          </w:p>
+        </w:tc>
+        <w:tc>
+          <w:tcPr>
+            <w:tcW w:type="dxa" w:w="1474"/>
+            <w:vAlign w:val="center"/>
+            <w:tcBorders>
+              <w:top w:val="single" w:sz="4" w:color="D9D9D9"/>
+              <w:left w:val="single" w:sz="4" w:color="D9D9D9"/>
+              <w:bottom w:val="single" w:sz="4" w:color="D9D9D9"/>
+              <w:right w:val="single" w:sz="4" w:color="D9D9D9"/>
+            </w:tcBorders>
+            <w:shd w:fill="FFFFFF"/>
+            <w:tcMar>
+              <w:top w:w="80" w:type="dxa"/>
+              <w:bottom w:w="80" w:type="dxa"/>
+              <w:left w:w="80" w:type="dxa"/>
+              <w:right w:w="80" w:type="dxa"/>
+            </w:tcMar>
+          </w:tcPr>
+          <w:p>
+            <w:pPr>
+              <w:spacing w:after="40" w:line="252" w:lineRule="auto"/>
+            </w:pPr>
+            <w:r>
+              <w:rPr>
+                <w:b w:val="0"/>
+                <w:sz w:val="18"/>
+              </w:rPr>
+              <w:t>我的权限</w:t>
+            </w:r>
+          </w:p>
+        </w:tc>
+        <w:tc>
+          <w:tcPr>
+            <w:tcW w:type="dxa" w:w="2608"/>
+            <w:vAlign w:val="center"/>
+            <w:tcBorders>
+              <w:top w:val="single" w:sz="4" w:color="D9D9D9"/>
+              <w:left w:val="single" w:sz="4" w:color="D9D9D9"/>
+              <w:bottom w:val="single" w:sz="4" w:color="D9D9D9"/>
+              <w:right w:val="single" w:sz="4" w:color="D9D9D9"/>
+            </w:tcBorders>
+            <w:shd w:fill="FFFFFF"/>
+            <w:tcMar>
+              <w:top w:w="80" w:type="dxa"/>
+              <w:bottom w:w="80" w:type="dxa"/>
+              <w:left w:w="80" w:type="dxa"/>
+              <w:right w:w="80" w:type="dxa"/>
+            </w:tcMar>
+          </w:tcPr>
+          <w:p>
+            <w:pPr>
+              <w:spacing w:after="40" w:line="252" w:lineRule="auto"/>
+            </w:pPr>
+            <w:r>
+              <w:rPr>
+                <w:b w:val="0"/>
+                <w:sz w:val="18"/>
+              </w:rPr>
+              <w:t>我的权限</w:t>
+            </w:r>
+          </w:p>
+        </w:tc>
+        <w:tc>
+          <w:tcPr>
+            <w:tcW w:type="dxa" w:w="1361"/>
+            <w:vAlign w:val="center"/>
+            <w:tcBorders>
+              <w:top w:val="single" w:sz="4" w:color="D9D9D9"/>
+              <w:left w:val="single" w:sz="4" w:color="D9D9D9"/>
+              <w:bottom w:val="single" w:sz="4" w:color="D9D9D9"/>
+              <w:right w:val="single" w:sz="4" w:color="D9D9D9"/>
+            </w:tcBorders>
+            <w:shd w:fill="FFFFFF"/>
+            <w:tcMar>
+              <w:top w:w="80" w:type="dxa"/>
+              <w:bottom w:w="80" w:type="dxa"/>
+              <w:left w:w="80" w:type="dxa"/>
+              <w:right w:w="80" w:type="dxa"/>
+            </w:tcMar>
+          </w:tcPr>
+          <w:p>
+            <w:pPr>
+              <w:spacing w:after="40" w:line="252" w:lineRule="auto"/>
+            </w:pPr>
+            <w:r>
+              <w:rPr>
+                <w:b w:val="0"/>
+                <w:sz w:val="18"/>
+              </w:rPr>
+              <w:t>S D U</w:t>
+            </w:r>
+          </w:p>
+        </w:tc>
+        <w:tc>
+          <w:tcPr>
+            <w:tcW w:type="dxa" w:w="1474"/>
+            <w:vAlign w:val="center"/>
+            <w:tcBorders>
+              <w:top w:val="single" w:sz="4" w:color="D9D9D9"/>
+              <w:left w:val="single" w:sz="4" w:color="D9D9D9"/>
+              <w:bottom w:val="single" w:sz="4" w:color="D9D9D9"/>
+              <w:right w:val="single" w:sz="4" w:color="D9D9D9"/>
+            </w:tcBorders>
+            <w:shd w:fill="FFFFFF"/>
+            <w:tcMar>
+              <w:top w:w="80" w:type="dxa"/>
+              <w:bottom w:w="80" w:type="dxa"/>
+              <w:left w:w="80" w:type="dxa"/>
+              <w:right w:w="80" w:type="dxa"/>
+            </w:tcMar>
+          </w:tcPr>
+          <w:p>
+            <w:pPr>
+              <w:spacing w:after="40" w:line="252" w:lineRule="auto"/>
+            </w:pPr>
+            <w:r>
+              <w:rPr>
+                <w:b w:val="0"/>
+                <w:sz w:val="18"/>
+              </w:rPr>
+              <w:t>7.1</w:t>
+            </w:r>
+          </w:p>
+        </w:tc>
+      </w:tr>
+      <w:tr>
+        <w:trPr>
+          <w:cantSplit/>
+        </w:trPr>
+        <w:tc>
+          <w:tcPr>
+            <w:tcW w:type="dxa" w:w="680"/>
+            <w:vAlign w:val="center"/>
+            <w:tcBorders>
+              <w:top w:val="single" w:sz="4" w:color="D9D9D9"/>
+              <w:left w:val="single" w:sz="4" w:color="D9D9D9"/>
+              <w:bottom w:val="single" w:sz="4" w:color="D9D9D9"/>
+              <w:right w:val="single" w:sz="4" w:color="D9D9D9"/>
+            </w:tcBorders>
+            <w:shd w:fill="FFFFFF"/>
+            <w:tcMar>
+              <w:top w:w="80" w:type="dxa"/>
+              <w:bottom w:w="80" w:type="dxa"/>
+              <w:left w:w="80" w:type="dxa"/>
+              <w:right w:w="80" w:type="dxa"/>
+            </w:tcMar>
+          </w:tcPr>
+          <w:p>
+            <w:pPr>
+              <w:spacing w:after="40" w:line="252" w:lineRule="auto"/>
+            </w:pPr>
+            <w:r>
+              <w:rPr>
+                <w:b w:val="0"/>
+                <w:sz w:val="18"/>
+              </w:rPr>
+              <w:t>扩展</w:t>
+            </w:r>
+          </w:p>
+        </w:tc>
+        <w:tc>
+          <w:tcPr>
+            <w:tcW w:type="dxa" w:w="1474"/>
+            <w:vAlign w:val="center"/>
+            <w:tcBorders>
+              <w:top w:val="single" w:sz="4" w:color="D9D9D9"/>
+              <w:left w:val="single" w:sz="4" w:color="D9D9D9"/>
+              <w:bottom w:val="single" w:sz="4" w:color="D9D9D9"/>
+              <w:right w:val="single" w:sz="4" w:color="D9D9D9"/>
+            </w:tcBorders>
+            <w:shd w:fill="FFFFFF"/>
+            <w:tcMar>
+              <w:top w:w="80" w:type="dxa"/>
+              <w:bottom w:w="80" w:type="dxa"/>
+              <w:left w:w="80" w:type="dxa"/>
+              <w:right w:w="80" w:type="dxa"/>
+            </w:tcMar>
+          </w:tcPr>
+          <w:p>
+            <w:pPr>
+              <w:spacing w:after="40" w:line="252" w:lineRule="auto"/>
+            </w:pPr>
+            <w:r>
+              <w:rPr>
+                <w:b w:val="0"/>
+                <w:sz w:val="18"/>
+              </w:rPr>
+              <w:t>—</w:t>
+            </w:r>
+          </w:p>
+        </w:tc>
+        <w:tc>
+          <w:tcPr>
+            <w:tcW w:type="dxa" w:w="2608"/>
+            <w:vAlign w:val="center"/>
+            <w:tcBorders>
+              <w:top w:val="single" w:sz="4" w:color="D9D9D9"/>
+              <w:left w:val="single" w:sz="4" w:color="D9D9D9"/>
+              <w:bottom w:val="single" w:sz="4" w:color="D9D9D9"/>
+              <w:right w:val="single" w:sz="4" w:color="D9D9D9"/>
+            </w:tcBorders>
+            <w:shd w:fill="FFFFFF"/>
+            <w:tcMar>
+              <w:top w:w="80" w:type="dxa"/>
+              <w:bottom w:w="80" w:type="dxa"/>
+              <w:left w:w="80" w:type="dxa"/>
+              <w:right w:w="80" w:type="dxa"/>
+            </w:tcMar>
+          </w:tcPr>
+          <w:p>
+            <w:pPr>
+              <w:spacing w:after="40" w:line="252" w:lineRule="auto"/>
+            </w:pPr>
+            <w:r>
+              <w:rPr>
+                <w:b w:val="0"/>
+                <w:sz w:val="18"/>
+              </w:rPr>
+              <w:t>外部与临时人员（UC-C05）</w:t>
+            </w:r>
+          </w:p>
+        </w:tc>
+        <w:tc>
+          <w:tcPr>
+            <w:tcW w:type="dxa" w:w="1361"/>
+            <w:vAlign w:val="center"/>
+            <w:tcBorders>
+              <w:top w:val="single" w:sz="4" w:color="D9D9D9"/>
+              <w:left w:val="single" w:sz="4" w:color="D9D9D9"/>
+              <w:bottom w:val="single" w:sz="4" w:color="D9D9D9"/>
+              <w:right w:val="single" w:sz="4" w:color="D9D9D9"/>
+            </w:tcBorders>
+            <w:shd w:fill="FFFFFF"/>
+            <w:tcMar>
+              <w:top w:w="80" w:type="dxa"/>
+              <w:bottom w:w="80" w:type="dxa"/>
+              <w:left w:w="80" w:type="dxa"/>
+              <w:right w:w="80" w:type="dxa"/>
+            </w:tcMar>
+          </w:tcPr>
+          <w:p>
+            <w:pPr>
+              <w:spacing w:after="40" w:line="252" w:lineRule="auto"/>
+            </w:pPr>
+            <w:r>
+              <w:rPr>
+                <w:b w:val="0"/>
+                <w:sz w:val="18"/>
+              </w:rPr>
+              <w:t>S D</w:t>
+            </w:r>
+          </w:p>
+        </w:tc>
+        <w:tc>
+          <w:tcPr>
+            <w:tcW w:type="dxa" w:w="1474"/>
+            <w:vAlign w:val="center"/>
+            <w:tcBorders>
+              <w:top w:val="single" w:sz="4" w:color="D9D9D9"/>
+              <w:left w:val="single" w:sz="4" w:color="D9D9D9"/>
+              <w:bottom w:val="single" w:sz="4" w:color="D9D9D9"/>
+              <w:right w:val="single" w:sz="4" w:color="D9D9D9"/>
+            </w:tcBorders>
+            <w:shd w:fill="FFFFFF"/>
+            <w:tcMar>
+              <w:top w:w="80" w:type="dxa"/>
+              <w:bottom w:w="80" w:type="dxa"/>
+              <w:left w:w="80" w:type="dxa"/>
+              <w:right w:w="80" w:type="dxa"/>
+            </w:tcMar>
+          </w:tcPr>
+          <w:p>
+            <w:pPr>
+              <w:spacing w:after="40" w:line="252" w:lineRule="auto"/>
+            </w:pPr>
+            <w:r>
+              <w:rPr>
+                <w:b w:val="0"/>
+                <w:sz w:val="18"/>
+              </w:rPr>
+              <w:t>5.4</w:t>
+            </w:r>
+          </w:p>
+        </w:tc>
+      </w:tr>
+      <w:tr>
+        <w:trPr>
+          <w:cantSplit/>
+        </w:trPr>
+        <w:tc>
+          <w:tcPr>
+            <w:tcW w:type="dxa" w:w="680"/>
+            <w:vAlign w:val="center"/>
+            <w:tcBorders>
+              <w:top w:val="single" w:sz="4" w:color="D9D9D9"/>
+              <w:left w:val="single" w:sz="4" w:color="D9D9D9"/>
+              <w:bottom w:val="single" w:sz="4" w:color="D9D9D9"/>
+              <w:right w:val="single" w:sz="4" w:color="D9D9D9"/>
+            </w:tcBorders>
+            <w:shd w:fill="FFFFFF"/>
+            <w:tcMar>
+              <w:top w:w="80" w:type="dxa"/>
+              <w:bottom w:w="80" w:type="dxa"/>
+              <w:left w:w="80" w:type="dxa"/>
+              <w:right w:w="80" w:type="dxa"/>
+            </w:tcMar>
+          </w:tcPr>
+          <w:p>
+            <w:pPr>
+              <w:spacing w:after="40" w:line="252" w:lineRule="auto"/>
+            </w:pPr>
+            <w:r>
+              <w:rPr>
+                <w:b w:val="0"/>
+                <w:sz w:val="18"/>
+              </w:rPr>
+              <w:t>扩展</w:t>
+            </w:r>
+          </w:p>
+        </w:tc>
+        <w:tc>
+          <w:tcPr>
+            <w:tcW w:type="dxa" w:w="1474"/>
+            <w:vAlign w:val="center"/>
+            <w:tcBorders>
+              <w:top w:val="single" w:sz="4" w:color="D9D9D9"/>
+              <w:left w:val="single" w:sz="4" w:color="D9D9D9"/>
+              <w:bottom w:val="single" w:sz="4" w:color="D9D9D9"/>
+              <w:right w:val="single" w:sz="4" w:color="D9D9D9"/>
+            </w:tcBorders>
+            <w:shd w:fill="FFFFFF"/>
+            <w:tcMar>
+              <w:top w:w="80" w:type="dxa"/>
+              <w:bottom w:w="80" w:type="dxa"/>
+              <w:left w:w="80" w:type="dxa"/>
+              <w:right w:w="80" w:type="dxa"/>
+            </w:tcMar>
+          </w:tcPr>
+          <w:p>
+            <w:pPr>
+              <w:spacing w:after="40" w:line="252" w:lineRule="auto"/>
+            </w:pPr>
+            <w:r>
+              <w:rPr>
+                <w:b w:val="0"/>
+                <w:sz w:val="18"/>
+              </w:rPr>
+              <w:t>—</w:t>
+            </w:r>
+          </w:p>
+        </w:tc>
+        <w:tc>
+          <w:tcPr>
+            <w:tcW w:type="dxa" w:w="2608"/>
+            <w:vAlign w:val="center"/>
+            <w:tcBorders>
+              <w:top w:val="single" w:sz="4" w:color="D9D9D9"/>
+              <w:left w:val="single" w:sz="4" w:color="D9D9D9"/>
+              <w:bottom w:val="single" w:sz="4" w:color="D9D9D9"/>
+              <w:right w:val="single" w:sz="4" w:color="D9D9D9"/>
+            </w:tcBorders>
+            <w:shd w:fill="FFFFFF"/>
+            <w:tcMar>
+              <w:top w:w="80" w:type="dxa"/>
+              <w:bottom w:w="80" w:type="dxa"/>
+              <w:left w:w="80" w:type="dxa"/>
+              <w:right w:w="80" w:type="dxa"/>
+            </w:tcMar>
+          </w:tcPr>
+          <w:p>
+            <w:pPr>
+              <w:spacing w:after="40" w:line="252" w:lineRule="auto"/>
+            </w:pPr>
+            <w:r>
+              <w:rPr>
+                <w:b w:val="0"/>
+                <w:sz w:val="18"/>
+              </w:rPr>
+              <w:t>初始密码（BR-03）</w:t>
+            </w:r>
+          </w:p>
+        </w:tc>
+        <w:tc>
+          <w:tcPr>
+            <w:tcW w:type="dxa" w:w="1361"/>
+            <w:vAlign w:val="center"/>
+            <w:tcBorders>
+              <w:top w:val="single" w:sz="4" w:color="D9D9D9"/>
+              <w:left w:val="single" w:sz="4" w:color="D9D9D9"/>
+              <w:bottom w:val="single" w:sz="4" w:color="D9D9D9"/>
+              <w:right w:val="single" w:sz="4" w:color="D9D9D9"/>
+            </w:tcBorders>
+            <w:shd w:fill="FFFFFF"/>
+            <w:tcMar>
+              <w:top w:w="80" w:type="dxa"/>
+              <w:bottom w:w="80" w:type="dxa"/>
+              <w:left w:w="80" w:type="dxa"/>
+              <w:right w:w="80" w:type="dxa"/>
+            </w:tcMar>
+          </w:tcPr>
+          <w:p>
+            <w:pPr>
+              <w:spacing w:after="40" w:line="252" w:lineRule="auto"/>
+            </w:pPr>
+            <w:r>
+              <w:rPr>
+                <w:b w:val="0"/>
+                <w:sz w:val="18"/>
+              </w:rPr>
+              <w:t>S D</w:t>
+            </w:r>
+          </w:p>
+        </w:tc>
+        <w:tc>
+          <w:tcPr>
+            <w:tcW w:type="dxa" w:w="1474"/>
+            <w:vAlign w:val="center"/>
+            <w:tcBorders>
+              <w:top w:val="single" w:sz="4" w:color="D9D9D9"/>
+              <w:left w:val="single" w:sz="4" w:color="D9D9D9"/>
+              <w:bottom w:val="single" w:sz="4" w:color="D9D9D9"/>
+              <w:right w:val="single" w:sz="4" w:color="D9D9D9"/>
+            </w:tcBorders>
+            <w:shd w:fill="FFFFFF"/>
+            <w:tcMar>
+              <w:top w:w="80" w:type="dxa"/>
+              <w:bottom w:w="80" w:type="dxa"/>
+              <w:left w:w="80" w:type="dxa"/>
+              <w:right w:w="80" w:type="dxa"/>
+            </w:tcMar>
+          </w:tcPr>
+          <w:p>
+            <w:pPr>
+              <w:spacing w:after="40" w:line="252" w:lineRule="auto"/>
+            </w:pPr>
+            <w:r>
+              <w:rPr>
+                <w:b w:val="0"/>
+                <w:sz w:val="18"/>
+              </w:rPr>
+              <w:t>5.5</w:t>
+            </w:r>
+          </w:p>
+        </w:tc>
+      </w:tr>
+      <w:tr>
+        <w:trPr>
+          <w:cantSplit/>
+        </w:trPr>
+        <w:tc>
+          <w:tcPr>
+            <w:tcW w:type="dxa" w:w="680"/>
+            <w:vAlign w:val="center"/>
+            <w:tcBorders>
+              <w:top w:val="single" w:sz="4" w:color="D9D9D9"/>
+              <w:left w:val="single" w:sz="4" w:color="D9D9D9"/>
+              <w:bottom w:val="single" w:sz="4" w:color="D9D9D9"/>
+              <w:right w:val="single" w:sz="4" w:color="D9D9D9"/>
+            </w:tcBorders>
+            <w:shd w:fill="FFFFFF"/>
+            <w:tcMar>
+              <w:top w:w="80" w:type="dxa"/>
+              <w:bottom w:w="80" w:type="dxa"/>
+              <w:left w:w="80" w:type="dxa"/>
+              <w:right w:w="80" w:type="dxa"/>
+            </w:tcMar>
+          </w:tcPr>
+          <w:p>
+            <w:pPr>
+              <w:spacing w:after="40" w:line="252" w:lineRule="auto"/>
+            </w:pPr>
+            <w:r>
+              <w:rPr>
+                <w:b w:val="0"/>
+                <w:sz w:val="18"/>
+              </w:rPr>
+              <w:t>扩展</w:t>
+            </w:r>
+          </w:p>
+        </w:tc>
+        <w:tc>
+          <w:tcPr>
+            <w:tcW w:type="dxa" w:w="1474"/>
+            <w:vAlign w:val="center"/>
+            <w:tcBorders>
+              <w:top w:val="single" w:sz="4" w:color="D9D9D9"/>
+              <w:left w:val="single" w:sz="4" w:color="D9D9D9"/>
+              <w:bottom w:val="single" w:sz="4" w:color="D9D9D9"/>
+              <w:right w:val="single" w:sz="4" w:color="D9D9D9"/>
+            </w:tcBorders>
+            <w:shd w:fill="FFFFFF"/>
+            <w:tcMar>
+              <w:top w:w="80" w:type="dxa"/>
+              <w:bottom w:w="80" w:type="dxa"/>
+              <w:left w:w="80" w:type="dxa"/>
+              <w:right w:w="80" w:type="dxa"/>
+            </w:tcMar>
+          </w:tcPr>
+          <w:p>
+            <w:pPr>
+              <w:spacing w:after="40" w:line="252" w:lineRule="auto"/>
+            </w:pPr>
+            <w:r>
+              <w:rPr>
+                <w:b w:val="0"/>
+                <w:sz w:val="18"/>
+              </w:rPr>
+              <w:t>—</w:t>
+            </w:r>
+          </w:p>
+        </w:tc>
+        <w:tc>
+          <w:tcPr>
+            <w:tcW w:type="dxa" w:w="2608"/>
+            <w:vAlign w:val="center"/>
+            <w:tcBorders>
+              <w:top w:val="single" w:sz="4" w:color="D9D9D9"/>
+              <w:left w:val="single" w:sz="4" w:color="D9D9D9"/>
+              <w:bottom w:val="single" w:sz="4" w:color="D9D9D9"/>
+              <w:right w:val="single" w:sz="4" w:color="D9D9D9"/>
+            </w:tcBorders>
+            <w:shd w:fill="FFFFFF"/>
+            <w:tcMar>
+              <w:top w:w="80" w:type="dxa"/>
+              <w:bottom w:w="80" w:type="dxa"/>
+              <w:left w:w="80" w:type="dxa"/>
+              <w:right w:w="80" w:type="dxa"/>
+            </w:tcMar>
+          </w:tcPr>
+          <w:p>
+            <w:pPr>
+              <w:spacing w:after="40" w:line="252" w:lineRule="auto"/>
+            </w:pPr>
+            <w:r>
+              <w:rPr>
+                <w:b w:val="0"/>
+                <w:sz w:val="18"/>
+              </w:rPr>
+              <w:t>三表导入、功能权限目录</w:t>
+            </w:r>
+          </w:p>
+        </w:tc>
+        <w:tc>
+          <w:tcPr>
+            <w:tcW w:type="dxa" w:w="1361"/>
+            <w:vAlign w:val="center"/>
+            <w:tcBorders>
+              <w:top w:val="single" w:sz="4" w:color="D9D9D9"/>
+              <w:left w:val="single" w:sz="4" w:color="D9D9D9"/>
+              <w:bottom w:val="single" w:sz="4" w:color="D9D9D9"/>
+              <w:right w:val="single" w:sz="4" w:color="D9D9D9"/>
+            </w:tcBorders>
+            <w:shd w:fill="FFFFFF"/>
+            <w:tcMar>
+              <w:top w:w="80" w:type="dxa"/>
+              <w:bottom w:w="80" w:type="dxa"/>
+              <w:left w:w="80" w:type="dxa"/>
+              <w:right w:w="80" w:type="dxa"/>
+            </w:tcMar>
+          </w:tcPr>
+          <w:p>
+            <w:pPr>
+              <w:spacing w:after="40" w:line="252" w:lineRule="auto"/>
+            </w:pPr>
+            <w:r>
+              <w:rPr>
+                <w:b w:val="0"/>
+                <w:sz w:val="18"/>
+              </w:rPr>
+              <w:t>S</w:t>
+            </w:r>
+          </w:p>
+        </w:tc>
+        <w:tc>
+          <w:tcPr>
+            <w:tcW w:type="dxa" w:w="1474"/>
+            <w:vAlign w:val="center"/>
+            <w:tcBorders>
+              <w:top w:val="single" w:sz="4" w:color="D9D9D9"/>
+              <w:left w:val="single" w:sz="4" w:color="D9D9D9"/>
+              <w:bottom w:val="single" w:sz="4" w:color="D9D9D9"/>
+              <w:right w:val="single" w:sz="4" w:color="D9D9D9"/>
+            </w:tcBorders>
+            <w:shd w:fill="FFFFFF"/>
+            <w:tcMar>
+              <w:top w:w="80" w:type="dxa"/>
+              <w:bottom w:w="80" w:type="dxa"/>
+              <w:left w:w="80" w:type="dxa"/>
+              <w:right w:w="80" w:type="dxa"/>
+            </w:tcMar>
+          </w:tcPr>
+          <w:p>
+            <w:pPr>
+              <w:spacing w:after="40" w:line="252" w:lineRule="auto"/>
+            </w:pPr>
+            <w:r>
+              <w:rPr>
+                <w:b w:val="0"/>
+                <w:sz w:val="18"/>
+              </w:rPr>
+              <w:t>5.11、5.12</w:t>
+            </w:r>
+          </w:p>
+        </w:tc>
+      </w:tr>
+      <w:tr>
+        <w:trPr>
+          <w:cantSplit/>
+        </w:trPr>
+        <w:tc>
+          <w:tcPr>
+            <w:tcW w:type="dxa" w:w="680"/>
+            <w:vAlign w:val="center"/>
+            <w:tcBorders>
+              <w:top w:val="single" w:sz="4" w:color="D9D9D9"/>
+              <w:left w:val="single" w:sz="4" w:color="D9D9D9"/>
+              <w:bottom w:val="single" w:sz="4" w:color="D9D9D9"/>
+              <w:right w:val="single" w:sz="4" w:color="D9D9D9"/>
+            </w:tcBorders>
+            <w:shd w:fill="FFFFFF"/>
+            <w:tcMar>
+              <w:top w:w="80" w:type="dxa"/>
+              <w:bottom w:w="80" w:type="dxa"/>
+              <w:left w:w="80" w:type="dxa"/>
+              <w:right w:w="80" w:type="dxa"/>
+            </w:tcMar>
+          </w:tcPr>
+          <w:p>
+            <w:pPr>
+              <w:spacing w:after="40" w:line="252" w:lineRule="auto"/>
+            </w:pPr>
+            <w:r>
+              <w:rPr>
+                <w:b w:val="0"/>
+                <w:sz w:val="18"/>
+              </w:rPr>
+              <w:t>扩展</w:t>
+            </w:r>
+          </w:p>
+        </w:tc>
+        <w:tc>
+          <w:tcPr>
+            <w:tcW w:type="dxa" w:w="1474"/>
+            <w:vAlign w:val="center"/>
+            <w:tcBorders>
+              <w:top w:val="single" w:sz="4" w:color="D9D9D9"/>
+              <w:left w:val="single" w:sz="4" w:color="D9D9D9"/>
+              <w:bottom w:val="single" w:sz="4" w:color="D9D9D9"/>
+              <w:right w:val="single" w:sz="4" w:color="D9D9D9"/>
+            </w:tcBorders>
+            <w:shd w:fill="FFFFFF"/>
+            <w:tcMar>
+              <w:top w:w="80" w:type="dxa"/>
+              <w:bottom w:w="80" w:type="dxa"/>
+              <w:left w:w="80" w:type="dxa"/>
+              <w:right w:w="80" w:type="dxa"/>
+            </w:tcMar>
+          </w:tcPr>
+          <w:p>
+            <w:pPr>
+              <w:spacing w:after="40" w:line="252" w:lineRule="auto"/>
+            </w:pPr>
+            <w:r>
+              <w:rPr>
+                <w:b w:val="0"/>
+                <w:sz w:val="18"/>
+              </w:rPr>
+              <w:t>—</w:t>
+            </w:r>
+          </w:p>
+        </w:tc>
+        <w:tc>
+          <w:tcPr>
+            <w:tcW w:type="dxa" w:w="2608"/>
             <w:vAlign w:val="center"/>
             <w:tcBorders>
               <w:top w:val="single" w:sz="4" w:color="D9D9D9"/>
@@ -1478,7 +4071,7 @@
         </w:tc>
         <w:tc>
           <w:tcPr>
-            <w:tcW w:type="dxa" w:w="3969"/>
+            <w:tcW w:type="dxa" w:w="1361"/>
             <w:vAlign w:val="center"/>
             <w:tcBorders>
               <w:top w:val="single" w:sz="4" w:color="D9D9D9"/>
@@ -1503,13 +4096,13 @@
                 <w:b w:val="0"/>
                 <w:sz w:val="18"/>
               </w:rPr>
-              <w:t>按当前身份请求受保护接口</w:t>
+              <w:t>S D U</w:t>
             </w:r>
           </w:p>
         </w:tc>
         <w:tc>
           <w:tcPr>
-            <w:tcW w:type="dxa" w:w="3402"/>
+            <w:tcW w:type="dxa" w:w="1474"/>
             <w:vAlign w:val="center"/>
             <w:tcBorders>
               <w:top w:val="single" w:sz="4" w:color="D9D9D9"/>
@@ -1534,105 +4127,7 @@
                 <w:b w:val="0"/>
                 <w:sz w:val="18"/>
               </w:rPr>
-              <w:t>固定演示数据</w:t>
-            </w:r>
-          </w:p>
-        </w:tc>
-      </w:tr>
-      <w:tr>
-        <w:trPr>
-          <w:cantSplit/>
-        </w:trPr>
-        <w:tc>
-          <w:tcPr>
-            <w:tcW w:type="dxa" w:w="2268"/>
-            <w:vAlign w:val="center"/>
-            <w:tcBorders>
-              <w:top w:val="single" w:sz="4" w:color="D9D9D9"/>
-              <w:left w:val="single" w:sz="4" w:color="D9D9D9"/>
-              <w:bottom w:val="single" w:sz="4" w:color="D9D9D9"/>
-              <w:right w:val="single" w:sz="4" w:color="D9D9D9"/>
-            </w:tcBorders>
-            <w:shd w:fill="FFFFFF"/>
-            <w:tcMar>
-              <w:top w:w="80" w:type="dxa"/>
-              <w:bottom w:w="80" w:type="dxa"/>
-              <w:left w:w="80" w:type="dxa"/>
-              <w:right w:w="80" w:type="dxa"/>
-            </w:tcMar>
-          </w:tcPr>
-          <w:p>
-            <w:pPr>
-              <w:spacing w:after="40" w:line="252" w:lineRule="auto"/>
-            </w:pPr>
-            <w:r>
-              <w:rPr>
-                <w:b w:val="0"/>
-                <w:sz w:val="18"/>
-              </w:rPr>
-              <w:t>403 和 404 状态</w:t>
-            </w:r>
-          </w:p>
-        </w:tc>
-        <w:tc>
-          <w:tcPr>
-            <w:tcW w:type="dxa" w:w="3969"/>
-            <w:vAlign w:val="center"/>
-            <w:tcBorders>
-              <w:top w:val="single" w:sz="4" w:color="D9D9D9"/>
-              <w:left w:val="single" w:sz="4" w:color="D9D9D9"/>
-              <w:bottom w:val="single" w:sz="4" w:color="D9D9D9"/>
-              <w:right w:val="single" w:sz="4" w:color="D9D9D9"/>
-            </w:tcBorders>
-            <w:shd w:fill="FFFFFF"/>
-            <w:tcMar>
-              <w:top w:w="80" w:type="dxa"/>
-              <w:bottom w:w="80" w:type="dxa"/>
-              <w:left w:w="80" w:type="dxa"/>
-              <w:right w:w="80" w:type="dxa"/>
-            </w:tcMar>
-          </w:tcPr>
-          <w:p>
-            <w:pPr>
-              <w:spacing w:after="40" w:line="252" w:lineRule="auto"/>
-            </w:pPr>
-            <w:r>
-              <w:rPr>
-                <w:b w:val="0"/>
-                <w:sz w:val="18"/>
-              </w:rPr>
-              <w:t>解释限制、引导返回导航</w:t>
-            </w:r>
-          </w:p>
-        </w:tc>
-        <w:tc>
-          <w:tcPr>
-            <w:tcW w:type="dxa" w:w="3402"/>
-            <w:vAlign w:val="center"/>
-            <w:tcBorders>
-              <w:top w:val="single" w:sz="4" w:color="D9D9D9"/>
-              <w:left w:val="single" w:sz="4" w:color="D9D9D9"/>
-              <w:bottom w:val="single" w:sz="4" w:color="D9D9D9"/>
-              <w:right w:val="single" w:sz="4" w:color="D9D9D9"/>
-            </w:tcBorders>
-            <w:shd w:fill="FFFFFF"/>
-            <w:tcMar>
-              <w:top w:w="80" w:type="dxa"/>
-              <w:bottom w:w="80" w:type="dxa"/>
-              <w:left w:w="80" w:type="dxa"/>
-              <w:right w:w="80" w:type="dxa"/>
-            </w:tcMar>
-          </w:tcPr>
-          <w:p>
-            <w:pPr>
-              <w:spacing w:after="40" w:line="252" w:lineRule="auto"/>
-            </w:pPr>
-            <w:r>
-              <w:rPr>
-                <w:b w:val="0"/>
-                <w:sz w:val="18"/>
-              </w:rPr>
-              <w:t>不向普通用户展示管理数据</w:t>
+              <w:t>7.2</w:t>
             </w:r>
           </w:p>
         </w:tc>
@@ -1648,7 +4143,7 @@
         <w:pStyle w:val="Heading1"/>
       </w:pPr>
       <w:r>
-        <w:t>3 关键表单行为</w:t>
+        <w:t>4 关键表单行为</w:t>
       </w:r>
     </w:p>
     <w:p>
@@ -1667,7 +4162,16 @@
         <w:pageBreakBefore/>
       </w:pPr>
       <w:r>
-        <w:t>4 登录页面</w:t>
+        <w:t>5 超级管理员视角</w:t>
+      </w:r>
+    </w:p>
+    <w:p>
+      <w:pPr>
+        <w:pStyle w:val="Heading2"/>
+        <w:keepNext/>
+      </w:pPr>
+      <w:r>
+        <w:t>5.1 登录页</w:t>
       </w:r>
     </w:p>
     <w:p>
@@ -1676,11 +4180,14 @@
       </w:r>
     </w:p>
     <w:p>
+      <w:pPr>
+        <w:keepNext/>
+      </w:pPr>
       <w:r>
         <w:drawing>
           <wp:inline xmlns:a="http://schemas.openxmlformats.org/drawingml/2006/main" xmlns:pic="http://schemas.openxmlformats.org/drawingml/2006/picture">
-            <wp:extent cx="6120000" cy="4250000"/>
-            <wp:docPr id="1" name="Picture 1"/>
+            <wp:extent cx="5760000" cy="4320000"/>
+            <wp:docPr id="2" name="Picture 2"/>
             <wp:cNvGraphicFramePr>
               <a:graphicFrameLocks noChangeAspect="1"/>
             </wp:cNvGraphicFramePr>
@@ -1688,11 +4195,11 @@
               <a:graphicData uri="http://schemas.openxmlformats.org/drawingml/2006/picture">
                 <pic:pic>
                   <pic:nvPicPr>
-                    <pic:cNvPr id="0" name="phase-one-login.png"/>
+                    <pic:cNvPr id="0" name="ui-01-login.png"/>
                     <pic:cNvPicPr/>
                   </pic:nvPicPr>
                   <pic:blipFill>
-                    <a:blip r:embed="rId10"/>
+                    <a:blip r:embed="rId11"/>
                     <a:stretch>
                       <a:fillRect/>
                     </a:stretch>
@@ -1700,7 +4207,7 @@
                   <pic:spPr>
                     <a:xfrm>
                       <a:off x="0" y="0"/>
-                      <a:ext cx="6120000" cy="4250000"/>
+                      <a:ext cx="5760000" cy="4320000"/>
                     </a:xfrm>
                     <a:prstGeom prst="rect"/>
                   </pic:spPr>
@@ -1713,29 +4220,32 @@
     </w:p>
     <w:p>
       <w:r>
-        <w:t>截图来源：本地实际运行，2026 年 10 月 21 日。</w:t>
+        <w:t>截图来源：本地实际运行（虚构演示数据），2026 年 10 月 22 日。</w:t>
       </w:r>
     </w:p>
     <w:p>
       <w:pPr>
-        <w:pStyle w:val="Heading1"/>
-        <w:pageBreakBefore/>
+        <w:pStyle w:val="Heading2"/>
+        <w:keepNext/>
       </w:pPr>
       <w:r>
-        <w:t>5 工作台</w:t>
+        <w:t>5.2 主框架与工作台</w:t>
       </w:r>
     </w:p>
     <w:p>
       <w:r>
-        <w:t>按组织、授权、验证排列下一步操作，不虚构统计指标。</w:t>
+        <w:t>顶栏显示当前身份，侧栏按开始、基础管理、组织数据、运行记录、本人分组。</w:t>
       </w:r>
     </w:p>
     <w:p>
+      <w:pPr>
+        <w:keepNext/>
+      </w:pPr>
       <w:r>
         <w:drawing>
           <wp:inline xmlns:a="http://schemas.openxmlformats.org/drawingml/2006/main" xmlns:pic="http://schemas.openxmlformats.org/drawingml/2006/picture">
-            <wp:extent cx="6120000" cy="4250000"/>
-            <wp:docPr id="2" name="Picture 2"/>
+            <wp:extent cx="5760000" cy="3866400"/>
+            <wp:docPr id="3" name="Picture 3"/>
             <wp:cNvGraphicFramePr>
               <a:graphicFrameLocks noChangeAspect="1"/>
             </wp:cNvGraphicFramePr>
@@ -1743,11 +4253,11 @@
               <a:graphicData uri="http://schemas.openxmlformats.org/drawingml/2006/picture">
                 <pic:pic>
                   <pic:nvPicPr>
-                    <pic:cNvPr id="0" name="phase-one-home.png"/>
+                    <pic:cNvPr id="0" name="ui-02-home.png"/>
                     <pic:cNvPicPr/>
                   </pic:nvPicPr>
                   <pic:blipFill>
-                    <a:blip r:embed="rId11"/>
+                    <a:blip r:embed="rId12"/>
                     <a:stretch>
                       <a:fillRect/>
                     </a:stretch>
@@ -1755,7 +4265,7 @@
                   <pic:spPr>
                     <a:xfrm>
                       <a:off x="0" y="0"/>
-                      <a:ext cx="6120000" cy="4250000"/>
+                      <a:ext cx="5760000" cy="3866400"/>
                     </a:xfrm>
                     <a:prstGeom prst="rect"/>
                   </pic:spPr>
@@ -1768,29 +4278,32 @@
     </w:p>
     <w:p>
       <w:r>
-        <w:t>截图来源：本地实际运行，2026 年 10 月 21 日。</w:t>
+        <w:t>截图来源：本地实际运行（虚构演示数据），2026 年 10 月 22 日。</w:t>
       </w:r>
     </w:p>
     <w:p>
       <w:pPr>
-        <w:pStyle w:val="Heading1"/>
-        <w:pageBreakBefore/>
+        <w:pStyle w:val="Heading2"/>
+        <w:keepNext/>
       </w:pPr>
       <w:r>
-        <w:t>6 导入预览</w:t>
+        <w:t>5.3 用户管理</w:t>
       </w:r>
     </w:p>
     <w:p>
       <w:r>
-        <w:t>实际上传三份虚构表单，显示校验结果与必须确认的规则。</w:t>
+        <w:t>分页列表与密码、角色、停用、下线、逻辑删除操作。</w:t>
       </w:r>
     </w:p>
     <w:p>
+      <w:pPr>
+        <w:keepNext/>
+      </w:pPr>
       <w:r>
         <w:drawing>
           <wp:inline xmlns:a="http://schemas.openxmlformats.org/drawingml/2006/main" xmlns:pic="http://schemas.openxmlformats.org/drawingml/2006/picture">
-            <wp:extent cx="6120000" cy="4250000"/>
-            <wp:docPr id="3" name="Picture 3"/>
+            <wp:extent cx="5760000" cy="3866400"/>
+            <wp:docPr id="4" name="Picture 4"/>
             <wp:cNvGraphicFramePr>
               <a:graphicFrameLocks noChangeAspect="1"/>
             </wp:cNvGraphicFramePr>
@@ -1798,11 +4311,11 @@
               <a:graphicData uri="http://schemas.openxmlformats.org/drawingml/2006/picture">
                 <pic:pic>
                   <pic:nvPicPr>
-                    <pic:cNvPr id="0" name="phase-one-import-preview.png"/>
+                    <pic:cNvPr id="0" name="ui-03-users.png"/>
                     <pic:cNvPicPr/>
                   </pic:nvPicPr>
                   <pic:blipFill>
-                    <a:blip r:embed="rId12"/>
+                    <a:blip r:embed="rId13"/>
                     <a:stretch>
                       <a:fillRect/>
                     </a:stretch>
@@ -1810,7 +4323,7 @@
                   <pic:spPr>
                     <a:xfrm>
                       <a:off x="0" y="0"/>
-                      <a:ext cx="6120000" cy="4250000"/>
+                      <a:ext cx="5760000" cy="3866400"/>
                     </a:xfrm>
                     <a:prstGeom prst="rect"/>
                   </pic:spPr>
@@ -1823,29 +4336,32 @@
     </w:p>
     <w:p>
       <w:r>
-        <w:t>截图来源：本地实际运行，2026 年 10 月 21 日。</w:t>
+        <w:t>截图来源：本地实际运行（虚构演示数据），2026 年 10 月 22 日。</w:t>
       </w:r>
     </w:p>
     <w:p>
       <w:pPr>
-        <w:pStyle w:val="Heading1"/>
-        <w:pageBreakBefore/>
+        <w:pStyle w:val="Heading2"/>
+        <w:keepNext/>
       </w:pPr>
       <w:r>
-        <w:t>7 用户管理</w:t>
+        <w:t>5.4 外部与临时人员</w:t>
       </w:r>
     </w:p>
     <w:p>
       <w:r>
-        <w:t>实际导入后的员工列表，显示角色维护、启停及会话操作。</w:t>
+        <w:t>临时人员 9 天后到期标为即将到期，可直接续期。</w:t>
       </w:r>
     </w:p>
     <w:p>
+      <w:pPr>
+        <w:keepNext/>
+      </w:pPr>
       <w:r>
         <w:drawing>
           <wp:inline xmlns:a="http://schemas.openxmlformats.org/drawingml/2006/main" xmlns:pic="http://schemas.openxmlformats.org/drawingml/2006/picture">
-            <wp:extent cx="6120000" cy="4250000"/>
-            <wp:docPr id="4" name="Picture 4"/>
+            <wp:extent cx="5760000" cy="3866400"/>
+            <wp:docPr id="5" name="Picture 5"/>
             <wp:cNvGraphicFramePr>
               <a:graphicFrameLocks noChangeAspect="1"/>
             </wp:cNvGraphicFramePr>
@@ -1853,11 +4369,11 @@
               <a:graphicData uri="http://schemas.openxmlformats.org/drawingml/2006/picture">
                 <pic:pic>
                   <pic:nvPicPr>
-                    <pic:cNvPr id="0" name="phase-one-users.png"/>
+                    <pic:cNvPr id="0" name="ui-04-external.png"/>
                     <pic:cNvPicPr/>
                   </pic:nvPicPr>
                   <pic:blipFill>
-                    <a:blip r:embed="rId13"/>
+                    <a:blip r:embed="rId14"/>
                     <a:stretch>
                       <a:fillRect/>
                     </a:stretch>
@@ -1865,7 +4381,7 @@
                   <pic:spPr>
                     <a:xfrm>
                       <a:off x="0" y="0"/>
-                      <a:ext cx="6120000" cy="4250000"/>
+                      <a:ext cx="5760000" cy="3866400"/>
                     </a:xfrm>
                     <a:prstGeom prst="rect"/>
                   </pic:spPr>
@@ -1878,29 +4394,32 @@
     </w:p>
     <w:p>
       <w:r>
-        <w:t>截图来源：本地实际运行，2026 年 10 月 21 日。</w:t>
+        <w:t>截图来源：本地实际运行（虚构演示数据），2026 年 10 月 22 日。</w:t>
       </w:r>
     </w:p>
     <w:p>
       <w:pPr>
-        <w:pStyle w:val="Heading1"/>
-        <w:pageBreakBefore/>
+        <w:pStyle w:val="Heading2"/>
+        <w:keepNext/>
       </w:pPr>
       <w:r>
-        <w:t>8 外部与临时人员</w:t>
+        <w:t>5.5 初始密码</w:t>
       </w:r>
     </w:p>
     <w:p>
       <w:r>
-        <w:t>新建的临时人员 9 天后到期，列表标为即将到期，可直接续期。</w:t>
+        <w:t>按部门为无密码员工生成随机初始密码，只显示一次并可下载分发清单。</w:t>
       </w:r>
     </w:p>
     <w:p>
+      <w:pPr>
+        <w:keepNext/>
+      </w:pPr>
       <w:r>
         <w:drawing>
           <wp:inline xmlns:a="http://schemas.openxmlformats.org/drawingml/2006/main" xmlns:pic="http://schemas.openxmlformats.org/drawingml/2006/picture">
-            <wp:extent cx="6120000" cy="4590000"/>
-            <wp:docPr id="5" name="Picture 5"/>
+            <wp:extent cx="5760000" cy="3866400"/>
+            <wp:docPr id="6" name="Picture 6"/>
             <wp:cNvGraphicFramePr>
               <a:graphicFrameLocks noChangeAspect="1"/>
             </wp:cNvGraphicFramePr>
@@ -1908,11 +4427,11 @@
               <a:graphicData uri="http://schemas.openxmlformats.org/drawingml/2006/picture">
                 <pic:pic>
                   <pic:nvPicPr>
-                    <pic:cNvPr id="0" name="phase-one-external.png"/>
+                    <pic:cNvPr id="0" name="ui-05-initial-passwords.png"/>
                     <pic:cNvPicPr/>
                   </pic:nvPicPr>
                   <pic:blipFill>
-                    <a:blip r:embed="rId14"/>
+                    <a:blip r:embed="rId15"/>
                     <a:stretch>
                       <a:fillRect/>
                     </a:stretch>
@@ -1920,7 +4439,7 @@
                   <pic:spPr>
                     <a:xfrm>
                       <a:off x="0" y="0"/>
-                      <a:ext cx="6120000" cy="4590000"/>
+                      <a:ext cx="5760000" cy="3866400"/>
                     </a:xfrm>
                     <a:prstGeom prst="rect"/>
                   </pic:spPr>
@@ -1933,29 +4452,32 @@
     </w:p>
     <w:p>
       <w:r>
-        <w:t>截图来源：本地实际运行，2026 年 10 月 21 日。</w:t>
+        <w:t>截图来源：本地实际运行（虚构演示数据），2026 年 10 月 22 日。</w:t>
       </w:r>
     </w:p>
     <w:p>
       <w:pPr>
-        <w:pStyle w:val="Heading1"/>
-        <w:pageBreakBefore/>
+        <w:pStyle w:val="Heading2"/>
+        <w:keepNext/>
       </w:pPr>
       <w:r>
-        <w:t>9 登录失效提示</w:t>
+        <w:t>5.6 角色管理</w:t>
       </w:r>
     </w:p>
     <w:p>
       <w:r>
-        <w:t>后端重启使旧令牌失效，前端收到 401 后返回登录并提示。</w:t>
+        <w:t>岗位同名角色与普通角色，分配和回收权限。</w:t>
       </w:r>
     </w:p>
     <w:p>
+      <w:pPr>
+        <w:keepNext/>
+      </w:pPr>
       <w:r>
         <w:drawing>
           <wp:inline xmlns:a="http://schemas.openxmlformats.org/drawingml/2006/main" xmlns:pic="http://schemas.openxmlformats.org/drawingml/2006/picture">
-            <wp:extent cx="6120000" cy="4250000"/>
-            <wp:docPr id="6" name="Picture 6"/>
+            <wp:extent cx="5760000" cy="3866400"/>
+            <wp:docPr id="7" name="Picture 7"/>
             <wp:cNvGraphicFramePr>
               <a:graphicFrameLocks noChangeAspect="1"/>
             </wp:cNvGraphicFramePr>
@@ -1963,11 +4485,11 @@
               <a:graphicData uri="http://schemas.openxmlformats.org/drawingml/2006/picture">
                 <pic:pic>
                   <pic:nvPicPr>
-                    <pic:cNvPr id="0" name="phase-one-expired.png"/>
+                    <pic:cNvPr id="0" name="ui-06-roles.png"/>
                     <pic:cNvPicPr/>
                   </pic:nvPicPr>
                   <pic:blipFill>
-                    <a:blip r:embed="rId15"/>
+                    <a:blip r:embed="rId16"/>
                     <a:stretch>
                       <a:fillRect/>
                     </a:stretch>
@@ -1975,7 +4497,7 @@
                   <pic:spPr>
                     <a:xfrm>
                       <a:off x="0" y="0"/>
-                      <a:ext cx="6120000" cy="4250000"/>
+                      <a:ext cx="5760000" cy="3866400"/>
                     </a:xfrm>
                     <a:prstGeom prst="rect"/>
                   </pic:spPr>
@@ -1988,29 +4510,32 @@
     </w:p>
     <w:p>
       <w:r>
-        <w:t>截图来源：本地实际运行，2026 年 10 月 21 日。</w:t>
+        <w:t>截图来源：本地实际运行（虚构演示数据），2026 年 10 月 22 日。</w:t>
       </w:r>
     </w:p>
     <w:p>
       <w:pPr>
-        <w:pStyle w:val="Heading1"/>
-        <w:pageBreakBefore/>
+        <w:pStyle w:val="Heading2"/>
+        <w:keepNext/>
       </w:pPr>
       <w:r>
-        <w:t>10 OIDC 第一个客户端</w:t>
+        <w:t>5.7 权限管理</w:t>
       </w:r>
     </w:p>
     <w:p>
       <w:r>
-        <w:t>实际授权码交换并完成身份令牌验签。</w:t>
+        <w:t>显示类型与有效状态；功能下线时标记失效而不删除。</w:t>
       </w:r>
     </w:p>
     <w:p>
+      <w:pPr>
+        <w:keepNext/>
+      </w:pPr>
       <w:r>
         <w:drawing>
           <wp:inline xmlns:a="http://schemas.openxmlformats.org/drawingml/2006/main" xmlns:pic="http://schemas.openxmlformats.org/drawingml/2006/picture">
-            <wp:extent cx="6120000" cy="4250000"/>
-            <wp:docPr id="7" name="Picture 7"/>
+            <wp:extent cx="5760000" cy="3916800"/>
+            <wp:docPr id="8" name="Picture 8"/>
             <wp:cNvGraphicFramePr>
               <a:graphicFrameLocks noChangeAspect="1"/>
             </wp:cNvGraphicFramePr>
@@ -2018,11 +4543,11 @@
               <a:graphicData uri="http://schemas.openxmlformats.org/drawingml/2006/picture">
                 <pic:pic>
                   <pic:nvPicPr>
-                    <pic:cNvPr id="0" name="phase-one-oidc-oa.png"/>
+                    <pic:cNvPr id="0" name="ui-07-permissions.png"/>
                     <pic:cNvPicPr/>
                   </pic:nvPicPr>
                   <pic:blipFill>
-                    <a:blip r:embed="rId16"/>
+                    <a:blip r:embed="rId17"/>
                     <a:stretch>
                       <a:fillRect/>
                     </a:stretch>
@@ -2030,7 +4555,7 @@
                   <pic:spPr>
                     <a:xfrm>
                       <a:off x="0" y="0"/>
-                      <a:ext cx="6120000" cy="4250000"/>
+                      <a:ext cx="5760000" cy="3916800"/>
                     </a:xfrm>
                     <a:prstGeom prst="rect"/>
                   </pic:spPr>
@@ -2043,29 +4568,32 @@
     </w:p>
     <w:p>
       <w:r>
-        <w:t>截图来源：本地实际运行，2026 年 10 月 21 日。</w:t>
+        <w:t>截图来源：本地实际运行（虚构演示数据），2026 年 10 月 22 日。</w:t>
       </w:r>
     </w:p>
     <w:p>
       <w:pPr>
-        <w:pStyle w:val="Heading1"/>
-        <w:pageBreakBefore/>
+        <w:pStyle w:val="Heading2"/>
+        <w:keepNext/>
       </w:pPr>
       <w:r>
-        <w:t>11 OIDC 第二个客户端</w:t>
+        <w:t>5.8 应用管理</w:t>
       </w:r>
     </w:p>
     <w:p>
       <w:r>
-        <w:t>同一浏览器免于再次输入密码，完成第二个客户端登录。</w:t>
+        <w:t>业务系统目录。</w:t>
       </w:r>
     </w:p>
     <w:p>
+      <w:pPr>
+        <w:keepNext/>
+      </w:pPr>
       <w:r>
         <w:drawing>
           <wp:inline xmlns:a="http://schemas.openxmlformats.org/drawingml/2006/main" xmlns:pic="http://schemas.openxmlformats.org/drawingml/2006/picture">
-            <wp:extent cx="6120000" cy="4250000"/>
-            <wp:docPr id="8" name="Picture 8"/>
+            <wp:extent cx="5760000" cy="3866400"/>
+            <wp:docPr id="9" name="Picture 9"/>
             <wp:cNvGraphicFramePr>
               <a:graphicFrameLocks noChangeAspect="1"/>
             </wp:cNvGraphicFramePr>
@@ -2073,11 +4601,11 @@
               <a:graphicData uri="http://schemas.openxmlformats.org/drawingml/2006/picture">
                 <pic:pic>
                   <pic:nvPicPr>
-                    <pic:cNvPr id="0" name="phase-one-oidc-hr.png"/>
+                    <pic:cNvPr id="0" name="ui-08-systems.png"/>
                     <pic:cNvPicPr/>
                   </pic:nvPicPr>
                   <pic:blipFill>
-                    <a:blip r:embed="rId17"/>
+                    <a:blip r:embed="rId18"/>
                     <a:stretch>
                       <a:fillRect/>
                     </a:stretch>
@@ -2085,7 +4613,7 @@
                   <pic:spPr>
                     <a:xfrm>
                       <a:off x="0" y="0"/>
-                      <a:ext cx="6120000" cy="4250000"/>
+                      <a:ext cx="5760000" cy="3866400"/>
                     </a:xfrm>
                     <a:prstGeom prst="rect"/>
                   </pic:spPr>
@@ -2098,7 +4626,1243 @@
     </w:p>
     <w:p>
       <w:r>
-        <w:t>截图来源：本地实际运行，2026 年 10 月 21 日。</w:t>
+        <w:t>截图来源：本地实际运行（虚构演示数据），2026 年 10 月 22 日。</w:t>
+      </w:r>
+    </w:p>
+    <w:p>
+      <w:pPr>
+        <w:pStyle w:val="Heading2"/>
+        <w:keepNext/>
+      </w:pPr>
+      <w:r>
+        <w:t>5.9 部门管理</w:t>
+      </w:r>
+    </w:p>
+    <w:p>
+      <w:r>
+        <w:t>部门树与负责人。</w:t>
+      </w:r>
+    </w:p>
+    <w:p>
+      <w:pPr>
+        <w:keepNext/>
+      </w:pPr>
+      <w:r>
+        <w:drawing>
+          <wp:inline xmlns:a="http://schemas.openxmlformats.org/drawingml/2006/main" xmlns:pic="http://schemas.openxmlformats.org/drawingml/2006/picture">
+            <wp:extent cx="5760000" cy="3866400"/>
+            <wp:docPr id="10" name="Picture 10"/>
+            <wp:cNvGraphicFramePr>
+              <a:graphicFrameLocks noChangeAspect="1"/>
+            </wp:cNvGraphicFramePr>
+            <a:graphic>
+              <a:graphicData uri="http://schemas.openxmlformats.org/drawingml/2006/picture">
+                <pic:pic>
+                  <pic:nvPicPr>
+                    <pic:cNvPr id="0" name="ui-09-departments.png"/>
+                    <pic:cNvPicPr/>
+                  </pic:nvPicPr>
+                  <pic:blipFill>
+                    <a:blip r:embed="rId19"/>
+                    <a:stretch>
+                      <a:fillRect/>
+                    </a:stretch>
+                  </pic:blipFill>
+                  <pic:spPr>
+                    <a:xfrm>
+                      <a:off x="0" y="0"/>
+                      <a:ext cx="5760000" cy="3866400"/>
+                    </a:xfrm>
+                    <a:prstGeom prst="rect"/>
+                  </pic:spPr>
+                </pic:pic>
+              </a:graphicData>
+            </a:graphic>
+          </wp:inline>
+        </w:drawing>
+      </w:r>
+    </w:p>
+    <w:p>
+      <w:r>
+        <w:t>截图来源：本地实际运行（虚构演示数据），2026 年 10 月 22 日。</w:t>
+      </w:r>
+    </w:p>
+    <w:p>
+      <w:pPr>
+        <w:pStyle w:val="Heading2"/>
+        <w:keepNext/>
+      </w:pPr>
+      <w:r>
+        <w:t>5.10 岗位管理</w:t>
+      </w:r>
+    </w:p>
+    <w:p>
+      <w:r>
+        <w:t>岗位对应同名角色，可应用权限模板。</w:t>
+      </w:r>
+    </w:p>
+    <w:p>
+      <w:pPr>
+        <w:keepNext/>
+      </w:pPr>
+      <w:r>
+        <w:drawing>
+          <wp:inline xmlns:a="http://schemas.openxmlformats.org/drawingml/2006/main" xmlns:pic="http://schemas.openxmlformats.org/drawingml/2006/picture">
+            <wp:extent cx="5760000" cy="3866400"/>
+            <wp:docPr id="11" name="Picture 11"/>
+            <wp:cNvGraphicFramePr>
+              <a:graphicFrameLocks noChangeAspect="1"/>
+            </wp:cNvGraphicFramePr>
+            <a:graphic>
+              <a:graphicData uri="http://schemas.openxmlformats.org/drawingml/2006/picture">
+                <pic:pic>
+                  <pic:nvPicPr>
+                    <pic:cNvPr id="0" name="ui-10-posts.png"/>
+                    <pic:cNvPicPr/>
+                  </pic:nvPicPr>
+                  <pic:blipFill>
+                    <a:blip r:embed="rId20"/>
+                    <a:stretch>
+                      <a:fillRect/>
+                    </a:stretch>
+                  </pic:blipFill>
+                  <pic:spPr>
+                    <a:xfrm>
+                      <a:off x="0" y="0"/>
+                      <a:ext cx="5760000" cy="3866400"/>
+                    </a:xfrm>
+                    <a:prstGeom prst="rect"/>
+                  </pic:spPr>
+                </pic:pic>
+              </a:graphicData>
+            </a:graphic>
+          </wp:inline>
+        </w:drawing>
+      </w:r>
+    </w:p>
+    <w:p>
+      <w:r>
+        <w:t>截图来源：本地实际运行（虚构演示数据），2026 年 10 月 22 日。</w:t>
+      </w:r>
+    </w:p>
+    <w:p>
+      <w:pPr>
+        <w:pStyle w:val="Heading2"/>
+        <w:keepNext/>
+      </w:pPr>
+      <w:r>
+        <w:t>5.11 三表导入</w:t>
+      </w:r>
+    </w:p>
+    <w:p>
+      <w:r>
+        <w:t>选择三份表单、预览后整批提交。</w:t>
+      </w:r>
+    </w:p>
+    <w:p>
+      <w:pPr>
+        <w:keepNext/>
+      </w:pPr>
+      <w:r>
+        <w:drawing>
+          <wp:inline xmlns:a="http://schemas.openxmlformats.org/drawingml/2006/main" xmlns:pic="http://schemas.openxmlformats.org/drawingml/2006/picture">
+            <wp:extent cx="5760000" cy="3866400"/>
+            <wp:docPr id="12" name="Picture 12"/>
+            <wp:cNvGraphicFramePr>
+              <a:graphicFrameLocks noChangeAspect="1"/>
+            </wp:cNvGraphicFramePr>
+            <a:graphic>
+              <a:graphicData uri="http://schemas.openxmlformats.org/drawingml/2006/picture">
+                <pic:pic>
+                  <pic:nvPicPr>
+                    <pic:cNvPr id="0" name="ui-11-imports.png"/>
+                    <pic:cNvPicPr/>
+                  </pic:nvPicPr>
+                  <pic:blipFill>
+                    <a:blip r:embed="rId21"/>
+                    <a:stretch>
+                      <a:fillRect/>
+                    </a:stretch>
+                  </pic:blipFill>
+                  <pic:spPr>
+                    <a:xfrm>
+                      <a:off x="0" y="0"/>
+                      <a:ext cx="5760000" cy="3866400"/>
+                    </a:xfrm>
+                    <a:prstGeom prst="rect"/>
+                  </pic:spPr>
+                </pic:pic>
+              </a:graphicData>
+            </a:graphic>
+          </wp:inline>
+        </w:drawing>
+      </w:r>
+    </w:p>
+    <w:p>
+      <w:r>
+        <w:t>截图来源：本地实际运行（虚构演示数据），2026 年 10 月 22 日。</w:t>
+      </w:r>
+    </w:p>
+    <w:p>
+      <w:pPr>
+        <w:pStyle w:val="Heading2"/>
+        <w:keepNext/>
+      </w:pPr>
+      <w:r>
+        <w:t>5.12 功能权限目录</w:t>
+      </w:r>
+    </w:p>
+    <w:p>
+      <w:r>
+        <w:t>按系统、模块、功能展示来源清单。</w:t>
+      </w:r>
+    </w:p>
+    <w:p>
+      <w:pPr>
+        <w:keepNext/>
+      </w:pPr>
+      <w:r>
+        <w:drawing>
+          <wp:inline xmlns:a="http://schemas.openxmlformats.org/drawingml/2006/main" xmlns:pic="http://schemas.openxmlformats.org/drawingml/2006/picture">
+            <wp:extent cx="5760000" cy="3866400"/>
+            <wp:docPr id="13" name="Picture 13"/>
+            <wp:cNvGraphicFramePr>
+              <a:graphicFrameLocks noChangeAspect="1"/>
+            </wp:cNvGraphicFramePr>
+            <a:graphic>
+              <a:graphicData uri="http://schemas.openxmlformats.org/drawingml/2006/picture">
+                <pic:pic>
+                  <pic:nvPicPr>
+                    <pic:cNvPr id="0" name="ui-12-catalog.png"/>
+                    <pic:cNvPicPr/>
+                  </pic:nvPicPr>
+                  <pic:blipFill>
+                    <a:blip r:embed="rId22"/>
+                    <a:stretch>
+                      <a:fillRect/>
+                    </a:stretch>
+                  </pic:blipFill>
+                  <pic:spPr>
+                    <a:xfrm>
+                      <a:off x="0" y="0"/>
+                      <a:ext cx="5760000" cy="3866400"/>
+                    </a:xfrm>
+                    <a:prstGeom prst="rect"/>
+                  </pic:spPr>
+                </pic:pic>
+              </a:graphicData>
+            </a:graphic>
+          </wp:inline>
+        </w:drawing>
+      </w:r>
+    </w:p>
+    <w:p>
+      <w:r>
+        <w:t>截图来源：本地实际运行（虚构演示数据），2026 年 10 月 22 日。</w:t>
+      </w:r>
+    </w:p>
+    <w:p>
+      <w:pPr>
+        <w:pStyle w:val="Heading2"/>
+        <w:keepNext/>
+      </w:pPr>
+      <w:r>
+        <w:t>5.13 字典管理</w:t>
+      </w:r>
+    </w:p>
+    <w:p>
+      <w:r>
+        <w:t>分类与字典项。</w:t>
+      </w:r>
+    </w:p>
+    <w:p>
+      <w:pPr>
+        <w:keepNext/>
+      </w:pPr>
+      <w:r>
+        <w:drawing>
+          <wp:inline xmlns:a="http://schemas.openxmlformats.org/drawingml/2006/main" xmlns:pic="http://schemas.openxmlformats.org/drawingml/2006/picture">
+            <wp:extent cx="5760000" cy="3866400"/>
+            <wp:docPr id="14" name="Picture 14"/>
+            <wp:cNvGraphicFramePr>
+              <a:graphicFrameLocks noChangeAspect="1"/>
+            </wp:cNvGraphicFramePr>
+            <a:graphic>
+              <a:graphicData uri="http://schemas.openxmlformats.org/drawingml/2006/picture">
+                <pic:pic>
+                  <pic:nvPicPr>
+                    <pic:cNvPr id="0" name="ui-13-dictionary.png"/>
+                    <pic:cNvPicPr/>
+                  </pic:nvPicPr>
+                  <pic:blipFill>
+                    <a:blip r:embed="rId23"/>
+                    <a:stretch>
+                      <a:fillRect/>
+                    </a:stretch>
+                  </pic:blipFill>
+                  <pic:spPr>
+                    <a:xfrm>
+                      <a:off x="0" y="0"/>
+                      <a:ext cx="5760000" cy="3866400"/>
+                    </a:xfrm>
+                    <a:prstGeom prst="rect"/>
+                  </pic:spPr>
+                </pic:pic>
+              </a:graphicData>
+            </a:graphic>
+          </wp:inline>
+        </w:drawing>
+      </w:r>
+    </w:p>
+    <w:p>
+      <w:r>
+        <w:t>截图来源：本地实际运行（虚构演示数据），2026 年 10 月 22 日。</w:t>
+      </w:r>
+    </w:p>
+    <w:p>
+      <w:pPr>
+        <w:pStyle w:val="Heading2"/>
+        <w:keepNext/>
+      </w:pPr>
+      <w:r>
+        <w:t>5.14 在线会话（本人）</w:t>
+      </w:r>
+    </w:p>
+    <w:p>
+      <w:r>
+        <w:t>本人有效会话，可撤销。</w:t>
+      </w:r>
+    </w:p>
+    <w:p>
+      <w:pPr>
+        <w:keepNext/>
+      </w:pPr>
+      <w:r>
+        <w:drawing>
+          <wp:inline xmlns:a="http://schemas.openxmlformats.org/drawingml/2006/main" xmlns:pic="http://schemas.openxmlformats.org/drawingml/2006/picture">
+            <wp:extent cx="5760000" cy="3866400"/>
+            <wp:docPr id="15" name="Picture 15"/>
+            <wp:cNvGraphicFramePr>
+              <a:graphicFrameLocks noChangeAspect="1"/>
+            </wp:cNvGraphicFramePr>
+            <a:graphic>
+              <a:graphicData uri="http://schemas.openxmlformats.org/drawingml/2006/picture">
+                <pic:pic>
+                  <pic:nvPicPr>
+                    <pic:cNvPr id="0" name="ui-14-sessions.png"/>
+                    <pic:cNvPicPr/>
+                  </pic:nvPicPr>
+                  <pic:blipFill>
+                    <a:blip r:embed="rId24"/>
+                    <a:stretch>
+                      <a:fillRect/>
+                    </a:stretch>
+                  </pic:blipFill>
+                  <pic:spPr>
+                    <a:xfrm>
+                      <a:off x="0" y="0"/>
+                      <a:ext cx="5760000" cy="3866400"/>
+                    </a:xfrm>
+                    <a:prstGeom prst="rect"/>
+                  </pic:spPr>
+                </pic:pic>
+              </a:graphicData>
+            </a:graphic>
+          </wp:inline>
+        </w:drawing>
+      </w:r>
+    </w:p>
+    <w:p>
+      <w:r>
+        <w:t>截图来源：本地实际运行（虚构演示数据），2026 年 10 月 22 日。</w:t>
+      </w:r>
+    </w:p>
+    <w:p>
+      <w:pPr>
+        <w:pStyle w:val="Heading2"/>
+        <w:keepNext/>
+      </w:pPr>
+      <w:r>
+        <w:t>5.15 部门会话（全部员工）</w:t>
+      </w:r>
+    </w:p>
+    <w:p>
+      <w:r>
+        <w:t>超级管理员看到全部普通员工的有效会话。</w:t>
+      </w:r>
+    </w:p>
+    <w:p>
+      <w:pPr>
+        <w:keepNext/>
+      </w:pPr>
+      <w:r>
+        <w:drawing>
+          <wp:inline xmlns:a="http://schemas.openxmlformats.org/drawingml/2006/main" xmlns:pic="http://schemas.openxmlformats.org/drawingml/2006/picture">
+            <wp:extent cx="5760000" cy="3866400"/>
+            <wp:docPr id="16" name="Picture 16"/>
+            <wp:cNvGraphicFramePr>
+              <a:graphicFrameLocks noChangeAspect="1"/>
+            </wp:cNvGraphicFramePr>
+            <a:graphic>
+              <a:graphicData uri="http://schemas.openxmlformats.org/drawingml/2006/picture">
+                <pic:pic>
+                  <pic:nvPicPr>
+                    <pic:cNvPr id="0" name="ui-15-managed-sessions.png"/>
+                    <pic:cNvPicPr/>
+                  </pic:nvPicPr>
+                  <pic:blipFill>
+                    <a:blip r:embed="rId25"/>
+                    <a:stretch>
+                      <a:fillRect/>
+                    </a:stretch>
+                  </pic:blipFill>
+                  <pic:spPr>
+                    <a:xfrm>
+                      <a:off x="0" y="0"/>
+                      <a:ext cx="5760000" cy="3866400"/>
+                    </a:xfrm>
+                    <a:prstGeom prst="rect"/>
+                  </pic:spPr>
+                </pic:pic>
+              </a:graphicData>
+            </a:graphic>
+          </wp:inline>
+        </w:drawing>
+      </w:r>
+    </w:p>
+    <w:p>
+      <w:r>
+        <w:t>截图来源：本地实际运行（虚构演示数据），2026 年 10 月 22 日。</w:t>
+      </w:r>
+    </w:p>
+    <w:p>
+      <w:pPr>
+        <w:pStyle w:val="Heading2"/>
+        <w:keepNext/>
+      </w:pPr>
+      <w:r>
+        <w:t>5.16 操作日志</w:t>
+      </w:r>
+    </w:p>
+    <w:p>
+      <w:r>
+        <w:t>只读审计事件。</w:t>
+      </w:r>
+    </w:p>
+    <w:p>
+      <w:pPr>
+        <w:keepNext/>
+      </w:pPr>
+      <w:r>
+        <w:drawing>
+          <wp:inline xmlns:a="http://schemas.openxmlformats.org/drawingml/2006/main" xmlns:pic="http://schemas.openxmlformats.org/drawingml/2006/picture">
+            <wp:extent cx="5760000" cy="3866400"/>
+            <wp:docPr id="17" name="Picture 17"/>
+            <wp:cNvGraphicFramePr>
+              <a:graphicFrameLocks noChangeAspect="1"/>
+            </wp:cNvGraphicFramePr>
+            <a:graphic>
+              <a:graphicData uri="http://schemas.openxmlformats.org/drawingml/2006/picture">
+                <pic:pic>
+                  <pic:nvPicPr>
+                    <pic:cNvPr id="0" name="ui-16-audit.png"/>
+                    <pic:cNvPicPr/>
+                  </pic:nvPicPr>
+                  <pic:blipFill>
+                    <a:blip r:embed="rId26"/>
+                    <a:stretch>
+                      <a:fillRect/>
+                    </a:stretch>
+                  </pic:blipFill>
+                  <pic:spPr>
+                    <a:xfrm>
+                      <a:off x="0" y="0"/>
+                      <a:ext cx="5760000" cy="3866400"/>
+                    </a:xfrm>
+                    <a:prstGeom prst="rect"/>
+                  </pic:spPr>
+                </pic:pic>
+              </a:graphicData>
+            </a:graphic>
+          </wp:inline>
+        </w:drawing>
+      </w:r>
+    </w:p>
+    <w:p>
+      <w:r>
+        <w:t>截图来源：本地实际运行（虚构演示数据），2026 年 10 月 22 日。</w:t>
+      </w:r>
+    </w:p>
+    <w:p>
+      <w:pPr>
+        <w:pStyle w:val="Heading2"/>
+        <w:keepNext/>
+      </w:pPr>
+      <w:r>
+        <w:t>5.17 登录日志</w:t>
+      </w:r>
+    </w:p>
+    <w:p>
+      <w:r>
+        <w:t>登录成功、失败与登出。</w:t>
+      </w:r>
+    </w:p>
+    <w:p>
+      <w:pPr>
+        <w:keepNext/>
+      </w:pPr>
+      <w:r>
+        <w:drawing>
+          <wp:inline xmlns:a="http://schemas.openxmlformats.org/drawingml/2006/main" xmlns:pic="http://schemas.openxmlformats.org/drawingml/2006/picture">
+            <wp:extent cx="5760000" cy="3866400"/>
+            <wp:docPr id="18" name="Picture 18"/>
+            <wp:cNvGraphicFramePr>
+              <a:graphicFrameLocks noChangeAspect="1"/>
+            </wp:cNvGraphicFramePr>
+            <a:graphic>
+              <a:graphicData uri="http://schemas.openxmlformats.org/drawingml/2006/picture">
+                <pic:pic>
+                  <pic:nvPicPr>
+                    <pic:cNvPr id="0" name="ui-17-login-logs.png"/>
+                    <pic:cNvPicPr/>
+                  </pic:nvPicPr>
+                  <pic:blipFill>
+                    <a:blip r:embed="rId27"/>
+                    <a:stretch>
+                      <a:fillRect/>
+                    </a:stretch>
+                  </pic:blipFill>
+                  <pic:spPr>
+                    <a:xfrm>
+                      <a:off x="0" y="0"/>
+                      <a:ext cx="5760000" cy="3866400"/>
+                    </a:xfrm>
+                    <a:prstGeom prst="rect"/>
+                  </pic:spPr>
+                </pic:pic>
+              </a:graphicData>
+            </a:graphic>
+          </wp:inline>
+        </w:drawing>
+      </w:r>
+    </w:p>
+    <w:p>
+      <w:r>
+        <w:t>截图来源：本地实际运行（虚构演示数据），2026 年 10 月 22 日。</w:t>
+      </w:r>
+    </w:p>
+    <w:p>
+      <w:pPr>
+        <w:pStyle w:val="Heading2"/>
+        <w:keepNext/>
+      </w:pPr>
+      <w:r>
+        <w:t>5.18 审批记录</w:t>
+      </w:r>
+    </w:p>
+    <w:p>
+      <w:r>
+        <w:t>OA 审批结论与对应申请。</w:t>
+      </w:r>
+    </w:p>
+    <w:p>
+      <w:pPr>
+        <w:keepNext/>
+      </w:pPr>
+      <w:r>
+        <w:drawing>
+          <wp:inline xmlns:a="http://schemas.openxmlformats.org/drawingml/2006/main" xmlns:pic="http://schemas.openxmlformats.org/drawingml/2006/picture">
+            <wp:extent cx="5760000" cy="3866400"/>
+            <wp:docPr id="19" name="Picture 19"/>
+            <wp:cNvGraphicFramePr>
+              <a:graphicFrameLocks noChangeAspect="1"/>
+            </wp:cNvGraphicFramePr>
+            <a:graphic>
+              <a:graphicData uri="http://schemas.openxmlformats.org/drawingml/2006/picture">
+                <pic:pic>
+                  <pic:nvPicPr>
+                    <pic:cNvPr id="0" name="ui-18-approval-records.png"/>
+                    <pic:cNvPicPr/>
+                  </pic:nvPicPr>
+                  <pic:blipFill>
+                    <a:blip r:embed="rId28"/>
+                    <a:stretch>
+                      <a:fillRect/>
+                    </a:stretch>
+                  </pic:blipFill>
+                  <pic:spPr>
+                    <a:xfrm>
+                      <a:off x="0" y="0"/>
+                      <a:ext cx="5760000" cy="3866400"/>
+                    </a:xfrm>
+                    <a:prstGeom prst="rect"/>
+                  </pic:spPr>
+                </pic:pic>
+              </a:graphicData>
+            </a:graphic>
+          </wp:inline>
+        </w:drawing>
+      </w:r>
+    </w:p>
+    <w:p>
+      <w:r>
+        <w:t>截图来源：本地实际运行（虚构演示数据），2026 年 10 月 22 日。</w:t>
+      </w:r>
+    </w:p>
+    <w:p>
+      <w:pPr>
+        <w:pStyle w:val="Heading2"/>
+        <w:keepNext/>
+      </w:pPr>
+      <w:r>
+        <w:t>5.19 同步记录</w:t>
+      </w:r>
+    </w:p>
+    <w:p>
+      <w:r>
+        <w:t>HR 与 OA 签名事件。</w:t>
+      </w:r>
+    </w:p>
+    <w:p>
+      <w:pPr>
+        <w:keepNext/>
+      </w:pPr>
+      <w:r>
+        <w:drawing>
+          <wp:inline xmlns:a="http://schemas.openxmlformats.org/drawingml/2006/main" xmlns:pic="http://schemas.openxmlformats.org/drawingml/2006/picture">
+            <wp:extent cx="5760000" cy="3866400"/>
+            <wp:docPr id="20" name="Picture 20"/>
+            <wp:cNvGraphicFramePr>
+              <a:graphicFrameLocks noChangeAspect="1"/>
+            </wp:cNvGraphicFramePr>
+            <a:graphic>
+              <a:graphicData uri="http://schemas.openxmlformats.org/drawingml/2006/picture">
+                <pic:pic>
+                  <pic:nvPicPr>
+                    <pic:cNvPr id="0" name="ui-19-sync.png"/>
+                    <pic:cNvPicPr/>
+                  </pic:nvPicPr>
+                  <pic:blipFill>
+                    <a:blip r:embed="rId29"/>
+                    <a:stretch>
+                      <a:fillRect/>
+                    </a:stretch>
+                  </pic:blipFill>
+                  <pic:spPr>
+                    <a:xfrm>
+                      <a:off x="0" y="0"/>
+                      <a:ext cx="5760000" cy="3866400"/>
+                    </a:xfrm>
+                    <a:prstGeom prst="rect"/>
+                  </pic:spPr>
+                </pic:pic>
+              </a:graphicData>
+            </a:graphic>
+          </wp:inline>
+        </w:drawing>
+      </w:r>
+    </w:p>
+    <w:p>
+      <w:r>
+        <w:t>截图来源：本地实际运行（虚构演示数据），2026 年 10 月 22 日。</w:t>
+      </w:r>
+    </w:p>
+    <w:p>
+      <w:pPr>
+        <w:pStyle w:val="Heading2"/>
+        <w:keepNext/>
+      </w:pPr>
+      <w:r>
+        <w:t>5.20 个人中心</w:t>
+      </w:r>
+    </w:p>
+    <w:p>
+      <w:r>
+        <w:t>修改本人密码。</w:t>
+      </w:r>
+    </w:p>
+    <w:p>
+      <w:pPr>
+        <w:keepNext/>
+      </w:pPr>
+      <w:r>
+        <w:drawing>
+          <wp:inline xmlns:a="http://schemas.openxmlformats.org/drawingml/2006/main" xmlns:pic="http://schemas.openxmlformats.org/drawingml/2006/picture">
+            <wp:extent cx="5760000" cy="3866400"/>
+            <wp:docPr id="21" name="Picture 21"/>
+            <wp:cNvGraphicFramePr>
+              <a:graphicFrameLocks noChangeAspect="1"/>
+            </wp:cNvGraphicFramePr>
+            <a:graphic>
+              <a:graphicData uri="http://schemas.openxmlformats.org/drawingml/2006/picture">
+                <pic:pic>
+                  <pic:nvPicPr>
+                    <pic:cNvPr id="0" name="ui-20-profile.png"/>
+                    <pic:cNvPicPr/>
+                  </pic:nvPicPr>
+                  <pic:blipFill>
+                    <a:blip r:embed="rId30"/>
+                    <a:stretch>
+                      <a:fillRect/>
+                    </a:stretch>
+                  </pic:blipFill>
+                  <pic:spPr>
+                    <a:xfrm>
+                      <a:off x="0" y="0"/>
+                      <a:ext cx="5760000" cy="3866400"/>
+                    </a:xfrm>
+                    <a:prstGeom prst="rect"/>
+                  </pic:spPr>
+                </pic:pic>
+              </a:graphicData>
+            </a:graphic>
+          </wp:inline>
+        </w:drawing>
+      </w:r>
+    </w:p>
+    <w:p>
+      <w:r>
+        <w:t>截图来源：本地实际运行（虚构演示数据），2026 年 10 月 22 日。</w:t>
+      </w:r>
+    </w:p>
+    <w:p>
+      <w:pPr>
+        <w:pStyle w:val="Heading2"/>
+        <w:keepNext/>
+      </w:pPr>
+      <w:r>
+        <w:t>5.21 应用门户</w:t>
+      </w:r>
+    </w:p>
+    <w:p>
+      <w:r>
+        <w:t>建立单点登录会话并打开 OA、HR 演示客户端。</w:t>
+      </w:r>
+    </w:p>
+    <w:p>
+      <w:pPr>
+        <w:keepNext/>
+      </w:pPr>
+      <w:r>
+        <w:drawing>
+          <wp:inline xmlns:a="http://schemas.openxmlformats.org/drawingml/2006/main" xmlns:pic="http://schemas.openxmlformats.org/drawingml/2006/picture">
+            <wp:extent cx="5760000" cy="3866400"/>
+            <wp:docPr id="22" name="Picture 22"/>
+            <wp:cNvGraphicFramePr>
+              <a:graphicFrameLocks noChangeAspect="1"/>
+            </wp:cNvGraphicFramePr>
+            <a:graphic>
+              <a:graphicData uri="http://schemas.openxmlformats.org/drawingml/2006/picture">
+                <pic:pic>
+                  <pic:nvPicPr>
+                    <pic:cNvPr id="0" name="ui-21-portal.png"/>
+                    <pic:cNvPicPr/>
+                  </pic:nvPicPr>
+                  <pic:blipFill>
+                    <a:blip r:embed="rId31"/>
+                    <a:stretch>
+                      <a:fillRect/>
+                    </a:stretch>
+                  </pic:blipFill>
+                  <pic:spPr>
+                    <a:xfrm>
+                      <a:off x="0" y="0"/>
+                      <a:ext cx="5760000" cy="3866400"/>
+                    </a:xfrm>
+                    <a:prstGeom prst="rect"/>
+                  </pic:spPr>
+                </pic:pic>
+              </a:graphicData>
+            </a:graphic>
+          </wp:inline>
+        </w:drawing>
+      </w:r>
+    </w:p>
+    <w:p>
+      <w:r>
+        <w:t>截图来源：本地实际运行（虚构演示数据），2026 年 10 月 22 日。</w:t>
+      </w:r>
+    </w:p>
+    <w:p>
+      <w:pPr>
+        <w:pStyle w:val="Heading2"/>
+        <w:keepNext/>
+      </w:pPr>
+      <w:r>
+        <w:t>5.22 页面不存在</w:t>
+      </w:r>
+    </w:p>
+    <w:p>
+      <w:r>
+        <w:t>404 提示并引导返回导航。</w:t>
+      </w:r>
+    </w:p>
+    <w:p>
+      <w:pPr>
+        <w:keepNext/>
+      </w:pPr>
+      <w:r>
+        <w:drawing>
+          <wp:inline xmlns:a="http://schemas.openxmlformats.org/drawingml/2006/main" xmlns:pic="http://schemas.openxmlformats.org/drawingml/2006/picture">
+            <wp:extent cx="5760000" cy="3866400"/>
+            <wp:docPr id="23" name="Picture 23"/>
+            <wp:cNvGraphicFramePr>
+              <a:graphicFrameLocks noChangeAspect="1"/>
+            </wp:cNvGraphicFramePr>
+            <a:graphic>
+              <a:graphicData uri="http://schemas.openxmlformats.org/drawingml/2006/picture">
+                <pic:pic>
+                  <pic:nvPicPr>
+                    <pic:cNvPr id="0" name="ui-22-not-found.png"/>
+                    <pic:cNvPicPr/>
+                  </pic:nvPicPr>
+                  <pic:blipFill>
+                    <a:blip r:embed="rId32"/>
+                    <a:stretch>
+                      <a:fillRect/>
+                    </a:stretch>
+                  </pic:blipFill>
+                  <pic:spPr>
+                    <a:xfrm>
+                      <a:off x="0" y="0"/>
+                      <a:ext cx="5760000" cy="3866400"/>
+                    </a:xfrm>
+                    <a:prstGeom prst="rect"/>
+                  </pic:spPr>
+                </pic:pic>
+              </a:graphicData>
+            </a:graphic>
+          </wp:inline>
+        </w:drawing>
+      </w:r>
+    </w:p>
+    <w:p>
+      <w:r>
+        <w:t>截图来源：本地实际运行（虚构演示数据），2026 年 10 月 22 日。</w:t>
+      </w:r>
+    </w:p>
+    <w:p>
+      <w:pPr>
+        <w:pStyle w:val="Heading1"/>
+        <w:pageBreakBefore/>
+      </w:pPr>
+      <w:r>
+        <w:t>6 部门管理员视角（信息中心）</w:t>
+      </w:r>
+    </w:p>
+    <w:p>
+      <w:pPr>
+        <w:pStyle w:val="Heading2"/>
+        <w:keepNext/>
+      </w:pPr>
+      <w:r>
+        <w:t>6.1 用户管理</w:t>
+      </w:r>
+    </w:p>
+    <w:p>
+      <w:r>
+        <w:t>只列出绑定部门的员工，没有新增用户和编辑入口。</w:t>
+      </w:r>
+    </w:p>
+    <w:p>
+      <w:pPr>
+        <w:keepNext/>
+      </w:pPr>
+      <w:r>
+        <w:drawing>
+          <wp:inline xmlns:a="http://schemas.openxmlformats.org/drawingml/2006/main" xmlns:pic="http://schemas.openxmlformats.org/drawingml/2006/picture">
+            <wp:extent cx="5760000" cy="3916800"/>
+            <wp:docPr id="24" name="Picture 24"/>
+            <wp:cNvGraphicFramePr>
+              <a:graphicFrameLocks noChangeAspect="1"/>
+            </wp:cNvGraphicFramePr>
+            <a:graphic>
+              <a:graphicData uri="http://schemas.openxmlformats.org/drawingml/2006/picture">
+                <pic:pic>
+                  <pic:nvPicPr>
+                    <pic:cNvPr id="0" name="ui-23-dept-users.png"/>
+                    <pic:cNvPicPr/>
+                  </pic:nvPicPr>
+                  <pic:blipFill>
+                    <a:blip r:embed="rId33"/>
+                    <a:stretch>
+                      <a:fillRect/>
+                    </a:stretch>
+                  </pic:blipFill>
+                  <pic:spPr>
+                    <a:xfrm>
+                      <a:off x="0" y="0"/>
+                      <a:ext cx="5760000" cy="3916800"/>
+                    </a:xfrm>
+                    <a:prstGeom prst="rect"/>
+                  </pic:spPr>
+                </pic:pic>
+              </a:graphicData>
+            </a:graphic>
+          </wp:inline>
+        </w:drawing>
+      </w:r>
+    </w:p>
+    <w:p>
+      <w:r>
+        <w:t>截图来源：本地实际运行（虚构演示数据），2026 年 10 月 22 日。</w:t>
+      </w:r>
+    </w:p>
+    <w:p>
+      <w:pPr>
+        <w:pStyle w:val="Heading2"/>
+        <w:keepNext/>
+      </w:pPr>
+      <w:r>
+        <w:t>6.2 部门会话</w:t>
+      </w:r>
+    </w:p>
+    <w:p>
+      <w:r>
+        <w:t>只看到本部门员工的会话。</w:t>
+      </w:r>
+    </w:p>
+    <w:p>
+      <w:pPr>
+        <w:keepNext/>
+      </w:pPr>
+      <w:r>
+        <w:drawing>
+          <wp:inline xmlns:a="http://schemas.openxmlformats.org/drawingml/2006/main" xmlns:pic="http://schemas.openxmlformats.org/drawingml/2006/picture">
+            <wp:extent cx="5760000" cy="3866400"/>
+            <wp:docPr id="25" name="Picture 25"/>
+            <wp:cNvGraphicFramePr>
+              <a:graphicFrameLocks noChangeAspect="1"/>
+            </wp:cNvGraphicFramePr>
+            <a:graphic>
+              <a:graphicData uri="http://schemas.openxmlformats.org/drawingml/2006/picture">
+                <pic:pic>
+                  <pic:nvPicPr>
+                    <pic:cNvPr id="0" name="ui-24-dept-sessions.png"/>
+                    <pic:cNvPicPr/>
+                  </pic:nvPicPr>
+                  <pic:blipFill>
+                    <a:blip r:embed="rId34"/>
+                    <a:stretch>
+                      <a:fillRect/>
+                    </a:stretch>
+                  </pic:blipFill>
+                  <pic:spPr>
+                    <a:xfrm>
+                      <a:off x="0" y="0"/>
+                      <a:ext cx="5760000" cy="3866400"/>
+                    </a:xfrm>
+                    <a:prstGeom prst="rect"/>
+                  </pic:spPr>
+                </pic:pic>
+              </a:graphicData>
+            </a:graphic>
+          </wp:inline>
+        </w:drawing>
+      </w:r>
+    </w:p>
+    <w:p>
+      <w:r>
+        <w:t>截图来源：本地实际运行（虚构演示数据），2026 年 10 月 22 日。</w:t>
+      </w:r>
+    </w:p>
+    <w:p>
+      <w:pPr>
+        <w:pStyle w:val="Heading2"/>
+        <w:keepNext/>
+      </w:pPr>
+      <w:r>
+        <w:t>6.3 操作日志</w:t>
+      </w:r>
+    </w:p>
+    <w:p>
+      <w:r>
+        <w:t>包含超级管理员对本部门员工的操作（新建外部人员、HR 入职）。</w:t>
+      </w:r>
+    </w:p>
+    <w:p>
+      <w:pPr>
+        <w:keepNext/>
+      </w:pPr>
+      <w:r>
+        <w:drawing>
+          <wp:inline xmlns:a="http://schemas.openxmlformats.org/drawingml/2006/main" xmlns:pic="http://schemas.openxmlformats.org/drawingml/2006/picture">
+            <wp:extent cx="5760000" cy="3866400"/>
+            <wp:docPr id="26" name="Picture 26"/>
+            <wp:cNvGraphicFramePr>
+              <a:graphicFrameLocks noChangeAspect="1"/>
+            </wp:cNvGraphicFramePr>
+            <a:graphic>
+              <a:graphicData uri="http://schemas.openxmlformats.org/drawingml/2006/picture">
+                <pic:pic>
+                  <pic:nvPicPr>
+                    <pic:cNvPr id="0" name="ui-25-dept-audit.png"/>
+                    <pic:cNvPicPr/>
+                  </pic:nvPicPr>
+                  <pic:blipFill>
+                    <a:blip r:embed="rId35"/>
+                    <a:stretch>
+                      <a:fillRect/>
+                    </a:stretch>
+                  </pic:blipFill>
+                  <pic:spPr>
+                    <a:xfrm>
+                      <a:off x="0" y="0"/>
+                      <a:ext cx="5760000" cy="3866400"/>
+                    </a:xfrm>
+                    <a:prstGeom prst="rect"/>
+                  </pic:spPr>
+                </pic:pic>
+              </a:graphicData>
+            </a:graphic>
+          </wp:inline>
+        </w:drawing>
+      </w:r>
+    </w:p>
+    <w:p>
+      <w:r>
+        <w:t>截图来源：本地实际运行（虚构演示数据），2026 年 10 月 22 日。</w:t>
+      </w:r>
+    </w:p>
+    <w:p>
+      <w:pPr>
+        <w:pStyle w:val="Heading1"/>
+        <w:pageBreakBefore/>
+      </w:pPr>
+      <w:r>
+        <w:t>7 普通用户视角</w:t>
+      </w:r>
+    </w:p>
+    <w:p>
+      <w:pPr>
+        <w:pStyle w:val="Heading2"/>
+        <w:keepNext/>
+      </w:pPr>
+      <w:r>
+        <w:t>7.1 我的权限</w:t>
+      </w:r>
+    </w:p>
+    <w:p>
+      <w:r>
+        <w:t>侧栏只有本人可见页面；有效权限为全部启用角色的并集。</w:t>
+      </w:r>
+    </w:p>
+    <w:p>
+      <w:pPr>
+        <w:keepNext/>
+      </w:pPr>
+      <w:r>
+        <w:drawing>
+          <wp:inline xmlns:a="http://schemas.openxmlformats.org/drawingml/2006/main" xmlns:pic="http://schemas.openxmlformats.org/drawingml/2006/picture">
+            <wp:extent cx="5760000" cy="3916800"/>
+            <wp:docPr id="27" name="Picture 27"/>
+            <wp:cNvGraphicFramePr>
+              <a:graphicFrameLocks noChangeAspect="1"/>
+            </wp:cNvGraphicFramePr>
+            <a:graphic>
+              <a:graphicData uri="http://schemas.openxmlformats.org/drawingml/2006/picture">
+                <pic:pic>
+                  <pic:nvPicPr>
+                    <pic:cNvPr id="0" name="ui-26-my-permissions.png"/>
+                    <pic:cNvPicPr/>
+                  </pic:nvPicPr>
+                  <pic:blipFill>
+                    <a:blip r:embed="rId36"/>
+                    <a:stretch>
+                      <a:fillRect/>
+                    </a:stretch>
+                  </pic:blipFill>
+                  <pic:spPr>
+                    <a:xfrm>
+                      <a:off x="0" y="0"/>
+                      <a:ext cx="5760000" cy="3916800"/>
+                    </a:xfrm>
+                    <a:prstGeom prst="rect"/>
+                  </pic:spPr>
+                </pic:pic>
+              </a:graphicData>
+            </a:graphic>
+          </wp:inline>
+        </w:drawing>
+      </w:r>
+    </w:p>
+    <w:p>
+      <w:r>
+        <w:t>截图来源：本地实际运行（虚构演示数据），2026 年 10 月 22 日。</w:t>
+      </w:r>
+    </w:p>
+    <w:p>
+      <w:pPr>
+        <w:pStyle w:val="Heading2"/>
+        <w:keepNext/>
+      </w:pPr>
+      <w:r>
+        <w:t>7.2 报销权限演示</w:t>
+      </w:r>
+    </w:p>
+    <w:p>
+      <w:r>
+        <w:t>持有 expense:list，受保护接口返回 200。</w:t>
+      </w:r>
+    </w:p>
+    <w:p>
+      <w:pPr>
+        <w:keepNext/>
+      </w:pPr>
+      <w:r>
+        <w:drawing>
+          <wp:inline xmlns:a="http://schemas.openxmlformats.org/drawingml/2006/main" xmlns:pic="http://schemas.openxmlformats.org/drawingml/2006/picture">
+            <wp:extent cx="5760000" cy="3866400"/>
+            <wp:docPr id="28" name="Picture 28"/>
+            <wp:cNvGraphicFramePr>
+              <a:graphicFrameLocks noChangeAspect="1"/>
+            </wp:cNvGraphicFramePr>
+            <a:graphic>
+              <a:graphicData uri="http://schemas.openxmlformats.org/drawingml/2006/picture">
+                <pic:pic>
+                  <pic:nvPicPr>
+                    <pic:cNvPr id="0" name="ui-27-expenses.png"/>
+                    <pic:cNvPicPr/>
+                  </pic:nvPicPr>
+                  <pic:blipFill>
+                    <a:blip r:embed="rId37"/>
+                    <a:stretch>
+                      <a:fillRect/>
+                    </a:stretch>
+                  </pic:blipFill>
+                  <pic:spPr>
+                    <a:xfrm>
+                      <a:off x="0" y="0"/>
+                      <a:ext cx="5760000" cy="3866400"/>
+                    </a:xfrm>
+                    <a:prstGeom prst="rect"/>
+                  </pic:spPr>
+                </pic:pic>
+              </a:graphicData>
+            </a:graphic>
+          </wp:inline>
+        </w:drawing>
+      </w:r>
+    </w:p>
+    <w:p>
+      <w:r>
+        <w:t>截图来源：本地实际运行（虚构演示数据），2026 年 10 月 22 日。</w:t>
+      </w:r>
+    </w:p>
+    <w:p>
+      <w:pPr>
+        <w:pStyle w:val="Heading2"/>
+        <w:keepNext/>
+      </w:pPr>
+      <w:r>
+        <w:t>7.3 权限申请</w:t>
+      </w:r>
+    </w:p>
+    <w:p>
+      <w:r>
+        <w:t>本人申请记录与 OA 审批状态。</w:t>
+      </w:r>
+    </w:p>
+    <w:p>
+      <w:pPr>
+        <w:keepNext/>
+      </w:pPr>
+      <w:r>
+        <w:drawing>
+          <wp:inline xmlns:a="http://schemas.openxmlformats.org/drawingml/2006/main" xmlns:pic="http://schemas.openxmlformats.org/drawingml/2006/picture">
+            <wp:extent cx="5760000" cy="3866400"/>
+            <wp:docPr id="29" name="Picture 29"/>
+            <wp:cNvGraphicFramePr>
+              <a:graphicFrameLocks noChangeAspect="1"/>
+            </wp:cNvGraphicFramePr>
+            <a:graphic>
+              <a:graphicData uri="http://schemas.openxmlformats.org/drawingml/2006/picture">
+                <pic:pic>
+                  <pic:nvPicPr>
+                    <pic:cNvPr id="0" name="ui-28-applications.png"/>
+                    <pic:cNvPicPr/>
+                  </pic:nvPicPr>
+                  <pic:blipFill>
+                    <a:blip r:embed="rId38"/>
+                    <a:stretch>
+                      <a:fillRect/>
+                    </a:stretch>
+                  </pic:blipFill>
+                  <pic:spPr>
+                    <a:xfrm>
+                      <a:off x="0" y="0"/>
+                      <a:ext cx="5760000" cy="3866400"/>
+                    </a:xfrm>
+                    <a:prstGeom prst="rect"/>
+                  </pic:spPr>
+                </pic:pic>
+              </a:graphicData>
+            </a:graphic>
+          </wp:inline>
+        </w:drawing>
+      </w:r>
+    </w:p>
+    <w:p>
+      <w:r>
+        <w:t>截图来源：本地实际运行（虚构演示数据），2026 年 10 月 22 日。</w:t>
+      </w:r>
+    </w:p>
+    <w:p>
+      <w:pPr>
+        <w:pStyle w:val="Heading2"/>
+        <w:keepNext/>
+      </w:pPr>
+      <w:r>
+        <w:t>7.4 访问受限</w:t>
+      </w:r>
+    </w:p>
+    <w:p>
+      <w:r>
+        <w:t>直接访问管理页面显示 403，登录状态保留。</w:t>
+      </w:r>
+    </w:p>
+    <w:p>
+      <w:pPr>
+        <w:keepNext/>
+      </w:pPr>
+      <w:r>
+        <w:drawing>
+          <wp:inline xmlns:a="http://schemas.openxmlformats.org/drawingml/2006/main" xmlns:pic="http://schemas.openxmlformats.org/drawingml/2006/picture">
+            <wp:extent cx="5760000" cy="3866400"/>
+            <wp:docPr id="30" name="Picture 30"/>
+            <wp:cNvGraphicFramePr>
+              <a:graphicFrameLocks noChangeAspect="1"/>
+            </wp:cNvGraphicFramePr>
+            <a:graphic>
+              <a:graphicData uri="http://schemas.openxmlformats.org/drawingml/2006/picture">
+                <pic:pic>
+                  <pic:nvPicPr>
+                    <pic:cNvPr id="0" name="ui-29-forbidden.png"/>
+                    <pic:cNvPicPr/>
+                  </pic:nvPicPr>
+                  <pic:blipFill>
+                    <a:blip r:embed="rId39"/>
+                    <a:stretch>
+                      <a:fillRect/>
+                    </a:stretch>
+                  </pic:blipFill>
+                  <pic:spPr>
+                    <a:xfrm>
+                      <a:off x="0" y="0"/>
+                      <a:ext cx="5760000" cy="3866400"/>
+                    </a:xfrm>
+                    <a:prstGeom prst="rect"/>
+                  </pic:spPr>
+                </pic:pic>
+              </a:graphicData>
+            </a:graphic>
+          </wp:inline>
+        </w:drawing>
+      </w:r>
+    </w:p>
+    <w:p>
+      <w:r>
+        <w:t>截图来源：本地实际运行（虚构演示数据），2026 年 10 月 22 日。</w:t>
       </w:r>
     </w:p>
     <w:sectPr>

--- a/docs/phase-one/02-界面原型文档.docx
+++ b/docs/phase-one/02-界面原型文档.docx
@@ -15,17 +15,25 @@
         <w:pStyle w:val="Title"/>
       </w:pPr>
       <w:r>
-        <w:t>界面原型文档</w:t>
+        <w:t>一期界面原型设计</w:t>
       </w:r>
     </w:p>
     <w:p>
       <w:r>
-        <w:t>一期推进版本  |  2026 年 10 月 21 日</w:t>
+        <w:t>一期需求对齐修订  2026 年 10 月 22 日</w:t>
       </w:r>
     </w:p>
     <w:p>
       <w:r>
-        <w:t>本文件说明一期管理界面的页面组织和操作规则，并展示实际浏览器运行截图。界面基于 Vue 3、TypeScript、Tailwind 构建，沿用浅色中文后台风格。截图使用虚构演示数据，原始一万名员工未公开展示。</w:t>
+        <w:t>说明 Vue 管理门户的页面、可见性、关键表单及失败反馈。新增流程附代码对应的示意图，未使用旧运行截图证明新功能。</w:t>
+      </w:r>
+    </w:p>
+    <w:p>
+      <w:pPr>
+        <w:pStyle w:val="Subtitle"/>
+      </w:pPr>
+      <w:r>
+        <w:t>依据 DOC 01 V1.0 原始需求  本次未运行项目测试</w:t>
       </w:r>
     </w:p>
     <w:p>
@@ -33,37 +41,450 @@
         <w:pStyle w:val="Heading1"/>
       </w:pPr>
       <w:r>
-        <w:t>1 布局与交互原则</w:t>
+        <w:t>1 导航与权限</w:t>
       </w:r>
     </w:p>
     <w:p>
       <w:r>
-        <w:t>课堂明亮环境采用浅色背景、高对比正文和固定侧栏。顶部显示当前平台身份和退出入口；主体按任务展示列表、表单与反馈。管理操作成功后重新读取数据，避免界面显示旧状态。列表加载、空数据、校验失败、401 和 403 分别表达。</w:t>
+        <w:t>登录后加载本人身份、具名管理能力与业务权限。首次改密时进入个人中心；管理页面根据服务端能力显示，报销等业务按钮根据权限编码显示。每次切换页面重新读取权限，后台仍独立检查身份与管辖范围。</w:t>
       </w:r>
     </w:p>
     <w:p>
       <w:r>
-        <w:t>一期界面入口为 /ui/index.html；侧栏按开始、基础管理、组织数据、运行记录、本人分组。前端隐藏不可用导航仅用于易用性，授权判断仍由后端执行。移动窄屏侧栏横向滚动，表格保留横向滚动。</w:t>
+        <w:t>原需求的二十个页面保留：登录、主框架、工作台、用户、角色、权限点、应用、部门、岗位、字典、会话、操作日志、登录日志、审批记录、同步状态、个人中心、403、404、门户和我的权限。修订新增应用接入验收、管理员成员、复核及其记录、归档查询、同步异常和部门通知。</w:t>
       </w:r>
+    </w:p>
+    <w:tbl>
+      <w:tblPr>
+        <w:tblW w:type="auto" w:w="0"/>
+        <w:tblLayout w:type="fixed"/>
+        <w:tblLook w:firstColumn="1" w:firstRow="1" w:lastColumn="0" w:lastRow="0" w:noHBand="0" w:noVBand="1" w:val="04A0"/>
+      </w:tblPr>
+      <w:tblGrid>
+        <w:gridCol w:w="1701"/>
+        <w:gridCol w:w="3969"/>
+        <w:gridCol w:w="3969"/>
+      </w:tblGrid>
+      <w:tr>
+        <w:trPr>
+          <w:cantSplit/>
+          <w:tblHeader/>
+        </w:trPr>
+        <w:tc>
+          <w:tcPr>
+            <w:tcW w:type="dxa" w:w="1701"/>
+            <w:vAlign w:val="center"/>
+            <w:tcBorders>
+              <w:top w:val="single" w:sz="4" w:color="D9D9D9"/>
+              <w:left w:val="single" w:sz="4" w:color="D9D9D9"/>
+              <w:bottom w:val="single" w:sz="4" w:color="D9D9D9"/>
+              <w:right w:val="single" w:sz="4" w:color="D9D9D9"/>
+            </w:tcBorders>
+            <w:shd w:fill="DBE7F1"/>
+            <w:tcMar>
+              <w:top w:w="95" w:type="dxa"/>
+              <w:bottom w:w="95" w:type="dxa"/>
+              <w:left w:w="95" w:type="dxa"/>
+              <w:right w:w="95" w:type="dxa"/>
+            </w:tcMar>
+          </w:tcPr>
+          <w:p>
+            <w:pPr>
+              <w:spacing w:after="40" w:line="264" w:lineRule="auto"/>
+            </w:pPr>
+            <w:r>
+              <w:rPr>
+                <w:b/>
+                <w:sz w:val="18"/>
+              </w:rPr>
+              <w:t>身份</w:t>
+            </w:r>
+          </w:p>
+        </w:tc>
+        <w:tc>
+          <w:tcPr>
+            <w:tcW w:type="dxa" w:w="3969"/>
+            <w:vAlign w:val="center"/>
+            <w:tcBorders>
+              <w:top w:val="single" w:sz="4" w:color="D9D9D9"/>
+              <w:left w:val="single" w:sz="4" w:color="D9D9D9"/>
+              <w:bottom w:val="single" w:sz="4" w:color="D9D9D9"/>
+              <w:right w:val="single" w:sz="4" w:color="D9D9D9"/>
+            </w:tcBorders>
+            <w:shd w:fill="DBE7F1"/>
+            <w:tcMar>
+              <w:top w:w="95" w:type="dxa"/>
+              <w:bottom w:w="95" w:type="dxa"/>
+              <w:left w:w="95" w:type="dxa"/>
+              <w:right w:w="95" w:type="dxa"/>
+            </w:tcMar>
+          </w:tcPr>
+          <w:p>
+            <w:pPr>
+              <w:spacing w:after="40" w:line="264" w:lineRule="auto"/>
+            </w:pPr>
+            <w:r>
+              <w:rPr>
+                <w:b/>
+                <w:sz w:val="18"/>
+              </w:rPr>
+              <w:t>可见内容</w:t>
+            </w:r>
+          </w:p>
+        </w:tc>
+        <w:tc>
+          <w:tcPr>
+            <w:tcW w:type="dxa" w:w="3969"/>
+            <w:vAlign w:val="center"/>
+            <w:tcBorders>
+              <w:top w:val="single" w:sz="4" w:color="D9D9D9"/>
+              <w:left w:val="single" w:sz="4" w:color="D9D9D9"/>
+              <w:bottom w:val="single" w:sz="4" w:color="D9D9D9"/>
+              <w:right w:val="single" w:sz="4" w:color="D9D9D9"/>
+            </w:tcBorders>
+            <w:shd w:fill="DBE7F1"/>
+            <w:tcMar>
+              <w:top w:w="95" w:type="dxa"/>
+              <w:bottom w:w="95" w:type="dxa"/>
+              <w:left w:w="95" w:type="dxa"/>
+              <w:right w:w="95" w:type="dxa"/>
+            </w:tcMar>
+          </w:tcPr>
+          <w:p>
+            <w:pPr>
+              <w:spacing w:after="40" w:line="264" w:lineRule="auto"/>
+            </w:pPr>
+            <w:r>
+              <w:rPr>
+                <w:b/>
+                <w:sz w:val="18"/>
+              </w:rPr>
+              <w:t>限制</w:t>
+            </w:r>
+          </w:p>
+        </w:tc>
+      </w:tr>
+      <w:tr>
+        <w:trPr>
+          <w:cantSplit/>
+        </w:trPr>
+        <w:tc>
+          <w:tcPr>
+            <w:tcW w:type="dxa" w:w="1701"/>
+            <w:vAlign w:val="center"/>
+            <w:tcBorders>
+              <w:top w:val="single" w:sz="4" w:color="D9D9D9"/>
+              <w:left w:val="single" w:sz="4" w:color="D9D9D9"/>
+              <w:bottom w:val="single" w:sz="4" w:color="D9D9D9"/>
+              <w:right w:val="single" w:sz="4" w:color="D9D9D9"/>
+            </w:tcBorders>
+            <w:shd w:fill="FFFFFF"/>
+            <w:tcMar>
+              <w:top w:w="95" w:type="dxa"/>
+              <w:bottom w:w="95" w:type="dxa"/>
+              <w:left w:w="95" w:type="dxa"/>
+              <w:right w:w="95" w:type="dxa"/>
+            </w:tcMar>
+          </w:tcPr>
+          <w:p>
+            <w:pPr>
+              <w:spacing w:after="40" w:line="264" w:lineRule="auto"/>
+            </w:pPr>
+            <w:r>
+              <w:rPr>
+                <w:b w:val="0"/>
+                <w:sz w:val="18"/>
+              </w:rPr>
+              <w:t>超级管理员</w:t>
+            </w:r>
+          </w:p>
+        </w:tc>
+        <w:tc>
+          <w:tcPr>
+            <w:tcW w:type="dxa" w:w="3969"/>
+            <w:vAlign w:val="center"/>
+            <w:tcBorders>
+              <w:top w:val="single" w:sz="4" w:color="D9D9D9"/>
+              <w:left w:val="single" w:sz="4" w:color="D9D9D9"/>
+              <w:bottom w:val="single" w:sz="4" w:color="D9D9D9"/>
+              <w:right w:val="single" w:sz="4" w:color="D9D9D9"/>
+            </w:tcBorders>
+            <w:shd w:fill="FFFFFF"/>
+            <w:tcMar>
+              <w:top w:w="95" w:type="dxa"/>
+              <w:bottom w:w="95" w:type="dxa"/>
+              <w:left w:w="95" w:type="dxa"/>
+              <w:right w:w="95" w:type="dxa"/>
+            </w:tcMar>
+          </w:tcPr>
+          <w:p>
+            <w:pPr>
+              <w:spacing w:after="40" w:line="264" w:lineRule="auto"/>
+            </w:pPr>
+            <w:r>
+              <w:rPr>
+                <w:b w:val="0"/>
+                <w:sz w:val="18"/>
+              </w:rPr>
+              <w:t>全局管理、应用接入、管理员成员</w:t>
+            </w:r>
+          </w:p>
+        </w:tc>
+        <w:tc>
+          <w:tcPr>
+            <w:tcW w:type="dxa" w:w="3969"/>
+            <w:vAlign w:val="center"/>
+            <w:tcBorders>
+              <w:top w:val="single" w:sz="4" w:color="D9D9D9"/>
+              <w:left w:val="single" w:sz="4" w:color="D9D9D9"/>
+              <w:bottom w:val="single" w:sz="4" w:color="D9D9D9"/>
+              <w:right w:val="single" w:sz="4" w:color="D9D9D9"/>
+            </w:tcBorders>
+            <w:shd w:fill="FFFFFF"/>
+            <w:tcMar>
+              <w:top w:w="95" w:type="dxa"/>
+              <w:bottom w:w="95" w:type="dxa"/>
+              <w:left w:w="95" w:type="dxa"/>
+              <w:right w:w="95" w:type="dxa"/>
+            </w:tcMar>
+          </w:tcPr>
+          <w:p>
+            <w:pPr>
+              <w:spacing w:after="40" w:line="264" w:lineRule="auto"/>
+            </w:pPr>
+            <w:r>
+              <w:rPr>
+                <w:b w:val="0"/>
+                <w:sz w:val="18"/>
+              </w:rPr>
+              <w:t>不能解除首次内置管理员身份，不能修改本人超级管理员成员状态</w:t>
+            </w:r>
+          </w:p>
+        </w:tc>
+      </w:tr>
+      <w:tr>
+        <w:trPr>
+          <w:cantSplit/>
+        </w:trPr>
+        <w:tc>
+          <w:tcPr>
+            <w:tcW w:type="dxa" w:w="1701"/>
+            <w:vAlign w:val="center"/>
+            <w:tcBorders>
+              <w:top w:val="single" w:sz="4" w:color="D9D9D9"/>
+              <w:left w:val="single" w:sz="4" w:color="D9D9D9"/>
+              <w:bottom w:val="single" w:sz="4" w:color="D9D9D9"/>
+              <w:right w:val="single" w:sz="4" w:color="D9D9D9"/>
+            </w:tcBorders>
+            <w:shd w:fill="F7F9FB"/>
+            <w:tcMar>
+              <w:top w:w="95" w:type="dxa"/>
+              <w:bottom w:w="95" w:type="dxa"/>
+              <w:left w:w="95" w:type="dxa"/>
+              <w:right w:w="95" w:type="dxa"/>
+            </w:tcMar>
+          </w:tcPr>
+          <w:p>
+            <w:pPr>
+              <w:spacing w:after="40" w:line="264" w:lineRule="auto"/>
+            </w:pPr>
+            <w:r>
+              <w:rPr>
+                <w:b w:val="0"/>
+                <w:sz w:val="18"/>
+              </w:rPr>
+              <w:t>部门管理员</w:t>
+            </w:r>
+          </w:p>
+        </w:tc>
+        <w:tc>
+          <w:tcPr>
+            <w:tcW w:type="dxa" w:w="3969"/>
+            <w:vAlign w:val="center"/>
+            <w:tcBorders>
+              <w:top w:val="single" w:sz="4" w:color="D9D9D9"/>
+              <w:left w:val="single" w:sz="4" w:color="D9D9D9"/>
+              <w:bottom w:val="single" w:sz="4" w:color="D9D9D9"/>
+              <w:right w:val="single" w:sz="4" w:color="D9D9D9"/>
+            </w:tcBorders>
+            <w:shd w:fill="F7F9FB"/>
+            <w:tcMar>
+              <w:top w:w="95" w:type="dxa"/>
+              <w:bottom w:w="95" w:type="dxa"/>
+              <w:left w:w="95" w:type="dxa"/>
+              <w:right w:w="95" w:type="dxa"/>
+            </w:tcMar>
+          </w:tcPr>
+          <w:p>
+            <w:pPr>
+              <w:spacing w:after="40" w:line="264" w:lineRule="auto"/>
+            </w:pPr>
+            <w:r>
+              <w:rPr>
+                <w:b w:val="0"/>
+                <w:sz w:val="18"/>
+              </w:rPr>
+              <w:t>本部门员工、授权、复核、审计及组织只读</w:t>
+            </w:r>
+          </w:p>
+        </w:tc>
+        <w:tc>
+          <w:tcPr>
+            <w:tcW w:type="dxa" w:w="3969"/>
+            <w:vAlign w:val="center"/>
+            <w:tcBorders>
+              <w:top w:val="single" w:sz="4" w:color="D9D9D9"/>
+              <w:left w:val="single" w:sz="4" w:color="D9D9D9"/>
+              <w:bottom w:val="single" w:sz="4" w:color="D9D9D9"/>
+              <w:right w:val="single" w:sz="4" w:color="D9D9D9"/>
+            </w:tcBorders>
+            <w:shd w:fill="F7F9FB"/>
+            <w:tcMar>
+              <w:top w:w="95" w:type="dxa"/>
+              <w:bottom w:w="95" w:type="dxa"/>
+              <w:left w:w="95" w:type="dxa"/>
+              <w:right w:w="95" w:type="dxa"/>
+            </w:tcMar>
+          </w:tcPr>
+          <w:p>
+            <w:pPr>
+              <w:spacing w:after="40" w:line="264" w:lineRule="auto"/>
+            </w:pPr>
+            <w:r>
+              <w:rPr>
+                <w:b w:val="0"/>
+                <w:sz w:val="18"/>
+              </w:rPr>
+              <w:t>不能维护其他部门或管理员；不自动包含子部门</w:t>
+            </w:r>
+          </w:p>
+        </w:tc>
+      </w:tr>
+      <w:tr>
+        <w:trPr>
+          <w:cantSplit/>
+        </w:trPr>
+        <w:tc>
+          <w:tcPr>
+            <w:tcW w:type="dxa" w:w="1701"/>
+            <w:vAlign w:val="center"/>
+            <w:tcBorders>
+              <w:top w:val="single" w:sz="4" w:color="D9D9D9"/>
+              <w:left w:val="single" w:sz="4" w:color="D9D9D9"/>
+              <w:bottom w:val="single" w:sz="4" w:color="D9D9D9"/>
+              <w:right w:val="single" w:sz="4" w:color="D9D9D9"/>
+            </w:tcBorders>
+            <w:shd w:fill="FFFFFF"/>
+            <w:tcMar>
+              <w:top w:w="95" w:type="dxa"/>
+              <w:bottom w:w="95" w:type="dxa"/>
+              <w:left w:w="95" w:type="dxa"/>
+              <w:right w:w="95" w:type="dxa"/>
+            </w:tcMar>
+          </w:tcPr>
+          <w:p>
+            <w:pPr>
+              <w:spacing w:after="40" w:line="264" w:lineRule="auto"/>
+            </w:pPr>
+            <w:r>
+              <w:rPr>
+                <w:b w:val="0"/>
+                <w:sz w:val="18"/>
+              </w:rPr>
+              <w:t>普通用户</w:t>
+            </w:r>
+          </w:p>
+        </w:tc>
+        <w:tc>
+          <w:tcPr>
+            <w:tcW w:type="dxa" w:w="3969"/>
+            <w:vAlign w:val="center"/>
+            <w:tcBorders>
+              <w:top w:val="single" w:sz="4" w:color="D9D9D9"/>
+              <w:left w:val="single" w:sz="4" w:color="D9D9D9"/>
+              <w:bottom w:val="single" w:sz="4" w:color="D9D9D9"/>
+              <w:right w:val="single" w:sz="4" w:color="D9D9D9"/>
+            </w:tcBorders>
+            <w:shd w:fill="FFFFFF"/>
+            <w:tcMar>
+              <w:top w:w="95" w:type="dxa"/>
+              <w:bottom w:w="95" w:type="dxa"/>
+              <w:left w:w="95" w:type="dxa"/>
+              <w:right w:w="95" w:type="dxa"/>
+            </w:tcMar>
+          </w:tcPr>
+          <w:p>
+            <w:pPr>
+              <w:spacing w:after="40" w:line="264" w:lineRule="auto"/>
+            </w:pPr>
+            <w:r>
+              <w:rPr>
+                <w:b w:val="0"/>
+                <w:sz w:val="18"/>
+              </w:rPr>
+              <w:t>门户、本人权限、会话、密码、OA 申请状态</w:t>
+            </w:r>
+          </w:p>
+        </w:tc>
+        <w:tc>
+          <w:tcPr>
+            <w:tcW w:type="dxa" w:w="3969"/>
+            <w:vAlign w:val="center"/>
+            <w:tcBorders>
+              <w:top w:val="single" w:sz="4" w:color="D9D9D9"/>
+              <w:left w:val="single" w:sz="4" w:color="D9D9D9"/>
+              <w:bottom w:val="single" w:sz="4" w:color="D9D9D9"/>
+              <w:right w:val="single" w:sz="4" w:color="D9D9D9"/>
+            </w:tcBorders>
+            <w:shd w:fill="FFFFFF"/>
+            <w:tcMar>
+              <w:top w:w="95" w:type="dxa"/>
+              <w:bottom w:w="95" w:type="dxa"/>
+              <w:left w:w="95" w:type="dxa"/>
+              <w:right w:w="95" w:type="dxa"/>
+            </w:tcMar>
+          </w:tcPr>
+          <w:p>
+            <w:pPr>
+              <w:spacing w:after="40" w:line="264" w:lineRule="auto"/>
+            </w:pPr>
+            <w:r>
+              <w:rPr>
+                <w:b w:val="0"/>
+                <w:sz w:val="18"/>
+              </w:rPr>
+              <w:t>不能进入管理页面，业务按钮须有对应权限</w:t>
+            </w:r>
+          </w:p>
+        </w:tc>
+      </w:tr>
+    </w:tbl>
+    <w:p>
+      <w:pPr>
+        <w:spacing w:after="20"/>
+      </w:pPr>
     </w:p>
     <w:p>
       <w:pPr>
         <w:pStyle w:val="Heading1"/>
       </w:pPr>
       <w:r>
-        <w:t>2 页面跳转与角色可见性</w:t>
+        <w:t>2 应用接入与门户</w:t>
       </w:r>
     </w:p>
     <w:p>
       <w:r>
-        <w:t>登录成功进入主框架；首次登录或管理员重置密码后必须先在个人中心修改密码。侧栏按身份只渲染可见页面，后端对每个请求独立鉴权；无权限显示 403 并保留登录，令牌失效且无法刷新时回到登录页。</w:t>
+        <w:t>应用目录注册后进入接入配置，填写业务系统编号、客户端编号、入口和回调。密钥输入框不回显。配置修改后恢复待验收，验收人逐项确认并填写证据。门户只显示已启用且本人获授权的应用；暂不能改造的系统明确标注原系统登录。</w:t>
       </w:r>
     </w:p>
     <w:p>
+      <w:pPr>
+        <w:keepNext/>
+      </w:pPr>
       <w:r>
         <w:drawing>
           <wp:inline xmlns:a="http://schemas.openxmlformats.org/drawingml/2006/main" xmlns:pic="http://schemas.openxmlformats.org/drawingml/2006/picture">
-            <wp:extent cx="6120000" cy="3512348"/>
+            <wp:extent cx="6120000" cy="3315000"/>
             <wp:docPr id="1" name="Picture 1"/>
             <wp:cNvGraphicFramePr>
               <a:graphicFrameLocks noChangeAspect="1"/>
@@ -72,7 +493,7 @@
               <a:graphicData uri="http://schemas.openxmlformats.org/drawingml/2006/picture">
                 <pic:pic>
                   <pic:nvPicPr>
-                    <pic:cNvPr id="0" name="ui-navigation.png"/>
+                    <pic:cNvPr id="0" name="design-applications-current.png"/>
                     <pic:cNvPicPr/>
                   </pic:nvPicPr>
                   <pic:blipFill>
@@ -84,7 +505,7 @@
                   <pic:spPr>
                     <a:xfrm>
                       <a:off x="0" y="0"/>
-                      <a:ext cx="6120000" cy="3512348"/>
+                      <a:ext cx="6120000" cy="3315000"/>
                     </a:xfrm>
                     <a:prstGeom prst="rect"/>
                   </pic:spPr>
@@ -97,7 +518,7 @@
     </w:p>
     <w:p>
       <w:r>
-        <w:t>图：页面跳转与角色可见性（S 超级管理员、D 部门管理员、U 普通用户）</w:t>
+        <w:t>应用接入页面设计示意</w:t>
       </w:r>
     </w:p>
     <w:p>
@@ -105,4078 +526,25 @@
         <w:pStyle w:val="Heading1"/>
       </w:pPr>
       <w:r>
-        <w:t>3 页面清单（对照需求 20 页）</w:t>
+        <w:t>3 员工与管理员</w:t>
       </w:r>
     </w:p>
     <w:p>
       <w:r>
-        <w:t>下表逐项对应原需求第 10.1 节的 20 个页面，并列出为一期功能增加的页面。所有页面均在第 5–7 节附实际运行截图。</w:t>
+        <w:t>新员工生成拼音账号及随机初始密码，不自动授权。初始密码按受管部门一次性发放；下载清单中的单元格正确转义，不将姓名当作表格公式。用户编辑、停用、回收和下线操作执行服务端范围校验。管理员成员页面区分超级管理员与部门绑定，变更前提示目标会话将失效。</w:t>
       </w:r>
-    </w:p>
-    <w:tbl>
-      <w:tblPr>
-        <w:tblW w:type="auto" w:w="0"/>
-        <w:tblLayout w:type="fixed"/>
-        <w:tblLook w:firstColumn="1" w:firstRow="1" w:lastColumn="0" w:lastRow="0" w:noHBand="0" w:noVBand="1" w:val="04A0"/>
-      </w:tblPr>
-      <w:tblGrid>
-        <w:gridCol w:w="680"/>
-        <w:gridCol w:w="1474"/>
-        <w:gridCol w:w="2608"/>
-        <w:gridCol w:w="1361"/>
-        <w:gridCol w:w="1474"/>
-      </w:tblGrid>
-      <w:tr>
-        <w:trPr>
-          <w:cantSplit/>
-          <w:tblHeader/>
-        </w:trPr>
-        <w:tc>
-          <w:tcPr>
-            <w:tcW w:type="dxa" w:w="680"/>
-            <w:vAlign w:val="center"/>
-            <w:tcBorders>
-              <w:top w:val="single" w:sz="4" w:color="D9D9D9"/>
-              <w:left w:val="single" w:sz="4" w:color="D9D9D9"/>
-              <w:bottom w:val="single" w:sz="4" w:color="D9D9D9"/>
-              <w:right w:val="single" w:sz="4" w:color="D9D9D9"/>
-            </w:tcBorders>
-            <w:shd w:fill="E8EEF3"/>
-            <w:tcMar>
-              <w:top w:w="80" w:type="dxa"/>
-              <w:bottom w:w="80" w:type="dxa"/>
-              <w:left w:w="80" w:type="dxa"/>
-              <w:right w:w="80" w:type="dxa"/>
-            </w:tcMar>
-          </w:tcPr>
-          <w:p>
-            <w:pPr>
-              <w:keepNext/>
-              <w:spacing w:after="40" w:line="252" w:lineRule="auto"/>
-            </w:pPr>
-            <w:r>
-              <w:rPr>
-                <w:b/>
-                <w:sz w:val="18"/>
-              </w:rPr>
-              <w:t>序号</w:t>
-            </w:r>
-          </w:p>
-        </w:tc>
-        <w:tc>
-          <w:tcPr>
-            <w:tcW w:type="dxa" w:w="1474"/>
-            <w:vAlign w:val="center"/>
-            <w:tcBorders>
-              <w:top w:val="single" w:sz="4" w:color="D9D9D9"/>
-              <w:left w:val="single" w:sz="4" w:color="D9D9D9"/>
-              <w:bottom w:val="single" w:sz="4" w:color="D9D9D9"/>
-              <w:right w:val="single" w:sz="4" w:color="D9D9D9"/>
-            </w:tcBorders>
-            <w:shd w:fill="E8EEF3"/>
-            <w:tcMar>
-              <w:top w:w="80" w:type="dxa"/>
-              <w:bottom w:w="80" w:type="dxa"/>
-              <w:left w:w="80" w:type="dxa"/>
-              <w:right w:w="80" w:type="dxa"/>
-            </w:tcMar>
-          </w:tcPr>
-          <w:p>
-            <w:pPr>
-              <w:keepNext/>
-              <w:spacing w:after="40" w:line="252" w:lineRule="auto"/>
-            </w:pPr>
-            <w:r>
-              <w:rPr>
-                <w:b/>
-                <w:sz w:val="18"/>
-              </w:rPr>
-              <w:t>需求页面</w:t>
-            </w:r>
-          </w:p>
-        </w:tc>
-        <w:tc>
-          <w:tcPr>
-            <w:tcW w:type="dxa" w:w="2608"/>
-            <w:vAlign w:val="center"/>
-            <w:tcBorders>
-              <w:top w:val="single" w:sz="4" w:color="D9D9D9"/>
-              <w:left w:val="single" w:sz="4" w:color="D9D9D9"/>
-              <w:bottom w:val="single" w:sz="4" w:color="D9D9D9"/>
-              <w:right w:val="single" w:sz="4" w:color="D9D9D9"/>
-            </w:tcBorders>
-            <w:shd w:fill="E8EEF3"/>
-            <w:tcMar>
-              <w:top w:w="80" w:type="dxa"/>
-              <w:bottom w:w="80" w:type="dxa"/>
-              <w:left w:w="80" w:type="dxa"/>
-              <w:right w:w="80" w:type="dxa"/>
-            </w:tcMar>
-          </w:tcPr>
-          <w:p>
-            <w:pPr>
-              <w:keepNext/>
-              <w:spacing w:after="40" w:line="252" w:lineRule="auto"/>
-            </w:pPr>
-            <w:r>
-              <w:rPr>
-                <w:b/>
-                <w:sz w:val="18"/>
-              </w:rPr>
-              <w:t>实现页面（侧栏）</w:t>
-            </w:r>
-          </w:p>
-        </w:tc>
-        <w:tc>
-          <w:tcPr>
-            <w:tcW w:type="dxa" w:w="1361"/>
-            <w:vAlign w:val="center"/>
-            <w:tcBorders>
-              <w:top w:val="single" w:sz="4" w:color="D9D9D9"/>
-              <w:left w:val="single" w:sz="4" w:color="D9D9D9"/>
-              <w:bottom w:val="single" w:sz="4" w:color="D9D9D9"/>
-              <w:right w:val="single" w:sz="4" w:color="D9D9D9"/>
-            </w:tcBorders>
-            <w:shd w:fill="E8EEF3"/>
-            <w:tcMar>
-              <w:top w:w="80" w:type="dxa"/>
-              <w:bottom w:w="80" w:type="dxa"/>
-              <w:left w:w="80" w:type="dxa"/>
-              <w:right w:w="80" w:type="dxa"/>
-            </w:tcMar>
-          </w:tcPr>
-          <w:p>
-            <w:pPr>
-              <w:keepNext/>
-              <w:spacing w:after="40" w:line="252" w:lineRule="auto"/>
-            </w:pPr>
-            <w:r>
-              <w:rPr>
-                <w:b/>
-                <w:sz w:val="18"/>
-              </w:rPr>
-              <w:t>可见角色</w:t>
-            </w:r>
-          </w:p>
-        </w:tc>
-        <w:tc>
-          <w:tcPr>
-            <w:tcW w:type="dxa" w:w="1474"/>
-            <w:vAlign w:val="center"/>
-            <w:tcBorders>
-              <w:top w:val="single" w:sz="4" w:color="D9D9D9"/>
-              <w:left w:val="single" w:sz="4" w:color="D9D9D9"/>
-              <w:bottom w:val="single" w:sz="4" w:color="D9D9D9"/>
-              <w:right w:val="single" w:sz="4" w:color="D9D9D9"/>
-            </w:tcBorders>
-            <w:shd w:fill="E8EEF3"/>
-            <w:tcMar>
-              <w:top w:w="80" w:type="dxa"/>
-              <w:bottom w:w="80" w:type="dxa"/>
-              <w:left w:w="80" w:type="dxa"/>
-              <w:right w:w="80" w:type="dxa"/>
-            </w:tcMar>
-          </w:tcPr>
-          <w:p>
-            <w:pPr>
-              <w:keepNext/>
-              <w:spacing w:after="40" w:line="252" w:lineRule="auto"/>
-            </w:pPr>
-            <w:r>
-              <w:rPr>
-                <w:b/>
-                <w:sz w:val="18"/>
-              </w:rPr>
-              <w:t>截图</w:t>
-            </w:r>
-          </w:p>
-        </w:tc>
-      </w:tr>
-      <w:tr>
-        <w:trPr>
-          <w:cantSplit/>
-        </w:trPr>
-        <w:tc>
-          <w:tcPr>
-            <w:tcW w:type="dxa" w:w="680"/>
-            <w:vAlign w:val="center"/>
-            <w:tcBorders>
-              <w:top w:val="single" w:sz="4" w:color="D9D9D9"/>
-              <w:left w:val="single" w:sz="4" w:color="D9D9D9"/>
-              <w:bottom w:val="single" w:sz="4" w:color="D9D9D9"/>
-              <w:right w:val="single" w:sz="4" w:color="D9D9D9"/>
-            </w:tcBorders>
-            <w:shd w:fill="FFFFFF"/>
-            <w:tcMar>
-              <w:top w:w="80" w:type="dxa"/>
-              <w:bottom w:w="80" w:type="dxa"/>
-              <w:left w:w="80" w:type="dxa"/>
-              <w:right w:w="80" w:type="dxa"/>
-            </w:tcMar>
-          </w:tcPr>
-          <w:p>
-            <w:pPr>
-              <w:spacing w:after="40" w:line="252" w:lineRule="auto"/>
-            </w:pPr>
-            <w:r>
-              <w:rPr>
-                <w:b w:val="0"/>
-                <w:sz w:val="18"/>
-              </w:rPr>
-              <w:t>1</w:t>
-            </w:r>
-          </w:p>
-        </w:tc>
-        <w:tc>
-          <w:tcPr>
-            <w:tcW w:type="dxa" w:w="1474"/>
-            <w:vAlign w:val="center"/>
-            <w:tcBorders>
-              <w:top w:val="single" w:sz="4" w:color="D9D9D9"/>
-              <w:left w:val="single" w:sz="4" w:color="D9D9D9"/>
-              <w:bottom w:val="single" w:sz="4" w:color="D9D9D9"/>
-              <w:right w:val="single" w:sz="4" w:color="D9D9D9"/>
-            </w:tcBorders>
-            <w:shd w:fill="FFFFFF"/>
-            <w:tcMar>
-              <w:top w:w="80" w:type="dxa"/>
-              <w:bottom w:w="80" w:type="dxa"/>
-              <w:left w:w="80" w:type="dxa"/>
-              <w:right w:w="80" w:type="dxa"/>
-            </w:tcMar>
-          </w:tcPr>
-          <w:p>
-            <w:pPr>
-              <w:spacing w:after="40" w:line="252" w:lineRule="auto"/>
-            </w:pPr>
-            <w:r>
-              <w:rPr>
-                <w:b w:val="0"/>
-                <w:sz w:val="18"/>
-              </w:rPr>
-              <w:t>登录页</w:t>
-            </w:r>
-          </w:p>
-        </w:tc>
-        <w:tc>
-          <w:tcPr>
-            <w:tcW w:type="dxa" w:w="2608"/>
-            <w:vAlign w:val="center"/>
-            <w:tcBorders>
-              <w:top w:val="single" w:sz="4" w:color="D9D9D9"/>
-              <w:left w:val="single" w:sz="4" w:color="D9D9D9"/>
-              <w:bottom w:val="single" w:sz="4" w:color="D9D9D9"/>
-              <w:right w:val="single" w:sz="4" w:color="D9D9D9"/>
-            </w:tcBorders>
-            <w:shd w:fill="FFFFFF"/>
-            <w:tcMar>
-              <w:top w:w="80" w:type="dxa"/>
-              <w:bottom w:w="80" w:type="dxa"/>
-              <w:left w:w="80" w:type="dxa"/>
-              <w:right w:w="80" w:type="dxa"/>
-            </w:tcMar>
-          </w:tcPr>
-          <w:p>
-            <w:pPr>
-              <w:spacing w:after="40" w:line="252" w:lineRule="auto"/>
-            </w:pPr>
-            <w:r>
-              <w:rPr>
-                <w:b w:val="0"/>
-                <w:sz w:val="18"/>
-              </w:rPr>
-              <w:t>登录页</w:t>
-            </w:r>
-          </w:p>
-        </w:tc>
-        <w:tc>
-          <w:tcPr>
-            <w:tcW w:type="dxa" w:w="1361"/>
-            <w:vAlign w:val="center"/>
-            <w:tcBorders>
-              <w:top w:val="single" w:sz="4" w:color="D9D9D9"/>
-              <w:left w:val="single" w:sz="4" w:color="D9D9D9"/>
-              <w:bottom w:val="single" w:sz="4" w:color="D9D9D9"/>
-              <w:right w:val="single" w:sz="4" w:color="D9D9D9"/>
-            </w:tcBorders>
-            <w:shd w:fill="FFFFFF"/>
-            <w:tcMar>
-              <w:top w:w="80" w:type="dxa"/>
-              <w:bottom w:w="80" w:type="dxa"/>
-              <w:left w:w="80" w:type="dxa"/>
-              <w:right w:w="80" w:type="dxa"/>
-            </w:tcMar>
-          </w:tcPr>
-          <w:p>
-            <w:pPr>
-              <w:spacing w:after="40" w:line="252" w:lineRule="auto"/>
-            </w:pPr>
-            <w:r>
-              <w:rPr>
-                <w:b w:val="0"/>
-                <w:sz w:val="18"/>
-              </w:rPr>
-              <w:t>全部</w:t>
-            </w:r>
-          </w:p>
-        </w:tc>
-        <w:tc>
-          <w:tcPr>
-            <w:tcW w:type="dxa" w:w="1474"/>
-            <w:vAlign w:val="center"/>
-            <w:tcBorders>
-              <w:top w:val="single" w:sz="4" w:color="D9D9D9"/>
-              <w:left w:val="single" w:sz="4" w:color="D9D9D9"/>
-              <w:bottom w:val="single" w:sz="4" w:color="D9D9D9"/>
-              <w:right w:val="single" w:sz="4" w:color="D9D9D9"/>
-            </w:tcBorders>
-            <w:shd w:fill="FFFFFF"/>
-            <w:tcMar>
-              <w:top w:w="80" w:type="dxa"/>
-              <w:bottom w:w="80" w:type="dxa"/>
-              <w:left w:w="80" w:type="dxa"/>
-              <w:right w:w="80" w:type="dxa"/>
-            </w:tcMar>
-          </w:tcPr>
-          <w:p>
-            <w:pPr>
-              <w:spacing w:after="40" w:line="252" w:lineRule="auto"/>
-            </w:pPr>
-            <w:r>
-              <w:rPr>
-                <w:b w:val="0"/>
-                <w:sz w:val="18"/>
-              </w:rPr>
-              <w:t>5.1</w:t>
-            </w:r>
-          </w:p>
-        </w:tc>
-      </w:tr>
-      <w:tr>
-        <w:trPr>
-          <w:cantSplit/>
-        </w:trPr>
-        <w:tc>
-          <w:tcPr>
-            <w:tcW w:type="dxa" w:w="680"/>
-            <w:vAlign w:val="center"/>
-            <w:tcBorders>
-              <w:top w:val="single" w:sz="4" w:color="D9D9D9"/>
-              <w:left w:val="single" w:sz="4" w:color="D9D9D9"/>
-              <w:bottom w:val="single" w:sz="4" w:color="D9D9D9"/>
-              <w:right w:val="single" w:sz="4" w:color="D9D9D9"/>
-            </w:tcBorders>
-            <w:shd w:fill="FFFFFF"/>
-            <w:tcMar>
-              <w:top w:w="80" w:type="dxa"/>
-              <w:bottom w:w="80" w:type="dxa"/>
-              <w:left w:w="80" w:type="dxa"/>
-              <w:right w:w="80" w:type="dxa"/>
-            </w:tcMar>
-          </w:tcPr>
-          <w:p>
-            <w:pPr>
-              <w:spacing w:after="40" w:line="252" w:lineRule="auto"/>
-            </w:pPr>
-            <w:r>
-              <w:rPr>
-                <w:b w:val="0"/>
-                <w:sz w:val="18"/>
-              </w:rPr>
-              <w:t>2</w:t>
-            </w:r>
-          </w:p>
-        </w:tc>
-        <w:tc>
-          <w:tcPr>
-            <w:tcW w:type="dxa" w:w="1474"/>
-            <w:vAlign w:val="center"/>
-            <w:tcBorders>
-              <w:top w:val="single" w:sz="4" w:color="D9D9D9"/>
-              <w:left w:val="single" w:sz="4" w:color="D9D9D9"/>
-              <w:bottom w:val="single" w:sz="4" w:color="D9D9D9"/>
-              <w:right w:val="single" w:sz="4" w:color="D9D9D9"/>
-            </w:tcBorders>
-            <w:shd w:fill="FFFFFF"/>
-            <w:tcMar>
-              <w:top w:w="80" w:type="dxa"/>
-              <w:bottom w:w="80" w:type="dxa"/>
-              <w:left w:w="80" w:type="dxa"/>
-              <w:right w:w="80" w:type="dxa"/>
-            </w:tcMar>
-          </w:tcPr>
-          <w:p>
-            <w:pPr>
-              <w:spacing w:after="40" w:line="252" w:lineRule="auto"/>
-            </w:pPr>
-            <w:r>
-              <w:rPr>
-                <w:b w:val="0"/>
-                <w:sz w:val="18"/>
-              </w:rPr>
-              <w:t>主框架</w:t>
-            </w:r>
-          </w:p>
-        </w:tc>
-        <w:tc>
-          <w:tcPr>
-            <w:tcW w:type="dxa" w:w="2608"/>
-            <w:vAlign w:val="center"/>
-            <w:tcBorders>
-              <w:top w:val="single" w:sz="4" w:color="D9D9D9"/>
-              <w:left w:val="single" w:sz="4" w:color="D9D9D9"/>
-              <w:bottom w:val="single" w:sz="4" w:color="D9D9D9"/>
-              <w:right w:val="single" w:sz="4" w:color="D9D9D9"/>
-            </w:tcBorders>
-            <w:shd w:fill="FFFFFF"/>
-            <w:tcMar>
-              <w:top w:w="80" w:type="dxa"/>
-              <w:bottom w:w="80" w:type="dxa"/>
-              <w:left w:w="80" w:type="dxa"/>
-              <w:right w:w="80" w:type="dxa"/>
-            </w:tcMar>
-          </w:tcPr>
-          <w:p>
-            <w:pPr>
-              <w:spacing w:after="40" w:line="252" w:lineRule="auto"/>
-            </w:pPr>
-            <w:r>
-              <w:rPr>
-                <w:b w:val="0"/>
-                <w:sz w:val="18"/>
-              </w:rPr>
-              <w:t>主框架（顶栏 + 侧栏）</w:t>
-            </w:r>
-          </w:p>
-        </w:tc>
-        <w:tc>
-          <w:tcPr>
-            <w:tcW w:type="dxa" w:w="1361"/>
-            <w:vAlign w:val="center"/>
-            <w:tcBorders>
-              <w:top w:val="single" w:sz="4" w:color="D9D9D9"/>
-              <w:left w:val="single" w:sz="4" w:color="D9D9D9"/>
-              <w:bottom w:val="single" w:sz="4" w:color="D9D9D9"/>
-              <w:right w:val="single" w:sz="4" w:color="D9D9D9"/>
-            </w:tcBorders>
-            <w:shd w:fill="FFFFFF"/>
-            <w:tcMar>
-              <w:top w:w="80" w:type="dxa"/>
-              <w:bottom w:w="80" w:type="dxa"/>
-              <w:left w:w="80" w:type="dxa"/>
-              <w:right w:w="80" w:type="dxa"/>
-            </w:tcMar>
-          </w:tcPr>
-          <w:p>
-            <w:pPr>
-              <w:spacing w:after="40" w:line="252" w:lineRule="auto"/>
-            </w:pPr>
-            <w:r>
-              <w:rPr>
-                <w:b w:val="0"/>
-                <w:sz w:val="18"/>
-              </w:rPr>
-              <w:t>全部</w:t>
-            </w:r>
-          </w:p>
-        </w:tc>
-        <w:tc>
-          <w:tcPr>
-            <w:tcW w:type="dxa" w:w="1474"/>
-            <w:vAlign w:val="center"/>
-            <w:tcBorders>
-              <w:top w:val="single" w:sz="4" w:color="D9D9D9"/>
-              <w:left w:val="single" w:sz="4" w:color="D9D9D9"/>
-              <w:bottom w:val="single" w:sz="4" w:color="D9D9D9"/>
-              <w:right w:val="single" w:sz="4" w:color="D9D9D9"/>
-            </w:tcBorders>
-            <w:shd w:fill="FFFFFF"/>
-            <w:tcMar>
-              <w:top w:w="80" w:type="dxa"/>
-              <w:bottom w:w="80" w:type="dxa"/>
-              <w:left w:w="80" w:type="dxa"/>
-              <w:right w:w="80" w:type="dxa"/>
-            </w:tcMar>
-          </w:tcPr>
-          <w:p>
-            <w:pPr>
-              <w:spacing w:after="40" w:line="252" w:lineRule="auto"/>
-            </w:pPr>
-            <w:r>
-              <w:rPr>
-                <w:b w:val="0"/>
-                <w:sz w:val="18"/>
-              </w:rPr>
-              <w:t>5.2</w:t>
-            </w:r>
-          </w:p>
-        </w:tc>
-      </w:tr>
-      <w:tr>
-        <w:trPr>
-          <w:cantSplit/>
-        </w:trPr>
-        <w:tc>
-          <w:tcPr>
-            <w:tcW w:type="dxa" w:w="680"/>
-            <w:vAlign w:val="center"/>
-            <w:tcBorders>
-              <w:top w:val="single" w:sz="4" w:color="D9D9D9"/>
-              <w:left w:val="single" w:sz="4" w:color="D9D9D9"/>
-              <w:bottom w:val="single" w:sz="4" w:color="D9D9D9"/>
-              <w:right w:val="single" w:sz="4" w:color="D9D9D9"/>
-            </w:tcBorders>
-            <w:shd w:fill="FFFFFF"/>
-            <w:tcMar>
-              <w:top w:w="80" w:type="dxa"/>
-              <w:bottom w:w="80" w:type="dxa"/>
-              <w:left w:w="80" w:type="dxa"/>
-              <w:right w:w="80" w:type="dxa"/>
-            </w:tcMar>
-          </w:tcPr>
-          <w:p>
-            <w:pPr>
-              <w:spacing w:after="40" w:line="252" w:lineRule="auto"/>
-            </w:pPr>
-            <w:r>
-              <w:rPr>
-                <w:b w:val="0"/>
-                <w:sz w:val="18"/>
-              </w:rPr>
-              <w:t>3</w:t>
-            </w:r>
-          </w:p>
-        </w:tc>
-        <w:tc>
-          <w:tcPr>
-            <w:tcW w:type="dxa" w:w="1474"/>
-            <w:vAlign w:val="center"/>
-            <w:tcBorders>
-              <w:top w:val="single" w:sz="4" w:color="D9D9D9"/>
-              <w:left w:val="single" w:sz="4" w:color="D9D9D9"/>
-              <w:bottom w:val="single" w:sz="4" w:color="D9D9D9"/>
-              <w:right w:val="single" w:sz="4" w:color="D9D9D9"/>
-            </w:tcBorders>
-            <w:shd w:fill="FFFFFF"/>
-            <w:tcMar>
-              <w:top w:w="80" w:type="dxa"/>
-              <w:bottom w:w="80" w:type="dxa"/>
-              <w:left w:w="80" w:type="dxa"/>
-              <w:right w:w="80" w:type="dxa"/>
-            </w:tcMar>
-          </w:tcPr>
-          <w:p>
-            <w:pPr>
-              <w:spacing w:after="40" w:line="252" w:lineRule="auto"/>
-            </w:pPr>
-            <w:r>
-              <w:rPr>
-                <w:b w:val="0"/>
-                <w:sz w:val="18"/>
-              </w:rPr>
-              <w:t>工作台</w:t>
-            </w:r>
-          </w:p>
-        </w:tc>
-        <w:tc>
-          <w:tcPr>
-            <w:tcW w:type="dxa" w:w="2608"/>
-            <w:vAlign w:val="center"/>
-            <w:tcBorders>
-              <w:top w:val="single" w:sz="4" w:color="D9D9D9"/>
-              <w:left w:val="single" w:sz="4" w:color="D9D9D9"/>
-              <w:bottom w:val="single" w:sz="4" w:color="D9D9D9"/>
-              <w:right w:val="single" w:sz="4" w:color="D9D9D9"/>
-            </w:tcBorders>
-            <w:shd w:fill="FFFFFF"/>
-            <w:tcMar>
-              <w:top w:w="80" w:type="dxa"/>
-              <w:bottom w:w="80" w:type="dxa"/>
-              <w:left w:w="80" w:type="dxa"/>
-              <w:right w:w="80" w:type="dxa"/>
-            </w:tcMar>
-          </w:tcPr>
-          <w:p>
-            <w:pPr>
-              <w:spacing w:after="40" w:line="252" w:lineRule="auto"/>
-            </w:pPr>
-            <w:r>
-              <w:rPr>
-                <w:b w:val="0"/>
-                <w:sz w:val="18"/>
-              </w:rPr>
-              <w:t>工作台</w:t>
-            </w:r>
-          </w:p>
-        </w:tc>
-        <w:tc>
-          <w:tcPr>
-            <w:tcW w:type="dxa" w:w="1361"/>
-            <w:vAlign w:val="center"/>
-            <w:tcBorders>
-              <w:top w:val="single" w:sz="4" w:color="D9D9D9"/>
-              <w:left w:val="single" w:sz="4" w:color="D9D9D9"/>
-              <w:bottom w:val="single" w:sz="4" w:color="D9D9D9"/>
-              <w:right w:val="single" w:sz="4" w:color="D9D9D9"/>
-            </w:tcBorders>
-            <w:shd w:fill="FFFFFF"/>
-            <w:tcMar>
-              <w:top w:w="80" w:type="dxa"/>
-              <w:bottom w:w="80" w:type="dxa"/>
-              <w:left w:w="80" w:type="dxa"/>
-              <w:right w:w="80" w:type="dxa"/>
-            </w:tcMar>
-          </w:tcPr>
-          <w:p>
-            <w:pPr>
-              <w:spacing w:after="40" w:line="252" w:lineRule="auto"/>
-            </w:pPr>
-            <w:r>
-              <w:rPr>
-                <w:b w:val="0"/>
-                <w:sz w:val="18"/>
-              </w:rPr>
-              <w:t>S D U</w:t>
-            </w:r>
-          </w:p>
-        </w:tc>
-        <w:tc>
-          <w:tcPr>
-            <w:tcW w:type="dxa" w:w="1474"/>
-            <w:vAlign w:val="center"/>
-            <w:tcBorders>
-              <w:top w:val="single" w:sz="4" w:color="D9D9D9"/>
-              <w:left w:val="single" w:sz="4" w:color="D9D9D9"/>
-              <w:bottom w:val="single" w:sz="4" w:color="D9D9D9"/>
-              <w:right w:val="single" w:sz="4" w:color="D9D9D9"/>
-            </w:tcBorders>
-            <w:shd w:fill="FFFFFF"/>
-            <w:tcMar>
-              <w:top w:w="80" w:type="dxa"/>
-              <w:bottom w:w="80" w:type="dxa"/>
-              <w:left w:w="80" w:type="dxa"/>
-              <w:right w:w="80" w:type="dxa"/>
-            </w:tcMar>
-          </w:tcPr>
-          <w:p>
-            <w:pPr>
-              <w:spacing w:after="40" w:line="252" w:lineRule="auto"/>
-            </w:pPr>
-            <w:r>
-              <w:rPr>
-                <w:b w:val="0"/>
-                <w:sz w:val="18"/>
-              </w:rPr>
-              <w:t>5.2</w:t>
-            </w:r>
-          </w:p>
-        </w:tc>
-      </w:tr>
-      <w:tr>
-        <w:trPr>
-          <w:cantSplit/>
-        </w:trPr>
-        <w:tc>
-          <w:tcPr>
-            <w:tcW w:type="dxa" w:w="680"/>
-            <w:vAlign w:val="center"/>
-            <w:tcBorders>
-              <w:top w:val="single" w:sz="4" w:color="D9D9D9"/>
-              <w:left w:val="single" w:sz="4" w:color="D9D9D9"/>
-              <w:bottom w:val="single" w:sz="4" w:color="D9D9D9"/>
-              <w:right w:val="single" w:sz="4" w:color="D9D9D9"/>
-            </w:tcBorders>
-            <w:shd w:fill="FFFFFF"/>
-            <w:tcMar>
-              <w:top w:w="80" w:type="dxa"/>
-              <w:bottom w:w="80" w:type="dxa"/>
-              <w:left w:w="80" w:type="dxa"/>
-              <w:right w:w="80" w:type="dxa"/>
-            </w:tcMar>
-          </w:tcPr>
-          <w:p>
-            <w:pPr>
-              <w:spacing w:after="40" w:line="252" w:lineRule="auto"/>
-            </w:pPr>
-            <w:r>
-              <w:rPr>
-                <w:b w:val="0"/>
-                <w:sz w:val="18"/>
-              </w:rPr>
-              <w:t>4</w:t>
-            </w:r>
-          </w:p>
-        </w:tc>
-        <w:tc>
-          <w:tcPr>
-            <w:tcW w:type="dxa" w:w="1474"/>
-            <w:vAlign w:val="center"/>
-            <w:tcBorders>
-              <w:top w:val="single" w:sz="4" w:color="D9D9D9"/>
-              <w:left w:val="single" w:sz="4" w:color="D9D9D9"/>
-              <w:bottom w:val="single" w:sz="4" w:color="D9D9D9"/>
-              <w:right w:val="single" w:sz="4" w:color="D9D9D9"/>
-            </w:tcBorders>
-            <w:shd w:fill="FFFFFF"/>
-            <w:tcMar>
-              <w:top w:w="80" w:type="dxa"/>
-              <w:bottom w:w="80" w:type="dxa"/>
-              <w:left w:w="80" w:type="dxa"/>
-              <w:right w:w="80" w:type="dxa"/>
-            </w:tcMar>
-          </w:tcPr>
-          <w:p>
-            <w:pPr>
-              <w:spacing w:after="40" w:line="252" w:lineRule="auto"/>
-            </w:pPr>
-            <w:r>
-              <w:rPr>
-                <w:b w:val="0"/>
-                <w:sz w:val="18"/>
-              </w:rPr>
-              <w:t>用户管理</w:t>
-            </w:r>
-          </w:p>
-        </w:tc>
-        <w:tc>
-          <w:tcPr>
-            <w:tcW w:type="dxa" w:w="2608"/>
-            <w:vAlign w:val="center"/>
-            <w:tcBorders>
-              <w:top w:val="single" w:sz="4" w:color="D9D9D9"/>
-              <w:left w:val="single" w:sz="4" w:color="D9D9D9"/>
-              <w:bottom w:val="single" w:sz="4" w:color="D9D9D9"/>
-              <w:right w:val="single" w:sz="4" w:color="D9D9D9"/>
-            </w:tcBorders>
-            <w:shd w:fill="FFFFFF"/>
-            <w:tcMar>
-              <w:top w:w="80" w:type="dxa"/>
-              <w:bottom w:w="80" w:type="dxa"/>
-              <w:left w:w="80" w:type="dxa"/>
-              <w:right w:w="80" w:type="dxa"/>
-            </w:tcMar>
-          </w:tcPr>
-          <w:p>
-            <w:pPr>
-              <w:spacing w:after="40" w:line="252" w:lineRule="auto"/>
-            </w:pPr>
-            <w:r>
-              <w:rPr>
-                <w:b w:val="0"/>
-                <w:sz w:val="18"/>
-              </w:rPr>
-              <w:t>用户管理</w:t>
-            </w:r>
-          </w:p>
-        </w:tc>
-        <w:tc>
-          <w:tcPr>
-            <w:tcW w:type="dxa" w:w="1361"/>
-            <w:vAlign w:val="center"/>
-            <w:tcBorders>
-              <w:top w:val="single" w:sz="4" w:color="D9D9D9"/>
-              <w:left w:val="single" w:sz="4" w:color="D9D9D9"/>
-              <w:bottom w:val="single" w:sz="4" w:color="D9D9D9"/>
-              <w:right w:val="single" w:sz="4" w:color="D9D9D9"/>
-            </w:tcBorders>
-            <w:shd w:fill="FFFFFF"/>
-            <w:tcMar>
-              <w:top w:w="80" w:type="dxa"/>
-              <w:bottom w:w="80" w:type="dxa"/>
-              <w:left w:w="80" w:type="dxa"/>
-              <w:right w:w="80" w:type="dxa"/>
-            </w:tcMar>
-          </w:tcPr>
-          <w:p>
-            <w:pPr>
-              <w:spacing w:after="40" w:line="252" w:lineRule="auto"/>
-            </w:pPr>
-            <w:r>
-              <w:rPr>
-                <w:b w:val="0"/>
-                <w:sz w:val="18"/>
-              </w:rPr>
-              <w:t>S D</w:t>
-            </w:r>
-          </w:p>
-        </w:tc>
-        <w:tc>
-          <w:tcPr>
-            <w:tcW w:type="dxa" w:w="1474"/>
-            <w:vAlign w:val="center"/>
-            <w:tcBorders>
-              <w:top w:val="single" w:sz="4" w:color="D9D9D9"/>
-              <w:left w:val="single" w:sz="4" w:color="D9D9D9"/>
-              <w:bottom w:val="single" w:sz="4" w:color="D9D9D9"/>
-              <w:right w:val="single" w:sz="4" w:color="D9D9D9"/>
-            </w:tcBorders>
-            <w:shd w:fill="FFFFFF"/>
-            <w:tcMar>
-              <w:top w:w="80" w:type="dxa"/>
-              <w:bottom w:w="80" w:type="dxa"/>
-              <w:left w:w="80" w:type="dxa"/>
-              <w:right w:w="80" w:type="dxa"/>
-            </w:tcMar>
-          </w:tcPr>
-          <w:p>
-            <w:pPr>
-              <w:spacing w:after="40" w:line="252" w:lineRule="auto"/>
-            </w:pPr>
-            <w:r>
-              <w:rPr>
-                <w:b w:val="0"/>
-                <w:sz w:val="18"/>
-              </w:rPr>
-              <w:t>5.3、6.1</w:t>
-            </w:r>
-          </w:p>
-        </w:tc>
-      </w:tr>
-      <w:tr>
-        <w:trPr>
-          <w:cantSplit/>
-        </w:trPr>
-        <w:tc>
-          <w:tcPr>
-            <w:tcW w:type="dxa" w:w="680"/>
-            <w:vAlign w:val="center"/>
-            <w:tcBorders>
-              <w:top w:val="single" w:sz="4" w:color="D9D9D9"/>
-              <w:left w:val="single" w:sz="4" w:color="D9D9D9"/>
-              <w:bottom w:val="single" w:sz="4" w:color="D9D9D9"/>
-              <w:right w:val="single" w:sz="4" w:color="D9D9D9"/>
-            </w:tcBorders>
-            <w:shd w:fill="FFFFFF"/>
-            <w:tcMar>
-              <w:top w:w="80" w:type="dxa"/>
-              <w:bottom w:w="80" w:type="dxa"/>
-              <w:left w:w="80" w:type="dxa"/>
-              <w:right w:w="80" w:type="dxa"/>
-            </w:tcMar>
-          </w:tcPr>
-          <w:p>
-            <w:pPr>
-              <w:spacing w:after="40" w:line="252" w:lineRule="auto"/>
-            </w:pPr>
-            <w:r>
-              <w:rPr>
-                <w:b w:val="0"/>
-                <w:sz w:val="18"/>
-              </w:rPr>
-              <w:t>5</w:t>
-            </w:r>
-          </w:p>
-        </w:tc>
-        <w:tc>
-          <w:tcPr>
-            <w:tcW w:type="dxa" w:w="1474"/>
-            <w:vAlign w:val="center"/>
-            <w:tcBorders>
-              <w:top w:val="single" w:sz="4" w:color="D9D9D9"/>
-              <w:left w:val="single" w:sz="4" w:color="D9D9D9"/>
-              <w:bottom w:val="single" w:sz="4" w:color="D9D9D9"/>
-              <w:right w:val="single" w:sz="4" w:color="D9D9D9"/>
-            </w:tcBorders>
-            <w:shd w:fill="FFFFFF"/>
-            <w:tcMar>
-              <w:top w:w="80" w:type="dxa"/>
-              <w:bottom w:w="80" w:type="dxa"/>
-              <w:left w:w="80" w:type="dxa"/>
-              <w:right w:w="80" w:type="dxa"/>
-            </w:tcMar>
-          </w:tcPr>
-          <w:p>
-            <w:pPr>
-              <w:spacing w:after="40" w:line="252" w:lineRule="auto"/>
-            </w:pPr>
-            <w:r>
-              <w:rPr>
-                <w:b w:val="0"/>
-                <w:sz w:val="18"/>
-              </w:rPr>
-              <w:t>角色管理</w:t>
-            </w:r>
-          </w:p>
-        </w:tc>
-        <w:tc>
-          <w:tcPr>
-            <w:tcW w:type="dxa" w:w="2608"/>
-            <w:vAlign w:val="center"/>
-            <w:tcBorders>
-              <w:top w:val="single" w:sz="4" w:color="D9D9D9"/>
-              <w:left w:val="single" w:sz="4" w:color="D9D9D9"/>
-              <w:bottom w:val="single" w:sz="4" w:color="D9D9D9"/>
-              <w:right w:val="single" w:sz="4" w:color="D9D9D9"/>
-            </w:tcBorders>
-            <w:shd w:fill="FFFFFF"/>
-            <w:tcMar>
-              <w:top w:w="80" w:type="dxa"/>
-              <w:bottom w:w="80" w:type="dxa"/>
-              <w:left w:w="80" w:type="dxa"/>
-              <w:right w:w="80" w:type="dxa"/>
-            </w:tcMar>
-          </w:tcPr>
-          <w:p>
-            <w:pPr>
-              <w:spacing w:after="40" w:line="252" w:lineRule="auto"/>
-            </w:pPr>
-            <w:r>
-              <w:rPr>
-                <w:b w:val="0"/>
-                <w:sz w:val="18"/>
-              </w:rPr>
-              <w:t>角色管理</w:t>
-            </w:r>
-          </w:p>
-        </w:tc>
-        <w:tc>
-          <w:tcPr>
-            <w:tcW w:type="dxa" w:w="1361"/>
-            <w:vAlign w:val="center"/>
-            <w:tcBorders>
-              <w:top w:val="single" w:sz="4" w:color="D9D9D9"/>
-              <w:left w:val="single" w:sz="4" w:color="D9D9D9"/>
-              <w:bottom w:val="single" w:sz="4" w:color="D9D9D9"/>
-              <w:right w:val="single" w:sz="4" w:color="D9D9D9"/>
-            </w:tcBorders>
-            <w:shd w:fill="FFFFFF"/>
-            <w:tcMar>
-              <w:top w:w="80" w:type="dxa"/>
-              <w:bottom w:w="80" w:type="dxa"/>
-              <w:left w:w="80" w:type="dxa"/>
-              <w:right w:w="80" w:type="dxa"/>
-            </w:tcMar>
-          </w:tcPr>
-          <w:p>
-            <w:pPr>
-              <w:spacing w:after="40" w:line="252" w:lineRule="auto"/>
-            </w:pPr>
-            <w:r>
-              <w:rPr>
-                <w:b w:val="0"/>
-                <w:sz w:val="18"/>
-              </w:rPr>
-              <w:t>S D</w:t>
-            </w:r>
-          </w:p>
-        </w:tc>
-        <w:tc>
-          <w:tcPr>
-            <w:tcW w:type="dxa" w:w="1474"/>
-            <w:vAlign w:val="center"/>
-            <w:tcBorders>
-              <w:top w:val="single" w:sz="4" w:color="D9D9D9"/>
-              <w:left w:val="single" w:sz="4" w:color="D9D9D9"/>
-              <w:bottom w:val="single" w:sz="4" w:color="D9D9D9"/>
-              <w:right w:val="single" w:sz="4" w:color="D9D9D9"/>
-            </w:tcBorders>
-            <w:shd w:fill="FFFFFF"/>
-            <w:tcMar>
-              <w:top w:w="80" w:type="dxa"/>
-              <w:bottom w:w="80" w:type="dxa"/>
-              <w:left w:w="80" w:type="dxa"/>
-              <w:right w:w="80" w:type="dxa"/>
-            </w:tcMar>
-          </w:tcPr>
-          <w:p>
-            <w:pPr>
-              <w:spacing w:after="40" w:line="252" w:lineRule="auto"/>
-            </w:pPr>
-            <w:r>
-              <w:rPr>
-                <w:b w:val="0"/>
-                <w:sz w:val="18"/>
-              </w:rPr>
-              <w:t>5.6</w:t>
-            </w:r>
-          </w:p>
-        </w:tc>
-      </w:tr>
-      <w:tr>
-        <w:trPr>
-          <w:cantSplit/>
-        </w:trPr>
-        <w:tc>
-          <w:tcPr>
-            <w:tcW w:type="dxa" w:w="680"/>
-            <w:vAlign w:val="center"/>
-            <w:tcBorders>
-              <w:top w:val="single" w:sz="4" w:color="D9D9D9"/>
-              <w:left w:val="single" w:sz="4" w:color="D9D9D9"/>
-              <w:bottom w:val="single" w:sz="4" w:color="D9D9D9"/>
-              <w:right w:val="single" w:sz="4" w:color="D9D9D9"/>
-            </w:tcBorders>
-            <w:shd w:fill="FFFFFF"/>
-            <w:tcMar>
-              <w:top w:w="80" w:type="dxa"/>
-              <w:bottom w:w="80" w:type="dxa"/>
-              <w:left w:w="80" w:type="dxa"/>
-              <w:right w:w="80" w:type="dxa"/>
-            </w:tcMar>
-          </w:tcPr>
-          <w:p>
-            <w:pPr>
-              <w:spacing w:after="40" w:line="252" w:lineRule="auto"/>
-            </w:pPr>
-            <w:r>
-              <w:rPr>
-                <w:b w:val="0"/>
-                <w:sz w:val="18"/>
-              </w:rPr>
-              <w:t>6</w:t>
-            </w:r>
-          </w:p>
-        </w:tc>
-        <w:tc>
-          <w:tcPr>
-            <w:tcW w:type="dxa" w:w="1474"/>
-            <w:vAlign w:val="center"/>
-            <w:tcBorders>
-              <w:top w:val="single" w:sz="4" w:color="D9D9D9"/>
-              <w:left w:val="single" w:sz="4" w:color="D9D9D9"/>
-              <w:bottom w:val="single" w:sz="4" w:color="D9D9D9"/>
-              <w:right w:val="single" w:sz="4" w:color="D9D9D9"/>
-            </w:tcBorders>
-            <w:shd w:fill="FFFFFF"/>
-            <w:tcMar>
-              <w:top w:w="80" w:type="dxa"/>
-              <w:bottom w:w="80" w:type="dxa"/>
-              <w:left w:w="80" w:type="dxa"/>
-              <w:right w:w="80" w:type="dxa"/>
-            </w:tcMar>
-          </w:tcPr>
-          <w:p>
-            <w:pPr>
-              <w:spacing w:after="40" w:line="252" w:lineRule="auto"/>
-            </w:pPr>
-            <w:r>
-              <w:rPr>
-                <w:b w:val="0"/>
-                <w:sz w:val="18"/>
-              </w:rPr>
-              <w:t>权限点管理</w:t>
-            </w:r>
-          </w:p>
-        </w:tc>
-        <w:tc>
-          <w:tcPr>
-            <w:tcW w:type="dxa" w:w="2608"/>
-            <w:vAlign w:val="center"/>
-            <w:tcBorders>
-              <w:top w:val="single" w:sz="4" w:color="D9D9D9"/>
-              <w:left w:val="single" w:sz="4" w:color="D9D9D9"/>
-              <w:bottom w:val="single" w:sz="4" w:color="D9D9D9"/>
-              <w:right w:val="single" w:sz="4" w:color="D9D9D9"/>
-            </w:tcBorders>
-            <w:shd w:fill="FFFFFF"/>
-            <w:tcMar>
-              <w:top w:w="80" w:type="dxa"/>
-              <w:bottom w:w="80" w:type="dxa"/>
-              <w:left w:w="80" w:type="dxa"/>
-              <w:right w:w="80" w:type="dxa"/>
-            </w:tcMar>
-          </w:tcPr>
-          <w:p>
-            <w:pPr>
-              <w:spacing w:after="40" w:line="252" w:lineRule="auto"/>
-            </w:pPr>
-            <w:r>
-              <w:rPr>
-                <w:b w:val="0"/>
-                <w:sz w:val="18"/>
-              </w:rPr>
-              <w:t>权限管理</w:t>
-            </w:r>
-          </w:p>
-        </w:tc>
-        <w:tc>
-          <w:tcPr>
-            <w:tcW w:type="dxa" w:w="1361"/>
-            <w:vAlign w:val="center"/>
-            <w:tcBorders>
-              <w:top w:val="single" w:sz="4" w:color="D9D9D9"/>
-              <w:left w:val="single" w:sz="4" w:color="D9D9D9"/>
-              <w:bottom w:val="single" w:sz="4" w:color="D9D9D9"/>
-              <w:right w:val="single" w:sz="4" w:color="D9D9D9"/>
-            </w:tcBorders>
-            <w:shd w:fill="FFFFFF"/>
-            <w:tcMar>
-              <w:top w:w="80" w:type="dxa"/>
-              <w:bottom w:w="80" w:type="dxa"/>
-              <w:left w:w="80" w:type="dxa"/>
-              <w:right w:w="80" w:type="dxa"/>
-            </w:tcMar>
-          </w:tcPr>
-          <w:p>
-            <w:pPr>
-              <w:spacing w:after="40" w:line="252" w:lineRule="auto"/>
-            </w:pPr>
-            <w:r>
-              <w:rPr>
-                <w:b w:val="0"/>
-                <w:sz w:val="18"/>
-              </w:rPr>
-              <w:t>S</w:t>
-            </w:r>
-          </w:p>
-        </w:tc>
-        <w:tc>
-          <w:tcPr>
-            <w:tcW w:type="dxa" w:w="1474"/>
-            <w:vAlign w:val="center"/>
-            <w:tcBorders>
-              <w:top w:val="single" w:sz="4" w:color="D9D9D9"/>
-              <w:left w:val="single" w:sz="4" w:color="D9D9D9"/>
-              <w:bottom w:val="single" w:sz="4" w:color="D9D9D9"/>
-              <w:right w:val="single" w:sz="4" w:color="D9D9D9"/>
-            </w:tcBorders>
-            <w:shd w:fill="FFFFFF"/>
-            <w:tcMar>
-              <w:top w:w="80" w:type="dxa"/>
-              <w:bottom w:w="80" w:type="dxa"/>
-              <w:left w:w="80" w:type="dxa"/>
-              <w:right w:w="80" w:type="dxa"/>
-            </w:tcMar>
-          </w:tcPr>
-          <w:p>
-            <w:pPr>
-              <w:spacing w:after="40" w:line="252" w:lineRule="auto"/>
-            </w:pPr>
-            <w:r>
-              <w:rPr>
-                <w:b w:val="0"/>
-                <w:sz w:val="18"/>
-              </w:rPr>
-              <w:t>5.7</w:t>
-            </w:r>
-          </w:p>
-        </w:tc>
-      </w:tr>
-      <w:tr>
-        <w:trPr>
-          <w:cantSplit/>
-        </w:trPr>
-        <w:tc>
-          <w:tcPr>
-            <w:tcW w:type="dxa" w:w="680"/>
-            <w:vAlign w:val="center"/>
-            <w:tcBorders>
-              <w:top w:val="single" w:sz="4" w:color="D9D9D9"/>
-              <w:left w:val="single" w:sz="4" w:color="D9D9D9"/>
-              <w:bottom w:val="single" w:sz="4" w:color="D9D9D9"/>
-              <w:right w:val="single" w:sz="4" w:color="D9D9D9"/>
-            </w:tcBorders>
-            <w:shd w:fill="FFFFFF"/>
-            <w:tcMar>
-              <w:top w:w="80" w:type="dxa"/>
-              <w:bottom w:w="80" w:type="dxa"/>
-              <w:left w:w="80" w:type="dxa"/>
-              <w:right w:w="80" w:type="dxa"/>
-            </w:tcMar>
-          </w:tcPr>
-          <w:p>
-            <w:pPr>
-              <w:spacing w:after="40" w:line="252" w:lineRule="auto"/>
-            </w:pPr>
-            <w:r>
-              <w:rPr>
-                <w:b w:val="0"/>
-                <w:sz w:val="18"/>
-              </w:rPr>
-              <w:t>7</w:t>
-            </w:r>
-          </w:p>
-        </w:tc>
-        <w:tc>
-          <w:tcPr>
-            <w:tcW w:type="dxa" w:w="1474"/>
-            <w:vAlign w:val="center"/>
-            <w:tcBorders>
-              <w:top w:val="single" w:sz="4" w:color="D9D9D9"/>
-              <w:left w:val="single" w:sz="4" w:color="D9D9D9"/>
-              <w:bottom w:val="single" w:sz="4" w:color="D9D9D9"/>
-              <w:right w:val="single" w:sz="4" w:color="D9D9D9"/>
-            </w:tcBorders>
-            <w:shd w:fill="FFFFFF"/>
-            <w:tcMar>
-              <w:top w:w="80" w:type="dxa"/>
-              <w:bottom w:w="80" w:type="dxa"/>
-              <w:left w:w="80" w:type="dxa"/>
-              <w:right w:w="80" w:type="dxa"/>
-            </w:tcMar>
-          </w:tcPr>
-          <w:p>
-            <w:pPr>
-              <w:spacing w:after="40" w:line="252" w:lineRule="auto"/>
-            </w:pPr>
-            <w:r>
-              <w:rPr>
-                <w:b w:val="0"/>
-                <w:sz w:val="18"/>
-              </w:rPr>
-              <w:t>应用管理</w:t>
-            </w:r>
-          </w:p>
-        </w:tc>
-        <w:tc>
-          <w:tcPr>
-            <w:tcW w:type="dxa" w:w="2608"/>
-            <w:vAlign w:val="center"/>
-            <w:tcBorders>
-              <w:top w:val="single" w:sz="4" w:color="D9D9D9"/>
-              <w:left w:val="single" w:sz="4" w:color="D9D9D9"/>
-              <w:bottom w:val="single" w:sz="4" w:color="D9D9D9"/>
-              <w:right w:val="single" w:sz="4" w:color="D9D9D9"/>
-            </w:tcBorders>
-            <w:shd w:fill="FFFFFF"/>
-            <w:tcMar>
-              <w:top w:w="80" w:type="dxa"/>
-              <w:bottom w:w="80" w:type="dxa"/>
-              <w:left w:w="80" w:type="dxa"/>
-              <w:right w:w="80" w:type="dxa"/>
-            </w:tcMar>
-          </w:tcPr>
-          <w:p>
-            <w:pPr>
-              <w:spacing w:after="40" w:line="252" w:lineRule="auto"/>
-            </w:pPr>
-            <w:r>
-              <w:rPr>
-                <w:b w:val="0"/>
-                <w:sz w:val="18"/>
-              </w:rPr>
-              <w:t>应用管理</w:t>
-            </w:r>
-          </w:p>
-        </w:tc>
-        <w:tc>
-          <w:tcPr>
-            <w:tcW w:type="dxa" w:w="1361"/>
-            <w:vAlign w:val="center"/>
-            <w:tcBorders>
-              <w:top w:val="single" w:sz="4" w:color="D9D9D9"/>
-              <w:left w:val="single" w:sz="4" w:color="D9D9D9"/>
-              <w:bottom w:val="single" w:sz="4" w:color="D9D9D9"/>
-              <w:right w:val="single" w:sz="4" w:color="D9D9D9"/>
-            </w:tcBorders>
-            <w:shd w:fill="FFFFFF"/>
-            <w:tcMar>
-              <w:top w:w="80" w:type="dxa"/>
-              <w:bottom w:w="80" w:type="dxa"/>
-              <w:left w:w="80" w:type="dxa"/>
-              <w:right w:w="80" w:type="dxa"/>
-            </w:tcMar>
-          </w:tcPr>
-          <w:p>
-            <w:pPr>
-              <w:spacing w:after="40" w:line="252" w:lineRule="auto"/>
-            </w:pPr>
-            <w:r>
-              <w:rPr>
-                <w:b w:val="0"/>
-                <w:sz w:val="18"/>
-              </w:rPr>
-              <w:t>S</w:t>
-            </w:r>
-          </w:p>
-        </w:tc>
-        <w:tc>
-          <w:tcPr>
-            <w:tcW w:type="dxa" w:w="1474"/>
-            <w:vAlign w:val="center"/>
-            <w:tcBorders>
-              <w:top w:val="single" w:sz="4" w:color="D9D9D9"/>
-              <w:left w:val="single" w:sz="4" w:color="D9D9D9"/>
-              <w:bottom w:val="single" w:sz="4" w:color="D9D9D9"/>
-              <w:right w:val="single" w:sz="4" w:color="D9D9D9"/>
-            </w:tcBorders>
-            <w:shd w:fill="FFFFFF"/>
-            <w:tcMar>
-              <w:top w:w="80" w:type="dxa"/>
-              <w:bottom w:w="80" w:type="dxa"/>
-              <w:left w:w="80" w:type="dxa"/>
-              <w:right w:w="80" w:type="dxa"/>
-            </w:tcMar>
-          </w:tcPr>
-          <w:p>
-            <w:pPr>
-              <w:spacing w:after="40" w:line="252" w:lineRule="auto"/>
-            </w:pPr>
-            <w:r>
-              <w:rPr>
-                <w:b w:val="0"/>
-                <w:sz w:val="18"/>
-              </w:rPr>
-              <w:t>5.8</w:t>
-            </w:r>
-          </w:p>
-        </w:tc>
-      </w:tr>
-      <w:tr>
-        <w:trPr>
-          <w:cantSplit/>
-        </w:trPr>
-        <w:tc>
-          <w:tcPr>
-            <w:tcW w:type="dxa" w:w="680"/>
-            <w:vAlign w:val="center"/>
-            <w:tcBorders>
-              <w:top w:val="single" w:sz="4" w:color="D9D9D9"/>
-              <w:left w:val="single" w:sz="4" w:color="D9D9D9"/>
-              <w:bottom w:val="single" w:sz="4" w:color="D9D9D9"/>
-              <w:right w:val="single" w:sz="4" w:color="D9D9D9"/>
-            </w:tcBorders>
-            <w:shd w:fill="FFFFFF"/>
-            <w:tcMar>
-              <w:top w:w="80" w:type="dxa"/>
-              <w:bottom w:w="80" w:type="dxa"/>
-              <w:left w:w="80" w:type="dxa"/>
-              <w:right w:w="80" w:type="dxa"/>
-            </w:tcMar>
-          </w:tcPr>
-          <w:p>
-            <w:pPr>
-              <w:spacing w:after="40" w:line="252" w:lineRule="auto"/>
-            </w:pPr>
-            <w:r>
-              <w:rPr>
-                <w:b w:val="0"/>
-                <w:sz w:val="18"/>
-              </w:rPr>
-              <w:t>8</w:t>
-            </w:r>
-          </w:p>
-        </w:tc>
-        <w:tc>
-          <w:tcPr>
-            <w:tcW w:type="dxa" w:w="1474"/>
-            <w:vAlign w:val="center"/>
-            <w:tcBorders>
-              <w:top w:val="single" w:sz="4" w:color="D9D9D9"/>
-              <w:left w:val="single" w:sz="4" w:color="D9D9D9"/>
-              <w:bottom w:val="single" w:sz="4" w:color="D9D9D9"/>
-              <w:right w:val="single" w:sz="4" w:color="D9D9D9"/>
-            </w:tcBorders>
-            <w:shd w:fill="FFFFFF"/>
-            <w:tcMar>
-              <w:top w:w="80" w:type="dxa"/>
-              <w:bottom w:w="80" w:type="dxa"/>
-              <w:left w:w="80" w:type="dxa"/>
-              <w:right w:w="80" w:type="dxa"/>
-            </w:tcMar>
-          </w:tcPr>
-          <w:p>
-            <w:pPr>
-              <w:spacing w:after="40" w:line="252" w:lineRule="auto"/>
-            </w:pPr>
-            <w:r>
-              <w:rPr>
-                <w:b w:val="0"/>
-                <w:sz w:val="18"/>
-              </w:rPr>
-              <w:t>部门管理</w:t>
-            </w:r>
-          </w:p>
-        </w:tc>
-        <w:tc>
-          <w:tcPr>
-            <w:tcW w:type="dxa" w:w="2608"/>
-            <w:vAlign w:val="center"/>
-            <w:tcBorders>
-              <w:top w:val="single" w:sz="4" w:color="D9D9D9"/>
-              <w:left w:val="single" w:sz="4" w:color="D9D9D9"/>
-              <w:bottom w:val="single" w:sz="4" w:color="D9D9D9"/>
-              <w:right w:val="single" w:sz="4" w:color="D9D9D9"/>
-            </w:tcBorders>
-            <w:shd w:fill="FFFFFF"/>
-            <w:tcMar>
-              <w:top w:w="80" w:type="dxa"/>
-              <w:bottom w:w="80" w:type="dxa"/>
-              <w:left w:w="80" w:type="dxa"/>
-              <w:right w:w="80" w:type="dxa"/>
-            </w:tcMar>
-          </w:tcPr>
-          <w:p>
-            <w:pPr>
-              <w:spacing w:after="40" w:line="252" w:lineRule="auto"/>
-            </w:pPr>
-            <w:r>
-              <w:rPr>
-                <w:b w:val="0"/>
-                <w:sz w:val="18"/>
-              </w:rPr>
-              <w:t>部门管理</w:t>
-            </w:r>
-          </w:p>
-        </w:tc>
-        <w:tc>
-          <w:tcPr>
-            <w:tcW w:type="dxa" w:w="1361"/>
-            <w:vAlign w:val="center"/>
-            <w:tcBorders>
-              <w:top w:val="single" w:sz="4" w:color="D9D9D9"/>
-              <w:left w:val="single" w:sz="4" w:color="D9D9D9"/>
-              <w:bottom w:val="single" w:sz="4" w:color="D9D9D9"/>
-              <w:right w:val="single" w:sz="4" w:color="D9D9D9"/>
-            </w:tcBorders>
-            <w:shd w:fill="FFFFFF"/>
-            <w:tcMar>
-              <w:top w:w="80" w:type="dxa"/>
-              <w:bottom w:w="80" w:type="dxa"/>
-              <w:left w:w="80" w:type="dxa"/>
-              <w:right w:w="80" w:type="dxa"/>
-            </w:tcMar>
-          </w:tcPr>
-          <w:p>
-            <w:pPr>
-              <w:spacing w:after="40" w:line="252" w:lineRule="auto"/>
-            </w:pPr>
-            <w:r>
-              <w:rPr>
-                <w:b w:val="0"/>
-                <w:sz w:val="18"/>
-              </w:rPr>
-              <w:t>S</w:t>
-            </w:r>
-          </w:p>
-        </w:tc>
-        <w:tc>
-          <w:tcPr>
-            <w:tcW w:type="dxa" w:w="1474"/>
-            <w:vAlign w:val="center"/>
-            <w:tcBorders>
-              <w:top w:val="single" w:sz="4" w:color="D9D9D9"/>
-              <w:left w:val="single" w:sz="4" w:color="D9D9D9"/>
-              <w:bottom w:val="single" w:sz="4" w:color="D9D9D9"/>
-              <w:right w:val="single" w:sz="4" w:color="D9D9D9"/>
-            </w:tcBorders>
-            <w:shd w:fill="FFFFFF"/>
-            <w:tcMar>
-              <w:top w:w="80" w:type="dxa"/>
-              <w:bottom w:w="80" w:type="dxa"/>
-              <w:left w:w="80" w:type="dxa"/>
-              <w:right w:w="80" w:type="dxa"/>
-            </w:tcMar>
-          </w:tcPr>
-          <w:p>
-            <w:pPr>
-              <w:spacing w:after="40" w:line="252" w:lineRule="auto"/>
-            </w:pPr>
-            <w:r>
-              <w:rPr>
-                <w:b w:val="0"/>
-                <w:sz w:val="18"/>
-              </w:rPr>
-              <w:t>5.9</w:t>
-            </w:r>
-          </w:p>
-        </w:tc>
-      </w:tr>
-      <w:tr>
-        <w:trPr>
-          <w:cantSplit/>
-        </w:trPr>
-        <w:tc>
-          <w:tcPr>
-            <w:tcW w:type="dxa" w:w="680"/>
-            <w:vAlign w:val="center"/>
-            <w:tcBorders>
-              <w:top w:val="single" w:sz="4" w:color="D9D9D9"/>
-              <w:left w:val="single" w:sz="4" w:color="D9D9D9"/>
-              <w:bottom w:val="single" w:sz="4" w:color="D9D9D9"/>
-              <w:right w:val="single" w:sz="4" w:color="D9D9D9"/>
-            </w:tcBorders>
-            <w:shd w:fill="FFFFFF"/>
-            <w:tcMar>
-              <w:top w:w="80" w:type="dxa"/>
-              <w:bottom w:w="80" w:type="dxa"/>
-              <w:left w:w="80" w:type="dxa"/>
-              <w:right w:w="80" w:type="dxa"/>
-            </w:tcMar>
-          </w:tcPr>
-          <w:p>
-            <w:pPr>
-              <w:spacing w:after="40" w:line="252" w:lineRule="auto"/>
-            </w:pPr>
-            <w:r>
-              <w:rPr>
-                <w:b w:val="0"/>
-                <w:sz w:val="18"/>
-              </w:rPr>
-              <w:t>9</w:t>
-            </w:r>
-          </w:p>
-        </w:tc>
-        <w:tc>
-          <w:tcPr>
-            <w:tcW w:type="dxa" w:w="1474"/>
-            <w:vAlign w:val="center"/>
-            <w:tcBorders>
-              <w:top w:val="single" w:sz="4" w:color="D9D9D9"/>
-              <w:left w:val="single" w:sz="4" w:color="D9D9D9"/>
-              <w:bottom w:val="single" w:sz="4" w:color="D9D9D9"/>
-              <w:right w:val="single" w:sz="4" w:color="D9D9D9"/>
-            </w:tcBorders>
-            <w:shd w:fill="FFFFFF"/>
-            <w:tcMar>
-              <w:top w:w="80" w:type="dxa"/>
-              <w:bottom w:w="80" w:type="dxa"/>
-              <w:left w:w="80" w:type="dxa"/>
-              <w:right w:w="80" w:type="dxa"/>
-            </w:tcMar>
-          </w:tcPr>
-          <w:p>
-            <w:pPr>
-              <w:spacing w:after="40" w:line="252" w:lineRule="auto"/>
-            </w:pPr>
-            <w:r>
-              <w:rPr>
-                <w:b w:val="0"/>
-                <w:sz w:val="18"/>
-              </w:rPr>
-              <w:t>岗位管理</w:t>
-            </w:r>
-          </w:p>
-        </w:tc>
-        <w:tc>
-          <w:tcPr>
-            <w:tcW w:type="dxa" w:w="2608"/>
-            <w:vAlign w:val="center"/>
-            <w:tcBorders>
-              <w:top w:val="single" w:sz="4" w:color="D9D9D9"/>
-              <w:left w:val="single" w:sz="4" w:color="D9D9D9"/>
-              <w:bottom w:val="single" w:sz="4" w:color="D9D9D9"/>
-              <w:right w:val="single" w:sz="4" w:color="D9D9D9"/>
-            </w:tcBorders>
-            <w:shd w:fill="FFFFFF"/>
-            <w:tcMar>
-              <w:top w:w="80" w:type="dxa"/>
-              <w:bottom w:w="80" w:type="dxa"/>
-              <w:left w:w="80" w:type="dxa"/>
-              <w:right w:w="80" w:type="dxa"/>
-            </w:tcMar>
-          </w:tcPr>
-          <w:p>
-            <w:pPr>
-              <w:spacing w:after="40" w:line="252" w:lineRule="auto"/>
-            </w:pPr>
-            <w:r>
-              <w:rPr>
-                <w:b w:val="0"/>
-                <w:sz w:val="18"/>
-              </w:rPr>
-              <w:t>岗位管理</w:t>
-            </w:r>
-          </w:p>
-        </w:tc>
-        <w:tc>
-          <w:tcPr>
-            <w:tcW w:type="dxa" w:w="1361"/>
-            <w:vAlign w:val="center"/>
-            <w:tcBorders>
-              <w:top w:val="single" w:sz="4" w:color="D9D9D9"/>
-              <w:left w:val="single" w:sz="4" w:color="D9D9D9"/>
-              <w:bottom w:val="single" w:sz="4" w:color="D9D9D9"/>
-              <w:right w:val="single" w:sz="4" w:color="D9D9D9"/>
-            </w:tcBorders>
-            <w:shd w:fill="FFFFFF"/>
-            <w:tcMar>
-              <w:top w:w="80" w:type="dxa"/>
-              <w:bottom w:w="80" w:type="dxa"/>
-              <w:left w:w="80" w:type="dxa"/>
-              <w:right w:w="80" w:type="dxa"/>
-            </w:tcMar>
-          </w:tcPr>
-          <w:p>
-            <w:pPr>
-              <w:spacing w:after="40" w:line="252" w:lineRule="auto"/>
-            </w:pPr>
-            <w:r>
-              <w:rPr>
-                <w:b w:val="0"/>
-                <w:sz w:val="18"/>
-              </w:rPr>
-              <w:t>S</w:t>
-            </w:r>
-          </w:p>
-        </w:tc>
-        <w:tc>
-          <w:tcPr>
-            <w:tcW w:type="dxa" w:w="1474"/>
-            <w:vAlign w:val="center"/>
-            <w:tcBorders>
-              <w:top w:val="single" w:sz="4" w:color="D9D9D9"/>
-              <w:left w:val="single" w:sz="4" w:color="D9D9D9"/>
-              <w:bottom w:val="single" w:sz="4" w:color="D9D9D9"/>
-              <w:right w:val="single" w:sz="4" w:color="D9D9D9"/>
-            </w:tcBorders>
-            <w:shd w:fill="FFFFFF"/>
-            <w:tcMar>
-              <w:top w:w="80" w:type="dxa"/>
-              <w:bottom w:w="80" w:type="dxa"/>
-              <w:left w:w="80" w:type="dxa"/>
-              <w:right w:w="80" w:type="dxa"/>
-            </w:tcMar>
-          </w:tcPr>
-          <w:p>
-            <w:pPr>
-              <w:spacing w:after="40" w:line="252" w:lineRule="auto"/>
-            </w:pPr>
-            <w:r>
-              <w:rPr>
-                <w:b w:val="0"/>
-                <w:sz w:val="18"/>
-              </w:rPr>
-              <w:t>5.10</w:t>
-            </w:r>
-          </w:p>
-        </w:tc>
-      </w:tr>
-      <w:tr>
-        <w:trPr>
-          <w:cantSplit/>
-        </w:trPr>
-        <w:tc>
-          <w:tcPr>
-            <w:tcW w:type="dxa" w:w="680"/>
-            <w:vAlign w:val="center"/>
-            <w:tcBorders>
-              <w:top w:val="single" w:sz="4" w:color="D9D9D9"/>
-              <w:left w:val="single" w:sz="4" w:color="D9D9D9"/>
-              <w:bottom w:val="single" w:sz="4" w:color="D9D9D9"/>
-              <w:right w:val="single" w:sz="4" w:color="D9D9D9"/>
-            </w:tcBorders>
-            <w:shd w:fill="FFFFFF"/>
-            <w:tcMar>
-              <w:top w:w="80" w:type="dxa"/>
-              <w:bottom w:w="80" w:type="dxa"/>
-              <w:left w:w="80" w:type="dxa"/>
-              <w:right w:w="80" w:type="dxa"/>
-            </w:tcMar>
-          </w:tcPr>
-          <w:p>
-            <w:pPr>
-              <w:spacing w:after="40" w:line="252" w:lineRule="auto"/>
-            </w:pPr>
-            <w:r>
-              <w:rPr>
-                <w:b w:val="0"/>
-                <w:sz w:val="18"/>
-              </w:rPr>
-              <w:t>10</w:t>
-            </w:r>
-          </w:p>
-        </w:tc>
-        <w:tc>
-          <w:tcPr>
-            <w:tcW w:type="dxa" w:w="1474"/>
-            <w:vAlign w:val="center"/>
-            <w:tcBorders>
-              <w:top w:val="single" w:sz="4" w:color="D9D9D9"/>
-              <w:left w:val="single" w:sz="4" w:color="D9D9D9"/>
-              <w:bottom w:val="single" w:sz="4" w:color="D9D9D9"/>
-              <w:right w:val="single" w:sz="4" w:color="D9D9D9"/>
-            </w:tcBorders>
-            <w:shd w:fill="FFFFFF"/>
-            <w:tcMar>
-              <w:top w:w="80" w:type="dxa"/>
-              <w:bottom w:w="80" w:type="dxa"/>
-              <w:left w:w="80" w:type="dxa"/>
-              <w:right w:w="80" w:type="dxa"/>
-            </w:tcMar>
-          </w:tcPr>
-          <w:p>
-            <w:pPr>
-              <w:spacing w:after="40" w:line="252" w:lineRule="auto"/>
-            </w:pPr>
-            <w:r>
-              <w:rPr>
-                <w:b w:val="0"/>
-                <w:sz w:val="18"/>
-              </w:rPr>
-              <w:t>数据字典</w:t>
-            </w:r>
-          </w:p>
-        </w:tc>
-        <w:tc>
-          <w:tcPr>
-            <w:tcW w:type="dxa" w:w="2608"/>
-            <w:vAlign w:val="center"/>
-            <w:tcBorders>
-              <w:top w:val="single" w:sz="4" w:color="D9D9D9"/>
-              <w:left w:val="single" w:sz="4" w:color="D9D9D9"/>
-              <w:bottom w:val="single" w:sz="4" w:color="D9D9D9"/>
-              <w:right w:val="single" w:sz="4" w:color="D9D9D9"/>
-            </w:tcBorders>
-            <w:shd w:fill="FFFFFF"/>
-            <w:tcMar>
-              <w:top w:w="80" w:type="dxa"/>
-              <w:bottom w:w="80" w:type="dxa"/>
-              <w:left w:w="80" w:type="dxa"/>
-              <w:right w:w="80" w:type="dxa"/>
-            </w:tcMar>
-          </w:tcPr>
-          <w:p>
-            <w:pPr>
-              <w:spacing w:after="40" w:line="252" w:lineRule="auto"/>
-            </w:pPr>
-            <w:r>
-              <w:rPr>
-                <w:b w:val="0"/>
-                <w:sz w:val="18"/>
-              </w:rPr>
-              <w:t>字典管理</w:t>
-            </w:r>
-          </w:p>
-        </w:tc>
-        <w:tc>
-          <w:tcPr>
-            <w:tcW w:type="dxa" w:w="1361"/>
-            <w:vAlign w:val="center"/>
-            <w:tcBorders>
-              <w:top w:val="single" w:sz="4" w:color="D9D9D9"/>
-              <w:left w:val="single" w:sz="4" w:color="D9D9D9"/>
-              <w:bottom w:val="single" w:sz="4" w:color="D9D9D9"/>
-              <w:right w:val="single" w:sz="4" w:color="D9D9D9"/>
-            </w:tcBorders>
-            <w:shd w:fill="FFFFFF"/>
-            <w:tcMar>
-              <w:top w:w="80" w:type="dxa"/>
-              <w:bottom w:w="80" w:type="dxa"/>
-              <w:left w:w="80" w:type="dxa"/>
-              <w:right w:w="80" w:type="dxa"/>
-            </w:tcMar>
-          </w:tcPr>
-          <w:p>
-            <w:pPr>
-              <w:spacing w:after="40" w:line="252" w:lineRule="auto"/>
-            </w:pPr>
-            <w:r>
-              <w:rPr>
-                <w:b w:val="0"/>
-                <w:sz w:val="18"/>
-              </w:rPr>
-              <w:t>S</w:t>
-            </w:r>
-          </w:p>
-        </w:tc>
-        <w:tc>
-          <w:tcPr>
-            <w:tcW w:type="dxa" w:w="1474"/>
-            <w:vAlign w:val="center"/>
-            <w:tcBorders>
-              <w:top w:val="single" w:sz="4" w:color="D9D9D9"/>
-              <w:left w:val="single" w:sz="4" w:color="D9D9D9"/>
-              <w:bottom w:val="single" w:sz="4" w:color="D9D9D9"/>
-              <w:right w:val="single" w:sz="4" w:color="D9D9D9"/>
-            </w:tcBorders>
-            <w:shd w:fill="FFFFFF"/>
-            <w:tcMar>
-              <w:top w:w="80" w:type="dxa"/>
-              <w:bottom w:w="80" w:type="dxa"/>
-              <w:left w:w="80" w:type="dxa"/>
-              <w:right w:w="80" w:type="dxa"/>
-            </w:tcMar>
-          </w:tcPr>
-          <w:p>
-            <w:pPr>
-              <w:spacing w:after="40" w:line="252" w:lineRule="auto"/>
-            </w:pPr>
-            <w:r>
-              <w:rPr>
-                <w:b w:val="0"/>
-                <w:sz w:val="18"/>
-              </w:rPr>
-              <w:t>5.13</w:t>
-            </w:r>
-          </w:p>
-        </w:tc>
-      </w:tr>
-      <w:tr>
-        <w:trPr>
-          <w:cantSplit/>
-        </w:trPr>
-        <w:tc>
-          <w:tcPr>
-            <w:tcW w:type="dxa" w:w="680"/>
-            <w:vAlign w:val="center"/>
-            <w:tcBorders>
-              <w:top w:val="single" w:sz="4" w:color="D9D9D9"/>
-              <w:left w:val="single" w:sz="4" w:color="D9D9D9"/>
-              <w:bottom w:val="single" w:sz="4" w:color="D9D9D9"/>
-              <w:right w:val="single" w:sz="4" w:color="D9D9D9"/>
-            </w:tcBorders>
-            <w:shd w:fill="FFFFFF"/>
-            <w:tcMar>
-              <w:top w:w="80" w:type="dxa"/>
-              <w:bottom w:w="80" w:type="dxa"/>
-              <w:left w:w="80" w:type="dxa"/>
-              <w:right w:w="80" w:type="dxa"/>
-            </w:tcMar>
-          </w:tcPr>
-          <w:p>
-            <w:pPr>
-              <w:spacing w:after="40" w:line="252" w:lineRule="auto"/>
-            </w:pPr>
-            <w:r>
-              <w:rPr>
-                <w:b w:val="0"/>
-                <w:sz w:val="18"/>
-              </w:rPr>
-              <w:t>11</w:t>
-            </w:r>
-          </w:p>
-        </w:tc>
-        <w:tc>
-          <w:tcPr>
-            <w:tcW w:type="dxa" w:w="1474"/>
-            <w:vAlign w:val="center"/>
-            <w:tcBorders>
-              <w:top w:val="single" w:sz="4" w:color="D9D9D9"/>
-              <w:left w:val="single" w:sz="4" w:color="D9D9D9"/>
-              <w:bottom w:val="single" w:sz="4" w:color="D9D9D9"/>
-              <w:right w:val="single" w:sz="4" w:color="D9D9D9"/>
-            </w:tcBorders>
-            <w:shd w:fill="FFFFFF"/>
-            <w:tcMar>
-              <w:top w:w="80" w:type="dxa"/>
-              <w:bottom w:w="80" w:type="dxa"/>
-              <w:left w:w="80" w:type="dxa"/>
-              <w:right w:w="80" w:type="dxa"/>
-            </w:tcMar>
-          </w:tcPr>
-          <w:p>
-            <w:pPr>
-              <w:spacing w:after="40" w:line="252" w:lineRule="auto"/>
-            </w:pPr>
-            <w:r>
-              <w:rPr>
-                <w:b w:val="0"/>
-                <w:sz w:val="18"/>
-              </w:rPr>
-              <w:t>会话管理</w:t>
-            </w:r>
-          </w:p>
-        </w:tc>
-        <w:tc>
-          <w:tcPr>
-            <w:tcW w:type="dxa" w:w="2608"/>
-            <w:vAlign w:val="center"/>
-            <w:tcBorders>
-              <w:top w:val="single" w:sz="4" w:color="D9D9D9"/>
-              <w:left w:val="single" w:sz="4" w:color="D9D9D9"/>
-              <w:bottom w:val="single" w:sz="4" w:color="D9D9D9"/>
-              <w:right w:val="single" w:sz="4" w:color="D9D9D9"/>
-            </w:tcBorders>
-            <w:shd w:fill="FFFFFF"/>
-            <w:tcMar>
-              <w:top w:w="80" w:type="dxa"/>
-              <w:bottom w:w="80" w:type="dxa"/>
-              <w:left w:w="80" w:type="dxa"/>
-              <w:right w:w="80" w:type="dxa"/>
-            </w:tcMar>
-          </w:tcPr>
-          <w:p>
-            <w:pPr>
-              <w:spacing w:after="40" w:line="252" w:lineRule="auto"/>
-            </w:pPr>
-            <w:r>
-              <w:rPr>
-                <w:b w:val="0"/>
-                <w:sz w:val="18"/>
-              </w:rPr>
-              <w:t>在线会话、部门会话</w:t>
-            </w:r>
-          </w:p>
-        </w:tc>
-        <w:tc>
-          <w:tcPr>
-            <w:tcW w:type="dxa" w:w="1361"/>
-            <w:vAlign w:val="center"/>
-            <w:tcBorders>
-              <w:top w:val="single" w:sz="4" w:color="D9D9D9"/>
-              <w:left w:val="single" w:sz="4" w:color="D9D9D9"/>
-              <w:bottom w:val="single" w:sz="4" w:color="D9D9D9"/>
-              <w:right w:val="single" w:sz="4" w:color="D9D9D9"/>
-            </w:tcBorders>
-            <w:shd w:fill="FFFFFF"/>
-            <w:tcMar>
-              <w:top w:w="80" w:type="dxa"/>
-              <w:bottom w:w="80" w:type="dxa"/>
-              <w:left w:w="80" w:type="dxa"/>
-              <w:right w:w="80" w:type="dxa"/>
-            </w:tcMar>
-          </w:tcPr>
-          <w:p>
-            <w:pPr>
-              <w:spacing w:after="40" w:line="252" w:lineRule="auto"/>
-            </w:pPr>
-            <w:r>
-              <w:rPr>
-                <w:b w:val="0"/>
-                <w:sz w:val="18"/>
-              </w:rPr>
-              <w:t>S D U / S D</w:t>
-            </w:r>
-          </w:p>
-        </w:tc>
-        <w:tc>
-          <w:tcPr>
-            <w:tcW w:type="dxa" w:w="1474"/>
-            <w:vAlign w:val="center"/>
-            <w:tcBorders>
-              <w:top w:val="single" w:sz="4" w:color="D9D9D9"/>
-              <w:left w:val="single" w:sz="4" w:color="D9D9D9"/>
-              <w:bottom w:val="single" w:sz="4" w:color="D9D9D9"/>
-              <w:right w:val="single" w:sz="4" w:color="D9D9D9"/>
-            </w:tcBorders>
-            <w:shd w:fill="FFFFFF"/>
-            <w:tcMar>
-              <w:top w:w="80" w:type="dxa"/>
-              <w:bottom w:w="80" w:type="dxa"/>
-              <w:left w:w="80" w:type="dxa"/>
-              <w:right w:w="80" w:type="dxa"/>
-            </w:tcMar>
-          </w:tcPr>
-          <w:p>
-            <w:pPr>
-              <w:spacing w:after="40" w:line="252" w:lineRule="auto"/>
-            </w:pPr>
-            <w:r>
-              <w:rPr>
-                <w:b w:val="0"/>
-                <w:sz w:val="18"/>
-              </w:rPr>
-              <w:t>5.14、5.15、6.2</w:t>
-            </w:r>
-          </w:p>
-        </w:tc>
-      </w:tr>
-      <w:tr>
-        <w:trPr>
-          <w:cantSplit/>
-        </w:trPr>
-        <w:tc>
-          <w:tcPr>
-            <w:tcW w:type="dxa" w:w="680"/>
-            <w:vAlign w:val="center"/>
-            <w:tcBorders>
-              <w:top w:val="single" w:sz="4" w:color="D9D9D9"/>
-              <w:left w:val="single" w:sz="4" w:color="D9D9D9"/>
-              <w:bottom w:val="single" w:sz="4" w:color="D9D9D9"/>
-              <w:right w:val="single" w:sz="4" w:color="D9D9D9"/>
-            </w:tcBorders>
-            <w:shd w:fill="FFFFFF"/>
-            <w:tcMar>
-              <w:top w:w="80" w:type="dxa"/>
-              <w:bottom w:w="80" w:type="dxa"/>
-              <w:left w:w="80" w:type="dxa"/>
-              <w:right w:w="80" w:type="dxa"/>
-            </w:tcMar>
-          </w:tcPr>
-          <w:p>
-            <w:pPr>
-              <w:spacing w:after="40" w:line="252" w:lineRule="auto"/>
-            </w:pPr>
-            <w:r>
-              <w:rPr>
-                <w:b w:val="0"/>
-                <w:sz w:val="18"/>
-              </w:rPr>
-              <w:t>12</w:t>
-            </w:r>
-          </w:p>
-        </w:tc>
-        <w:tc>
-          <w:tcPr>
-            <w:tcW w:type="dxa" w:w="1474"/>
-            <w:vAlign w:val="center"/>
-            <w:tcBorders>
-              <w:top w:val="single" w:sz="4" w:color="D9D9D9"/>
-              <w:left w:val="single" w:sz="4" w:color="D9D9D9"/>
-              <w:bottom w:val="single" w:sz="4" w:color="D9D9D9"/>
-              <w:right w:val="single" w:sz="4" w:color="D9D9D9"/>
-            </w:tcBorders>
-            <w:shd w:fill="FFFFFF"/>
-            <w:tcMar>
-              <w:top w:w="80" w:type="dxa"/>
-              <w:bottom w:w="80" w:type="dxa"/>
-              <w:left w:w="80" w:type="dxa"/>
-              <w:right w:w="80" w:type="dxa"/>
-            </w:tcMar>
-          </w:tcPr>
-          <w:p>
-            <w:pPr>
-              <w:spacing w:after="40" w:line="252" w:lineRule="auto"/>
-            </w:pPr>
-            <w:r>
-              <w:rPr>
-                <w:b w:val="0"/>
-                <w:sz w:val="18"/>
-              </w:rPr>
-              <w:t>操作日志</w:t>
-            </w:r>
-          </w:p>
-        </w:tc>
-        <w:tc>
-          <w:tcPr>
-            <w:tcW w:type="dxa" w:w="2608"/>
-            <w:vAlign w:val="center"/>
-            <w:tcBorders>
-              <w:top w:val="single" w:sz="4" w:color="D9D9D9"/>
-              <w:left w:val="single" w:sz="4" w:color="D9D9D9"/>
-              <w:bottom w:val="single" w:sz="4" w:color="D9D9D9"/>
-              <w:right w:val="single" w:sz="4" w:color="D9D9D9"/>
-            </w:tcBorders>
-            <w:shd w:fill="FFFFFF"/>
-            <w:tcMar>
-              <w:top w:w="80" w:type="dxa"/>
-              <w:bottom w:w="80" w:type="dxa"/>
-              <w:left w:w="80" w:type="dxa"/>
-              <w:right w:w="80" w:type="dxa"/>
-            </w:tcMar>
-          </w:tcPr>
-          <w:p>
-            <w:pPr>
-              <w:spacing w:after="40" w:line="252" w:lineRule="auto"/>
-            </w:pPr>
-            <w:r>
-              <w:rPr>
-                <w:b w:val="0"/>
-                <w:sz w:val="18"/>
-              </w:rPr>
-              <w:t>操作日志</w:t>
-            </w:r>
-          </w:p>
-        </w:tc>
-        <w:tc>
-          <w:tcPr>
-            <w:tcW w:type="dxa" w:w="1361"/>
-            <w:vAlign w:val="center"/>
-            <w:tcBorders>
-              <w:top w:val="single" w:sz="4" w:color="D9D9D9"/>
-              <w:left w:val="single" w:sz="4" w:color="D9D9D9"/>
-              <w:bottom w:val="single" w:sz="4" w:color="D9D9D9"/>
-              <w:right w:val="single" w:sz="4" w:color="D9D9D9"/>
-            </w:tcBorders>
-            <w:shd w:fill="FFFFFF"/>
-            <w:tcMar>
-              <w:top w:w="80" w:type="dxa"/>
-              <w:bottom w:w="80" w:type="dxa"/>
-              <w:left w:w="80" w:type="dxa"/>
-              <w:right w:w="80" w:type="dxa"/>
-            </w:tcMar>
-          </w:tcPr>
-          <w:p>
-            <w:pPr>
-              <w:spacing w:after="40" w:line="252" w:lineRule="auto"/>
-            </w:pPr>
-            <w:r>
-              <w:rPr>
-                <w:b w:val="0"/>
-                <w:sz w:val="18"/>
-              </w:rPr>
-              <w:t>S D</w:t>
-            </w:r>
-          </w:p>
-        </w:tc>
-        <w:tc>
-          <w:tcPr>
-            <w:tcW w:type="dxa" w:w="1474"/>
-            <w:vAlign w:val="center"/>
-            <w:tcBorders>
-              <w:top w:val="single" w:sz="4" w:color="D9D9D9"/>
-              <w:left w:val="single" w:sz="4" w:color="D9D9D9"/>
-              <w:bottom w:val="single" w:sz="4" w:color="D9D9D9"/>
-              <w:right w:val="single" w:sz="4" w:color="D9D9D9"/>
-            </w:tcBorders>
-            <w:shd w:fill="FFFFFF"/>
-            <w:tcMar>
-              <w:top w:w="80" w:type="dxa"/>
-              <w:bottom w:w="80" w:type="dxa"/>
-              <w:left w:w="80" w:type="dxa"/>
-              <w:right w:w="80" w:type="dxa"/>
-            </w:tcMar>
-          </w:tcPr>
-          <w:p>
-            <w:pPr>
-              <w:spacing w:after="40" w:line="252" w:lineRule="auto"/>
-            </w:pPr>
-            <w:r>
-              <w:rPr>
-                <w:b w:val="0"/>
-                <w:sz w:val="18"/>
-              </w:rPr>
-              <w:t>5.16、6.3</w:t>
-            </w:r>
-          </w:p>
-        </w:tc>
-      </w:tr>
-      <w:tr>
-        <w:trPr>
-          <w:cantSplit/>
-        </w:trPr>
-        <w:tc>
-          <w:tcPr>
-            <w:tcW w:type="dxa" w:w="680"/>
-            <w:vAlign w:val="center"/>
-            <w:tcBorders>
-              <w:top w:val="single" w:sz="4" w:color="D9D9D9"/>
-              <w:left w:val="single" w:sz="4" w:color="D9D9D9"/>
-              <w:bottom w:val="single" w:sz="4" w:color="D9D9D9"/>
-              <w:right w:val="single" w:sz="4" w:color="D9D9D9"/>
-            </w:tcBorders>
-            <w:shd w:fill="FFFFFF"/>
-            <w:tcMar>
-              <w:top w:w="80" w:type="dxa"/>
-              <w:bottom w:w="80" w:type="dxa"/>
-              <w:left w:w="80" w:type="dxa"/>
-              <w:right w:w="80" w:type="dxa"/>
-            </w:tcMar>
-          </w:tcPr>
-          <w:p>
-            <w:pPr>
-              <w:spacing w:after="40" w:line="252" w:lineRule="auto"/>
-            </w:pPr>
-            <w:r>
-              <w:rPr>
-                <w:b w:val="0"/>
-                <w:sz w:val="18"/>
-              </w:rPr>
-              <w:t>13</w:t>
-            </w:r>
-          </w:p>
-        </w:tc>
-        <w:tc>
-          <w:tcPr>
-            <w:tcW w:type="dxa" w:w="1474"/>
-            <w:vAlign w:val="center"/>
-            <w:tcBorders>
-              <w:top w:val="single" w:sz="4" w:color="D9D9D9"/>
-              <w:left w:val="single" w:sz="4" w:color="D9D9D9"/>
-              <w:bottom w:val="single" w:sz="4" w:color="D9D9D9"/>
-              <w:right w:val="single" w:sz="4" w:color="D9D9D9"/>
-            </w:tcBorders>
-            <w:shd w:fill="FFFFFF"/>
-            <w:tcMar>
-              <w:top w:w="80" w:type="dxa"/>
-              <w:bottom w:w="80" w:type="dxa"/>
-              <w:left w:w="80" w:type="dxa"/>
-              <w:right w:w="80" w:type="dxa"/>
-            </w:tcMar>
-          </w:tcPr>
-          <w:p>
-            <w:pPr>
-              <w:spacing w:after="40" w:line="252" w:lineRule="auto"/>
-            </w:pPr>
-            <w:r>
-              <w:rPr>
-                <w:b w:val="0"/>
-                <w:sz w:val="18"/>
-              </w:rPr>
-              <w:t>登录日志</w:t>
-            </w:r>
-          </w:p>
-        </w:tc>
-        <w:tc>
-          <w:tcPr>
-            <w:tcW w:type="dxa" w:w="2608"/>
-            <w:vAlign w:val="center"/>
-            <w:tcBorders>
-              <w:top w:val="single" w:sz="4" w:color="D9D9D9"/>
-              <w:left w:val="single" w:sz="4" w:color="D9D9D9"/>
-              <w:bottom w:val="single" w:sz="4" w:color="D9D9D9"/>
-              <w:right w:val="single" w:sz="4" w:color="D9D9D9"/>
-            </w:tcBorders>
-            <w:shd w:fill="FFFFFF"/>
-            <w:tcMar>
-              <w:top w:w="80" w:type="dxa"/>
-              <w:bottom w:w="80" w:type="dxa"/>
-              <w:left w:w="80" w:type="dxa"/>
-              <w:right w:w="80" w:type="dxa"/>
-            </w:tcMar>
-          </w:tcPr>
-          <w:p>
-            <w:pPr>
-              <w:spacing w:after="40" w:line="252" w:lineRule="auto"/>
-            </w:pPr>
-            <w:r>
-              <w:rPr>
-                <w:b w:val="0"/>
-                <w:sz w:val="18"/>
-              </w:rPr>
-              <w:t>登录日志</w:t>
-            </w:r>
-          </w:p>
-        </w:tc>
-        <w:tc>
-          <w:tcPr>
-            <w:tcW w:type="dxa" w:w="1361"/>
-            <w:vAlign w:val="center"/>
-            <w:tcBorders>
-              <w:top w:val="single" w:sz="4" w:color="D9D9D9"/>
-              <w:left w:val="single" w:sz="4" w:color="D9D9D9"/>
-              <w:bottom w:val="single" w:sz="4" w:color="D9D9D9"/>
-              <w:right w:val="single" w:sz="4" w:color="D9D9D9"/>
-            </w:tcBorders>
-            <w:shd w:fill="FFFFFF"/>
-            <w:tcMar>
-              <w:top w:w="80" w:type="dxa"/>
-              <w:bottom w:w="80" w:type="dxa"/>
-              <w:left w:w="80" w:type="dxa"/>
-              <w:right w:w="80" w:type="dxa"/>
-            </w:tcMar>
-          </w:tcPr>
-          <w:p>
-            <w:pPr>
-              <w:spacing w:after="40" w:line="252" w:lineRule="auto"/>
-            </w:pPr>
-            <w:r>
-              <w:rPr>
-                <w:b w:val="0"/>
-                <w:sz w:val="18"/>
-              </w:rPr>
-              <w:t>S D</w:t>
-            </w:r>
-          </w:p>
-        </w:tc>
-        <w:tc>
-          <w:tcPr>
-            <w:tcW w:type="dxa" w:w="1474"/>
-            <w:vAlign w:val="center"/>
-            <w:tcBorders>
-              <w:top w:val="single" w:sz="4" w:color="D9D9D9"/>
-              <w:left w:val="single" w:sz="4" w:color="D9D9D9"/>
-              <w:bottom w:val="single" w:sz="4" w:color="D9D9D9"/>
-              <w:right w:val="single" w:sz="4" w:color="D9D9D9"/>
-            </w:tcBorders>
-            <w:shd w:fill="FFFFFF"/>
-            <w:tcMar>
-              <w:top w:w="80" w:type="dxa"/>
-              <w:bottom w:w="80" w:type="dxa"/>
-              <w:left w:w="80" w:type="dxa"/>
-              <w:right w:w="80" w:type="dxa"/>
-            </w:tcMar>
-          </w:tcPr>
-          <w:p>
-            <w:pPr>
-              <w:spacing w:after="40" w:line="252" w:lineRule="auto"/>
-            </w:pPr>
-            <w:r>
-              <w:rPr>
-                <w:b w:val="0"/>
-                <w:sz w:val="18"/>
-              </w:rPr>
-              <w:t>5.17</w:t>
-            </w:r>
-          </w:p>
-        </w:tc>
-      </w:tr>
-      <w:tr>
-        <w:trPr>
-          <w:cantSplit/>
-        </w:trPr>
-        <w:tc>
-          <w:tcPr>
-            <w:tcW w:type="dxa" w:w="680"/>
-            <w:vAlign w:val="center"/>
-            <w:tcBorders>
-              <w:top w:val="single" w:sz="4" w:color="D9D9D9"/>
-              <w:left w:val="single" w:sz="4" w:color="D9D9D9"/>
-              <w:bottom w:val="single" w:sz="4" w:color="D9D9D9"/>
-              <w:right w:val="single" w:sz="4" w:color="D9D9D9"/>
-            </w:tcBorders>
-            <w:shd w:fill="FFFFFF"/>
-            <w:tcMar>
-              <w:top w:w="80" w:type="dxa"/>
-              <w:bottom w:w="80" w:type="dxa"/>
-              <w:left w:w="80" w:type="dxa"/>
-              <w:right w:w="80" w:type="dxa"/>
-            </w:tcMar>
-          </w:tcPr>
-          <w:p>
-            <w:pPr>
-              <w:spacing w:after="40" w:line="252" w:lineRule="auto"/>
-            </w:pPr>
-            <w:r>
-              <w:rPr>
-                <w:b w:val="0"/>
-                <w:sz w:val="18"/>
-              </w:rPr>
-              <w:t>14</w:t>
-            </w:r>
-          </w:p>
-        </w:tc>
-        <w:tc>
-          <w:tcPr>
-            <w:tcW w:type="dxa" w:w="1474"/>
-            <w:vAlign w:val="center"/>
-            <w:tcBorders>
-              <w:top w:val="single" w:sz="4" w:color="D9D9D9"/>
-              <w:left w:val="single" w:sz="4" w:color="D9D9D9"/>
-              <w:bottom w:val="single" w:sz="4" w:color="D9D9D9"/>
-              <w:right w:val="single" w:sz="4" w:color="D9D9D9"/>
-            </w:tcBorders>
-            <w:shd w:fill="FFFFFF"/>
-            <w:tcMar>
-              <w:top w:w="80" w:type="dxa"/>
-              <w:bottom w:w="80" w:type="dxa"/>
-              <w:left w:w="80" w:type="dxa"/>
-              <w:right w:w="80" w:type="dxa"/>
-            </w:tcMar>
-          </w:tcPr>
-          <w:p>
-            <w:pPr>
-              <w:spacing w:after="40" w:line="252" w:lineRule="auto"/>
-            </w:pPr>
-            <w:r>
-              <w:rPr>
-                <w:b w:val="0"/>
-                <w:sz w:val="18"/>
-              </w:rPr>
-              <w:t>审批记录</w:t>
-            </w:r>
-          </w:p>
-        </w:tc>
-        <w:tc>
-          <w:tcPr>
-            <w:tcW w:type="dxa" w:w="2608"/>
-            <w:vAlign w:val="center"/>
-            <w:tcBorders>
-              <w:top w:val="single" w:sz="4" w:color="D9D9D9"/>
-              <w:left w:val="single" w:sz="4" w:color="D9D9D9"/>
-              <w:bottom w:val="single" w:sz="4" w:color="D9D9D9"/>
-              <w:right w:val="single" w:sz="4" w:color="D9D9D9"/>
-            </w:tcBorders>
-            <w:shd w:fill="FFFFFF"/>
-            <w:tcMar>
-              <w:top w:w="80" w:type="dxa"/>
-              <w:bottom w:w="80" w:type="dxa"/>
-              <w:left w:w="80" w:type="dxa"/>
-              <w:right w:w="80" w:type="dxa"/>
-            </w:tcMar>
-          </w:tcPr>
-          <w:p>
-            <w:pPr>
-              <w:spacing w:after="40" w:line="252" w:lineRule="auto"/>
-            </w:pPr>
-            <w:r>
-              <w:rPr>
-                <w:b w:val="0"/>
-                <w:sz w:val="18"/>
-              </w:rPr>
-              <w:t>审批记录、权限申请</w:t>
-            </w:r>
-          </w:p>
-        </w:tc>
-        <w:tc>
-          <w:tcPr>
-            <w:tcW w:type="dxa" w:w="1361"/>
-            <w:vAlign w:val="center"/>
-            <w:tcBorders>
-              <w:top w:val="single" w:sz="4" w:color="D9D9D9"/>
-              <w:left w:val="single" w:sz="4" w:color="D9D9D9"/>
-              <w:bottom w:val="single" w:sz="4" w:color="D9D9D9"/>
-              <w:right w:val="single" w:sz="4" w:color="D9D9D9"/>
-            </w:tcBorders>
-            <w:shd w:fill="FFFFFF"/>
-            <w:tcMar>
-              <w:top w:w="80" w:type="dxa"/>
-              <w:bottom w:w="80" w:type="dxa"/>
-              <w:left w:w="80" w:type="dxa"/>
-              <w:right w:w="80" w:type="dxa"/>
-            </w:tcMar>
-          </w:tcPr>
-          <w:p>
-            <w:pPr>
-              <w:spacing w:after="40" w:line="252" w:lineRule="auto"/>
-            </w:pPr>
-            <w:r>
-              <w:rPr>
-                <w:b w:val="0"/>
-                <w:sz w:val="18"/>
-              </w:rPr>
-              <w:t>S D / S D U</w:t>
-            </w:r>
-          </w:p>
-        </w:tc>
-        <w:tc>
-          <w:tcPr>
-            <w:tcW w:type="dxa" w:w="1474"/>
-            <w:vAlign w:val="center"/>
-            <w:tcBorders>
-              <w:top w:val="single" w:sz="4" w:color="D9D9D9"/>
-              <w:left w:val="single" w:sz="4" w:color="D9D9D9"/>
-              <w:bottom w:val="single" w:sz="4" w:color="D9D9D9"/>
-              <w:right w:val="single" w:sz="4" w:color="D9D9D9"/>
-            </w:tcBorders>
-            <w:shd w:fill="FFFFFF"/>
-            <w:tcMar>
-              <w:top w:w="80" w:type="dxa"/>
-              <w:bottom w:w="80" w:type="dxa"/>
-              <w:left w:w="80" w:type="dxa"/>
-              <w:right w:w="80" w:type="dxa"/>
-            </w:tcMar>
-          </w:tcPr>
-          <w:p>
-            <w:pPr>
-              <w:spacing w:after="40" w:line="252" w:lineRule="auto"/>
-            </w:pPr>
-            <w:r>
-              <w:rPr>
-                <w:b w:val="0"/>
-                <w:sz w:val="18"/>
-              </w:rPr>
-              <w:t>5.18、7.3</w:t>
-            </w:r>
-          </w:p>
-        </w:tc>
-      </w:tr>
-      <w:tr>
-        <w:trPr>
-          <w:cantSplit/>
-        </w:trPr>
-        <w:tc>
-          <w:tcPr>
-            <w:tcW w:type="dxa" w:w="680"/>
-            <w:vAlign w:val="center"/>
-            <w:tcBorders>
-              <w:top w:val="single" w:sz="4" w:color="D9D9D9"/>
-              <w:left w:val="single" w:sz="4" w:color="D9D9D9"/>
-              <w:bottom w:val="single" w:sz="4" w:color="D9D9D9"/>
-              <w:right w:val="single" w:sz="4" w:color="D9D9D9"/>
-            </w:tcBorders>
-            <w:shd w:fill="FFFFFF"/>
-            <w:tcMar>
-              <w:top w:w="80" w:type="dxa"/>
-              <w:bottom w:w="80" w:type="dxa"/>
-              <w:left w:w="80" w:type="dxa"/>
-              <w:right w:w="80" w:type="dxa"/>
-            </w:tcMar>
-          </w:tcPr>
-          <w:p>
-            <w:pPr>
-              <w:spacing w:after="40" w:line="252" w:lineRule="auto"/>
-            </w:pPr>
-            <w:r>
-              <w:rPr>
-                <w:b w:val="0"/>
-                <w:sz w:val="18"/>
-              </w:rPr>
-              <w:t>15</w:t>
-            </w:r>
-          </w:p>
-        </w:tc>
-        <w:tc>
-          <w:tcPr>
-            <w:tcW w:type="dxa" w:w="1474"/>
-            <w:vAlign w:val="center"/>
-            <w:tcBorders>
-              <w:top w:val="single" w:sz="4" w:color="D9D9D9"/>
-              <w:left w:val="single" w:sz="4" w:color="D9D9D9"/>
-              <w:bottom w:val="single" w:sz="4" w:color="D9D9D9"/>
-              <w:right w:val="single" w:sz="4" w:color="D9D9D9"/>
-            </w:tcBorders>
-            <w:shd w:fill="FFFFFF"/>
-            <w:tcMar>
-              <w:top w:w="80" w:type="dxa"/>
-              <w:bottom w:w="80" w:type="dxa"/>
-              <w:left w:w="80" w:type="dxa"/>
-              <w:right w:w="80" w:type="dxa"/>
-            </w:tcMar>
-          </w:tcPr>
-          <w:p>
-            <w:pPr>
-              <w:spacing w:after="40" w:line="252" w:lineRule="auto"/>
-            </w:pPr>
-            <w:r>
-              <w:rPr>
-                <w:b w:val="0"/>
-                <w:sz w:val="18"/>
-              </w:rPr>
-              <w:t>同步状态</w:t>
-            </w:r>
-          </w:p>
-        </w:tc>
-        <w:tc>
-          <w:tcPr>
-            <w:tcW w:type="dxa" w:w="2608"/>
-            <w:vAlign w:val="center"/>
-            <w:tcBorders>
-              <w:top w:val="single" w:sz="4" w:color="D9D9D9"/>
-              <w:left w:val="single" w:sz="4" w:color="D9D9D9"/>
-              <w:bottom w:val="single" w:sz="4" w:color="D9D9D9"/>
-              <w:right w:val="single" w:sz="4" w:color="D9D9D9"/>
-            </w:tcBorders>
-            <w:shd w:fill="FFFFFF"/>
-            <w:tcMar>
-              <w:top w:w="80" w:type="dxa"/>
-              <w:bottom w:w="80" w:type="dxa"/>
-              <w:left w:w="80" w:type="dxa"/>
-              <w:right w:w="80" w:type="dxa"/>
-            </w:tcMar>
-          </w:tcPr>
-          <w:p>
-            <w:pPr>
-              <w:spacing w:after="40" w:line="252" w:lineRule="auto"/>
-            </w:pPr>
-            <w:r>
-              <w:rPr>
-                <w:b w:val="0"/>
-                <w:sz w:val="18"/>
-              </w:rPr>
-              <w:t>同步记录</w:t>
-            </w:r>
-          </w:p>
-        </w:tc>
-        <w:tc>
-          <w:tcPr>
-            <w:tcW w:type="dxa" w:w="1361"/>
-            <w:vAlign w:val="center"/>
-            <w:tcBorders>
-              <w:top w:val="single" w:sz="4" w:color="D9D9D9"/>
-              <w:left w:val="single" w:sz="4" w:color="D9D9D9"/>
-              <w:bottom w:val="single" w:sz="4" w:color="D9D9D9"/>
-              <w:right w:val="single" w:sz="4" w:color="D9D9D9"/>
-            </w:tcBorders>
-            <w:shd w:fill="FFFFFF"/>
-            <w:tcMar>
-              <w:top w:w="80" w:type="dxa"/>
-              <w:bottom w:w="80" w:type="dxa"/>
-              <w:left w:w="80" w:type="dxa"/>
-              <w:right w:w="80" w:type="dxa"/>
-            </w:tcMar>
-          </w:tcPr>
-          <w:p>
-            <w:pPr>
-              <w:spacing w:after="40" w:line="252" w:lineRule="auto"/>
-            </w:pPr>
-            <w:r>
-              <w:rPr>
-                <w:b w:val="0"/>
-                <w:sz w:val="18"/>
-              </w:rPr>
-              <w:t>S</w:t>
-            </w:r>
-          </w:p>
-        </w:tc>
-        <w:tc>
-          <w:tcPr>
-            <w:tcW w:type="dxa" w:w="1474"/>
-            <w:vAlign w:val="center"/>
-            <w:tcBorders>
-              <w:top w:val="single" w:sz="4" w:color="D9D9D9"/>
-              <w:left w:val="single" w:sz="4" w:color="D9D9D9"/>
-              <w:bottom w:val="single" w:sz="4" w:color="D9D9D9"/>
-              <w:right w:val="single" w:sz="4" w:color="D9D9D9"/>
-            </w:tcBorders>
-            <w:shd w:fill="FFFFFF"/>
-            <w:tcMar>
-              <w:top w:w="80" w:type="dxa"/>
-              <w:bottom w:w="80" w:type="dxa"/>
-              <w:left w:w="80" w:type="dxa"/>
-              <w:right w:w="80" w:type="dxa"/>
-            </w:tcMar>
-          </w:tcPr>
-          <w:p>
-            <w:pPr>
-              <w:spacing w:after="40" w:line="252" w:lineRule="auto"/>
-            </w:pPr>
-            <w:r>
-              <w:rPr>
-                <w:b w:val="0"/>
-                <w:sz w:val="18"/>
-              </w:rPr>
-              <w:t>5.19</w:t>
-            </w:r>
-          </w:p>
-        </w:tc>
-      </w:tr>
-      <w:tr>
-        <w:trPr>
-          <w:cantSplit/>
-        </w:trPr>
-        <w:tc>
-          <w:tcPr>
-            <w:tcW w:type="dxa" w:w="680"/>
-            <w:vAlign w:val="center"/>
-            <w:tcBorders>
-              <w:top w:val="single" w:sz="4" w:color="D9D9D9"/>
-              <w:left w:val="single" w:sz="4" w:color="D9D9D9"/>
-              <w:bottom w:val="single" w:sz="4" w:color="D9D9D9"/>
-              <w:right w:val="single" w:sz="4" w:color="D9D9D9"/>
-            </w:tcBorders>
-            <w:shd w:fill="FFFFFF"/>
-            <w:tcMar>
-              <w:top w:w="80" w:type="dxa"/>
-              <w:bottom w:w="80" w:type="dxa"/>
-              <w:left w:w="80" w:type="dxa"/>
-              <w:right w:w="80" w:type="dxa"/>
-            </w:tcMar>
-          </w:tcPr>
-          <w:p>
-            <w:pPr>
-              <w:spacing w:after="40" w:line="252" w:lineRule="auto"/>
-            </w:pPr>
-            <w:r>
-              <w:rPr>
-                <w:b w:val="0"/>
-                <w:sz w:val="18"/>
-              </w:rPr>
-              <w:t>16</w:t>
-            </w:r>
-          </w:p>
-        </w:tc>
-        <w:tc>
-          <w:tcPr>
-            <w:tcW w:type="dxa" w:w="1474"/>
-            <w:vAlign w:val="center"/>
-            <w:tcBorders>
-              <w:top w:val="single" w:sz="4" w:color="D9D9D9"/>
-              <w:left w:val="single" w:sz="4" w:color="D9D9D9"/>
-              <w:bottom w:val="single" w:sz="4" w:color="D9D9D9"/>
-              <w:right w:val="single" w:sz="4" w:color="D9D9D9"/>
-            </w:tcBorders>
-            <w:shd w:fill="FFFFFF"/>
-            <w:tcMar>
-              <w:top w:w="80" w:type="dxa"/>
-              <w:bottom w:w="80" w:type="dxa"/>
-              <w:left w:w="80" w:type="dxa"/>
-              <w:right w:w="80" w:type="dxa"/>
-            </w:tcMar>
-          </w:tcPr>
-          <w:p>
-            <w:pPr>
-              <w:spacing w:after="40" w:line="252" w:lineRule="auto"/>
-            </w:pPr>
-            <w:r>
-              <w:rPr>
-                <w:b w:val="0"/>
-                <w:sz w:val="18"/>
-              </w:rPr>
-              <w:t>个人中心</w:t>
-            </w:r>
-          </w:p>
-        </w:tc>
-        <w:tc>
-          <w:tcPr>
-            <w:tcW w:type="dxa" w:w="2608"/>
-            <w:vAlign w:val="center"/>
-            <w:tcBorders>
-              <w:top w:val="single" w:sz="4" w:color="D9D9D9"/>
-              <w:left w:val="single" w:sz="4" w:color="D9D9D9"/>
-              <w:bottom w:val="single" w:sz="4" w:color="D9D9D9"/>
-              <w:right w:val="single" w:sz="4" w:color="D9D9D9"/>
-            </w:tcBorders>
-            <w:shd w:fill="FFFFFF"/>
-            <w:tcMar>
-              <w:top w:w="80" w:type="dxa"/>
-              <w:bottom w:w="80" w:type="dxa"/>
-              <w:left w:w="80" w:type="dxa"/>
-              <w:right w:w="80" w:type="dxa"/>
-            </w:tcMar>
-          </w:tcPr>
-          <w:p>
-            <w:pPr>
-              <w:spacing w:after="40" w:line="252" w:lineRule="auto"/>
-            </w:pPr>
-            <w:r>
-              <w:rPr>
-                <w:b w:val="0"/>
-                <w:sz w:val="18"/>
-              </w:rPr>
-              <w:t>个人中心</w:t>
-            </w:r>
-          </w:p>
-        </w:tc>
-        <w:tc>
-          <w:tcPr>
-            <w:tcW w:type="dxa" w:w="1361"/>
-            <w:vAlign w:val="center"/>
-            <w:tcBorders>
-              <w:top w:val="single" w:sz="4" w:color="D9D9D9"/>
-              <w:left w:val="single" w:sz="4" w:color="D9D9D9"/>
-              <w:bottom w:val="single" w:sz="4" w:color="D9D9D9"/>
-              <w:right w:val="single" w:sz="4" w:color="D9D9D9"/>
-            </w:tcBorders>
-            <w:shd w:fill="FFFFFF"/>
-            <w:tcMar>
-              <w:top w:w="80" w:type="dxa"/>
-              <w:bottom w:w="80" w:type="dxa"/>
-              <w:left w:w="80" w:type="dxa"/>
-              <w:right w:w="80" w:type="dxa"/>
-            </w:tcMar>
-          </w:tcPr>
-          <w:p>
-            <w:pPr>
-              <w:spacing w:after="40" w:line="252" w:lineRule="auto"/>
-            </w:pPr>
-            <w:r>
-              <w:rPr>
-                <w:b w:val="0"/>
-                <w:sz w:val="18"/>
-              </w:rPr>
-              <w:t>S D U</w:t>
-            </w:r>
-          </w:p>
-        </w:tc>
-        <w:tc>
-          <w:tcPr>
-            <w:tcW w:type="dxa" w:w="1474"/>
-            <w:vAlign w:val="center"/>
-            <w:tcBorders>
-              <w:top w:val="single" w:sz="4" w:color="D9D9D9"/>
-              <w:left w:val="single" w:sz="4" w:color="D9D9D9"/>
-              <w:bottom w:val="single" w:sz="4" w:color="D9D9D9"/>
-              <w:right w:val="single" w:sz="4" w:color="D9D9D9"/>
-            </w:tcBorders>
-            <w:shd w:fill="FFFFFF"/>
-            <w:tcMar>
-              <w:top w:w="80" w:type="dxa"/>
-              <w:bottom w:w="80" w:type="dxa"/>
-              <w:left w:w="80" w:type="dxa"/>
-              <w:right w:w="80" w:type="dxa"/>
-            </w:tcMar>
-          </w:tcPr>
-          <w:p>
-            <w:pPr>
-              <w:spacing w:after="40" w:line="252" w:lineRule="auto"/>
-            </w:pPr>
-            <w:r>
-              <w:rPr>
-                <w:b w:val="0"/>
-                <w:sz w:val="18"/>
-              </w:rPr>
-              <w:t>5.20</w:t>
-            </w:r>
-          </w:p>
-        </w:tc>
-      </w:tr>
-      <w:tr>
-        <w:trPr>
-          <w:cantSplit/>
-        </w:trPr>
-        <w:tc>
-          <w:tcPr>
-            <w:tcW w:type="dxa" w:w="680"/>
-            <w:vAlign w:val="center"/>
-            <w:tcBorders>
-              <w:top w:val="single" w:sz="4" w:color="D9D9D9"/>
-              <w:left w:val="single" w:sz="4" w:color="D9D9D9"/>
-              <w:bottom w:val="single" w:sz="4" w:color="D9D9D9"/>
-              <w:right w:val="single" w:sz="4" w:color="D9D9D9"/>
-            </w:tcBorders>
-            <w:shd w:fill="FFFFFF"/>
-            <w:tcMar>
-              <w:top w:w="80" w:type="dxa"/>
-              <w:bottom w:w="80" w:type="dxa"/>
-              <w:left w:w="80" w:type="dxa"/>
-              <w:right w:w="80" w:type="dxa"/>
-            </w:tcMar>
-          </w:tcPr>
-          <w:p>
-            <w:pPr>
-              <w:spacing w:after="40" w:line="252" w:lineRule="auto"/>
-            </w:pPr>
-            <w:r>
-              <w:rPr>
-                <w:b w:val="0"/>
-                <w:sz w:val="18"/>
-              </w:rPr>
-              <w:t>17</w:t>
-            </w:r>
-          </w:p>
-        </w:tc>
-        <w:tc>
-          <w:tcPr>
-            <w:tcW w:type="dxa" w:w="1474"/>
-            <w:vAlign w:val="center"/>
-            <w:tcBorders>
-              <w:top w:val="single" w:sz="4" w:color="D9D9D9"/>
-              <w:left w:val="single" w:sz="4" w:color="D9D9D9"/>
-              <w:bottom w:val="single" w:sz="4" w:color="D9D9D9"/>
-              <w:right w:val="single" w:sz="4" w:color="D9D9D9"/>
-            </w:tcBorders>
-            <w:shd w:fill="FFFFFF"/>
-            <w:tcMar>
-              <w:top w:w="80" w:type="dxa"/>
-              <w:bottom w:w="80" w:type="dxa"/>
-              <w:left w:w="80" w:type="dxa"/>
-              <w:right w:w="80" w:type="dxa"/>
-            </w:tcMar>
-          </w:tcPr>
-          <w:p>
-            <w:pPr>
-              <w:spacing w:after="40" w:line="252" w:lineRule="auto"/>
-            </w:pPr>
-            <w:r>
-              <w:rPr>
-                <w:b w:val="0"/>
-                <w:sz w:val="18"/>
-              </w:rPr>
-              <w:t>403 页</w:t>
-            </w:r>
-          </w:p>
-        </w:tc>
-        <w:tc>
-          <w:tcPr>
-            <w:tcW w:type="dxa" w:w="2608"/>
-            <w:vAlign w:val="center"/>
-            <w:tcBorders>
-              <w:top w:val="single" w:sz="4" w:color="D9D9D9"/>
-              <w:left w:val="single" w:sz="4" w:color="D9D9D9"/>
-              <w:bottom w:val="single" w:sz="4" w:color="D9D9D9"/>
-              <w:right w:val="single" w:sz="4" w:color="D9D9D9"/>
-            </w:tcBorders>
-            <w:shd w:fill="FFFFFF"/>
-            <w:tcMar>
-              <w:top w:w="80" w:type="dxa"/>
-              <w:bottom w:w="80" w:type="dxa"/>
-              <w:left w:w="80" w:type="dxa"/>
-              <w:right w:w="80" w:type="dxa"/>
-            </w:tcMar>
-          </w:tcPr>
-          <w:p>
-            <w:pPr>
-              <w:spacing w:after="40" w:line="252" w:lineRule="auto"/>
-            </w:pPr>
-            <w:r>
-              <w:rPr>
-                <w:b w:val="0"/>
-                <w:sz w:val="18"/>
-              </w:rPr>
-              <w:t>访问受限</w:t>
-            </w:r>
-          </w:p>
-        </w:tc>
-        <w:tc>
-          <w:tcPr>
-            <w:tcW w:type="dxa" w:w="1361"/>
-            <w:vAlign w:val="center"/>
-            <w:tcBorders>
-              <w:top w:val="single" w:sz="4" w:color="D9D9D9"/>
-              <w:left w:val="single" w:sz="4" w:color="D9D9D9"/>
-              <w:bottom w:val="single" w:sz="4" w:color="D9D9D9"/>
-              <w:right w:val="single" w:sz="4" w:color="D9D9D9"/>
-            </w:tcBorders>
-            <w:shd w:fill="FFFFFF"/>
-            <w:tcMar>
-              <w:top w:w="80" w:type="dxa"/>
-              <w:bottom w:w="80" w:type="dxa"/>
-              <w:left w:w="80" w:type="dxa"/>
-              <w:right w:w="80" w:type="dxa"/>
-            </w:tcMar>
-          </w:tcPr>
-          <w:p>
-            <w:pPr>
-              <w:spacing w:after="40" w:line="252" w:lineRule="auto"/>
-            </w:pPr>
-            <w:r>
-              <w:rPr>
-                <w:b w:val="0"/>
-                <w:sz w:val="18"/>
-              </w:rPr>
-              <w:t>全部</w:t>
-            </w:r>
-          </w:p>
-        </w:tc>
-        <w:tc>
-          <w:tcPr>
-            <w:tcW w:type="dxa" w:w="1474"/>
-            <w:vAlign w:val="center"/>
-            <w:tcBorders>
-              <w:top w:val="single" w:sz="4" w:color="D9D9D9"/>
-              <w:left w:val="single" w:sz="4" w:color="D9D9D9"/>
-              <w:bottom w:val="single" w:sz="4" w:color="D9D9D9"/>
-              <w:right w:val="single" w:sz="4" w:color="D9D9D9"/>
-            </w:tcBorders>
-            <w:shd w:fill="FFFFFF"/>
-            <w:tcMar>
-              <w:top w:w="80" w:type="dxa"/>
-              <w:bottom w:w="80" w:type="dxa"/>
-              <w:left w:w="80" w:type="dxa"/>
-              <w:right w:w="80" w:type="dxa"/>
-            </w:tcMar>
-          </w:tcPr>
-          <w:p>
-            <w:pPr>
-              <w:spacing w:after="40" w:line="252" w:lineRule="auto"/>
-            </w:pPr>
-            <w:r>
-              <w:rPr>
-                <w:b w:val="0"/>
-                <w:sz w:val="18"/>
-              </w:rPr>
-              <w:t>7.4</w:t>
-            </w:r>
-          </w:p>
-        </w:tc>
-      </w:tr>
-      <w:tr>
-        <w:trPr>
-          <w:cantSplit/>
-        </w:trPr>
-        <w:tc>
-          <w:tcPr>
-            <w:tcW w:type="dxa" w:w="680"/>
-            <w:vAlign w:val="center"/>
-            <w:tcBorders>
-              <w:top w:val="single" w:sz="4" w:color="D9D9D9"/>
-              <w:left w:val="single" w:sz="4" w:color="D9D9D9"/>
-              <w:bottom w:val="single" w:sz="4" w:color="D9D9D9"/>
-              <w:right w:val="single" w:sz="4" w:color="D9D9D9"/>
-            </w:tcBorders>
-            <w:shd w:fill="FFFFFF"/>
-            <w:tcMar>
-              <w:top w:w="80" w:type="dxa"/>
-              <w:bottom w:w="80" w:type="dxa"/>
-              <w:left w:w="80" w:type="dxa"/>
-              <w:right w:w="80" w:type="dxa"/>
-            </w:tcMar>
-          </w:tcPr>
-          <w:p>
-            <w:pPr>
-              <w:spacing w:after="40" w:line="252" w:lineRule="auto"/>
-            </w:pPr>
-            <w:r>
-              <w:rPr>
-                <w:b w:val="0"/>
-                <w:sz w:val="18"/>
-              </w:rPr>
-              <w:t>18</w:t>
-            </w:r>
-          </w:p>
-        </w:tc>
-        <w:tc>
-          <w:tcPr>
-            <w:tcW w:type="dxa" w:w="1474"/>
-            <w:vAlign w:val="center"/>
-            <w:tcBorders>
-              <w:top w:val="single" w:sz="4" w:color="D9D9D9"/>
-              <w:left w:val="single" w:sz="4" w:color="D9D9D9"/>
-              <w:bottom w:val="single" w:sz="4" w:color="D9D9D9"/>
-              <w:right w:val="single" w:sz="4" w:color="D9D9D9"/>
-            </w:tcBorders>
-            <w:shd w:fill="FFFFFF"/>
-            <w:tcMar>
-              <w:top w:w="80" w:type="dxa"/>
-              <w:bottom w:w="80" w:type="dxa"/>
-              <w:left w:w="80" w:type="dxa"/>
-              <w:right w:w="80" w:type="dxa"/>
-            </w:tcMar>
-          </w:tcPr>
-          <w:p>
-            <w:pPr>
-              <w:spacing w:after="40" w:line="252" w:lineRule="auto"/>
-            </w:pPr>
-            <w:r>
-              <w:rPr>
-                <w:b w:val="0"/>
-                <w:sz w:val="18"/>
-              </w:rPr>
-              <w:t>404 页</w:t>
-            </w:r>
-          </w:p>
-        </w:tc>
-        <w:tc>
-          <w:tcPr>
-            <w:tcW w:type="dxa" w:w="2608"/>
-            <w:vAlign w:val="center"/>
-            <w:tcBorders>
-              <w:top w:val="single" w:sz="4" w:color="D9D9D9"/>
-              <w:left w:val="single" w:sz="4" w:color="D9D9D9"/>
-              <w:bottom w:val="single" w:sz="4" w:color="D9D9D9"/>
-              <w:right w:val="single" w:sz="4" w:color="D9D9D9"/>
-            </w:tcBorders>
-            <w:shd w:fill="FFFFFF"/>
-            <w:tcMar>
-              <w:top w:w="80" w:type="dxa"/>
-              <w:bottom w:w="80" w:type="dxa"/>
-              <w:left w:w="80" w:type="dxa"/>
-              <w:right w:w="80" w:type="dxa"/>
-            </w:tcMar>
-          </w:tcPr>
-          <w:p>
-            <w:pPr>
-              <w:spacing w:after="40" w:line="252" w:lineRule="auto"/>
-            </w:pPr>
-            <w:r>
-              <w:rPr>
-                <w:b w:val="0"/>
-                <w:sz w:val="18"/>
-              </w:rPr>
-              <w:t>页面不存在</w:t>
-            </w:r>
-          </w:p>
-        </w:tc>
-        <w:tc>
-          <w:tcPr>
-            <w:tcW w:type="dxa" w:w="1361"/>
-            <w:vAlign w:val="center"/>
-            <w:tcBorders>
-              <w:top w:val="single" w:sz="4" w:color="D9D9D9"/>
-              <w:left w:val="single" w:sz="4" w:color="D9D9D9"/>
-              <w:bottom w:val="single" w:sz="4" w:color="D9D9D9"/>
-              <w:right w:val="single" w:sz="4" w:color="D9D9D9"/>
-            </w:tcBorders>
-            <w:shd w:fill="FFFFFF"/>
-            <w:tcMar>
-              <w:top w:w="80" w:type="dxa"/>
-              <w:bottom w:w="80" w:type="dxa"/>
-              <w:left w:w="80" w:type="dxa"/>
-              <w:right w:w="80" w:type="dxa"/>
-            </w:tcMar>
-          </w:tcPr>
-          <w:p>
-            <w:pPr>
-              <w:spacing w:after="40" w:line="252" w:lineRule="auto"/>
-            </w:pPr>
-            <w:r>
-              <w:rPr>
-                <w:b w:val="0"/>
-                <w:sz w:val="18"/>
-              </w:rPr>
-              <w:t>全部</w:t>
-            </w:r>
-          </w:p>
-        </w:tc>
-        <w:tc>
-          <w:tcPr>
-            <w:tcW w:type="dxa" w:w="1474"/>
-            <w:vAlign w:val="center"/>
-            <w:tcBorders>
-              <w:top w:val="single" w:sz="4" w:color="D9D9D9"/>
-              <w:left w:val="single" w:sz="4" w:color="D9D9D9"/>
-              <w:bottom w:val="single" w:sz="4" w:color="D9D9D9"/>
-              <w:right w:val="single" w:sz="4" w:color="D9D9D9"/>
-            </w:tcBorders>
-            <w:shd w:fill="FFFFFF"/>
-            <w:tcMar>
-              <w:top w:w="80" w:type="dxa"/>
-              <w:bottom w:w="80" w:type="dxa"/>
-              <w:left w:w="80" w:type="dxa"/>
-              <w:right w:w="80" w:type="dxa"/>
-            </w:tcMar>
-          </w:tcPr>
-          <w:p>
-            <w:pPr>
-              <w:spacing w:after="40" w:line="252" w:lineRule="auto"/>
-            </w:pPr>
-            <w:r>
-              <w:rPr>
-                <w:b w:val="0"/>
-                <w:sz w:val="18"/>
-              </w:rPr>
-              <w:t>5.22</w:t>
-            </w:r>
-          </w:p>
-        </w:tc>
-      </w:tr>
-      <w:tr>
-        <w:trPr>
-          <w:cantSplit/>
-        </w:trPr>
-        <w:tc>
-          <w:tcPr>
-            <w:tcW w:type="dxa" w:w="680"/>
-            <w:vAlign w:val="center"/>
-            <w:tcBorders>
-              <w:top w:val="single" w:sz="4" w:color="D9D9D9"/>
-              <w:left w:val="single" w:sz="4" w:color="D9D9D9"/>
-              <w:bottom w:val="single" w:sz="4" w:color="D9D9D9"/>
-              <w:right w:val="single" w:sz="4" w:color="D9D9D9"/>
-            </w:tcBorders>
-            <w:shd w:fill="FFFFFF"/>
-            <w:tcMar>
-              <w:top w:w="80" w:type="dxa"/>
-              <w:bottom w:w="80" w:type="dxa"/>
-              <w:left w:w="80" w:type="dxa"/>
-              <w:right w:w="80" w:type="dxa"/>
-            </w:tcMar>
-          </w:tcPr>
-          <w:p>
-            <w:pPr>
-              <w:spacing w:after="40" w:line="252" w:lineRule="auto"/>
-            </w:pPr>
-            <w:r>
-              <w:rPr>
-                <w:b w:val="0"/>
-                <w:sz w:val="18"/>
-              </w:rPr>
-              <w:t>19</w:t>
-            </w:r>
-          </w:p>
-        </w:tc>
-        <w:tc>
-          <w:tcPr>
-            <w:tcW w:type="dxa" w:w="1474"/>
-            <w:vAlign w:val="center"/>
-            <w:tcBorders>
-              <w:top w:val="single" w:sz="4" w:color="D9D9D9"/>
-              <w:left w:val="single" w:sz="4" w:color="D9D9D9"/>
-              <w:bottom w:val="single" w:sz="4" w:color="D9D9D9"/>
-              <w:right w:val="single" w:sz="4" w:color="D9D9D9"/>
-            </w:tcBorders>
-            <w:shd w:fill="FFFFFF"/>
-            <w:tcMar>
-              <w:top w:w="80" w:type="dxa"/>
-              <w:bottom w:w="80" w:type="dxa"/>
-              <w:left w:w="80" w:type="dxa"/>
-              <w:right w:w="80" w:type="dxa"/>
-            </w:tcMar>
-          </w:tcPr>
-          <w:p>
-            <w:pPr>
-              <w:spacing w:after="40" w:line="252" w:lineRule="auto"/>
-            </w:pPr>
-            <w:r>
-              <w:rPr>
-                <w:b w:val="0"/>
-                <w:sz w:val="18"/>
-              </w:rPr>
-              <w:t>门户首页</w:t>
-            </w:r>
-          </w:p>
-        </w:tc>
-        <w:tc>
-          <w:tcPr>
-            <w:tcW w:type="dxa" w:w="2608"/>
-            <w:vAlign w:val="center"/>
-            <w:tcBorders>
-              <w:top w:val="single" w:sz="4" w:color="D9D9D9"/>
-              <w:left w:val="single" w:sz="4" w:color="D9D9D9"/>
-              <w:bottom w:val="single" w:sz="4" w:color="D9D9D9"/>
-              <w:right w:val="single" w:sz="4" w:color="D9D9D9"/>
-            </w:tcBorders>
-            <w:shd w:fill="FFFFFF"/>
-            <w:tcMar>
-              <w:top w:w="80" w:type="dxa"/>
-              <w:bottom w:w="80" w:type="dxa"/>
-              <w:left w:w="80" w:type="dxa"/>
-              <w:right w:w="80" w:type="dxa"/>
-            </w:tcMar>
-          </w:tcPr>
-          <w:p>
-            <w:pPr>
-              <w:spacing w:after="40" w:line="252" w:lineRule="auto"/>
-            </w:pPr>
-            <w:r>
-              <w:rPr>
-                <w:b w:val="0"/>
-                <w:sz w:val="18"/>
-              </w:rPr>
-              <w:t>应用门户</w:t>
-            </w:r>
-          </w:p>
-        </w:tc>
-        <w:tc>
-          <w:tcPr>
-            <w:tcW w:type="dxa" w:w="1361"/>
-            <w:vAlign w:val="center"/>
-            <w:tcBorders>
-              <w:top w:val="single" w:sz="4" w:color="D9D9D9"/>
-              <w:left w:val="single" w:sz="4" w:color="D9D9D9"/>
-              <w:bottom w:val="single" w:sz="4" w:color="D9D9D9"/>
-              <w:right w:val="single" w:sz="4" w:color="D9D9D9"/>
-            </w:tcBorders>
-            <w:shd w:fill="FFFFFF"/>
-            <w:tcMar>
-              <w:top w:w="80" w:type="dxa"/>
-              <w:bottom w:w="80" w:type="dxa"/>
-              <w:left w:w="80" w:type="dxa"/>
-              <w:right w:w="80" w:type="dxa"/>
-            </w:tcMar>
-          </w:tcPr>
-          <w:p>
-            <w:pPr>
-              <w:spacing w:after="40" w:line="252" w:lineRule="auto"/>
-            </w:pPr>
-            <w:r>
-              <w:rPr>
-                <w:b w:val="0"/>
-                <w:sz w:val="18"/>
-              </w:rPr>
-              <w:t>S D U</w:t>
-            </w:r>
-          </w:p>
-        </w:tc>
-        <w:tc>
-          <w:tcPr>
-            <w:tcW w:type="dxa" w:w="1474"/>
-            <w:vAlign w:val="center"/>
-            <w:tcBorders>
-              <w:top w:val="single" w:sz="4" w:color="D9D9D9"/>
-              <w:left w:val="single" w:sz="4" w:color="D9D9D9"/>
-              <w:bottom w:val="single" w:sz="4" w:color="D9D9D9"/>
-              <w:right w:val="single" w:sz="4" w:color="D9D9D9"/>
-            </w:tcBorders>
-            <w:shd w:fill="FFFFFF"/>
-            <w:tcMar>
-              <w:top w:w="80" w:type="dxa"/>
-              <w:bottom w:w="80" w:type="dxa"/>
-              <w:left w:w="80" w:type="dxa"/>
-              <w:right w:w="80" w:type="dxa"/>
-            </w:tcMar>
-          </w:tcPr>
-          <w:p>
-            <w:pPr>
-              <w:spacing w:after="40" w:line="252" w:lineRule="auto"/>
-            </w:pPr>
-            <w:r>
-              <w:rPr>
-                <w:b w:val="0"/>
-                <w:sz w:val="18"/>
-              </w:rPr>
-              <w:t>5.21</w:t>
-            </w:r>
-          </w:p>
-        </w:tc>
-      </w:tr>
-      <w:tr>
-        <w:trPr>
-          <w:cantSplit/>
-        </w:trPr>
-        <w:tc>
-          <w:tcPr>
-            <w:tcW w:type="dxa" w:w="680"/>
-            <w:vAlign w:val="center"/>
-            <w:tcBorders>
-              <w:top w:val="single" w:sz="4" w:color="D9D9D9"/>
-              <w:left w:val="single" w:sz="4" w:color="D9D9D9"/>
-              <w:bottom w:val="single" w:sz="4" w:color="D9D9D9"/>
-              <w:right w:val="single" w:sz="4" w:color="D9D9D9"/>
-            </w:tcBorders>
-            <w:shd w:fill="FFFFFF"/>
-            <w:tcMar>
-              <w:top w:w="80" w:type="dxa"/>
-              <w:bottom w:w="80" w:type="dxa"/>
-              <w:left w:w="80" w:type="dxa"/>
-              <w:right w:w="80" w:type="dxa"/>
-            </w:tcMar>
-          </w:tcPr>
-          <w:p>
-            <w:pPr>
-              <w:spacing w:after="40" w:line="252" w:lineRule="auto"/>
-            </w:pPr>
-            <w:r>
-              <w:rPr>
-                <w:b w:val="0"/>
-                <w:sz w:val="18"/>
-              </w:rPr>
-              <w:t>20</w:t>
-            </w:r>
-          </w:p>
-        </w:tc>
-        <w:tc>
-          <w:tcPr>
-            <w:tcW w:type="dxa" w:w="1474"/>
-            <w:vAlign w:val="center"/>
-            <w:tcBorders>
-              <w:top w:val="single" w:sz="4" w:color="D9D9D9"/>
-              <w:left w:val="single" w:sz="4" w:color="D9D9D9"/>
-              <w:bottom w:val="single" w:sz="4" w:color="D9D9D9"/>
-              <w:right w:val="single" w:sz="4" w:color="D9D9D9"/>
-            </w:tcBorders>
-            <w:shd w:fill="FFFFFF"/>
-            <w:tcMar>
-              <w:top w:w="80" w:type="dxa"/>
-              <w:bottom w:w="80" w:type="dxa"/>
-              <w:left w:w="80" w:type="dxa"/>
-              <w:right w:w="80" w:type="dxa"/>
-            </w:tcMar>
-          </w:tcPr>
-          <w:p>
-            <w:pPr>
-              <w:spacing w:after="40" w:line="252" w:lineRule="auto"/>
-            </w:pPr>
-            <w:r>
-              <w:rPr>
-                <w:b w:val="0"/>
-                <w:sz w:val="18"/>
-              </w:rPr>
-              <w:t>我的权限</w:t>
-            </w:r>
-          </w:p>
-        </w:tc>
-        <w:tc>
-          <w:tcPr>
-            <w:tcW w:type="dxa" w:w="2608"/>
-            <w:vAlign w:val="center"/>
-            <w:tcBorders>
-              <w:top w:val="single" w:sz="4" w:color="D9D9D9"/>
-              <w:left w:val="single" w:sz="4" w:color="D9D9D9"/>
-              <w:bottom w:val="single" w:sz="4" w:color="D9D9D9"/>
-              <w:right w:val="single" w:sz="4" w:color="D9D9D9"/>
-            </w:tcBorders>
-            <w:shd w:fill="FFFFFF"/>
-            <w:tcMar>
-              <w:top w:w="80" w:type="dxa"/>
-              <w:bottom w:w="80" w:type="dxa"/>
-              <w:left w:w="80" w:type="dxa"/>
-              <w:right w:w="80" w:type="dxa"/>
-            </w:tcMar>
-          </w:tcPr>
-          <w:p>
-            <w:pPr>
-              <w:spacing w:after="40" w:line="252" w:lineRule="auto"/>
-            </w:pPr>
-            <w:r>
-              <w:rPr>
-                <w:b w:val="0"/>
-                <w:sz w:val="18"/>
-              </w:rPr>
-              <w:t>我的权限</w:t>
-            </w:r>
-          </w:p>
-        </w:tc>
-        <w:tc>
-          <w:tcPr>
-            <w:tcW w:type="dxa" w:w="1361"/>
-            <w:vAlign w:val="center"/>
-            <w:tcBorders>
-              <w:top w:val="single" w:sz="4" w:color="D9D9D9"/>
-              <w:left w:val="single" w:sz="4" w:color="D9D9D9"/>
-              <w:bottom w:val="single" w:sz="4" w:color="D9D9D9"/>
-              <w:right w:val="single" w:sz="4" w:color="D9D9D9"/>
-            </w:tcBorders>
-            <w:shd w:fill="FFFFFF"/>
-            <w:tcMar>
-              <w:top w:w="80" w:type="dxa"/>
-              <w:bottom w:w="80" w:type="dxa"/>
-              <w:left w:w="80" w:type="dxa"/>
-              <w:right w:w="80" w:type="dxa"/>
-            </w:tcMar>
-          </w:tcPr>
-          <w:p>
-            <w:pPr>
-              <w:spacing w:after="40" w:line="252" w:lineRule="auto"/>
-            </w:pPr>
-            <w:r>
-              <w:rPr>
-                <w:b w:val="0"/>
-                <w:sz w:val="18"/>
-              </w:rPr>
-              <w:t>S D U</w:t>
-            </w:r>
-          </w:p>
-        </w:tc>
-        <w:tc>
-          <w:tcPr>
-            <w:tcW w:type="dxa" w:w="1474"/>
-            <w:vAlign w:val="center"/>
-            <w:tcBorders>
-              <w:top w:val="single" w:sz="4" w:color="D9D9D9"/>
-              <w:left w:val="single" w:sz="4" w:color="D9D9D9"/>
-              <w:bottom w:val="single" w:sz="4" w:color="D9D9D9"/>
-              <w:right w:val="single" w:sz="4" w:color="D9D9D9"/>
-            </w:tcBorders>
-            <w:shd w:fill="FFFFFF"/>
-            <w:tcMar>
-              <w:top w:w="80" w:type="dxa"/>
-              <w:bottom w:w="80" w:type="dxa"/>
-              <w:left w:w="80" w:type="dxa"/>
-              <w:right w:w="80" w:type="dxa"/>
-            </w:tcMar>
-          </w:tcPr>
-          <w:p>
-            <w:pPr>
-              <w:spacing w:after="40" w:line="252" w:lineRule="auto"/>
-            </w:pPr>
-            <w:r>
-              <w:rPr>
-                <w:b w:val="0"/>
-                <w:sz w:val="18"/>
-              </w:rPr>
-              <w:t>7.1</w:t>
-            </w:r>
-          </w:p>
-        </w:tc>
-      </w:tr>
-      <w:tr>
-        <w:trPr>
-          <w:cantSplit/>
-        </w:trPr>
-        <w:tc>
-          <w:tcPr>
-            <w:tcW w:type="dxa" w:w="680"/>
-            <w:vAlign w:val="center"/>
-            <w:tcBorders>
-              <w:top w:val="single" w:sz="4" w:color="D9D9D9"/>
-              <w:left w:val="single" w:sz="4" w:color="D9D9D9"/>
-              <w:bottom w:val="single" w:sz="4" w:color="D9D9D9"/>
-              <w:right w:val="single" w:sz="4" w:color="D9D9D9"/>
-            </w:tcBorders>
-            <w:shd w:fill="FFFFFF"/>
-            <w:tcMar>
-              <w:top w:w="80" w:type="dxa"/>
-              <w:bottom w:w="80" w:type="dxa"/>
-              <w:left w:w="80" w:type="dxa"/>
-              <w:right w:w="80" w:type="dxa"/>
-            </w:tcMar>
-          </w:tcPr>
-          <w:p>
-            <w:pPr>
-              <w:spacing w:after="40" w:line="252" w:lineRule="auto"/>
-            </w:pPr>
-            <w:r>
-              <w:rPr>
-                <w:b w:val="0"/>
-                <w:sz w:val="18"/>
-              </w:rPr>
-              <w:t>扩展</w:t>
-            </w:r>
-          </w:p>
-        </w:tc>
-        <w:tc>
-          <w:tcPr>
-            <w:tcW w:type="dxa" w:w="1474"/>
-            <w:vAlign w:val="center"/>
-            <w:tcBorders>
-              <w:top w:val="single" w:sz="4" w:color="D9D9D9"/>
-              <w:left w:val="single" w:sz="4" w:color="D9D9D9"/>
-              <w:bottom w:val="single" w:sz="4" w:color="D9D9D9"/>
-              <w:right w:val="single" w:sz="4" w:color="D9D9D9"/>
-            </w:tcBorders>
-            <w:shd w:fill="FFFFFF"/>
-            <w:tcMar>
-              <w:top w:w="80" w:type="dxa"/>
-              <w:bottom w:w="80" w:type="dxa"/>
-              <w:left w:w="80" w:type="dxa"/>
-              <w:right w:w="80" w:type="dxa"/>
-            </w:tcMar>
-          </w:tcPr>
-          <w:p>
-            <w:pPr>
-              <w:spacing w:after="40" w:line="252" w:lineRule="auto"/>
-            </w:pPr>
-            <w:r>
-              <w:rPr>
-                <w:b w:val="0"/>
-                <w:sz w:val="18"/>
-              </w:rPr>
-              <w:t>—</w:t>
-            </w:r>
-          </w:p>
-        </w:tc>
-        <w:tc>
-          <w:tcPr>
-            <w:tcW w:type="dxa" w:w="2608"/>
-            <w:vAlign w:val="center"/>
-            <w:tcBorders>
-              <w:top w:val="single" w:sz="4" w:color="D9D9D9"/>
-              <w:left w:val="single" w:sz="4" w:color="D9D9D9"/>
-              <w:bottom w:val="single" w:sz="4" w:color="D9D9D9"/>
-              <w:right w:val="single" w:sz="4" w:color="D9D9D9"/>
-            </w:tcBorders>
-            <w:shd w:fill="FFFFFF"/>
-            <w:tcMar>
-              <w:top w:w="80" w:type="dxa"/>
-              <w:bottom w:w="80" w:type="dxa"/>
-              <w:left w:w="80" w:type="dxa"/>
-              <w:right w:w="80" w:type="dxa"/>
-            </w:tcMar>
-          </w:tcPr>
-          <w:p>
-            <w:pPr>
-              <w:spacing w:after="40" w:line="252" w:lineRule="auto"/>
-            </w:pPr>
-            <w:r>
-              <w:rPr>
-                <w:b w:val="0"/>
-                <w:sz w:val="18"/>
-              </w:rPr>
-              <w:t>外部与临时人员（UC-C05）</w:t>
-            </w:r>
-          </w:p>
-        </w:tc>
-        <w:tc>
-          <w:tcPr>
-            <w:tcW w:type="dxa" w:w="1361"/>
-            <w:vAlign w:val="center"/>
-            <w:tcBorders>
-              <w:top w:val="single" w:sz="4" w:color="D9D9D9"/>
-              <w:left w:val="single" w:sz="4" w:color="D9D9D9"/>
-              <w:bottom w:val="single" w:sz="4" w:color="D9D9D9"/>
-              <w:right w:val="single" w:sz="4" w:color="D9D9D9"/>
-            </w:tcBorders>
-            <w:shd w:fill="FFFFFF"/>
-            <w:tcMar>
-              <w:top w:w="80" w:type="dxa"/>
-              <w:bottom w:w="80" w:type="dxa"/>
-              <w:left w:w="80" w:type="dxa"/>
-              <w:right w:w="80" w:type="dxa"/>
-            </w:tcMar>
-          </w:tcPr>
-          <w:p>
-            <w:pPr>
-              <w:spacing w:after="40" w:line="252" w:lineRule="auto"/>
-            </w:pPr>
-            <w:r>
-              <w:rPr>
-                <w:b w:val="0"/>
-                <w:sz w:val="18"/>
-              </w:rPr>
-              <w:t>S D</w:t>
-            </w:r>
-          </w:p>
-        </w:tc>
-        <w:tc>
-          <w:tcPr>
-            <w:tcW w:type="dxa" w:w="1474"/>
-            <w:vAlign w:val="center"/>
-            <w:tcBorders>
-              <w:top w:val="single" w:sz="4" w:color="D9D9D9"/>
-              <w:left w:val="single" w:sz="4" w:color="D9D9D9"/>
-              <w:bottom w:val="single" w:sz="4" w:color="D9D9D9"/>
-              <w:right w:val="single" w:sz="4" w:color="D9D9D9"/>
-            </w:tcBorders>
-            <w:shd w:fill="FFFFFF"/>
-            <w:tcMar>
-              <w:top w:w="80" w:type="dxa"/>
-              <w:bottom w:w="80" w:type="dxa"/>
-              <w:left w:w="80" w:type="dxa"/>
-              <w:right w:w="80" w:type="dxa"/>
-            </w:tcMar>
-          </w:tcPr>
-          <w:p>
-            <w:pPr>
-              <w:spacing w:after="40" w:line="252" w:lineRule="auto"/>
-            </w:pPr>
-            <w:r>
-              <w:rPr>
-                <w:b w:val="0"/>
-                <w:sz w:val="18"/>
-              </w:rPr>
-              <w:t>5.4</w:t>
-            </w:r>
-          </w:p>
-        </w:tc>
-      </w:tr>
-      <w:tr>
-        <w:trPr>
-          <w:cantSplit/>
-        </w:trPr>
-        <w:tc>
-          <w:tcPr>
-            <w:tcW w:type="dxa" w:w="680"/>
-            <w:vAlign w:val="center"/>
-            <w:tcBorders>
-              <w:top w:val="single" w:sz="4" w:color="D9D9D9"/>
-              <w:left w:val="single" w:sz="4" w:color="D9D9D9"/>
-              <w:bottom w:val="single" w:sz="4" w:color="D9D9D9"/>
-              <w:right w:val="single" w:sz="4" w:color="D9D9D9"/>
-            </w:tcBorders>
-            <w:shd w:fill="FFFFFF"/>
-            <w:tcMar>
-              <w:top w:w="80" w:type="dxa"/>
-              <w:bottom w:w="80" w:type="dxa"/>
-              <w:left w:w="80" w:type="dxa"/>
-              <w:right w:w="80" w:type="dxa"/>
-            </w:tcMar>
-          </w:tcPr>
-          <w:p>
-            <w:pPr>
-              <w:spacing w:after="40" w:line="252" w:lineRule="auto"/>
-            </w:pPr>
-            <w:r>
-              <w:rPr>
-                <w:b w:val="0"/>
-                <w:sz w:val="18"/>
-              </w:rPr>
-              <w:t>扩展</w:t>
-            </w:r>
-          </w:p>
-        </w:tc>
-        <w:tc>
-          <w:tcPr>
-            <w:tcW w:type="dxa" w:w="1474"/>
-            <w:vAlign w:val="center"/>
-            <w:tcBorders>
-              <w:top w:val="single" w:sz="4" w:color="D9D9D9"/>
-              <w:left w:val="single" w:sz="4" w:color="D9D9D9"/>
-              <w:bottom w:val="single" w:sz="4" w:color="D9D9D9"/>
-              <w:right w:val="single" w:sz="4" w:color="D9D9D9"/>
-            </w:tcBorders>
-            <w:shd w:fill="FFFFFF"/>
-            <w:tcMar>
-              <w:top w:w="80" w:type="dxa"/>
-              <w:bottom w:w="80" w:type="dxa"/>
-              <w:left w:w="80" w:type="dxa"/>
-              <w:right w:w="80" w:type="dxa"/>
-            </w:tcMar>
-          </w:tcPr>
-          <w:p>
-            <w:pPr>
-              <w:spacing w:after="40" w:line="252" w:lineRule="auto"/>
-            </w:pPr>
-            <w:r>
-              <w:rPr>
-                <w:b w:val="0"/>
-                <w:sz w:val="18"/>
-              </w:rPr>
-              <w:t>—</w:t>
-            </w:r>
-          </w:p>
-        </w:tc>
-        <w:tc>
-          <w:tcPr>
-            <w:tcW w:type="dxa" w:w="2608"/>
-            <w:vAlign w:val="center"/>
-            <w:tcBorders>
-              <w:top w:val="single" w:sz="4" w:color="D9D9D9"/>
-              <w:left w:val="single" w:sz="4" w:color="D9D9D9"/>
-              <w:bottom w:val="single" w:sz="4" w:color="D9D9D9"/>
-              <w:right w:val="single" w:sz="4" w:color="D9D9D9"/>
-            </w:tcBorders>
-            <w:shd w:fill="FFFFFF"/>
-            <w:tcMar>
-              <w:top w:w="80" w:type="dxa"/>
-              <w:bottom w:w="80" w:type="dxa"/>
-              <w:left w:w="80" w:type="dxa"/>
-              <w:right w:w="80" w:type="dxa"/>
-            </w:tcMar>
-          </w:tcPr>
-          <w:p>
-            <w:pPr>
-              <w:spacing w:after="40" w:line="252" w:lineRule="auto"/>
-            </w:pPr>
-            <w:r>
-              <w:rPr>
-                <w:b w:val="0"/>
-                <w:sz w:val="18"/>
-              </w:rPr>
-              <w:t>初始密码（BR-03）</w:t>
-            </w:r>
-          </w:p>
-        </w:tc>
-        <w:tc>
-          <w:tcPr>
-            <w:tcW w:type="dxa" w:w="1361"/>
-            <w:vAlign w:val="center"/>
-            <w:tcBorders>
-              <w:top w:val="single" w:sz="4" w:color="D9D9D9"/>
-              <w:left w:val="single" w:sz="4" w:color="D9D9D9"/>
-              <w:bottom w:val="single" w:sz="4" w:color="D9D9D9"/>
-              <w:right w:val="single" w:sz="4" w:color="D9D9D9"/>
-            </w:tcBorders>
-            <w:shd w:fill="FFFFFF"/>
-            <w:tcMar>
-              <w:top w:w="80" w:type="dxa"/>
-              <w:bottom w:w="80" w:type="dxa"/>
-              <w:left w:w="80" w:type="dxa"/>
-              <w:right w:w="80" w:type="dxa"/>
-            </w:tcMar>
-          </w:tcPr>
-          <w:p>
-            <w:pPr>
-              <w:spacing w:after="40" w:line="252" w:lineRule="auto"/>
-            </w:pPr>
-            <w:r>
-              <w:rPr>
-                <w:b w:val="0"/>
-                <w:sz w:val="18"/>
-              </w:rPr>
-              <w:t>S D</w:t>
-            </w:r>
-          </w:p>
-        </w:tc>
-        <w:tc>
-          <w:tcPr>
-            <w:tcW w:type="dxa" w:w="1474"/>
-            <w:vAlign w:val="center"/>
-            <w:tcBorders>
-              <w:top w:val="single" w:sz="4" w:color="D9D9D9"/>
-              <w:left w:val="single" w:sz="4" w:color="D9D9D9"/>
-              <w:bottom w:val="single" w:sz="4" w:color="D9D9D9"/>
-              <w:right w:val="single" w:sz="4" w:color="D9D9D9"/>
-            </w:tcBorders>
-            <w:shd w:fill="FFFFFF"/>
-            <w:tcMar>
-              <w:top w:w="80" w:type="dxa"/>
-              <w:bottom w:w="80" w:type="dxa"/>
-              <w:left w:w="80" w:type="dxa"/>
-              <w:right w:w="80" w:type="dxa"/>
-            </w:tcMar>
-          </w:tcPr>
-          <w:p>
-            <w:pPr>
-              <w:spacing w:after="40" w:line="252" w:lineRule="auto"/>
-            </w:pPr>
-            <w:r>
-              <w:rPr>
-                <w:b w:val="0"/>
-                <w:sz w:val="18"/>
-              </w:rPr>
-              <w:t>5.5</w:t>
-            </w:r>
-          </w:p>
-        </w:tc>
-      </w:tr>
-      <w:tr>
-        <w:trPr>
-          <w:cantSplit/>
-        </w:trPr>
-        <w:tc>
-          <w:tcPr>
-            <w:tcW w:type="dxa" w:w="680"/>
-            <w:vAlign w:val="center"/>
-            <w:tcBorders>
-              <w:top w:val="single" w:sz="4" w:color="D9D9D9"/>
-              <w:left w:val="single" w:sz="4" w:color="D9D9D9"/>
-              <w:bottom w:val="single" w:sz="4" w:color="D9D9D9"/>
-              <w:right w:val="single" w:sz="4" w:color="D9D9D9"/>
-            </w:tcBorders>
-            <w:shd w:fill="FFFFFF"/>
-            <w:tcMar>
-              <w:top w:w="80" w:type="dxa"/>
-              <w:bottom w:w="80" w:type="dxa"/>
-              <w:left w:w="80" w:type="dxa"/>
-              <w:right w:w="80" w:type="dxa"/>
-            </w:tcMar>
-          </w:tcPr>
-          <w:p>
-            <w:pPr>
-              <w:spacing w:after="40" w:line="252" w:lineRule="auto"/>
-            </w:pPr>
-            <w:r>
-              <w:rPr>
-                <w:b w:val="0"/>
-                <w:sz w:val="18"/>
-              </w:rPr>
-              <w:t>扩展</w:t>
-            </w:r>
-          </w:p>
-        </w:tc>
-        <w:tc>
-          <w:tcPr>
-            <w:tcW w:type="dxa" w:w="1474"/>
-            <w:vAlign w:val="center"/>
-            <w:tcBorders>
-              <w:top w:val="single" w:sz="4" w:color="D9D9D9"/>
-              <w:left w:val="single" w:sz="4" w:color="D9D9D9"/>
-              <w:bottom w:val="single" w:sz="4" w:color="D9D9D9"/>
-              <w:right w:val="single" w:sz="4" w:color="D9D9D9"/>
-            </w:tcBorders>
-            <w:shd w:fill="FFFFFF"/>
-            <w:tcMar>
-              <w:top w:w="80" w:type="dxa"/>
-              <w:bottom w:w="80" w:type="dxa"/>
-              <w:left w:w="80" w:type="dxa"/>
-              <w:right w:w="80" w:type="dxa"/>
-            </w:tcMar>
-          </w:tcPr>
-          <w:p>
-            <w:pPr>
-              <w:spacing w:after="40" w:line="252" w:lineRule="auto"/>
-            </w:pPr>
-            <w:r>
-              <w:rPr>
-                <w:b w:val="0"/>
-                <w:sz w:val="18"/>
-              </w:rPr>
-              <w:t>—</w:t>
-            </w:r>
-          </w:p>
-        </w:tc>
-        <w:tc>
-          <w:tcPr>
-            <w:tcW w:type="dxa" w:w="2608"/>
-            <w:vAlign w:val="center"/>
-            <w:tcBorders>
-              <w:top w:val="single" w:sz="4" w:color="D9D9D9"/>
-              <w:left w:val="single" w:sz="4" w:color="D9D9D9"/>
-              <w:bottom w:val="single" w:sz="4" w:color="D9D9D9"/>
-              <w:right w:val="single" w:sz="4" w:color="D9D9D9"/>
-            </w:tcBorders>
-            <w:shd w:fill="FFFFFF"/>
-            <w:tcMar>
-              <w:top w:w="80" w:type="dxa"/>
-              <w:bottom w:w="80" w:type="dxa"/>
-              <w:left w:w="80" w:type="dxa"/>
-              <w:right w:w="80" w:type="dxa"/>
-            </w:tcMar>
-          </w:tcPr>
-          <w:p>
-            <w:pPr>
-              <w:spacing w:after="40" w:line="252" w:lineRule="auto"/>
-            </w:pPr>
-            <w:r>
-              <w:rPr>
-                <w:b w:val="0"/>
-                <w:sz w:val="18"/>
-              </w:rPr>
-              <w:t>三表导入、功能权限目录</w:t>
-            </w:r>
-          </w:p>
-        </w:tc>
-        <w:tc>
-          <w:tcPr>
-            <w:tcW w:type="dxa" w:w="1361"/>
-            <w:vAlign w:val="center"/>
-            <w:tcBorders>
-              <w:top w:val="single" w:sz="4" w:color="D9D9D9"/>
-              <w:left w:val="single" w:sz="4" w:color="D9D9D9"/>
-              <w:bottom w:val="single" w:sz="4" w:color="D9D9D9"/>
-              <w:right w:val="single" w:sz="4" w:color="D9D9D9"/>
-            </w:tcBorders>
-            <w:shd w:fill="FFFFFF"/>
-            <w:tcMar>
-              <w:top w:w="80" w:type="dxa"/>
-              <w:bottom w:w="80" w:type="dxa"/>
-              <w:left w:w="80" w:type="dxa"/>
-              <w:right w:w="80" w:type="dxa"/>
-            </w:tcMar>
-          </w:tcPr>
-          <w:p>
-            <w:pPr>
-              <w:spacing w:after="40" w:line="252" w:lineRule="auto"/>
-            </w:pPr>
-            <w:r>
-              <w:rPr>
-                <w:b w:val="0"/>
-                <w:sz w:val="18"/>
-              </w:rPr>
-              <w:t>S</w:t>
-            </w:r>
-          </w:p>
-        </w:tc>
-        <w:tc>
-          <w:tcPr>
-            <w:tcW w:type="dxa" w:w="1474"/>
-            <w:vAlign w:val="center"/>
-            <w:tcBorders>
-              <w:top w:val="single" w:sz="4" w:color="D9D9D9"/>
-              <w:left w:val="single" w:sz="4" w:color="D9D9D9"/>
-              <w:bottom w:val="single" w:sz="4" w:color="D9D9D9"/>
-              <w:right w:val="single" w:sz="4" w:color="D9D9D9"/>
-            </w:tcBorders>
-            <w:shd w:fill="FFFFFF"/>
-            <w:tcMar>
-              <w:top w:w="80" w:type="dxa"/>
-              <w:bottom w:w="80" w:type="dxa"/>
-              <w:left w:w="80" w:type="dxa"/>
-              <w:right w:w="80" w:type="dxa"/>
-            </w:tcMar>
-          </w:tcPr>
-          <w:p>
-            <w:pPr>
-              <w:spacing w:after="40" w:line="252" w:lineRule="auto"/>
-            </w:pPr>
-            <w:r>
-              <w:rPr>
-                <w:b w:val="0"/>
-                <w:sz w:val="18"/>
-              </w:rPr>
-              <w:t>5.11、5.12</w:t>
-            </w:r>
-          </w:p>
-        </w:tc>
-      </w:tr>
-      <w:tr>
-        <w:trPr>
-          <w:cantSplit/>
-        </w:trPr>
-        <w:tc>
-          <w:tcPr>
-            <w:tcW w:type="dxa" w:w="680"/>
-            <w:vAlign w:val="center"/>
-            <w:tcBorders>
-              <w:top w:val="single" w:sz="4" w:color="D9D9D9"/>
-              <w:left w:val="single" w:sz="4" w:color="D9D9D9"/>
-              <w:bottom w:val="single" w:sz="4" w:color="D9D9D9"/>
-              <w:right w:val="single" w:sz="4" w:color="D9D9D9"/>
-            </w:tcBorders>
-            <w:shd w:fill="FFFFFF"/>
-            <w:tcMar>
-              <w:top w:w="80" w:type="dxa"/>
-              <w:bottom w:w="80" w:type="dxa"/>
-              <w:left w:w="80" w:type="dxa"/>
-              <w:right w:w="80" w:type="dxa"/>
-            </w:tcMar>
-          </w:tcPr>
-          <w:p>
-            <w:pPr>
-              <w:spacing w:after="40" w:line="252" w:lineRule="auto"/>
-            </w:pPr>
-            <w:r>
-              <w:rPr>
-                <w:b w:val="0"/>
-                <w:sz w:val="18"/>
-              </w:rPr>
-              <w:t>扩展</w:t>
-            </w:r>
-          </w:p>
-        </w:tc>
-        <w:tc>
-          <w:tcPr>
-            <w:tcW w:type="dxa" w:w="1474"/>
-            <w:vAlign w:val="center"/>
-            <w:tcBorders>
-              <w:top w:val="single" w:sz="4" w:color="D9D9D9"/>
-              <w:left w:val="single" w:sz="4" w:color="D9D9D9"/>
-              <w:bottom w:val="single" w:sz="4" w:color="D9D9D9"/>
-              <w:right w:val="single" w:sz="4" w:color="D9D9D9"/>
-            </w:tcBorders>
-            <w:shd w:fill="FFFFFF"/>
-            <w:tcMar>
-              <w:top w:w="80" w:type="dxa"/>
-              <w:bottom w:w="80" w:type="dxa"/>
-              <w:left w:w="80" w:type="dxa"/>
-              <w:right w:w="80" w:type="dxa"/>
-            </w:tcMar>
-          </w:tcPr>
-          <w:p>
-            <w:pPr>
-              <w:spacing w:after="40" w:line="252" w:lineRule="auto"/>
-            </w:pPr>
-            <w:r>
-              <w:rPr>
-                <w:b w:val="0"/>
-                <w:sz w:val="18"/>
-              </w:rPr>
-              <w:t>—</w:t>
-            </w:r>
-          </w:p>
-        </w:tc>
-        <w:tc>
-          <w:tcPr>
-            <w:tcW w:type="dxa" w:w="2608"/>
-            <w:vAlign w:val="center"/>
-            <w:tcBorders>
-              <w:top w:val="single" w:sz="4" w:color="D9D9D9"/>
-              <w:left w:val="single" w:sz="4" w:color="D9D9D9"/>
-              <w:bottom w:val="single" w:sz="4" w:color="D9D9D9"/>
-              <w:right w:val="single" w:sz="4" w:color="D9D9D9"/>
-            </w:tcBorders>
-            <w:shd w:fill="FFFFFF"/>
-            <w:tcMar>
-              <w:top w:w="80" w:type="dxa"/>
-              <w:bottom w:w="80" w:type="dxa"/>
-              <w:left w:w="80" w:type="dxa"/>
-              <w:right w:w="80" w:type="dxa"/>
-            </w:tcMar>
-          </w:tcPr>
-          <w:p>
-            <w:pPr>
-              <w:spacing w:after="40" w:line="252" w:lineRule="auto"/>
-            </w:pPr>
-            <w:r>
-              <w:rPr>
-                <w:b w:val="0"/>
-                <w:sz w:val="18"/>
-              </w:rPr>
-              <w:t>报销权限演示</w:t>
-            </w:r>
-          </w:p>
-        </w:tc>
-        <w:tc>
-          <w:tcPr>
-            <w:tcW w:type="dxa" w:w="1361"/>
-            <w:vAlign w:val="center"/>
-            <w:tcBorders>
-              <w:top w:val="single" w:sz="4" w:color="D9D9D9"/>
-              <w:left w:val="single" w:sz="4" w:color="D9D9D9"/>
-              <w:bottom w:val="single" w:sz="4" w:color="D9D9D9"/>
-              <w:right w:val="single" w:sz="4" w:color="D9D9D9"/>
-            </w:tcBorders>
-            <w:shd w:fill="FFFFFF"/>
-            <w:tcMar>
-              <w:top w:w="80" w:type="dxa"/>
-              <w:bottom w:w="80" w:type="dxa"/>
-              <w:left w:w="80" w:type="dxa"/>
-              <w:right w:w="80" w:type="dxa"/>
-            </w:tcMar>
-          </w:tcPr>
-          <w:p>
-            <w:pPr>
-              <w:spacing w:after="40" w:line="252" w:lineRule="auto"/>
-            </w:pPr>
-            <w:r>
-              <w:rPr>
-                <w:b w:val="0"/>
-                <w:sz w:val="18"/>
-              </w:rPr>
-              <w:t>S D U</w:t>
-            </w:r>
-          </w:p>
-        </w:tc>
-        <w:tc>
-          <w:tcPr>
-            <w:tcW w:type="dxa" w:w="1474"/>
-            <w:vAlign w:val="center"/>
-            <w:tcBorders>
-              <w:top w:val="single" w:sz="4" w:color="D9D9D9"/>
-              <w:left w:val="single" w:sz="4" w:color="D9D9D9"/>
-              <w:bottom w:val="single" w:sz="4" w:color="D9D9D9"/>
-              <w:right w:val="single" w:sz="4" w:color="D9D9D9"/>
-            </w:tcBorders>
-            <w:shd w:fill="FFFFFF"/>
-            <w:tcMar>
-              <w:top w:w="80" w:type="dxa"/>
-              <w:bottom w:w="80" w:type="dxa"/>
-              <w:left w:w="80" w:type="dxa"/>
-              <w:right w:w="80" w:type="dxa"/>
-            </w:tcMar>
-          </w:tcPr>
-          <w:p>
-            <w:pPr>
-              <w:spacing w:after="40" w:line="252" w:lineRule="auto"/>
-            </w:pPr>
-            <w:r>
-              <w:rPr>
-                <w:b w:val="0"/>
-                <w:sz w:val="18"/>
-              </w:rPr>
-              <w:t>7.2</w:t>
-            </w:r>
-          </w:p>
-        </w:tc>
-      </w:tr>
-    </w:tbl>
-    <w:p>
-      <w:pPr>
-        <w:spacing w:after="0"/>
-      </w:pPr>
     </w:p>
     <w:p>
       <w:pPr>
         <w:pStyle w:val="Heading1"/>
       </w:pPr>
       <w:r>
-        <w:t>4 关键表单行为</w:t>
+        <w:t>4 权限复核</w:t>
       </w:r>
     </w:p>
     <w:p>
       <w:r>
-        <w:t>用户名和名称必填；编号字段要求正数；密码至少八位且包含大写、小写、数字、符号中至少三类。服务端进一步执行相同业务约束。回收角色、停用和删除等操作先说明结果并确认，提交过程中禁用按钮。密码不回填，不在成功提示中显示。</w:t>
-      </w:r>
-    </w:p>
-    <w:p>
-      <w:r>
-        <w:t>导入先选择三份文件，得到完整数量和问题清单。存在错误时确认按钮禁用；无错误也必须勾选规则确认。未知权限保留未确认，不以默认全权限掩盖问题。成功显示统计，刷新导入批次和后续列表。</w:t>
-      </w:r>
-    </w:p>
-    <w:p>
-      <w:pPr>
-        <w:pStyle w:val="Heading1"/>
-        <w:pageBreakBefore/>
-      </w:pPr>
-      <w:r>
-        <w:t>5 超级管理员视角</w:t>
-      </w:r>
-    </w:p>
-    <w:p>
-      <w:pPr>
-        <w:pStyle w:val="Heading2"/>
-        <w:keepNext/>
-      </w:pPr>
-      <w:r>
-        <w:t>5.1 登录页</w:t>
-      </w:r>
-    </w:p>
-    <w:p>
-      <w:r>
-        <w:t>统一账号或手机号入口，表单使用可见标签。</w:t>
+        <w:t>候选列表按员工与角色展示并分页。选择一项后必须填写复核理由，确认保留或回收。后台再次确认关系仍存在，避免对过期列表重复操作。历史记录展示执行人、时间、对象和结论。</w:t>
       </w:r>
     </w:p>
     <w:p>
@@ -4186,7 +554,7 @@
       <w:r>
         <w:drawing>
           <wp:inline xmlns:a="http://schemas.openxmlformats.org/drawingml/2006/main" xmlns:pic="http://schemas.openxmlformats.org/drawingml/2006/picture">
-            <wp:extent cx="5760000" cy="4320000"/>
+            <wp:extent cx="6120000" cy="3315000"/>
             <wp:docPr id="2" name="Picture 2"/>
             <wp:cNvGraphicFramePr>
               <a:graphicFrameLocks noChangeAspect="1"/>
@@ -4195,7 +563,7 @@
               <a:graphicData uri="http://schemas.openxmlformats.org/drawingml/2006/picture">
                 <pic:pic>
                   <pic:nvPicPr>
-                    <pic:cNvPr id="0" name="ui-01-login.png"/>
+                    <pic:cNvPr id="0" name="design-review-current.png"/>
                     <pic:cNvPicPr/>
                   </pic:nvPicPr>
                   <pic:blipFill>
@@ -4207,7 +575,7 @@
                   <pic:spPr>
                     <a:xfrm>
                       <a:off x="0" y="0"/>
-                      <a:ext cx="5760000" cy="4320000"/>
+                      <a:ext cx="6120000" cy="3315000"/>
                     </a:xfrm>
                     <a:prstGeom prst="rect"/>
                   </pic:spPr>
@@ -4220,21 +588,20 @@
     </w:p>
     <w:p>
       <w:r>
-        <w:t>截图来源：本地实际运行（虚构演示数据），2026 年 10 月 22 日。</w:t>
+        <w:t>复核流程设计示意</w:t>
       </w:r>
     </w:p>
     <w:p>
       <w:pPr>
-        <w:pStyle w:val="Heading2"/>
-        <w:keepNext/>
+        <w:pStyle w:val="Heading1"/>
       </w:pPr>
       <w:r>
-        <w:t>5.2 主框架与工作台</w:t>
+        <w:t>5 审计归档与同步异常</w:t>
       </w:r>
     </w:p>
     <w:p>
       <w:r>
-        <w:t>顶栏显示当前身份，侧栏按开始、基础管理、组织数据、运行记录、本人分组。</w:t>
+        <w:t>审计页按操作人、事件类型、时间区间查询，并可切换归档。部门范围由后台约束，不提供跨部门选择绕过入口。同步异常页展示请求编号、错误摘要与处理状态；处理理由必填，修复后由源系统重新签名发送。原始 HR 数据和密钥不写入错误日志。</w:t>
       </w:r>
     </w:p>
     <w:p>
@@ -4244,7 +611,7 @@
       <w:r>
         <w:drawing>
           <wp:inline xmlns:a="http://schemas.openxmlformats.org/drawingml/2006/main" xmlns:pic="http://schemas.openxmlformats.org/drawingml/2006/picture">
-            <wp:extent cx="5760000" cy="3866400"/>
+            <wp:extent cx="6120000" cy="3315000"/>
             <wp:docPr id="3" name="Picture 3"/>
             <wp:cNvGraphicFramePr>
               <a:graphicFrameLocks noChangeAspect="1"/>
@@ -4253,7 +620,7 @@
               <a:graphicData uri="http://schemas.openxmlformats.org/drawingml/2006/picture">
                 <pic:pic>
                   <pic:nvPicPr>
-                    <pic:cNvPr id="0" name="ui-02-home.png"/>
+                    <pic:cNvPr id="0" name="design-audit-current.png"/>
                     <pic:cNvPicPr/>
                   </pic:nvPicPr>
                   <pic:blipFill>
@@ -4265,7 +632,7 @@
                   <pic:spPr>
                     <a:xfrm>
                       <a:off x="0" y="0"/>
-                      <a:ext cx="5760000" cy="3866400"/>
+                      <a:ext cx="6120000" cy="3315000"/>
                     </a:xfrm>
                     <a:prstGeom prst="rect"/>
                   </pic:spPr>
@@ -4278,1596 +645,38 @@
     </w:p>
     <w:p>
       <w:r>
-        <w:t>截图来源：本地实际运行（虚构演示数据），2026 年 10 月 22 日。</w:t>
-      </w:r>
-    </w:p>
-    <w:p>
-      <w:pPr>
-        <w:pStyle w:val="Heading2"/>
-        <w:keepNext/>
-      </w:pPr>
-      <w:r>
-        <w:t>5.3 用户管理</w:t>
-      </w:r>
-    </w:p>
-    <w:p>
-      <w:r>
-        <w:t>分页列表与密码、角色、停用、下线、逻辑删除操作。</w:t>
-      </w:r>
-    </w:p>
-    <w:p>
-      <w:pPr>
-        <w:keepNext/>
-      </w:pPr>
-      <w:r>
-        <w:drawing>
-          <wp:inline xmlns:a="http://schemas.openxmlformats.org/drawingml/2006/main" xmlns:pic="http://schemas.openxmlformats.org/drawingml/2006/picture">
-            <wp:extent cx="5760000" cy="3866400"/>
-            <wp:docPr id="4" name="Picture 4"/>
-            <wp:cNvGraphicFramePr>
-              <a:graphicFrameLocks noChangeAspect="1"/>
-            </wp:cNvGraphicFramePr>
-            <a:graphic>
-              <a:graphicData uri="http://schemas.openxmlformats.org/drawingml/2006/picture">
-                <pic:pic>
-                  <pic:nvPicPr>
-                    <pic:cNvPr id="0" name="ui-03-users.png"/>
-                    <pic:cNvPicPr/>
-                  </pic:nvPicPr>
-                  <pic:blipFill>
-                    <a:blip r:embed="rId13"/>
-                    <a:stretch>
-                      <a:fillRect/>
-                    </a:stretch>
-                  </pic:blipFill>
-                  <pic:spPr>
-                    <a:xfrm>
-                      <a:off x="0" y="0"/>
-                      <a:ext cx="5760000" cy="3866400"/>
-                    </a:xfrm>
-                    <a:prstGeom prst="rect"/>
-                  </pic:spPr>
-                </pic:pic>
-              </a:graphicData>
-            </a:graphic>
-          </wp:inline>
-        </w:drawing>
-      </w:r>
-    </w:p>
-    <w:p>
-      <w:r>
-        <w:t>截图来源：本地实际运行（虚构演示数据），2026 年 10 月 22 日。</w:t>
-      </w:r>
-    </w:p>
-    <w:p>
-      <w:pPr>
-        <w:pStyle w:val="Heading2"/>
-        <w:keepNext/>
-      </w:pPr>
-      <w:r>
-        <w:t>5.4 外部与临时人员</w:t>
-      </w:r>
-    </w:p>
-    <w:p>
-      <w:r>
-        <w:t>临时人员 9 天后到期标为即将到期，可直接续期。</w:t>
-      </w:r>
-    </w:p>
-    <w:p>
-      <w:pPr>
-        <w:keepNext/>
-      </w:pPr>
-      <w:r>
-        <w:drawing>
-          <wp:inline xmlns:a="http://schemas.openxmlformats.org/drawingml/2006/main" xmlns:pic="http://schemas.openxmlformats.org/drawingml/2006/picture">
-            <wp:extent cx="5760000" cy="3866400"/>
-            <wp:docPr id="5" name="Picture 5"/>
-            <wp:cNvGraphicFramePr>
-              <a:graphicFrameLocks noChangeAspect="1"/>
-            </wp:cNvGraphicFramePr>
-            <a:graphic>
-              <a:graphicData uri="http://schemas.openxmlformats.org/drawingml/2006/picture">
-                <pic:pic>
-                  <pic:nvPicPr>
-                    <pic:cNvPr id="0" name="ui-04-external.png"/>
-                    <pic:cNvPicPr/>
-                  </pic:nvPicPr>
-                  <pic:blipFill>
-                    <a:blip r:embed="rId14"/>
-                    <a:stretch>
-                      <a:fillRect/>
-                    </a:stretch>
-                  </pic:blipFill>
-                  <pic:spPr>
-                    <a:xfrm>
-                      <a:off x="0" y="0"/>
-                      <a:ext cx="5760000" cy="3866400"/>
-                    </a:xfrm>
-                    <a:prstGeom prst="rect"/>
-                  </pic:spPr>
-                </pic:pic>
-              </a:graphicData>
-            </a:graphic>
-          </wp:inline>
-        </w:drawing>
-      </w:r>
-    </w:p>
-    <w:p>
-      <w:r>
-        <w:t>截图来源：本地实际运行（虚构演示数据），2026 年 10 月 22 日。</w:t>
-      </w:r>
-    </w:p>
-    <w:p>
-      <w:pPr>
-        <w:pStyle w:val="Heading2"/>
-        <w:keepNext/>
-      </w:pPr>
-      <w:r>
-        <w:t>5.5 初始密码</w:t>
-      </w:r>
-    </w:p>
-    <w:p>
-      <w:r>
-        <w:t>按部门为无密码员工生成随机初始密码，只显示一次并可下载分发清单。</w:t>
-      </w:r>
-    </w:p>
-    <w:p>
-      <w:pPr>
-        <w:keepNext/>
-      </w:pPr>
-      <w:r>
-        <w:drawing>
-          <wp:inline xmlns:a="http://schemas.openxmlformats.org/drawingml/2006/main" xmlns:pic="http://schemas.openxmlformats.org/drawingml/2006/picture">
-            <wp:extent cx="5760000" cy="3866400"/>
-            <wp:docPr id="6" name="Picture 6"/>
-            <wp:cNvGraphicFramePr>
-              <a:graphicFrameLocks noChangeAspect="1"/>
-            </wp:cNvGraphicFramePr>
-            <a:graphic>
-              <a:graphicData uri="http://schemas.openxmlformats.org/drawingml/2006/picture">
-                <pic:pic>
-                  <pic:nvPicPr>
-                    <pic:cNvPr id="0" name="ui-05-initial-passwords.png"/>
-                    <pic:cNvPicPr/>
-                  </pic:nvPicPr>
-                  <pic:blipFill>
-                    <a:blip r:embed="rId15"/>
-                    <a:stretch>
-                      <a:fillRect/>
-                    </a:stretch>
-                  </pic:blipFill>
-                  <pic:spPr>
-                    <a:xfrm>
-                      <a:off x="0" y="0"/>
-                      <a:ext cx="5760000" cy="3866400"/>
-                    </a:xfrm>
-                    <a:prstGeom prst="rect"/>
-                  </pic:spPr>
-                </pic:pic>
-              </a:graphicData>
-            </a:graphic>
-          </wp:inline>
-        </w:drawing>
-      </w:r>
-    </w:p>
-    <w:p>
-      <w:r>
-        <w:t>截图来源：本地实际运行（虚构演示数据），2026 年 10 月 22 日。</w:t>
-      </w:r>
-    </w:p>
-    <w:p>
-      <w:pPr>
-        <w:pStyle w:val="Heading2"/>
-        <w:keepNext/>
-      </w:pPr>
-      <w:r>
-        <w:t>5.6 角色管理</w:t>
-      </w:r>
-    </w:p>
-    <w:p>
-      <w:r>
-        <w:t>岗位同名角色与普通角色，分配和回收权限。</w:t>
-      </w:r>
-    </w:p>
-    <w:p>
-      <w:pPr>
-        <w:keepNext/>
-      </w:pPr>
-      <w:r>
-        <w:drawing>
-          <wp:inline xmlns:a="http://schemas.openxmlformats.org/drawingml/2006/main" xmlns:pic="http://schemas.openxmlformats.org/drawingml/2006/picture">
-            <wp:extent cx="5760000" cy="3866400"/>
-            <wp:docPr id="7" name="Picture 7"/>
-            <wp:cNvGraphicFramePr>
-              <a:graphicFrameLocks noChangeAspect="1"/>
-            </wp:cNvGraphicFramePr>
-            <a:graphic>
-              <a:graphicData uri="http://schemas.openxmlformats.org/drawingml/2006/picture">
-                <pic:pic>
-                  <pic:nvPicPr>
-                    <pic:cNvPr id="0" name="ui-06-roles.png"/>
-                    <pic:cNvPicPr/>
-                  </pic:nvPicPr>
-                  <pic:blipFill>
-                    <a:blip r:embed="rId16"/>
-                    <a:stretch>
-                      <a:fillRect/>
-                    </a:stretch>
-                  </pic:blipFill>
-                  <pic:spPr>
-                    <a:xfrm>
-                      <a:off x="0" y="0"/>
-                      <a:ext cx="5760000" cy="3866400"/>
-                    </a:xfrm>
-                    <a:prstGeom prst="rect"/>
-                  </pic:spPr>
-                </pic:pic>
-              </a:graphicData>
-            </a:graphic>
-          </wp:inline>
-        </w:drawing>
-      </w:r>
-    </w:p>
-    <w:p>
-      <w:r>
-        <w:t>截图来源：本地实际运行（虚构演示数据），2026 年 10 月 22 日。</w:t>
-      </w:r>
-    </w:p>
-    <w:p>
-      <w:pPr>
-        <w:pStyle w:val="Heading2"/>
-        <w:keepNext/>
-      </w:pPr>
-      <w:r>
-        <w:t>5.7 权限管理</w:t>
-      </w:r>
-    </w:p>
-    <w:p>
-      <w:r>
-        <w:t>显示类型与有效状态；功能下线时标记失效而不删除。</w:t>
-      </w:r>
-    </w:p>
-    <w:p>
-      <w:pPr>
-        <w:keepNext/>
-      </w:pPr>
-      <w:r>
-        <w:drawing>
-          <wp:inline xmlns:a="http://schemas.openxmlformats.org/drawingml/2006/main" xmlns:pic="http://schemas.openxmlformats.org/drawingml/2006/picture">
-            <wp:extent cx="5760000" cy="3916800"/>
-            <wp:docPr id="8" name="Picture 8"/>
-            <wp:cNvGraphicFramePr>
-              <a:graphicFrameLocks noChangeAspect="1"/>
-            </wp:cNvGraphicFramePr>
-            <a:graphic>
-              <a:graphicData uri="http://schemas.openxmlformats.org/drawingml/2006/picture">
-                <pic:pic>
-                  <pic:nvPicPr>
-                    <pic:cNvPr id="0" name="ui-07-permissions.png"/>
-                    <pic:cNvPicPr/>
-                  </pic:nvPicPr>
-                  <pic:blipFill>
-                    <a:blip r:embed="rId17"/>
-                    <a:stretch>
-                      <a:fillRect/>
-                    </a:stretch>
-                  </pic:blipFill>
-                  <pic:spPr>
-                    <a:xfrm>
-                      <a:off x="0" y="0"/>
-                      <a:ext cx="5760000" cy="3916800"/>
-                    </a:xfrm>
-                    <a:prstGeom prst="rect"/>
-                  </pic:spPr>
-                </pic:pic>
-              </a:graphicData>
-            </a:graphic>
-          </wp:inline>
-        </w:drawing>
-      </w:r>
-    </w:p>
-    <w:p>
-      <w:r>
-        <w:t>截图来源：本地实际运行（虚构演示数据），2026 年 10 月 22 日。</w:t>
-      </w:r>
-    </w:p>
-    <w:p>
-      <w:pPr>
-        <w:pStyle w:val="Heading2"/>
-        <w:keepNext/>
-      </w:pPr>
-      <w:r>
-        <w:t>5.8 应用管理</w:t>
-      </w:r>
-    </w:p>
-    <w:p>
-      <w:r>
-        <w:t>业务系统目录。</w:t>
-      </w:r>
-    </w:p>
-    <w:p>
-      <w:pPr>
-        <w:keepNext/>
-      </w:pPr>
-      <w:r>
-        <w:drawing>
-          <wp:inline xmlns:a="http://schemas.openxmlformats.org/drawingml/2006/main" xmlns:pic="http://schemas.openxmlformats.org/drawingml/2006/picture">
-            <wp:extent cx="5760000" cy="3866400"/>
-            <wp:docPr id="9" name="Picture 9"/>
-            <wp:cNvGraphicFramePr>
-              <a:graphicFrameLocks noChangeAspect="1"/>
-            </wp:cNvGraphicFramePr>
-            <a:graphic>
-              <a:graphicData uri="http://schemas.openxmlformats.org/drawingml/2006/picture">
-                <pic:pic>
-                  <pic:nvPicPr>
-                    <pic:cNvPr id="0" name="ui-08-systems.png"/>
-                    <pic:cNvPicPr/>
-                  </pic:nvPicPr>
-                  <pic:blipFill>
-                    <a:blip r:embed="rId18"/>
-                    <a:stretch>
-                      <a:fillRect/>
-                    </a:stretch>
-                  </pic:blipFill>
-                  <pic:spPr>
-                    <a:xfrm>
-                      <a:off x="0" y="0"/>
-                      <a:ext cx="5760000" cy="3866400"/>
-                    </a:xfrm>
-                    <a:prstGeom prst="rect"/>
-                  </pic:spPr>
-                </pic:pic>
-              </a:graphicData>
-            </a:graphic>
-          </wp:inline>
-        </w:drawing>
-      </w:r>
-    </w:p>
-    <w:p>
-      <w:r>
-        <w:t>截图来源：本地实际运行（虚构演示数据），2026 年 10 月 22 日。</w:t>
-      </w:r>
-    </w:p>
-    <w:p>
-      <w:pPr>
-        <w:pStyle w:val="Heading2"/>
-        <w:keepNext/>
-      </w:pPr>
-      <w:r>
-        <w:t>5.9 部门管理</w:t>
-      </w:r>
-    </w:p>
-    <w:p>
-      <w:r>
-        <w:t>部门树与负责人。</w:t>
-      </w:r>
-    </w:p>
-    <w:p>
-      <w:pPr>
-        <w:keepNext/>
-      </w:pPr>
-      <w:r>
-        <w:drawing>
-          <wp:inline xmlns:a="http://schemas.openxmlformats.org/drawingml/2006/main" xmlns:pic="http://schemas.openxmlformats.org/drawingml/2006/picture">
-            <wp:extent cx="5760000" cy="3866400"/>
-            <wp:docPr id="10" name="Picture 10"/>
-            <wp:cNvGraphicFramePr>
-              <a:graphicFrameLocks noChangeAspect="1"/>
-            </wp:cNvGraphicFramePr>
-            <a:graphic>
-              <a:graphicData uri="http://schemas.openxmlformats.org/drawingml/2006/picture">
-                <pic:pic>
-                  <pic:nvPicPr>
-                    <pic:cNvPr id="0" name="ui-09-departments.png"/>
-                    <pic:cNvPicPr/>
-                  </pic:nvPicPr>
-                  <pic:blipFill>
-                    <a:blip r:embed="rId19"/>
-                    <a:stretch>
-                      <a:fillRect/>
-                    </a:stretch>
-                  </pic:blipFill>
-                  <pic:spPr>
-                    <a:xfrm>
-                      <a:off x="0" y="0"/>
-                      <a:ext cx="5760000" cy="3866400"/>
-                    </a:xfrm>
-                    <a:prstGeom prst="rect"/>
-                  </pic:spPr>
-                </pic:pic>
-              </a:graphicData>
-            </a:graphic>
-          </wp:inline>
-        </w:drawing>
-      </w:r>
-    </w:p>
-    <w:p>
-      <w:r>
-        <w:t>截图来源：本地实际运行（虚构演示数据），2026 年 10 月 22 日。</w:t>
-      </w:r>
-    </w:p>
-    <w:p>
-      <w:pPr>
-        <w:pStyle w:val="Heading2"/>
-        <w:keepNext/>
-      </w:pPr>
-      <w:r>
-        <w:t>5.10 岗位管理</w:t>
-      </w:r>
-    </w:p>
-    <w:p>
-      <w:r>
-        <w:t>岗位对应同名角色，可应用权限模板。</w:t>
-      </w:r>
-    </w:p>
-    <w:p>
-      <w:pPr>
-        <w:keepNext/>
-      </w:pPr>
-      <w:r>
-        <w:drawing>
-          <wp:inline xmlns:a="http://schemas.openxmlformats.org/drawingml/2006/main" xmlns:pic="http://schemas.openxmlformats.org/drawingml/2006/picture">
-            <wp:extent cx="5760000" cy="3866400"/>
-            <wp:docPr id="11" name="Picture 11"/>
-            <wp:cNvGraphicFramePr>
-              <a:graphicFrameLocks noChangeAspect="1"/>
-            </wp:cNvGraphicFramePr>
-            <a:graphic>
-              <a:graphicData uri="http://schemas.openxmlformats.org/drawingml/2006/picture">
-                <pic:pic>
-                  <pic:nvPicPr>
-                    <pic:cNvPr id="0" name="ui-10-posts.png"/>
-                    <pic:cNvPicPr/>
-                  </pic:nvPicPr>
-                  <pic:blipFill>
-                    <a:blip r:embed="rId20"/>
-                    <a:stretch>
-                      <a:fillRect/>
-                    </a:stretch>
-                  </pic:blipFill>
-                  <pic:spPr>
-                    <a:xfrm>
-                      <a:off x="0" y="0"/>
-                      <a:ext cx="5760000" cy="3866400"/>
-                    </a:xfrm>
-                    <a:prstGeom prst="rect"/>
-                  </pic:spPr>
-                </pic:pic>
-              </a:graphicData>
-            </a:graphic>
-          </wp:inline>
-        </w:drawing>
-      </w:r>
-    </w:p>
-    <w:p>
-      <w:r>
-        <w:t>截图来源：本地实际运行（虚构演示数据），2026 年 10 月 22 日。</w:t>
-      </w:r>
-    </w:p>
-    <w:p>
-      <w:pPr>
-        <w:pStyle w:val="Heading2"/>
-        <w:keepNext/>
-      </w:pPr>
-      <w:r>
-        <w:t>5.11 三表导入</w:t>
-      </w:r>
-    </w:p>
-    <w:p>
-      <w:r>
-        <w:t>选择三份表单、预览后整批提交。</w:t>
-      </w:r>
-    </w:p>
-    <w:p>
-      <w:pPr>
-        <w:keepNext/>
-      </w:pPr>
-      <w:r>
-        <w:drawing>
-          <wp:inline xmlns:a="http://schemas.openxmlformats.org/drawingml/2006/main" xmlns:pic="http://schemas.openxmlformats.org/drawingml/2006/picture">
-            <wp:extent cx="5760000" cy="3866400"/>
-            <wp:docPr id="12" name="Picture 12"/>
-            <wp:cNvGraphicFramePr>
-              <a:graphicFrameLocks noChangeAspect="1"/>
-            </wp:cNvGraphicFramePr>
-            <a:graphic>
-              <a:graphicData uri="http://schemas.openxmlformats.org/drawingml/2006/picture">
-                <pic:pic>
-                  <pic:nvPicPr>
-                    <pic:cNvPr id="0" name="ui-11-imports.png"/>
-                    <pic:cNvPicPr/>
-                  </pic:nvPicPr>
-                  <pic:blipFill>
-                    <a:blip r:embed="rId21"/>
-                    <a:stretch>
-                      <a:fillRect/>
-                    </a:stretch>
-                  </pic:blipFill>
-                  <pic:spPr>
-                    <a:xfrm>
-                      <a:off x="0" y="0"/>
-                      <a:ext cx="5760000" cy="3866400"/>
-                    </a:xfrm>
-                    <a:prstGeom prst="rect"/>
-                  </pic:spPr>
-                </pic:pic>
-              </a:graphicData>
-            </a:graphic>
-          </wp:inline>
-        </w:drawing>
-      </w:r>
-    </w:p>
-    <w:p>
-      <w:r>
-        <w:t>截图来源：本地实际运行（虚构演示数据），2026 年 10 月 22 日。</w:t>
-      </w:r>
-    </w:p>
-    <w:p>
-      <w:pPr>
-        <w:pStyle w:val="Heading2"/>
-        <w:keepNext/>
-      </w:pPr>
-      <w:r>
-        <w:t>5.12 功能权限目录</w:t>
-      </w:r>
-    </w:p>
-    <w:p>
-      <w:r>
-        <w:t>按系统、模块、功能展示来源清单。</w:t>
-      </w:r>
-    </w:p>
-    <w:p>
-      <w:pPr>
-        <w:keepNext/>
-      </w:pPr>
-      <w:r>
-        <w:drawing>
-          <wp:inline xmlns:a="http://schemas.openxmlformats.org/drawingml/2006/main" xmlns:pic="http://schemas.openxmlformats.org/drawingml/2006/picture">
-            <wp:extent cx="5760000" cy="3866400"/>
-            <wp:docPr id="13" name="Picture 13"/>
-            <wp:cNvGraphicFramePr>
-              <a:graphicFrameLocks noChangeAspect="1"/>
-            </wp:cNvGraphicFramePr>
-            <a:graphic>
-              <a:graphicData uri="http://schemas.openxmlformats.org/drawingml/2006/picture">
-                <pic:pic>
-                  <pic:nvPicPr>
-                    <pic:cNvPr id="0" name="ui-12-catalog.png"/>
-                    <pic:cNvPicPr/>
-                  </pic:nvPicPr>
-                  <pic:blipFill>
-                    <a:blip r:embed="rId22"/>
-                    <a:stretch>
-                      <a:fillRect/>
-                    </a:stretch>
-                  </pic:blipFill>
-                  <pic:spPr>
-                    <a:xfrm>
-                      <a:off x="0" y="0"/>
-                      <a:ext cx="5760000" cy="3866400"/>
-                    </a:xfrm>
-                    <a:prstGeom prst="rect"/>
-                  </pic:spPr>
-                </pic:pic>
-              </a:graphicData>
-            </a:graphic>
-          </wp:inline>
-        </w:drawing>
-      </w:r>
-    </w:p>
-    <w:p>
-      <w:r>
-        <w:t>截图来源：本地实际运行（虚构演示数据），2026 年 10 月 22 日。</w:t>
-      </w:r>
-    </w:p>
-    <w:p>
-      <w:pPr>
-        <w:pStyle w:val="Heading2"/>
-        <w:keepNext/>
-      </w:pPr>
-      <w:r>
-        <w:t>5.13 字典管理</w:t>
-      </w:r>
-    </w:p>
-    <w:p>
-      <w:r>
-        <w:t>分类与字典项。</w:t>
-      </w:r>
-    </w:p>
-    <w:p>
-      <w:pPr>
-        <w:keepNext/>
-      </w:pPr>
-      <w:r>
-        <w:drawing>
-          <wp:inline xmlns:a="http://schemas.openxmlformats.org/drawingml/2006/main" xmlns:pic="http://schemas.openxmlformats.org/drawingml/2006/picture">
-            <wp:extent cx="5760000" cy="3866400"/>
-            <wp:docPr id="14" name="Picture 14"/>
-            <wp:cNvGraphicFramePr>
-              <a:graphicFrameLocks noChangeAspect="1"/>
-            </wp:cNvGraphicFramePr>
-            <a:graphic>
-              <a:graphicData uri="http://schemas.openxmlformats.org/drawingml/2006/picture">
-                <pic:pic>
-                  <pic:nvPicPr>
-                    <pic:cNvPr id="0" name="ui-13-dictionary.png"/>
-                    <pic:cNvPicPr/>
-                  </pic:nvPicPr>
-                  <pic:blipFill>
-                    <a:blip r:embed="rId23"/>
-                    <a:stretch>
-                      <a:fillRect/>
-                    </a:stretch>
-                  </pic:blipFill>
-                  <pic:spPr>
-                    <a:xfrm>
-                      <a:off x="0" y="0"/>
-                      <a:ext cx="5760000" cy="3866400"/>
-                    </a:xfrm>
-                    <a:prstGeom prst="rect"/>
-                  </pic:spPr>
-                </pic:pic>
-              </a:graphicData>
-            </a:graphic>
-          </wp:inline>
-        </w:drawing>
-      </w:r>
-    </w:p>
-    <w:p>
-      <w:r>
-        <w:t>截图来源：本地实际运行（虚构演示数据），2026 年 10 月 22 日。</w:t>
-      </w:r>
-    </w:p>
-    <w:p>
-      <w:pPr>
-        <w:pStyle w:val="Heading2"/>
-        <w:keepNext/>
-      </w:pPr>
-      <w:r>
-        <w:t>5.14 在线会话（本人）</w:t>
-      </w:r>
-    </w:p>
-    <w:p>
-      <w:r>
-        <w:t>本人有效会话，可撤销。</w:t>
-      </w:r>
-    </w:p>
-    <w:p>
-      <w:pPr>
-        <w:keepNext/>
-      </w:pPr>
-      <w:r>
-        <w:drawing>
-          <wp:inline xmlns:a="http://schemas.openxmlformats.org/drawingml/2006/main" xmlns:pic="http://schemas.openxmlformats.org/drawingml/2006/picture">
-            <wp:extent cx="5760000" cy="3866400"/>
-            <wp:docPr id="15" name="Picture 15"/>
-            <wp:cNvGraphicFramePr>
-              <a:graphicFrameLocks noChangeAspect="1"/>
-            </wp:cNvGraphicFramePr>
-            <a:graphic>
-              <a:graphicData uri="http://schemas.openxmlformats.org/drawingml/2006/picture">
-                <pic:pic>
-                  <pic:nvPicPr>
-                    <pic:cNvPr id="0" name="ui-14-sessions.png"/>
-                    <pic:cNvPicPr/>
-                  </pic:nvPicPr>
-                  <pic:blipFill>
-                    <a:blip r:embed="rId24"/>
-                    <a:stretch>
-                      <a:fillRect/>
-                    </a:stretch>
-                  </pic:blipFill>
-                  <pic:spPr>
-                    <a:xfrm>
-                      <a:off x="0" y="0"/>
-                      <a:ext cx="5760000" cy="3866400"/>
-                    </a:xfrm>
-                    <a:prstGeom prst="rect"/>
-                  </pic:spPr>
-                </pic:pic>
-              </a:graphicData>
-            </a:graphic>
-          </wp:inline>
-        </w:drawing>
-      </w:r>
-    </w:p>
-    <w:p>
-      <w:r>
-        <w:t>截图来源：本地实际运行（虚构演示数据），2026 年 10 月 22 日。</w:t>
-      </w:r>
-    </w:p>
-    <w:p>
-      <w:pPr>
-        <w:pStyle w:val="Heading2"/>
-        <w:keepNext/>
-      </w:pPr>
-      <w:r>
-        <w:t>5.15 部门会话（全部员工）</w:t>
-      </w:r>
-    </w:p>
-    <w:p>
-      <w:r>
-        <w:t>超级管理员看到全部普通员工的有效会话。</w:t>
-      </w:r>
-    </w:p>
-    <w:p>
-      <w:pPr>
-        <w:keepNext/>
-      </w:pPr>
-      <w:r>
-        <w:drawing>
-          <wp:inline xmlns:a="http://schemas.openxmlformats.org/drawingml/2006/main" xmlns:pic="http://schemas.openxmlformats.org/drawingml/2006/picture">
-            <wp:extent cx="5760000" cy="3866400"/>
-            <wp:docPr id="16" name="Picture 16"/>
-            <wp:cNvGraphicFramePr>
-              <a:graphicFrameLocks noChangeAspect="1"/>
-            </wp:cNvGraphicFramePr>
-            <a:graphic>
-              <a:graphicData uri="http://schemas.openxmlformats.org/drawingml/2006/picture">
-                <pic:pic>
-                  <pic:nvPicPr>
-                    <pic:cNvPr id="0" name="ui-15-managed-sessions.png"/>
-                    <pic:cNvPicPr/>
-                  </pic:nvPicPr>
-                  <pic:blipFill>
-                    <a:blip r:embed="rId25"/>
-                    <a:stretch>
-                      <a:fillRect/>
-                    </a:stretch>
-                  </pic:blipFill>
-                  <pic:spPr>
-                    <a:xfrm>
-                      <a:off x="0" y="0"/>
-                      <a:ext cx="5760000" cy="3866400"/>
-                    </a:xfrm>
-                    <a:prstGeom prst="rect"/>
-                  </pic:spPr>
-                </pic:pic>
-              </a:graphicData>
-            </a:graphic>
-          </wp:inline>
-        </w:drawing>
-      </w:r>
-    </w:p>
-    <w:p>
-      <w:r>
-        <w:t>截图来源：本地实际运行（虚构演示数据），2026 年 10 月 22 日。</w:t>
-      </w:r>
-    </w:p>
-    <w:p>
-      <w:pPr>
-        <w:pStyle w:val="Heading2"/>
-        <w:keepNext/>
-      </w:pPr>
-      <w:r>
-        <w:t>5.16 操作日志</w:t>
-      </w:r>
-    </w:p>
-    <w:p>
-      <w:r>
-        <w:t>只读审计事件。</w:t>
-      </w:r>
-    </w:p>
-    <w:p>
-      <w:pPr>
-        <w:keepNext/>
-      </w:pPr>
-      <w:r>
-        <w:drawing>
-          <wp:inline xmlns:a="http://schemas.openxmlformats.org/drawingml/2006/main" xmlns:pic="http://schemas.openxmlformats.org/drawingml/2006/picture">
-            <wp:extent cx="5760000" cy="3866400"/>
-            <wp:docPr id="17" name="Picture 17"/>
-            <wp:cNvGraphicFramePr>
-              <a:graphicFrameLocks noChangeAspect="1"/>
-            </wp:cNvGraphicFramePr>
-            <a:graphic>
-              <a:graphicData uri="http://schemas.openxmlformats.org/drawingml/2006/picture">
-                <pic:pic>
-                  <pic:nvPicPr>
-                    <pic:cNvPr id="0" name="ui-16-audit.png"/>
-                    <pic:cNvPicPr/>
-                  </pic:nvPicPr>
-                  <pic:blipFill>
-                    <a:blip r:embed="rId26"/>
-                    <a:stretch>
-                      <a:fillRect/>
-                    </a:stretch>
-                  </pic:blipFill>
-                  <pic:spPr>
-                    <a:xfrm>
-                      <a:off x="0" y="0"/>
-                      <a:ext cx="5760000" cy="3866400"/>
-                    </a:xfrm>
-                    <a:prstGeom prst="rect"/>
-                  </pic:spPr>
-                </pic:pic>
-              </a:graphicData>
-            </a:graphic>
-          </wp:inline>
-        </w:drawing>
-      </w:r>
-    </w:p>
-    <w:p>
-      <w:r>
-        <w:t>截图来源：本地实际运行（虚构演示数据），2026 年 10 月 22 日。</w:t>
-      </w:r>
-    </w:p>
-    <w:p>
-      <w:pPr>
-        <w:pStyle w:val="Heading2"/>
-        <w:keepNext/>
-      </w:pPr>
-      <w:r>
-        <w:t>5.17 登录日志</w:t>
-      </w:r>
-    </w:p>
-    <w:p>
-      <w:r>
-        <w:t>登录成功、失败与登出。</w:t>
-      </w:r>
-    </w:p>
-    <w:p>
-      <w:pPr>
-        <w:keepNext/>
-      </w:pPr>
-      <w:r>
-        <w:drawing>
-          <wp:inline xmlns:a="http://schemas.openxmlformats.org/drawingml/2006/main" xmlns:pic="http://schemas.openxmlformats.org/drawingml/2006/picture">
-            <wp:extent cx="5760000" cy="3866400"/>
-            <wp:docPr id="18" name="Picture 18"/>
-            <wp:cNvGraphicFramePr>
-              <a:graphicFrameLocks noChangeAspect="1"/>
-            </wp:cNvGraphicFramePr>
-            <a:graphic>
-              <a:graphicData uri="http://schemas.openxmlformats.org/drawingml/2006/picture">
-                <pic:pic>
-                  <pic:nvPicPr>
-                    <pic:cNvPr id="0" name="ui-17-login-logs.png"/>
-                    <pic:cNvPicPr/>
-                  </pic:nvPicPr>
-                  <pic:blipFill>
-                    <a:blip r:embed="rId27"/>
-                    <a:stretch>
-                      <a:fillRect/>
-                    </a:stretch>
-                  </pic:blipFill>
-                  <pic:spPr>
-                    <a:xfrm>
-                      <a:off x="0" y="0"/>
-                      <a:ext cx="5760000" cy="3866400"/>
-                    </a:xfrm>
-                    <a:prstGeom prst="rect"/>
-                  </pic:spPr>
-                </pic:pic>
-              </a:graphicData>
-            </a:graphic>
-          </wp:inline>
-        </w:drawing>
-      </w:r>
-    </w:p>
-    <w:p>
-      <w:r>
-        <w:t>截图来源：本地实际运行（虚构演示数据），2026 年 10 月 22 日。</w:t>
-      </w:r>
-    </w:p>
-    <w:p>
-      <w:pPr>
-        <w:pStyle w:val="Heading2"/>
-        <w:keepNext/>
-      </w:pPr>
-      <w:r>
-        <w:t>5.18 审批记录</w:t>
-      </w:r>
-    </w:p>
-    <w:p>
-      <w:r>
-        <w:t>OA 审批结论与对应申请。</w:t>
-      </w:r>
-    </w:p>
-    <w:p>
-      <w:pPr>
-        <w:keepNext/>
-      </w:pPr>
-      <w:r>
-        <w:drawing>
-          <wp:inline xmlns:a="http://schemas.openxmlformats.org/drawingml/2006/main" xmlns:pic="http://schemas.openxmlformats.org/drawingml/2006/picture">
-            <wp:extent cx="5760000" cy="3866400"/>
-            <wp:docPr id="19" name="Picture 19"/>
-            <wp:cNvGraphicFramePr>
-              <a:graphicFrameLocks noChangeAspect="1"/>
-            </wp:cNvGraphicFramePr>
-            <a:graphic>
-              <a:graphicData uri="http://schemas.openxmlformats.org/drawingml/2006/picture">
-                <pic:pic>
-                  <pic:nvPicPr>
-                    <pic:cNvPr id="0" name="ui-18-approval-records.png"/>
-                    <pic:cNvPicPr/>
-                  </pic:nvPicPr>
-                  <pic:blipFill>
-                    <a:blip r:embed="rId28"/>
-                    <a:stretch>
-                      <a:fillRect/>
-                    </a:stretch>
-                  </pic:blipFill>
-                  <pic:spPr>
-                    <a:xfrm>
-                      <a:off x="0" y="0"/>
-                      <a:ext cx="5760000" cy="3866400"/>
-                    </a:xfrm>
-                    <a:prstGeom prst="rect"/>
-                  </pic:spPr>
-                </pic:pic>
-              </a:graphicData>
-            </a:graphic>
-          </wp:inline>
-        </w:drawing>
-      </w:r>
-    </w:p>
-    <w:p>
-      <w:r>
-        <w:t>截图来源：本地实际运行（虚构演示数据），2026 年 10 月 22 日。</w:t>
-      </w:r>
-    </w:p>
-    <w:p>
-      <w:pPr>
-        <w:pStyle w:val="Heading2"/>
-        <w:keepNext/>
-      </w:pPr>
-      <w:r>
-        <w:t>5.19 同步记录</w:t>
-      </w:r>
-    </w:p>
-    <w:p>
-      <w:r>
-        <w:t>HR 与 OA 签名事件。</w:t>
-      </w:r>
-    </w:p>
-    <w:p>
-      <w:pPr>
-        <w:keepNext/>
-      </w:pPr>
-      <w:r>
-        <w:drawing>
-          <wp:inline xmlns:a="http://schemas.openxmlformats.org/drawingml/2006/main" xmlns:pic="http://schemas.openxmlformats.org/drawingml/2006/picture">
-            <wp:extent cx="5760000" cy="3866400"/>
-            <wp:docPr id="20" name="Picture 20"/>
-            <wp:cNvGraphicFramePr>
-              <a:graphicFrameLocks noChangeAspect="1"/>
-            </wp:cNvGraphicFramePr>
-            <a:graphic>
-              <a:graphicData uri="http://schemas.openxmlformats.org/drawingml/2006/picture">
-                <pic:pic>
-                  <pic:nvPicPr>
-                    <pic:cNvPr id="0" name="ui-19-sync.png"/>
-                    <pic:cNvPicPr/>
-                  </pic:nvPicPr>
-                  <pic:blipFill>
-                    <a:blip r:embed="rId29"/>
-                    <a:stretch>
-                      <a:fillRect/>
-                    </a:stretch>
-                  </pic:blipFill>
-                  <pic:spPr>
-                    <a:xfrm>
-                      <a:off x="0" y="0"/>
-                      <a:ext cx="5760000" cy="3866400"/>
-                    </a:xfrm>
-                    <a:prstGeom prst="rect"/>
-                  </pic:spPr>
-                </pic:pic>
-              </a:graphicData>
-            </a:graphic>
-          </wp:inline>
-        </w:drawing>
-      </w:r>
-    </w:p>
-    <w:p>
-      <w:r>
-        <w:t>截图来源：本地实际运行（虚构演示数据），2026 年 10 月 22 日。</w:t>
-      </w:r>
-    </w:p>
-    <w:p>
-      <w:pPr>
-        <w:pStyle w:val="Heading2"/>
-        <w:keepNext/>
-      </w:pPr>
-      <w:r>
-        <w:t>5.20 个人中心</w:t>
-      </w:r>
-    </w:p>
-    <w:p>
-      <w:r>
-        <w:t>修改本人密码。</w:t>
-      </w:r>
-    </w:p>
-    <w:p>
-      <w:pPr>
-        <w:keepNext/>
-      </w:pPr>
-      <w:r>
-        <w:drawing>
-          <wp:inline xmlns:a="http://schemas.openxmlformats.org/drawingml/2006/main" xmlns:pic="http://schemas.openxmlformats.org/drawingml/2006/picture">
-            <wp:extent cx="5760000" cy="3866400"/>
-            <wp:docPr id="21" name="Picture 21"/>
-            <wp:cNvGraphicFramePr>
-              <a:graphicFrameLocks noChangeAspect="1"/>
-            </wp:cNvGraphicFramePr>
-            <a:graphic>
-              <a:graphicData uri="http://schemas.openxmlformats.org/drawingml/2006/picture">
-                <pic:pic>
-                  <pic:nvPicPr>
-                    <pic:cNvPr id="0" name="ui-20-profile.png"/>
-                    <pic:cNvPicPr/>
-                  </pic:nvPicPr>
-                  <pic:blipFill>
-                    <a:blip r:embed="rId30"/>
-                    <a:stretch>
-                      <a:fillRect/>
-                    </a:stretch>
-                  </pic:blipFill>
-                  <pic:spPr>
-                    <a:xfrm>
-                      <a:off x="0" y="0"/>
-                      <a:ext cx="5760000" cy="3866400"/>
-                    </a:xfrm>
-                    <a:prstGeom prst="rect"/>
-                  </pic:spPr>
-                </pic:pic>
-              </a:graphicData>
-            </a:graphic>
-          </wp:inline>
-        </w:drawing>
-      </w:r>
-    </w:p>
-    <w:p>
-      <w:r>
-        <w:t>截图来源：本地实际运行（虚构演示数据），2026 年 10 月 22 日。</w:t>
-      </w:r>
-    </w:p>
-    <w:p>
-      <w:pPr>
-        <w:pStyle w:val="Heading2"/>
-        <w:keepNext/>
-      </w:pPr>
-      <w:r>
-        <w:t>5.21 应用门户</w:t>
-      </w:r>
-    </w:p>
-    <w:p>
-      <w:r>
-        <w:t>建立单点登录会话并打开 OA、HR 演示客户端。</w:t>
-      </w:r>
-    </w:p>
-    <w:p>
-      <w:pPr>
-        <w:keepNext/>
-      </w:pPr>
-      <w:r>
-        <w:drawing>
-          <wp:inline xmlns:a="http://schemas.openxmlformats.org/drawingml/2006/main" xmlns:pic="http://schemas.openxmlformats.org/drawingml/2006/picture">
-            <wp:extent cx="5760000" cy="3866400"/>
-            <wp:docPr id="22" name="Picture 22"/>
-            <wp:cNvGraphicFramePr>
-              <a:graphicFrameLocks noChangeAspect="1"/>
-            </wp:cNvGraphicFramePr>
-            <a:graphic>
-              <a:graphicData uri="http://schemas.openxmlformats.org/drawingml/2006/picture">
-                <pic:pic>
-                  <pic:nvPicPr>
-                    <pic:cNvPr id="0" name="ui-21-portal.png"/>
-                    <pic:cNvPicPr/>
-                  </pic:nvPicPr>
-                  <pic:blipFill>
-                    <a:blip r:embed="rId31"/>
-                    <a:stretch>
-                      <a:fillRect/>
-                    </a:stretch>
-                  </pic:blipFill>
-                  <pic:spPr>
-                    <a:xfrm>
-                      <a:off x="0" y="0"/>
-                      <a:ext cx="5760000" cy="3866400"/>
-                    </a:xfrm>
-                    <a:prstGeom prst="rect"/>
-                  </pic:spPr>
-                </pic:pic>
-              </a:graphicData>
-            </a:graphic>
-          </wp:inline>
-        </w:drawing>
-      </w:r>
-    </w:p>
-    <w:p>
-      <w:r>
-        <w:t>截图来源：本地实际运行（虚构演示数据），2026 年 10 月 22 日。</w:t>
-      </w:r>
-    </w:p>
-    <w:p>
-      <w:pPr>
-        <w:pStyle w:val="Heading2"/>
-        <w:keepNext/>
-      </w:pPr>
-      <w:r>
-        <w:t>5.22 页面不存在</w:t>
-      </w:r>
-    </w:p>
-    <w:p>
-      <w:r>
-        <w:t>404 提示并引导返回导航。</w:t>
-      </w:r>
-    </w:p>
-    <w:p>
-      <w:pPr>
-        <w:keepNext/>
-      </w:pPr>
-      <w:r>
-        <w:drawing>
-          <wp:inline xmlns:a="http://schemas.openxmlformats.org/drawingml/2006/main" xmlns:pic="http://schemas.openxmlformats.org/drawingml/2006/picture">
-            <wp:extent cx="5760000" cy="3866400"/>
-            <wp:docPr id="23" name="Picture 23"/>
-            <wp:cNvGraphicFramePr>
-              <a:graphicFrameLocks noChangeAspect="1"/>
-            </wp:cNvGraphicFramePr>
-            <a:graphic>
-              <a:graphicData uri="http://schemas.openxmlformats.org/drawingml/2006/picture">
-                <pic:pic>
-                  <pic:nvPicPr>
-                    <pic:cNvPr id="0" name="ui-22-not-found.png"/>
-                    <pic:cNvPicPr/>
-                  </pic:nvPicPr>
-                  <pic:blipFill>
-                    <a:blip r:embed="rId32"/>
-                    <a:stretch>
-                      <a:fillRect/>
-                    </a:stretch>
-                  </pic:blipFill>
-                  <pic:spPr>
-                    <a:xfrm>
-                      <a:off x="0" y="0"/>
-                      <a:ext cx="5760000" cy="3866400"/>
-                    </a:xfrm>
-                    <a:prstGeom prst="rect"/>
-                  </pic:spPr>
-                </pic:pic>
-              </a:graphicData>
-            </a:graphic>
-          </wp:inline>
-        </w:drawing>
-      </w:r>
-    </w:p>
-    <w:p>
-      <w:r>
-        <w:t>截图来源：本地实际运行（虚构演示数据），2026 年 10 月 22 日。</w:t>
+        <w:t>审计查询设计示意</w:t>
       </w:r>
     </w:p>
     <w:p>
       <w:pPr>
         <w:pStyle w:val="Heading1"/>
-        <w:pageBreakBefore/>
       </w:pPr>
       <w:r>
-        <w:t>6 部门管理员视角（信息中心）</w:t>
-      </w:r>
-    </w:p>
-    <w:p>
-      <w:pPr>
-        <w:pStyle w:val="Heading2"/>
-        <w:keepNext/>
-      </w:pPr>
-      <w:r>
-        <w:t>6.1 用户管理</w:t>
+        <w:t>6 OA 与异常反馈</w:t>
       </w:r>
     </w:p>
     <w:p>
       <w:r>
-        <w:t>只列出绑定部门的员工，没有新增用户和编辑入口。</w:t>
-      </w:r>
-    </w:p>
-    <w:p>
-      <w:pPr>
-        <w:keepNext/>
-      </w:pPr>
-      <w:r>
-        <w:drawing>
-          <wp:inline xmlns:a="http://schemas.openxmlformats.org/drawingml/2006/main" xmlns:pic="http://schemas.openxmlformats.org/drawingml/2006/picture">
-            <wp:extent cx="5760000" cy="3916800"/>
-            <wp:docPr id="24" name="Picture 24"/>
-            <wp:cNvGraphicFramePr>
-              <a:graphicFrameLocks noChangeAspect="1"/>
-            </wp:cNvGraphicFramePr>
-            <a:graphic>
-              <a:graphicData uri="http://schemas.openxmlformats.org/drawingml/2006/picture">
-                <pic:pic>
-                  <pic:nvPicPr>
-                    <pic:cNvPr id="0" name="ui-23-dept-users.png"/>
-                    <pic:cNvPicPr/>
-                  </pic:nvPicPr>
-                  <pic:blipFill>
-                    <a:blip r:embed="rId33"/>
-                    <a:stretch>
-                      <a:fillRect/>
-                    </a:stretch>
-                  </pic:blipFill>
-                  <pic:spPr>
-                    <a:xfrm>
-                      <a:off x="0" y="0"/>
-                      <a:ext cx="5760000" cy="3916800"/>
-                    </a:xfrm>
-                    <a:prstGeom prst="rect"/>
-                  </pic:spPr>
-                </pic:pic>
-              </a:graphicData>
-            </a:graphic>
-          </wp:inline>
-        </w:drawing>
-      </w:r>
-    </w:p>
-    <w:p>
-      <w:r>
-        <w:t>截图来源：本地实际运行（虚构演示数据），2026 年 10 月 22 日。</w:t>
-      </w:r>
-    </w:p>
-    <w:p>
-      <w:pPr>
-        <w:pStyle w:val="Heading2"/>
-        <w:keepNext/>
-      </w:pPr>
-      <w:r>
-        <w:t>6.2 部门会话</w:t>
-      </w:r>
-    </w:p>
-    <w:p>
-      <w:r>
-        <w:t>只看到本部门员工的会话。</w:t>
-      </w:r>
-    </w:p>
-    <w:p>
-      <w:pPr>
-        <w:keepNext/>
-      </w:pPr>
-      <w:r>
-        <w:drawing>
-          <wp:inline xmlns:a="http://schemas.openxmlformats.org/drawingml/2006/main" xmlns:pic="http://schemas.openxmlformats.org/drawingml/2006/picture">
-            <wp:extent cx="5760000" cy="3866400"/>
-            <wp:docPr id="25" name="Picture 25"/>
-            <wp:cNvGraphicFramePr>
-              <a:graphicFrameLocks noChangeAspect="1"/>
-            </wp:cNvGraphicFramePr>
-            <a:graphic>
-              <a:graphicData uri="http://schemas.openxmlformats.org/drawingml/2006/picture">
-                <pic:pic>
-                  <pic:nvPicPr>
-                    <pic:cNvPr id="0" name="ui-24-dept-sessions.png"/>
-                    <pic:cNvPicPr/>
-                  </pic:nvPicPr>
-                  <pic:blipFill>
-                    <a:blip r:embed="rId34"/>
-                    <a:stretch>
-                      <a:fillRect/>
-                    </a:stretch>
-                  </pic:blipFill>
-                  <pic:spPr>
-                    <a:xfrm>
-                      <a:off x="0" y="0"/>
-                      <a:ext cx="5760000" cy="3866400"/>
-                    </a:xfrm>
-                    <a:prstGeom prst="rect"/>
-                  </pic:spPr>
-                </pic:pic>
-              </a:graphicData>
-            </a:graphic>
-          </wp:inline>
-        </w:drawing>
-      </w:r>
-    </w:p>
-    <w:p>
-      <w:r>
-        <w:t>截图来源：本地实际运行（虚构演示数据），2026 年 10 月 22 日。</w:t>
-      </w:r>
-    </w:p>
-    <w:p>
-      <w:pPr>
-        <w:pStyle w:val="Heading2"/>
-        <w:keepNext/>
-      </w:pPr>
-      <w:r>
-        <w:t>6.3 操作日志</w:t>
-      </w:r>
-    </w:p>
-    <w:p>
-      <w:r>
-        <w:t>包含超级管理员对本部门员工的操作（新建外部人员、HR 入职）。</w:t>
-      </w:r>
-    </w:p>
-    <w:p>
-      <w:pPr>
-        <w:keepNext/>
-      </w:pPr>
-      <w:r>
-        <w:drawing>
-          <wp:inline xmlns:a="http://schemas.openxmlformats.org/drawingml/2006/main" xmlns:pic="http://schemas.openxmlformats.org/drawingml/2006/picture">
-            <wp:extent cx="5760000" cy="3866400"/>
-            <wp:docPr id="26" name="Picture 26"/>
-            <wp:cNvGraphicFramePr>
-              <a:graphicFrameLocks noChangeAspect="1"/>
-            </wp:cNvGraphicFramePr>
-            <a:graphic>
-              <a:graphicData uri="http://schemas.openxmlformats.org/drawingml/2006/picture">
-                <pic:pic>
-                  <pic:nvPicPr>
-                    <pic:cNvPr id="0" name="ui-25-dept-audit.png"/>
-                    <pic:cNvPicPr/>
-                  </pic:nvPicPr>
-                  <pic:blipFill>
-                    <a:blip r:embed="rId35"/>
-                    <a:stretch>
-                      <a:fillRect/>
-                    </a:stretch>
-                  </pic:blipFill>
-                  <pic:spPr>
-                    <a:xfrm>
-                      <a:off x="0" y="0"/>
-                      <a:ext cx="5760000" cy="3866400"/>
-                    </a:xfrm>
-                    <a:prstGeom prst="rect"/>
-                  </pic:spPr>
-                </pic:pic>
-              </a:graphicData>
-            </a:graphic>
-          </wp:inline>
-        </w:drawing>
-      </w:r>
-    </w:p>
-    <w:p>
-      <w:r>
-        <w:t>截图来源：本地实际运行（虚构演示数据），2026 年 10 月 22 日。</w:t>
+        <w:t>权限申请页展示 OA 登记的申请和当前结论，申请按钮打开已验收的 OA 入口，不在平台自建审批流。未配置入口时提示联系管理员。登录失效可尝试刷新；刷新失败返回登录；403 保留会话并提示权限不足；409 提醒刷新数据。保存时禁用重复提交按钮。</w:t>
       </w:r>
     </w:p>
     <w:p>
       <w:pPr>
         <w:pStyle w:val="Heading1"/>
-        <w:pageBreakBefore/>
       </w:pPr>
       <w:r>
-        <w:t>7 普通用户视角</w:t>
-      </w:r>
-    </w:p>
-    <w:p>
-      <w:pPr>
-        <w:pStyle w:val="Heading2"/>
-        <w:keepNext/>
-      </w:pPr>
-      <w:r>
-        <w:t>7.1 我的权限</w:t>
+        <w:t>7 界面验收边界</w:t>
       </w:r>
     </w:p>
     <w:p>
       <w:r>
-        <w:t>侧栏只有本人可见页面；有效权限为全部启用角色的并集。</w:t>
-      </w:r>
-    </w:p>
-    <w:p>
-      <w:pPr>
-        <w:keepNext/>
-      </w:pPr>
-      <w:r>
-        <w:drawing>
-          <wp:inline xmlns:a="http://schemas.openxmlformats.org/drawingml/2006/main" xmlns:pic="http://schemas.openxmlformats.org/drawingml/2006/picture">
-            <wp:extent cx="5760000" cy="3916800"/>
-            <wp:docPr id="27" name="Picture 27"/>
-            <wp:cNvGraphicFramePr>
-              <a:graphicFrameLocks noChangeAspect="1"/>
-            </wp:cNvGraphicFramePr>
-            <a:graphic>
-              <a:graphicData uri="http://schemas.openxmlformats.org/drawingml/2006/picture">
-                <pic:pic>
-                  <pic:nvPicPr>
-                    <pic:cNvPr id="0" name="ui-26-my-permissions.png"/>
-                    <pic:cNvPicPr/>
-                  </pic:nvPicPr>
-                  <pic:blipFill>
-                    <a:blip r:embed="rId36"/>
-                    <a:stretch>
-                      <a:fillRect/>
-                    </a:stretch>
-                  </pic:blipFill>
-                  <pic:spPr>
-                    <a:xfrm>
-                      <a:off x="0" y="0"/>
-                      <a:ext cx="5760000" cy="3916800"/>
-                    </a:xfrm>
-                    <a:prstGeom prst="rect"/>
-                  </pic:spPr>
-                </pic:pic>
-              </a:graphicData>
-            </a:graphic>
-          </wp:inline>
-        </w:drawing>
-      </w:r>
-    </w:p>
-    <w:p>
-      <w:r>
-        <w:t>截图来源：本地实际运行（虚构演示数据），2026 年 10 月 22 日。</w:t>
-      </w:r>
-    </w:p>
-    <w:p>
-      <w:pPr>
-        <w:pStyle w:val="Heading2"/>
-        <w:keepNext/>
-      </w:pPr>
-      <w:r>
-        <w:t>7.2 报销权限演示</w:t>
-      </w:r>
-    </w:p>
-    <w:p>
-      <w:r>
-        <w:t>持有 expense:list，受保护接口返回 200。</w:t>
-      </w:r>
-    </w:p>
-    <w:p>
-      <w:pPr>
-        <w:keepNext/>
-      </w:pPr>
-      <w:r>
-        <w:drawing>
-          <wp:inline xmlns:a="http://schemas.openxmlformats.org/drawingml/2006/main" xmlns:pic="http://schemas.openxmlformats.org/drawingml/2006/picture">
-            <wp:extent cx="5760000" cy="3866400"/>
-            <wp:docPr id="28" name="Picture 28"/>
-            <wp:cNvGraphicFramePr>
-              <a:graphicFrameLocks noChangeAspect="1"/>
-            </wp:cNvGraphicFramePr>
-            <a:graphic>
-              <a:graphicData uri="http://schemas.openxmlformats.org/drawingml/2006/picture">
-                <pic:pic>
-                  <pic:nvPicPr>
-                    <pic:cNvPr id="0" name="ui-27-expenses.png"/>
-                    <pic:cNvPicPr/>
-                  </pic:nvPicPr>
-                  <pic:blipFill>
-                    <a:blip r:embed="rId37"/>
-                    <a:stretch>
-                      <a:fillRect/>
-                    </a:stretch>
-                  </pic:blipFill>
-                  <pic:spPr>
-                    <a:xfrm>
-                      <a:off x="0" y="0"/>
-                      <a:ext cx="5760000" cy="3866400"/>
-                    </a:xfrm>
-                    <a:prstGeom prst="rect"/>
-                  </pic:spPr>
-                </pic:pic>
-              </a:graphicData>
-            </a:graphic>
-          </wp:inline>
-        </w:drawing>
-      </w:r>
-    </w:p>
-    <w:p>
-      <w:r>
-        <w:t>截图来源：本地实际运行（虚构演示数据），2026 年 10 月 22 日。</w:t>
-      </w:r>
-    </w:p>
-    <w:p>
-      <w:pPr>
-        <w:pStyle w:val="Heading2"/>
-        <w:keepNext/>
-      </w:pPr>
-      <w:r>
-        <w:t>7.3 权限申请</w:t>
-      </w:r>
-    </w:p>
-    <w:p>
-      <w:r>
-        <w:t>本人申请记录与 OA 审批状态。</w:t>
-      </w:r>
-    </w:p>
-    <w:p>
-      <w:pPr>
-        <w:keepNext/>
-      </w:pPr>
-      <w:r>
-        <w:drawing>
-          <wp:inline xmlns:a="http://schemas.openxmlformats.org/drawingml/2006/main" xmlns:pic="http://schemas.openxmlformats.org/drawingml/2006/picture">
-            <wp:extent cx="5760000" cy="3866400"/>
-            <wp:docPr id="29" name="Picture 29"/>
-            <wp:cNvGraphicFramePr>
-              <a:graphicFrameLocks noChangeAspect="1"/>
-            </wp:cNvGraphicFramePr>
-            <a:graphic>
-              <a:graphicData uri="http://schemas.openxmlformats.org/drawingml/2006/picture">
-                <pic:pic>
-                  <pic:nvPicPr>
-                    <pic:cNvPr id="0" name="ui-28-applications.png"/>
-                    <pic:cNvPicPr/>
-                  </pic:nvPicPr>
-                  <pic:blipFill>
-                    <a:blip r:embed="rId38"/>
-                    <a:stretch>
-                      <a:fillRect/>
-                    </a:stretch>
-                  </pic:blipFill>
-                  <pic:spPr>
-                    <a:xfrm>
-                      <a:off x="0" y="0"/>
-                      <a:ext cx="5760000" cy="3866400"/>
-                    </a:xfrm>
-                    <a:prstGeom prst="rect"/>
-                  </pic:spPr>
-                </pic:pic>
-              </a:graphicData>
-            </a:graphic>
-          </wp:inline>
-        </w:drawing>
-      </w:r>
-    </w:p>
-    <w:p>
-      <w:r>
-        <w:t>截图来源：本地实际运行（虚构演示数据），2026 年 10 月 22 日。</w:t>
-      </w:r>
-    </w:p>
-    <w:p>
-      <w:pPr>
-        <w:pStyle w:val="Heading2"/>
-        <w:keepNext/>
-      </w:pPr>
-      <w:r>
-        <w:t>7.4 访问受限</w:t>
-      </w:r>
-    </w:p>
-    <w:p>
-      <w:r>
-        <w:t>直接访问管理页面显示 403，登录状态保留。</w:t>
-      </w:r>
-    </w:p>
-    <w:p>
-      <w:pPr>
-        <w:keepNext/>
-      </w:pPr>
-      <w:r>
-        <w:drawing>
-          <wp:inline xmlns:a="http://schemas.openxmlformats.org/drawingml/2006/main" xmlns:pic="http://schemas.openxmlformats.org/drawingml/2006/picture">
-            <wp:extent cx="5760000" cy="3866400"/>
-            <wp:docPr id="30" name="Picture 30"/>
-            <wp:cNvGraphicFramePr>
-              <a:graphicFrameLocks noChangeAspect="1"/>
-            </wp:cNvGraphicFramePr>
-            <a:graphic>
-              <a:graphicData uri="http://schemas.openxmlformats.org/drawingml/2006/picture">
-                <pic:pic>
-                  <pic:nvPicPr>
-                    <pic:cNvPr id="0" name="ui-29-forbidden.png"/>
-                    <pic:cNvPicPr/>
-                  </pic:nvPicPr>
-                  <pic:blipFill>
-                    <a:blip r:embed="rId39"/>
-                    <a:stretch>
-                      <a:fillRect/>
-                    </a:stretch>
-                  </pic:blipFill>
-                  <pic:spPr>
-                    <a:xfrm>
-                      <a:off x="0" y="0"/>
-                      <a:ext cx="5760000" cy="3866400"/>
-                    </a:xfrm>
-                    <a:prstGeom prst="rect"/>
-                  </pic:spPr>
-                </pic:pic>
-              </a:graphicData>
-            </a:graphic>
-          </wp:inline>
-        </w:drawing>
-      </w:r>
-    </w:p>
-    <w:p>
-      <w:r>
-        <w:t>截图来源：本地实际运行（虚构演示数据），2026 年 10 月 22 日。</w:t>
+        <w:t>本次前端通过 TypeScript 类型检查与生产构建。没有逐页运行点击或连接企业 OA/HR 验收。示意图用于设计沟通，旧 screenshots 目录中的图片只反映旧提交。</w:t>
       </w:r>
     </w:p>
     <w:sectPr>
       <w:footerReference w:type="default" r:id="rId9"/>
-      <w:pgSz w:w="12240" w:h="15840"/>
+      <w:pgSz w:w="11906" w:h="16838"/>
       <w:pgMar w:top="1020" w:right="1134" w:bottom="1020" w:left="1134" w:header="720" w:footer="720" w:gutter="0"/>
       <w:cols w:space="720"/>
       <w:docGrid w:linePitch="360"/>
@@ -5883,7 +692,6 @@
       <w:pStyle w:val="Footer"/>
       <w:jc w:val="right"/>
     </w:pPr>
-    <w:r/>
     <w:fldSimple w:instr="PAGE"/>
   </w:p>
 </w:ftr>
@@ -6253,13 +1061,12 @@
     <w:qFormat/>
     <w:rsid w:val="00FC693F"/>
     <w:pPr>
-      <w:spacing w:line="283" w:lineRule="auto" w:after="120"/>
+      <w:spacing w:after="120" w:line="276" w:lineRule="auto"/>
     </w:pPr>
     <w:rPr>
-      <w:rFonts w:ascii="Microsoft YaHei" w:hAnsi="Microsoft YaHei" w:eastAsia="Microsoft YaHei"/>
-      <w:i w:val="0"/>
+      <w:rFonts w:ascii="Arial Unicode MS" w:hAnsi="Arial Unicode MS" w:eastAsia="Arial Unicode MS"/>
       <w:color w:val="000000"/>
-      <w:sz w:val="22"/>
+      <w:sz w:val="21"/>
     </w:rPr>
   </w:style>
   <w:style w:type="paragraph" w:styleId="Header">
@@ -6317,16 +1124,15 @@
     <w:pPr>
       <w:keepNext/>
       <w:keepLines/>
-      <w:spacing w:before="480" w:after="0"/>
+      <w:spacing w:before="480" w:after="120"/>
       <w:outlineLvl w:val="0"/>
     </w:pPr>
     <w:rPr>
-      <w:rFonts w:asciiTheme="majorHAnsi" w:eastAsiaTheme="majorEastAsia" w:hAnsiTheme="majorHAnsi" w:cstheme="majorBidi" w:ascii="Microsoft YaHei" w:hAnsi="Microsoft YaHei" w:eastAsia="Microsoft YaHei"/>
+      <w:rFonts w:asciiTheme="majorHAnsi" w:eastAsiaTheme="majorEastAsia" w:hAnsiTheme="majorHAnsi" w:cstheme="majorBidi" w:ascii="Arial Unicode MS" w:hAnsi="Arial Unicode MS" w:eastAsia="Arial Unicode MS"/>
       <w:b/>
       <w:bCs/>
-      <w:i w:val="0"/>
       <w:color w:val="000000"/>
-      <w:sz w:val="32"/>
+      <w:sz w:val="30"/>
       <w:szCs w:val="28"/>
     </w:rPr>
   </w:style>
@@ -6342,14 +1148,13 @@
     <w:pPr>
       <w:keepNext/>
       <w:keepLines/>
-      <w:spacing w:before="200" w:after="0"/>
+      <w:spacing w:before="200" w:after="120"/>
       <w:outlineLvl w:val="1"/>
     </w:pPr>
     <w:rPr>
-      <w:rFonts w:asciiTheme="majorHAnsi" w:eastAsiaTheme="majorEastAsia" w:hAnsiTheme="majorHAnsi" w:cstheme="majorBidi" w:ascii="Microsoft YaHei" w:hAnsi="Microsoft YaHei" w:eastAsia="Microsoft YaHei"/>
+      <w:rFonts w:asciiTheme="majorHAnsi" w:eastAsiaTheme="majorEastAsia" w:hAnsiTheme="majorHAnsi" w:cstheme="majorBidi" w:ascii="Arial Unicode MS" w:hAnsi="Arial Unicode MS" w:eastAsia="Arial Unicode MS"/>
       <w:b/>
       <w:bCs/>
-      <w:i w:val="0"/>
       <w:color w:val="000000"/>
       <w:sz w:val="24"/>
       <w:szCs w:val="26"/>
@@ -6367,15 +1172,15 @@
     <w:pPr>
       <w:keepNext/>
       <w:keepLines/>
-      <w:spacing w:before="200" w:after="0"/>
+      <w:spacing w:before="200" w:after="120"/>
       <w:outlineLvl w:val="2"/>
     </w:pPr>
     <w:rPr>
-      <w:rFonts w:asciiTheme="majorHAnsi" w:eastAsiaTheme="majorEastAsia" w:hAnsiTheme="majorHAnsi" w:cstheme="majorBidi" w:ascii="Microsoft YaHei" w:hAnsi="Microsoft YaHei" w:eastAsia="Microsoft YaHei"/>
+      <w:rFonts w:asciiTheme="majorHAnsi" w:eastAsiaTheme="majorEastAsia" w:hAnsiTheme="majorHAnsi" w:cstheme="majorBidi" w:ascii="Arial Unicode MS" w:hAnsi="Arial Unicode MS" w:eastAsia="Arial Unicode MS"/>
       <w:b/>
       <w:bCs/>
-      <w:i w:val="0"/>
       <w:color w:val="000000"/>
+      <w:sz w:val="22"/>
     </w:rPr>
   </w:style>
   <w:style w:type="paragraph" w:styleId="Heading4">
@@ -6606,12 +1411,11 @@
     <w:qFormat/>
     <w:rsid w:val="00FC693F"/>
     <w:pPr>
-      <w:spacing w:after="300" w:line="240" w:lineRule="auto"/>
+      <w:spacing w:after="120" w:line="240" w:lineRule="auto"/>
       <w:contextualSpacing/>
     </w:pPr>
     <w:rPr>
-      <w:rFonts w:asciiTheme="majorHAnsi" w:eastAsiaTheme="majorEastAsia" w:hAnsiTheme="majorHAnsi" w:cstheme="majorBidi" w:ascii="Microsoft YaHei" w:hAnsi="Microsoft YaHei" w:eastAsia="Microsoft YaHei"/>
-      <w:i w:val="0"/>
+      <w:rFonts w:asciiTheme="majorHAnsi" w:eastAsiaTheme="majorEastAsia" w:hAnsiTheme="majorHAnsi" w:cstheme="majorBidi" w:ascii="Arial Unicode MS" w:hAnsi="Arial Unicode MS" w:eastAsia="Arial Unicode MS"/>
       <w:color w:val="000000"/>
       <w:spacing w:val="5"/>
       <w:kern w:val="28"/>
@@ -6646,14 +1450,15 @@
       <w:numPr>
         <w:ilvl w:val="1"/>
       </w:numPr>
+      <w:spacing w:after="120"/>
     </w:pPr>
     <w:rPr>
-      <w:rFonts w:asciiTheme="majorHAnsi" w:eastAsiaTheme="majorEastAsia" w:hAnsiTheme="majorHAnsi" w:cstheme="majorBidi" w:ascii="Microsoft YaHei" w:hAnsi="Microsoft YaHei" w:eastAsia="Microsoft YaHei"/>
-      <w:i w:val="0"/>
+      <w:rFonts w:asciiTheme="majorHAnsi" w:eastAsiaTheme="majorEastAsia" w:hAnsiTheme="majorHAnsi" w:cstheme="majorBidi" w:ascii="Arial Unicode MS" w:hAnsi="Arial Unicode MS" w:eastAsia="Arial Unicode MS"/>
+      <w:i/>
       <w:iCs/>
       <w:color w:val="000000"/>
       <w:spacing w:val="15"/>
-      <w:sz w:val="24"/>
+      <w:sz w:val="22"/>
       <w:szCs w:val="24"/>
     </w:rPr>
   </w:style>

--- a/docs/phase-one/02-界面原型文档.docx
+++ b/docs/phase-one/02-界面原型文档.docx
@@ -33,7 +33,7 @@
         <w:pStyle w:val="Subtitle"/>
       </w:pPr>
       <w:r>
-        <w:t>依据 DOC 01 V1.0 原始需求  本次未运行项目测试</w:t>
+        <w:t>依据 DOC 01 V1.0 原始需求  本次未运行项目测试套件  接口联调另有记录</w:t>
       </w:r>
     </w:p>
     <w:p>
@@ -658,7 +658,7 @@
     </w:p>
     <w:p>
       <w:r>
-        <w:t>权限申请页展示 OA 登记的申请和当前结论，申请按钮打开已验收的 OA 入口，不在平台自建审批流。未配置入口时提示联系管理员。登录失效可尝试刷新；刷新失败返回登录；403 保留会话并提示权限不足；409 提醒刷新数据。保存时禁用重复提交按钮。</w:t>
+        <w:t>权限申请页展示 OA 登记的申请和当前结论，申请按钮打开已验收的 OA 入口，不在平台自建审批流，旧的直接创建申请 POST 接口已删除，本人状态 GET 查询保留。未配置入口时提示联系管理员。登录失效可尝试刷新；刷新失败返回登录；403 保留会话并提示权限不足；409 提醒刷新数据。保存时禁用重复提交按钮。</w:t>
       </w:r>
     </w:p>
     <w:p>
